--- a/docs/Afidhu_DISSERTATION_01_mobile.docx
+++ b/docs/Afidhu_DISSERTATION_01_mobile.docx
@@ -1,10 +1,10 @@
 
 <file path=word/document.xml><?xml version="1.0" encoding="utf-8"?>
-<w:document xmlns:wpc="http://schemas.microsoft.com/office/word/2010/wordprocessingCanvas" xmlns:cx="http://schemas.microsoft.com/office/drawing/2014/chartex" xmlns:cx1="http://schemas.microsoft.com/office/drawing/2015/9/8/chartex" xmlns:cx2="http://schemas.microsoft.com/office/drawing/2015/10/21/chartex" xmlns:cx3="http://schemas.microsoft.com/office/drawing/2016/5/9/chartex" xmlns:cx4="http://schemas.microsoft.com/office/drawing/2016/5/10/chartex" xmlns:cx5="http://schemas.microsoft.com/office/drawing/2016/5/11/chartex" xmlns:cx6="http://schemas.microsoft.com/office/drawing/2016/5/12/chartex" xmlns:cx7="http://schemas.microsoft.com/office/drawing/2016/5/13/chartex" xmlns:cx8="http://schemas.microsoft.com/office/drawing/2016/5/14/chartex" xmlns:mc="http://schemas.openxmlformats.org/markup-compatibility/2006" xmlns:aink="http://schemas.microsoft.com/office/drawing/2016/ink" xmlns:am3d="http://schemas.microsoft.com/office/drawing/2017/model3d" xmlns:o="urn:schemas-microsoft-com:office:office" xmlns:oel="http://schemas.microsoft.com/office/2019/extlst" xmlns:r="http://schemas.openxmlformats.org/officeDocument/2006/relationships" xmlns:m="http://schemas.openxmlformats.org/officeDocument/2006/math" xmlns:v="urn:schemas-microsoft-com:vml" xmlns:wp14="http://schemas.microsoft.com/office/word/2010/wordprocessingDrawing" xmlns:wp="http://schemas.openxmlformats.org/drawingml/2006/wordprocessingDrawing" xmlns:w10="urn:schemas-microsoft-com:office:word" xmlns:w="http://schemas.openxmlformats.org/wordprocessingml/2006/main" xmlns:w14="http://schemas.microsoft.com/office/word/2010/wordml" xmlns:w15="http://schemas.microsoft.com/office/word/2012/wordml" xmlns:w16cex="http://schemas.microsoft.com/office/word/2018/wordml/cex" xmlns:w16cid="http://schemas.microsoft.com/office/word/2016/wordml/cid" xmlns:w16="http://schemas.microsoft.com/office/word/2018/wordml" xmlns:w16du="http://schemas.microsoft.com/office/word/2023/wordml/word16du" xmlns:w16sdtdh="http://schemas.microsoft.com/office/word/2020/wordml/sdtdatahash" xmlns:w16sdtfl="http://schemas.microsoft.com/office/word/2024/wordml/sdtformatlock" xmlns:w16se="http://schemas.microsoft.com/office/word/2015/wordml/symex" xmlns:wpg="http://schemas.microsoft.com/office/word/2010/wordprocessingGroup" xmlns:wpi="http://schemas.microsoft.com/office/word/2010/wordprocessingInk" xmlns:wne="http://schemas.microsoft.com/office/word/2006/wordml" xmlns:wps="http://schemas.microsoft.com/office/word/2010/wordprocessingShape" mc:Ignorable="w14 w15 w16se w16cid w16 w16cex w16sdtdh w16sdtfl w16du wp14">
+<w:document xmlns:wpc="http://schemas.microsoft.com/office/word/2010/wordprocessingCanvas" xmlns:cx="http://schemas.microsoft.com/office/drawing/2014/chartex" xmlns:cx1="http://schemas.microsoft.com/office/drawing/2015/9/8/chartex" xmlns:cx2="http://schemas.microsoft.com/office/drawing/2015/10/21/chartex" xmlns:cx3="http://schemas.microsoft.com/office/drawing/2016/5/9/chartex" xmlns:cx4="http://schemas.microsoft.com/office/drawing/2016/5/10/chartex" xmlns:cx5="http://schemas.microsoft.com/office/drawing/2016/5/11/chartex" xmlns:cx6="http://schemas.microsoft.com/office/drawing/2016/5/12/chartex" xmlns:cx7="http://schemas.microsoft.com/office/drawing/2016/5/13/chartex" xmlns:cx8="http://schemas.microsoft.com/office/drawing/2016/5/14/chartex" xmlns:mc="http://schemas.openxmlformats.org/markup-compatibility/2006" xmlns:aink="http://schemas.microsoft.com/office/drawing/2016/ink" xmlns:am3d="http://schemas.microsoft.com/office/drawing/2017/model3d" xmlns:o="urn:schemas-microsoft-com:office:office" xmlns:oel="http://schemas.microsoft.com/office/2019/extlst" xmlns:r="http://schemas.openxmlformats.org/officeDocument/2006/relationships" xmlns:m="http://schemas.openxmlformats.org/officeDocument/2006/math" xmlns:v="urn:schemas-microsoft-com:vml" xmlns:wp14="http://schemas.microsoft.com/office/word/2010/wordprocessingDrawing" xmlns:wp="http://schemas.openxmlformats.org/drawingml/2006/wordprocessingDrawing" xmlns:w10="urn:schemas-microsoft-com:office:word" xmlns:w="http://schemas.openxmlformats.org/wordprocessingml/2006/main" xmlns:w14="http://schemas.microsoft.com/office/word/2010/wordml" xmlns:w15="http://schemas.microsoft.com/office/word/2012/wordml" xmlns:w16cei="http://schemas.microsoft.com/office/word/2026/wordml/cei" xmlns:w16cex="http://schemas.microsoft.com/office/word/2018/wordml/cex" xmlns:w16cid="http://schemas.microsoft.com/office/word/2016/wordml/cid" xmlns:w16="http://schemas.microsoft.com/office/word/2018/wordml" xmlns:w16du="http://schemas.microsoft.com/office/word/2023/wordml/word16du" xmlns:w16sdtdh="http://schemas.microsoft.com/office/word/2020/wordml/sdtdatahash" xmlns:w16sdtfl="http://schemas.microsoft.com/office/word/2024/wordml/sdtformatlock" xmlns:w16se="http://schemas.microsoft.com/office/word/2015/wordml/symex" xmlns:wpg="http://schemas.microsoft.com/office/word/2010/wordprocessingGroup" xmlns:wpi="http://schemas.microsoft.com/office/word/2010/wordprocessingInk" xmlns:wne="http://schemas.microsoft.com/office/word/2006/wordml" xmlns:wps="http://schemas.microsoft.com/office/word/2010/wordprocessingShape" mc:Ignorable="w14 w15 w16se w16cid w16 w16cex w16sdtdh w16sdtfl w16du wp14">
   <w:body>
     <w:p>
       <w:pPr>
-        <w:spacing w:line="360" w:lineRule="auto"/>
+        <w:spacing w:line="240" w:lineRule="auto"/>
         <w:jc w:val="center"/>
         <w:rPr>
           <w:rFonts w:ascii="Times New Roman" w:hAnsi="Times New Roman" w:cs="Times New Roman"/>
@@ -42,7 +42,7 @@
     </w:p>
     <w:p>
       <w:pPr>
-        <w:spacing w:line="360" w:lineRule="auto"/>
+        <w:spacing w:line="240" w:lineRule="auto"/>
         <w:jc w:val="center"/>
         <w:rPr>
           <w:rStyle w:val="fontstyle01"/>
@@ -115,14 +115,26 @@
         </w:rPr>
         <w:br w:type="textWrapping" w:clear="all"/>
       </w:r>
-      <w:r>
+    </w:p>
+    <w:p>
+      <w:pPr>
+        <w:spacing w:line="240" w:lineRule="auto"/>
+        <w:jc w:val="center"/>
         <w:rPr>
           <w:rStyle w:val="fontstyle01"/>
           <w:color w:val="000000" w:themeColor="text1"/>
         </w:rPr>
-        <w:br w:type="textWrapping" w:clear="all"/>
-        <w:t>By</w:t>
-      </w:r>
+      </w:pPr>
+    </w:p>
+    <w:p>
+      <w:pPr>
+        <w:spacing w:line="240" w:lineRule="auto"/>
+        <w:jc w:val="center"/>
+        <w:rPr>
+          <w:rStyle w:val="fontstyle01"/>
+          <w:color w:val="000000" w:themeColor="text1"/>
+        </w:rPr>
+      </w:pPr>
     </w:p>
     <w:p>
       <w:pPr>
@@ -133,47 +145,62 @@
           <w:color w:val="000000" w:themeColor="text1"/>
         </w:rPr>
       </w:pPr>
-      <w:r>
+    </w:p>
+    <w:p>
+      <w:pPr>
+        <w:spacing w:line="360" w:lineRule="auto"/>
+        <w:jc w:val="center"/>
         <w:rPr>
           <w:rStyle w:val="fontstyle01"/>
           <w:color w:val="000000" w:themeColor="text1"/>
         </w:rPr>
-        <w:t>Matata, Afidhu Nurudini</w:t>
-      </w:r>
-      <w:r>
+      </w:pPr>
+    </w:p>
+    <w:p>
+      <w:pPr>
+        <w:spacing w:line="360" w:lineRule="auto"/>
+        <w:jc w:val="center"/>
         <w:rPr>
           <w:rStyle w:val="fontstyle01"/>
           <w:color w:val="000000" w:themeColor="text1"/>
         </w:rPr>
-        <w:br w:type="textWrapping" w:clear="all"/>
-      </w:r>
-      <w:r>
+      </w:pPr>
+    </w:p>
+    <w:p>
+      <w:pPr>
+        <w:spacing w:line="360" w:lineRule="auto"/>
+        <w:jc w:val="center"/>
         <w:rPr>
           <w:rStyle w:val="fontstyle01"/>
           <w:color w:val="000000" w:themeColor="text1"/>
         </w:rPr>
-        <w:br w:type="textWrapping" w:clear="all"/>
-      </w:r>
-      <w:r>
+      </w:pPr>
+    </w:p>
+    <w:p>
+      <w:pPr>
+        <w:spacing w:line="360" w:lineRule="auto"/>
+        <w:jc w:val="center"/>
         <w:rPr>
           <w:rStyle w:val="fontstyle01"/>
           <w:color w:val="000000" w:themeColor="text1"/>
         </w:rPr>
-        <w:br w:type="textWrapping" w:clear="all"/>
-      </w:r>
-      <w:r>
+      </w:pPr>
+    </w:p>
+    <w:p>
+      <w:pPr>
+        <w:spacing w:line="360" w:lineRule="auto"/>
+        <w:jc w:val="center"/>
         <w:rPr>
           <w:rStyle w:val="fontstyle01"/>
           <w:color w:val="000000" w:themeColor="text1"/>
         </w:rPr>
-        <w:br w:type="textWrapping" w:clear="all"/>
-      </w:r>
+      </w:pPr>
       <w:r>
         <w:rPr>
           <w:rStyle w:val="fontstyle01"/>
           <w:color w:val="000000" w:themeColor="text1"/>
         </w:rPr>
-        <w:br w:type="textWrapping" w:clear="all"/>
+        <w:t>Matata, Afidhu Nurudini</w:t>
       </w:r>
       <w:r>
         <w:rPr>
@@ -283,6 +310,17 @@
           <w:color w:val="000000" w:themeColor="text1"/>
         </w:rPr>
       </w:pPr>
+      <w:r>
+        <w:rPr>
+          <w:rFonts w:ascii="Times New Roman" w:hAnsi="Times New Roman" w:cs="Times New Roman"/>
+          <w:b/>
+          <w:bCs/>
+          <w:color w:val="000000" w:themeColor="text1"/>
+          <w:sz w:val="24"/>
+          <w:szCs w:val="24"/>
+        </w:rPr>
+        <w:t>BSc (Information Systems Management) Dissertation</w:t>
+      </w:r>
       <w:r>
         <w:rPr>
           <w:rStyle w:val="fontstyle01"/>
@@ -315,7 +353,14 @@
           <w:rStyle w:val="fontstyle01"/>
           <w:color w:val="000000" w:themeColor="text1"/>
         </w:rPr>
-        <w:t>July 2026</w:t>
+        <w:t>August</w:t>
+      </w:r>
+      <w:r>
+        <w:rPr>
+          <w:rStyle w:val="fontstyle01"/>
+          <w:color w:val="000000" w:themeColor="text1"/>
+        </w:rPr>
+        <w:t xml:space="preserve"> 2026</w:t>
       </w:r>
     </w:p>
     <w:p>
@@ -426,13 +471,16 @@
         </w:rPr>
         <w:br w:type="textWrapping" w:clear="all"/>
       </w:r>
-      <w:r>
+    </w:p>
+    <w:p>
+      <w:pPr>
+        <w:spacing w:line="360" w:lineRule="auto"/>
+        <w:jc w:val="center"/>
         <w:rPr>
           <w:rStyle w:val="fontstyle01"/>
           <w:color w:val="000000" w:themeColor="text1"/>
         </w:rPr>
-        <w:br w:type="textWrapping" w:clear="all"/>
-      </w:r>
+      </w:pPr>
       <w:r>
         <w:rPr>
           <w:rStyle w:val="fontstyle01"/>
@@ -445,6 +493,13 @@
           <w:rStyle w:val="fontstyle01"/>
           <w:color w:val="000000" w:themeColor="text1"/>
         </w:rPr>
+        <w:br w:type="textWrapping" w:clear="all"/>
+      </w:r>
+      <w:r>
+        <w:rPr>
+          <w:rStyle w:val="fontstyle01"/>
+          <w:color w:val="000000" w:themeColor="text1"/>
+        </w:rPr>
         <w:t>By</w:t>
       </w:r>
     </w:p>
@@ -520,47 +575,50 @@
         </w:rPr>
         <w:br w:type="textWrapping" w:clear="all"/>
       </w:r>
-      <w:r>
+    </w:p>
+    <w:p>
+      <w:pPr>
+        <w:spacing w:line="360" w:lineRule="auto"/>
+        <w:jc w:val="center"/>
         <w:rPr>
           <w:rStyle w:val="fontstyle01"/>
           <w:color w:val="000000" w:themeColor="text1"/>
         </w:rPr>
-        <w:br w:type="textWrapping" w:clear="all"/>
-      </w:r>
+      </w:pPr>
       <w:r>
         <w:rPr>
           <w:rStyle w:val="fontstyle01"/>
           <w:color w:val="000000" w:themeColor="text1"/>
         </w:rPr>
-        <w:t>A Dissertation Submitted</w:t>
+        <w:br w:type="textWrapping" w:clear="all"/>
       </w:r>
       <w:r>
         <w:rPr>
           <w:rStyle w:val="fontstyle01"/>
           <w:color w:val="000000" w:themeColor="text1"/>
         </w:rPr>
-        <w:t xml:space="preserve"> in fulfillment of the requirements for the degree of Bachelor of Science </w:t>
+        <w:t>A Dissertation Submitted</w:t>
       </w:r>
       <w:r>
         <w:rPr>
           <w:rStyle w:val="fontstyle01"/>
           <w:color w:val="000000" w:themeColor="text1"/>
         </w:rPr>
-        <w:t>Information system management</w:t>
+        <w:t xml:space="preserve"> in fulfillment of the requirements for the degree of Bachelor of Science </w:t>
       </w:r>
       <w:r>
         <w:rPr>
           <w:rStyle w:val="fontstyle01"/>
           <w:color w:val="000000" w:themeColor="text1"/>
         </w:rPr>
-        <w:t xml:space="preserve"> of Ardhi University</w:t>
+        <w:t>Information system management</w:t>
       </w:r>
       <w:r>
         <w:rPr>
           <w:rStyle w:val="fontstyle01"/>
           <w:color w:val="000000" w:themeColor="text1"/>
         </w:rPr>
-        <w:br w:type="textWrapping" w:clear="all"/>
+        <w:t xml:space="preserve"> of Ardhi University</w:t>
       </w:r>
       <w:r>
         <w:rPr>
@@ -630,35 +688,21 @@
           <w:rStyle w:val="fontstyle01"/>
           <w:color w:val="000000" w:themeColor="text1"/>
         </w:rPr>
-        <w:br w:type="textWrapping" w:clear="all"/>
+        <w:t>Ardhi University</w:t>
       </w:r>
       <w:r>
         <w:rPr>
           <w:rStyle w:val="fontstyle01"/>
           <w:color w:val="000000" w:themeColor="text1"/>
         </w:rPr>
-        <w:t>Ardhi University</w:t>
+        <w:br w:type="textWrapping" w:clear="all"/>
       </w:r>
       <w:r>
         <w:rPr>
           <w:rStyle w:val="fontstyle01"/>
           <w:color w:val="000000" w:themeColor="text1"/>
         </w:rPr>
-        <w:br w:type="textWrapping" w:clear="all"/>
-      </w:r>
-      <w:r>
-        <w:rPr>
-          <w:rStyle w:val="fontstyle01"/>
-          <w:color w:val="000000" w:themeColor="text1"/>
-        </w:rPr>
-        <w:t>Ju</w:t>
-      </w:r>
-      <w:r>
-        <w:rPr>
-          <w:rStyle w:val="fontstyle01"/>
-          <w:color w:val="000000" w:themeColor="text1"/>
-        </w:rPr>
-        <w:t>ly</w:t>
+        <w:t>August</w:t>
       </w:r>
       <w:r>
         <w:rPr>
@@ -1837,7 +1881,23 @@
           <w:sz w:val="24"/>
           <w:szCs w:val="24"/>
         </w:rPr>
-        <w:t>Kamali Said</w:t>
+        <w:t>Said</w:t>
+      </w:r>
+      <w:r>
+        <w:rPr>
+          <w:rFonts w:ascii="Times New Roman" w:eastAsia="NimbusRomNo9L-Regu" w:hAnsi="Times New Roman" w:cs="Times New Roman"/>
+          <w:sz w:val="24"/>
+          <w:szCs w:val="24"/>
+        </w:rPr>
+        <w:t xml:space="preserve">i </w:t>
+      </w:r>
+      <w:r>
+        <w:rPr>
+          <w:rFonts w:ascii="Times New Roman" w:eastAsia="NimbusRomNo9L-Regu" w:hAnsi="Times New Roman" w:cs="Times New Roman"/>
+          <w:sz w:val="24"/>
+          <w:szCs w:val="24"/>
+        </w:rPr>
+        <w:t>Kamali</w:t>
       </w:r>
     </w:p>
     <w:p>
@@ -2275,15 +2335,47 @@
           <w:sz w:val="24"/>
           <w:szCs w:val="24"/>
         </w:rPr>
-        <w:t>Mr. Kamali Said</w:t>
-      </w:r>
-      <w:r>
-        <w:rPr>
-          <w:rFonts w:ascii="Times New Roman" w:hAnsi="Times New Roman" w:cs="Times New Roman"/>
-          <w:sz w:val="24"/>
-          <w:szCs w:val="24"/>
-        </w:rPr>
-        <w:t xml:space="preserve"> and Mr. Ibrahim </w:t>
+        <w:t xml:space="preserve">Mr. </w:t>
+      </w:r>
+      <w:r>
+        <w:rPr>
+          <w:rFonts w:ascii="Times New Roman" w:eastAsia="NimbusRomNo9L-Regu" w:hAnsi="Times New Roman" w:cs="Times New Roman"/>
+          <w:sz w:val="24"/>
+          <w:szCs w:val="24"/>
+        </w:rPr>
+        <w:t>Said</w:t>
+      </w:r>
+      <w:r>
+        <w:rPr>
+          <w:rFonts w:ascii="Times New Roman" w:eastAsia="NimbusRomNo9L-Regu" w:hAnsi="Times New Roman" w:cs="Times New Roman"/>
+          <w:sz w:val="24"/>
+          <w:szCs w:val="24"/>
+        </w:rPr>
+        <w:t>i</w:t>
+      </w:r>
+      <w:r>
+        <w:rPr>
+          <w:rFonts w:ascii="Times New Roman" w:hAnsi="Times New Roman" w:cs="Times New Roman"/>
+          <w:sz w:val="24"/>
+          <w:szCs w:val="24"/>
+        </w:rPr>
+        <w:t xml:space="preserve"> </w:t>
+      </w:r>
+      <w:r>
+        <w:rPr>
+          <w:rFonts w:ascii="Times New Roman" w:eastAsia="NimbusRomNo9L-Regu" w:hAnsi="Times New Roman" w:cs="Times New Roman"/>
+          <w:sz w:val="24"/>
+          <w:szCs w:val="24"/>
+        </w:rPr>
+        <w:t xml:space="preserve">Kamali </w:t>
+      </w:r>
+      <w:r>
+        <w:rPr>
+          <w:rFonts w:ascii="Times New Roman" w:hAnsi="Times New Roman" w:cs="Times New Roman"/>
+          <w:sz w:val="24"/>
+          <w:szCs w:val="24"/>
+        </w:rPr>
+        <w:t xml:space="preserve">and Mr. Ibrahim </w:t>
       </w:r>
       <w:r>
         <w:rPr>
@@ -3219,8 +3311,6 @@
       <w:r>
         <w:rPr>
           <w:rFonts w:ascii="Times New Roman" w:hAnsi="Times New Roman" w:cs="Times New Roman"/>
-          <w:i/>
-          <w:iCs/>
           <w:sz w:val="24"/>
           <w:szCs w:val="24"/>
         </w:rPr>
@@ -3232,17 +3322,7 @@
           <w:sz w:val="24"/>
           <w:szCs w:val="24"/>
         </w:rPr>
-        <w:t xml:space="preserve"> </w:t>
-      </w:r>
-      <w:r>
-        <w:rPr>
-          <w:rFonts w:ascii="Times New Roman" w:hAnsi="Times New Roman" w:cs="Times New Roman"/>
-          <w:i/>
-          <w:iCs/>
-          <w:sz w:val="24"/>
-          <w:szCs w:val="24"/>
-        </w:rPr>
-        <w:t>Integrated Compliance Tracking and Risk Management System for Facility Safety</w:t>
+        <w:t xml:space="preserve"> Integrated Compliance Tracking and Risk Management System for Facility Safety</w:t>
       </w:r>
       <w:r>
         <w:rPr>
@@ -3368,23 +3448,20 @@
           <w:pPr>
             <w:pStyle w:val="TOCHeading"/>
             <w:spacing w:line="360" w:lineRule="auto"/>
+            <w:jc w:val="center"/>
             <w:rPr>
-              <w:rFonts w:ascii="Times New Roman" w:hAnsi="Times New Roman" w:cs="Times New Roman"/>
-              <w:b/>
+              <w:rStyle w:val="Heading1Char"/>
+              <w:rFonts w:eastAsiaTheme="majorEastAsia"/>
               <w:color w:val="auto"/>
-              <w:sz w:val="24"/>
-              <w:szCs w:val="24"/>
             </w:rPr>
           </w:pPr>
           <w:r>
             <w:rPr>
-              <w:rFonts w:ascii="Times New Roman" w:hAnsi="Times New Roman" w:cs="Times New Roman"/>
-              <w:b/>
+              <w:rStyle w:val="Heading1Char"/>
+              <w:rFonts w:eastAsiaTheme="majorEastAsia"/>
               <w:color w:val="auto"/>
-              <w:sz w:val="24"/>
-              <w:szCs w:val="24"/>
             </w:rPr>
-            <w:t>Table of Contents</w:t>
+            <w:t>TABLE OF CONTENTS</w:t>
           </w:r>
         </w:p>
         <w:p>
@@ -3394,63 +3471,92 @@
             <w:rPr>
               <w:rFonts w:eastAsiaTheme="minorEastAsia"/>
               <w:b w:val="0"/>
+              <w:bCs/>
               <w:kern w:val="2"/>
               <w14:ligatures w14:val="standardContextual"/>
             </w:rPr>
           </w:pPr>
           <w:r>
+            <w:rPr>
+              <w:b w:val="0"/>
+              <w:bCs/>
+            </w:rPr>
             <w:fldChar w:fldCharType="begin"/>
           </w:r>
           <w:r>
+            <w:rPr>
+              <w:b w:val="0"/>
+              <w:bCs/>
+            </w:rPr>
             <w:instrText xml:space="preserve"> TOC \o "1-3" \h \z \u </w:instrText>
           </w:r>
           <w:r>
+            <w:rPr>
+              <w:b w:val="0"/>
+              <w:bCs/>
+            </w:rPr>
             <w:fldChar w:fldCharType="separate"/>
           </w:r>
           <w:hyperlink w:anchor="_Toc235359183" w:history="1">
             <w:r>
               <w:rPr>
                 <w:rStyle w:val="Hyperlink"/>
+                <w:b w:val="0"/>
+                <w:bCs/>
               </w:rPr>
               <w:t>DECLARATION</w:t>
             </w:r>
             <w:r>
               <w:rPr>
+                <w:b w:val="0"/>
+                <w:bCs/>
                 <w:webHidden/>
               </w:rPr>
               <w:tab/>
             </w:r>
             <w:r>
               <w:rPr>
+                <w:b w:val="0"/>
+                <w:bCs/>
                 <w:webHidden/>
               </w:rPr>
               <w:fldChar w:fldCharType="begin"/>
             </w:r>
             <w:r>
               <w:rPr>
+                <w:b w:val="0"/>
+                <w:bCs/>
                 <w:webHidden/>
               </w:rPr>
               <w:instrText xml:space="preserve"> PAGEREF _Toc235359183 \h </w:instrText>
             </w:r>
             <w:r>
               <w:rPr>
-                <w:webHidden/>
-              </w:rPr>
-            </w:r>
-            <w:r>
-              <w:rPr>
+                <w:b w:val="0"/>
+                <w:bCs/>
+                <w:webHidden/>
+              </w:rPr>
+            </w:r>
+            <w:r>
+              <w:rPr>
+                <w:b w:val="0"/>
+                <w:bCs/>
                 <w:webHidden/>
               </w:rPr>
               <w:fldChar w:fldCharType="separate"/>
             </w:r>
             <w:r>
               <w:rPr>
+                <w:b w:val="0"/>
+                <w:bCs/>
                 <w:webHidden/>
               </w:rPr>
               <w:t>i</w:t>
             </w:r>
             <w:r>
               <w:rPr>
+                <w:b w:val="0"/>
+                <w:bCs/>
                 <w:webHidden/>
               </w:rPr>
               <w:fldChar w:fldCharType="end"/>
@@ -3464,6 +3570,7 @@
             <w:rPr>
               <w:rFonts w:eastAsiaTheme="minorEastAsia"/>
               <w:b w:val="0"/>
+              <w:bCs/>
               <w:kern w:val="2"/>
               <w14:ligatures w14:val="standardContextual"/>
             </w:rPr>
@@ -3472,46 +3579,62 @@
             <w:r>
               <w:rPr>
                 <w:rStyle w:val="Hyperlink"/>
+                <w:b w:val="0"/>
+                <w:bCs/>
               </w:rPr>
               <w:t>CERTIFICATION</w:t>
             </w:r>
             <w:r>
               <w:rPr>
+                <w:b w:val="0"/>
+                <w:bCs/>
                 <w:webHidden/>
               </w:rPr>
               <w:tab/>
             </w:r>
             <w:r>
               <w:rPr>
+                <w:b w:val="0"/>
+                <w:bCs/>
                 <w:webHidden/>
               </w:rPr>
               <w:fldChar w:fldCharType="begin"/>
             </w:r>
             <w:r>
               <w:rPr>
+                <w:b w:val="0"/>
+                <w:bCs/>
                 <w:webHidden/>
               </w:rPr>
               <w:instrText xml:space="preserve"> PAGEREF _Toc235359184 \h </w:instrText>
             </w:r>
             <w:r>
               <w:rPr>
-                <w:webHidden/>
-              </w:rPr>
-            </w:r>
-            <w:r>
-              <w:rPr>
+                <w:b w:val="0"/>
+                <w:bCs/>
+                <w:webHidden/>
+              </w:rPr>
+            </w:r>
+            <w:r>
+              <w:rPr>
+                <w:b w:val="0"/>
+                <w:bCs/>
                 <w:webHidden/>
               </w:rPr>
               <w:fldChar w:fldCharType="separate"/>
             </w:r>
             <w:r>
               <w:rPr>
+                <w:b w:val="0"/>
+                <w:bCs/>
                 <w:webHidden/>
               </w:rPr>
               <w:t>ii</w:t>
             </w:r>
             <w:r>
               <w:rPr>
+                <w:b w:val="0"/>
+                <w:bCs/>
                 <w:webHidden/>
               </w:rPr>
               <w:fldChar w:fldCharType="end"/>
@@ -3525,6 +3648,7 @@
             <w:rPr>
               <w:rFonts w:eastAsiaTheme="minorEastAsia"/>
               <w:b w:val="0"/>
+              <w:bCs/>
               <w:kern w:val="2"/>
               <w14:ligatures w14:val="standardContextual"/>
             </w:rPr>
@@ -3533,46 +3657,62 @@
             <w:r>
               <w:rPr>
                 <w:rStyle w:val="Hyperlink"/>
+                <w:b w:val="0"/>
+                <w:bCs/>
               </w:rPr>
               <w:t>ACKNOWLEDGEMENT</w:t>
             </w:r>
             <w:r>
               <w:rPr>
+                <w:b w:val="0"/>
+                <w:bCs/>
                 <w:webHidden/>
               </w:rPr>
               <w:tab/>
             </w:r>
             <w:r>
               <w:rPr>
+                <w:b w:val="0"/>
+                <w:bCs/>
                 <w:webHidden/>
               </w:rPr>
               <w:fldChar w:fldCharType="begin"/>
             </w:r>
             <w:r>
               <w:rPr>
+                <w:b w:val="0"/>
+                <w:bCs/>
                 <w:webHidden/>
               </w:rPr>
               <w:instrText xml:space="preserve"> PAGEREF _Toc235359185 \h </w:instrText>
             </w:r>
             <w:r>
               <w:rPr>
-                <w:webHidden/>
-              </w:rPr>
-            </w:r>
-            <w:r>
-              <w:rPr>
+                <w:b w:val="0"/>
+                <w:bCs/>
+                <w:webHidden/>
+              </w:rPr>
+            </w:r>
+            <w:r>
+              <w:rPr>
+                <w:b w:val="0"/>
+                <w:bCs/>
                 <w:webHidden/>
               </w:rPr>
               <w:fldChar w:fldCharType="separate"/>
             </w:r>
             <w:r>
               <w:rPr>
+                <w:b w:val="0"/>
+                <w:bCs/>
                 <w:webHidden/>
               </w:rPr>
               <w:t>iii</w:t>
             </w:r>
             <w:r>
               <w:rPr>
+                <w:b w:val="0"/>
+                <w:bCs/>
                 <w:webHidden/>
               </w:rPr>
               <w:fldChar w:fldCharType="end"/>
@@ -3586,6 +3726,7 @@
             <w:rPr>
               <w:rFonts w:eastAsiaTheme="minorEastAsia"/>
               <w:b w:val="0"/>
+              <w:bCs/>
               <w:kern w:val="2"/>
               <w14:ligatures w14:val="standardContextual"/>
             </w:rPr>
@@ -3594,46 +3735,62 @@
             <w:r>
               <w:rPr>
                 <w:rStyle w:val="Hyperlink"/>
+                <w:b w:val="0"/>
+                <w:bCs/>
               </w:rPr>
               <w:t>LIST OF ABBREVIATIONS</w:t>
             </w:r>
             <w:r>
               <w:rPr>
+                <w:b w:val="0"/>
+                <w:bCs/>
                 <w:webHidden/>
               </w:rPr>
               <w:tab/>
             </w:r>
             <w:r>
               <w:rPr>
+                <w:b w:val="0"/>
+                <w:bCs/>
                 <w:webHidden/>
               </w:rPr>
               <w:fldChar w:fldCharType="begin"/>
             </w:r>
             <w:r>
               <w:rPr>
+                <w:b w:val="0"/>
+                <w:bCs/>
                 <w:webHidden/>
               </w:rPr>
               <w:instrText xml:space="preserve"> PAGEREF _Toc235359186 \h </w:instrText>
             </w:r>
             <w:r>
               <w:rPr>
-                <w:webHidden/>
-              </w:rPr>
-            </w:r>
-            <w:r>
-              <w:rPr>
+                <w:b w:val="0"/>
+                <w:bCs/>
+                <w:webHidden/>
+              </w:rPr>
+            </w:r>
+            <w:r>
+              <w:rPr>
+                <w:b w:val="0"/>
+                <w:bCs/>
                 <w:webHidden/>
               </w:rPr>
               <w:fldChar w:fldCharType="separate"/>
             </w:r>
             <w:r>
               <w:rPr>
+                <w:b w:val="0"/>
+                <w:bCs/>
                 <w:webHidden/>
               </w:rPr>
               <w:t>iv</w:t>
             </w:r>
             <w:r>
               <w:rPr>
+                <w:b w:val="0"/>
+                <w:bCs/>
                 <w:webHidden/>
               </w:rPr>
               <w:fldChar w:fldCharType="end"/>
@@ -3647,6 +3804,7 @@
             <w:rPr>
               <w:rFonts w:eastAsiaTheme="minorEastAsia"/>
               <w:b w:val="0"/>
+              <w:bCs/>
               <w:kern w:val="2"/>
               <w14:ligatures w14:val="standardContextual"/>
             </w:rPr>
@@ -3655,46 +3813,62 @@
             <w:r>
               <w:rPr>
                 <w:rStyle w:val="Hyperlink"/>
+                <w:b w:val="0"/>
+                <w:bCs/>
               </w:rPr>
               <w:t>ABSTRACT</w:t>
             </w:r>
             <w:r>
               <w:rPr>
+                <w:b w:val="0"/>
+                <w:bCs/>
                 <w:webHidden/>
               </w:rPr>
               <w:tab/>
             </w:r>
             <w:r>
               <w:rPr>
+                <w:b w:val="0"/>
+                <w:bCs/>
                 <w:webHidden/>
               </w:rPr>
               <w:fldChar w:fldCharType="begin"/>
             </w:r>
             <w:r>
               <w:rPr>
+                <w:b w:val="0"/>
+                <w:bCs/>
                 <w:webHidden/>
               </w:rPr>
               <w:instrText xml:space="preserve"> PAGEREF _Toc235359187 \h </w:instrText>
             </w:r>
             <w:r>
               <w:rPr>
-                <w:webHidden/>
-              </w:rPr>
-            </w:r>
-            <w:r>
-              <w:rPr>
+                <w:b w:val="0"/>
+                <w:bCs/>
+                <w:webHidden/>
+              </w:rPr>
+            </w:r>
+            <w:r>
+              <w:rPr>
+                <w:b w:val="0"/>
+                <w:bCs/>
                 <w:webHidden/>
               </w:rPr>
               <w:fldChar w:fldCharType="separate"/>
             </w:r>
             <w:r>
               <w:rPr>
+                <w:b w:val="0"/>
+                <w:bCs/>
                 <w:webHidden/>
               </w:rPr>
               <w:t>v</w:t>
             </w:r>
             <w:r>
               <w:rPr>
+                <w:b w:val="0"/>
+                <w:bCs/>
                 <w:webHidden/>
               </w:rPr>
               <w:fldChar w:fldCharType="end"/>
@@ -3708,6 +3882,7 @@
             <w:rPr>
               <w:rFonts w:eastAsiaTheme="minorEastAsia"/>
               <w:b w:val="0"/>
+              <w:bCs/>
               <w:kern w:val="2"/>
               <w14:ligatures w14:val="standardContextual"/>
             </w:rPr>
@@ -3716,46 +3891,62 @@
             <w:r>
               <w:rPr>
                 <w:rStyle w:val="Hyperlink"/>
+                <w:b w:val="0"/>
+                <w:bCs/>
               </w:rPr>
               <w:t>LIST OF TABLES</w:t>
             </w:r>
             <w:r>
               <w:rPr>
+                <w:b w:val="0"/>
+                <w:bCs/>
                 <w:webHidden/>
               </w:rPr>
               <w:tab/>
             </w:r>
             <w:r>
               <w:rPr>
+                <w:b w:val="0"/>
+                <w:bCs/>
                 <w:webHidden/>
               </w:rPr>
               <w:fldChar w:fldCharType="begin"/>
             </w:r>
             <w:r>
               <w:rPr>
+                <w:b w:val="0"/>
+                <w:bCs/>
                 <w:webHidden/>
               </w:rPr>
               <w:instrText xml:space="preserve"> PAGEREF _Toc235359188 \h </w:instrText>
             </w:r>
             <w:r>
               <w:rPr>
-                <w:webHidden/>
-              </w:rPr>
-            </w:r>
-            <w:r>
-              <w:rPr>
+                <w:b w:val="0"/>
+                <w:bCs/>
+                <w:webHidden/>
+              </w:rPr>
+            </w:r>
+            <w:r>
+              <w:rPr>
+                <w:b w:val="0"/>
+                <w:bCs/>
                 <w:webHidden/>
               </w:rPr>
               <w:fldChar w:fldCharType="separate"/>
             </w:r>
             <w:r>
               <w:rPr>
+                <w:b w:val="0"/>
+                <w:bCs/>
                 <w:webHidden/>
               </w:rPr>
               <w:t>ix</w:t>
             </w:r>
             <w:r>
               <w:rPr>
+                <w:b w:val="0"/>
+                <w:bCs/>
                 <w:webHidden/>
               </w:rPr>
               <w:fldChar w:fldCharType="end"/>
@@ -3769,6 +3960,7 @@
             <w:rPr>
               <w:rFonts w:eastAsiaTheme="minorEastAsia"/>
               <w:b w:val="0"/>
+              <w:bCs/>
               <w:kern w:val="2"/>
               <w14:ligatures w14:val="standardContextual"/>
             </w:rPr>
@@ -3777,46 +3969,62 @@
             <w:r>
               <w:rPr>
                 <w:rStyle w:val="Hyperlink"/>
+                <w:b w:val="0"/>
+                <w:bCs/>
               </w:rPr>
               <w:t>LIST OF FIGURES</w:t>
             </w:r>
             <w:r>
               <w:rPr>
+                <w:b w:val="0"/>
+                <w:bCs/>
                 <w:webHidden/>
               </w:rPr>
               <w:tab/>
             </w:r>
             <w:r>
               <w:rPr>
+                <w:b w:val="0"/>
+                <w:bCs/>
                 <w:webHidden/>
               </w:rPr>
               <w:fldChar w:fldCharType="begin"/>
             </w:r>
             <w:r>
               <w:rPr>
+                <w:b w:val="0"/>
+                <w:bCs/>
                 <w:webHidden/>
               </w:rPr>
               <w:instrText xml:space="preserve"> PAGEREF _Toc235359189 \h </w:instrText>
             </w:r>
             <w:r>
               <w:rPr>
-                <w:webHidden/>
-              </w:rPr>
-            </w:r>
-            <w:r>
-              <w:rPr>
+                <w:b w:val="0"/>
+                <w:bCs/>
+                <w:webHidden/>
+              </w:rPr>
+            </w:r>
+            <w:r>
+              <w:rPr>
+                <w:b w:val="0"/>
+                <w:bCs/>
                 <w:webHidden/>
               </w:rPr>
               <w:fldChar w:fldCharType="separate"/>
             </w:r>
             <w:r>
               <w:rPr>
+                <w:b w:val="0"/>
+                <w:bCs/>
                 <w:webHidden/>
               </w:rPr>
               <w:t>x</w:t>
             </w:r>
             <w:r>
               <w:rPr>
+                <w:b w:val="0"/>
+                <w:bCs/>
                 <w:webHidden/>
               </w:rPr>
               <w:fldChar w:fldCharType="end"/>
@@ -3830,6 +4038,7 @@
             <w:rPr>
               <w:rFonts w:eastAsiaTheme="minorEastAsia"/>
               <w:b w:val="0"/>
+              <w:bCs/>
               <w:kern w:val="2"/>
               <w14:ligatures w14:val="standardContextual"/>
             </w:rPr>
@@ -3838,46 +4047,62 @@
             <w:r>
               <w:rPr>
                 <w:rStyle w:val="Hyperlink"/>
+                <w:b w:val="0"/>
+                <w:bCs/>
               </w:rPr>
               <w:t>CHAPTER ONE</w:t>
             </w:r>
             <w:r>
               <w:rPr>
+                <w:b w:val="0"/>
+                <w:bCs/>
                 <w:webHidden/>
               </w:rPr>
               <w:tab/>
             </w:r>
             <w:r>
               <w:rPr>
+                <w:b w:val="0"/>
+                <w:bCs/>
                 <w:webHidden/>
               </w:rPr>
               <w:fldChar w:fldCharType="begin"/>
             </w:r>
             <w:r>
               <w:rPr>
+                <w:b w:val="0"/>
+                <w:bCs/>
                 <w:webHidden/>
               </w:rPr>
               <w:instrText xml:space="preserve"> PAGEREF _Toc235359190 \h </w:instrText>
             </w:r>
             <w:r>
               <w:rPr>
-                <w:webHidden/>
-              </w:rPr>
-            </w:r>
-            <w:r>
-              <w:rPr>
+                <w:b w:val="0"/>
+                <w:bCs/>
+                <w:webHidden/>
+              </w:rPr>
+            </w:r>
+            <w:r>
+              <w:rPr>
+                <w:b w:val="0"/>
+                <w:bCs/>
                 <w:webHidden/>
               </w:rPr>
               <w:fldChar w:fldCharType="separate"/>
             </w:r>
             <w:r>
               <w:rPr>
+                <w:b w:val="0"/>
+                <w:bCs/>
                 <w:webHidden/>
               </w:rPr>
               <w:t>1</w:t>
             </w:r>
             <w:r>
               <w:rPr>
+                <w:b w:val="0"/>
+                <w:bCs/>
                 <w:webHidden/>
               </w:rPr>
               <w:fldChar w:fldCharType="end"/>
@@ -3891,6 +4116,7 @@
             <w:rPr>
               <w:rFonts w:eastAsiaTheme="minorEastAsia"/>
               <w:b w:val="0"/>
+              <w:bCs/>
               <w:kern w:val="2"/>
               <w14:ligatures w14:val="standardContextual"/>
             </w:rPr>
@@ -3899,46 +4125,62 @@
             <w:r>
               <w:rPr>
                 <w:rStyle w:val="Hyperlink"/>
+                <w:b w:val="0"/>
+                <w:bCs/>
               </w:rPr>
               <w:t>INTRODUCTION</w:t>
             </w:r>
             <w:r>
               <w:rPr>
+                <w:b w:val="0"/>
+                <w:bCs/>
                 <w:webHidden/>
               </w:rPr>
               <w:tab/>
             </w:r>
             <w:r>
               <w:rPr>
+                <w:b w:val="0"/>
+                <w:bCs/>
                 <w:webHidden/>
               </w:rPr>
               <w:fldChar w:fldCharType="begin"/>
             </w:r>
             <w:r>
               <w:rPr>
+                <w:b w:val="0"/>
+                <w:bCs/>
                 <w:webHidden/>
               </w:rPr>
               <w:instrText xml:space="preserve"> PAGEREF _Toc235359191 \h </w:instrText>
             </w:r>
             <w:r>
               <w:rPr>
-                <w:webHidden/>
-              </w:rPr>
-            </w:r>
-            <w:r>
-              <w:rPr>
+                <w:b w:val="0"/>
+                <w:bCs/>
+                <w:webHidden/>
+              </w:rPr>
+            </w:r>
+            <w:r>
+              <w:rPr>
+                <w:b w:val="0"/>
+                <w:bCs/>
                 <w:webHidden/>
               </w:rPr>
               <w:fldChar w:fldCharType="separate"/>
             </w:r>
             <w:r>
               <w:rPr>
+                <w:b w:val="0"/>
+                <w:bCs/>
                 <w:webHidden/>
               </w:rPr>
               <w:t>1</w:t>
             </w:r>
             <w:r>
               <w:rPr>
+                <w:b w:val="0"/>
+                <w:bCs/>
                 <w:webHidden/>
               </w:rPr>
               <w:fldChar w:fldCharType="end"/>
@@ -3952,6 +4194,7 @@
             <w:jc w:val="both"/>
             <w:rPr>
               <w:rFonts w:ascii="Times New Roman" w:eastAsiaTheme="minorEastAsia" w:hAnsi="Times New Roman"/>
+              <w:b w:val="0"/>
               <w:kern w:val="2"/>
               <w:sz w:val="24"/>
               <w:szCs w:val="24"/>
@@ -3963,6 +4206,7 @@
               <w:rPr>
                 <w:rStyle w:val="Hyperlink"/>
                 <w:rFonts w:ascii="Times New Roman" w:hAnsi="Times New Roman"/>
+                <w:b w:val="0"/>
                 <w:sz w:val="24"/>
                 <w:szCs w:val="24"/>
               </w:rPr>
@@ -3971,6 +4215,7 @@
             <w:r>
               <w:rPr>
                 <w:rFonts w:ascii="Times New Roman" w:eastAsiaTheme="minorEastAsia" w:hAnsi="Times New Roman"/>
+                <w:b w:val="0"/>
                 <w:kern w:val="2"/>
                 <w:sz w:val="24"/>
                 <w:szCs w:val="24"/>
@@ -3982,6 +4227,7 @@
               <w:rPr>
                 <w:rStyle w:val="Hyperlink"/>
                 <w:rFonts w:ascii="Times New Roman" w:hAnsi="Times New Roman"/>
+                <w:b w:val="0"/>
                 <w:sz w:val="24"/>
                 <w:szCs w:val="24"/>
               </w:rPr>
@@ -3990,6 +4236,7 @@
             <w:r>
               <w:rPr>
                 <w:rFonts w:ascii="Times New Roman" w:hAnsi="Times New Roman"/>
+                <w:b w:val="0"/>
                 <w:webHidden/>
                 <w:sz w:val="24"/>
                 <w:szCs w:val="24"/>
@@ -3999,6 +4246,7 @@
             <w:r>
               <w:rPr>
                 <w:rFonts w:ascii="Times New Roman" w:hAnsi="Times New Roman"/>
+                <w:b w:val="0"/>
                 <w:webHidden/>
                 <w:sz w:val="24"/>
                 <w:szCs w:val="24"/>
@@ -4008,6 +4256,7 @@
             <w:r>
               <w:rPr>
                 <w:rFonts w:ascii="Times New Roman" w:hAnsi="Times New Roman"/>
+                <w:b w:val="0"/>
                 <w:webHidden/>
                 <w:sz w:val="24"/>
                 <w:szCs w:val="24"/>
@@ -4017,6 +4266,7 @@
             <w:r>
               <w:rPr>
                 <w:rFonts w:ascii="Times New Roman" w:hAnsi="Times New Roman"/>
+                <w:b w:val="0"/>
                 <w:webHidden/>
                 <w:sz w:val="24"/>
                 <w:szCs w:val="24"/>
@@ -4025,6 +4275,7 @@
             <w:r>
               <w:rPr>
                 <w:rFonts w:ascii="Times New Roman" w:hAnsi="Times New Roman"/>
+                <w:b w:val="0"/>
                 <w:webHidden/>
                 <w:sz w:val="24"/>
                 <w:szCs w:val="24"/>
@@ -4034,6 +4285,7 @@
             <w:r>
               <w:rPr>
                 <w:rFonts w:ascii="Times New Roman" w:hAnsi="Times New Roman"/>
+                <w:b w:val="0"/>
                 <w:webHidden/>
                 <w:sz w:val="24"/>
                 <w:szCs w:val="24"/>
@@ -4043,6 +4295,7 @@
             <w:r>
               <w:rPr>
                 <w:rFonts w:ascii="Times New Roman" w:hAnsi="Times New Roman"/>
+                <w:b w:val="0"/>
                 <w:webHidden/>
                 <w:sz w:val="24"/>
                 <w:szCs w:val="24"/>
@@ -4058,6 +4311,7 @@
             <w:jc w:val="both"/>
             <w:rPr>
               <w:rFonts w:ascii="Times New Roman" w:eastAsiaTheme="minorEastAsia" w:hAnsi="Times New Roman"/>
+              <w:b w:val="0"/>
               <w:kern w:val="2"/>
               <w:sz w:val="24"/>
               <w:szCs w:val="24"/>
@@ -4069,6 +4323,7 @@
               <w:rPr>
                 <w:rStyle w:val="Hyperlink"/>
                 <w:rFonts w:ascii="Times New Roman" w:hAnsi="Times New Roman"/>
+                <w:b w:val="0"/>
                 <w:sz w:val="24"/>
                 <w:szCs w:val="24"/>
               </w:rPr>
@@ -4077,6 +4332,7 @@
             <w:r>
               <w:rPr>
                 <w:rFonts w:ascii="Times New Roman" w:eastAsiaTheme="minorEastAsia" w:hAnsi="Times New Roman"/>
+                <w:b w:val="0"/>
                 <w:kern w:val="2"/>
                 <w:sz w:val="24"/>
                 <w:szCs w:val="24"/>
@@ -4088,6 +4344,7 @@
               <w:rPr>
                 <w:rStyle w:val="Hyperlink"/>
                 <w:rFonts w:ascii="Times New Roman" w:hAnsi="Times New Roman"/>
+                <w:b w:val="0"/>
                 <w:sz w:val="24"/>
                 <w:szCs w:val="24"/>
               </w:rPr>
@@ -4096,6 +4353,7 @@
             <w:r>
               <w:rPr>
                 <w:rFonts w:ascii="Times New Roman" w:hAnsi="Times New Roman"/>
+                <w:b w:val="0"/>
                 <w:webHidden/>
                 <w:sz w:val="24"/>
                 <w:szCs w:val="24"/>
@@ -4105,6 +4363,7 @@
             <w:r>
               <w:rPr>
                 <w:rFonts w:ascii="Times New Roman" w:hAnsi="Times New Roman"/>
+                <w:b w:val="0"/>
                 <w:webHidden/>
                 <w:sz w:val="24"/>
                 <w:szCs w:val="24"/>
@@ -4114,6 +4373,7 @@
             <w:r>
               <w:rPr>
                 <w:rFonts w:ascii="Times New Roman" w:hAnsi="Times New Roman"/>
+                <w:b w:val="0"/>
                 <w:webHidden/>
                 <w:sz w:val="24"/>
                 <w:szCs w:val="24"/>
@@ -4123,6 +4383,7 @@
             <w:r>
               <w:rPr>
                 <w:rFonts w:ascii="Times New Roman" w:hAnsi="Times New Roman"/>
+                <w:b w:val="0"/>
                 <w:webHidden/>
                 <w:sz w:val="24"/>
                 <w:szCs w:val="24"/>
@@ -4131,6 +4392,7 @@
             <w:r>
               <w:rPr>
                 <w:rFonts w:ascii="Times New Roman" w:hAnsi="Times New Roman"/>
+                <w:b w:val="0"/>
                 <w:webHidden/>
                 <w:sz w:val="24"/>
                 <w:szCs w:val="24"/>
@@ -4140,6 +4402,7 @@
             <w:r>
               <w:rPr>
                 <w:rFonts w:ascii="Times New Roman" w:hAnsi="Times New Roman"/>
+                <w:b w:val="0"/>
                 <w:webHidden/>
                 <w:sz w:val="24"/>
                 <w:szCs w:val="24"/>
@@ -4149,6 +4412,7 @@
             <w:r>
               <w:rPr>
                 <w:rFonts w:ascii="Times New Roman" w:hAnsi="Times New Roman"/>
+                <w:b w:val="0"/>
                 <w:webHidden/>
                 <w:sz w:val="24"/>
                 <w:szCs w:val="24"/>
@@ -4164,6 +4428,7 @@
             <w:jc w:val="both"/>
             <w:rPr>
               <w:rFonts w:ascii="Times New Roman" w:eastAsiaTheme="minorEastAsia" w:hAnsi="Times New Roman"/>
+              <w:b w:val="0"/>
               <w:kern w:val="2"/>
               <w:sz w:val="24"/>
               <w:szCs w:val="24"/>
@@ -4175,6 +4440,7 @@
               <w:rPr>
                 <w:rStyle w:val="Hyperlink"/>
                 <w:rFonts w:ascii="Times New Roman" w:hAnsi="Times New Roman"/>
+                <w:b w:val="0"/>
                 <w:sz w:val="24"/>
                 <w:szCs w:val="24"/>
               </w:rPr>
@@ -4183,6 +4449,7 @@
             <w:r>
               <w:rPr>
                 <w:rFonts w:ascii="Times New Roman" w:eastAsiaTheme="minorEastAsia" w:hAnsi="Times New Roman"/>
+                <w:b w:val="0"/>
                 <w:kern w:val="2"/>
                 <w:sz w:val="24"/>
                 <w:szCs w:val="24"/>
@@ -4194,6 +4461,7 @@
               <w:rPr>
                 <w:rStyle w:val="Hyperlink"/>
                 <w:rFonts w:ascii="Times New Roman" w:hAnsi="Times New Roman"/>
+                <w:b w:val="0"/>
                 <w:sz w:val="24"/>
                 <w:szCs w:val="24"/>
               </w:rPr>
@@ -4202,6 +4470,7 @@
             <w:r>
               <w:rPr>
                 <w:rFonts w:ascii="Times New Roman" w:hAnsi="Times New Roman"/>
+                <w:b w:val="0"/>
                 <w:webHidden/>
                 <w:sz w:val="24"/>
                 <w:szCs w:val="24"/>
@@ -4211,6 +4480,7 @@
             <w:r>
               <w:rPr>
                 <w:rFonts w:ascii="Times New Roman" w:hAnsi="Times New Roman"/>
+                <w:b w:val="0"/>
                 <w:webHidden/>
                 <w:sz w:val="24"/>
                 <w:szCs w:val="24"/>
@@ -4220,6 +4490,7 @@
             <w:r>
               <w:rPr>
                 <w:rFonts w:ascii="Times New Roman" w:hAnsi="Times New Roman"/>
+                <w:b w:val="0"/>
                 <w:webHidden/>
                 <w:sz w:val="24"/>
                 <w:szCs w:val="24"/>
@@ -4229,6 +4500,7 @@
             <w:r>
               <w:rPr>
                 <w:rFonts w:ascii="Times New Roman" w:hAnsi="Times New Roman"/>
+                <w:b w:val="0"/>
                 <w:webHidden/>
                 <w:sz w:val="24"/>
                 <w:szCs w:val="24"/>
@@ -4237,6 +4509,7 @@
             <w:r>
               <w:rPr>
                 <w:rFonts w:ascii="Times New Roman" w:hAnsi="Times New Roman"/>
+                <w:b w:val="0"/>
                 <w:webHidden/>
                 <w:sz w:val="24"/>
                 <w:szCs w:val="24"/>
@@ -4246,6 +4519,7 @@
             <w:r>
               <w:rPr>
                 <w:rFonts w:ascii="Times New Roman" w:hAnsi="Times New Roman"/>
+                <w:b w:val="0"/>
                 <w:webHidden/>
                 <w:sz w:val="24"/>
                 <w:szCs w:val="24"/>
@@ -4255,6 +4529,7 @@
             <w:r>
               <w:rPr>
                 <w:rFonts w:ascii="Times New Roman" w:hAnsi="Times New Roman"/>
+                <w:b w:val="0"/>
                 <w:webHidden/>
                 <w:sz w:val="24"/>
                 <w:szCs w:val="24"/>
@@ -4274,7 +4549,6 @@
             <w:jc w:val="both"/>
             <w:rPr>
               <w:rFonts w:ascii="Times New Roman" w:eastAsiaTheme="minorEastAsia" w:hAnsi="Times New Roman" w:cs="Times New Roman"/>
-              <w:b/>
               <w:bCs/>
               <w:noProof/>
               <w:kern w:val="2"/>
@@ -4288,7 +4562,6 @@
               <w:rPr>
                 <w:rStyle w:val="Hyperlink"/>
                 <w:rFonts w:ascii="Times New Roman" w:hAnsi="Times New Roman" w:cs="Times New Roman"/>
-                <w:b/>
                 <w:bCs/>
                 <w:noProof/>
                 <w:sz w:val="24"/>
@@ -4299,7 +4572,6 @@
             <w:r>
               <w:rPr>
                 <w:rFonts w:ascii="Times New Roman" w:eastAsiaTheme="minorEastAsia" w:hAnsi="Times New Roman" w:cs="Times New Roman"/>
-                <w:b/>
                 <w:bCs/>
                 <w:noProof/>
                 <w:kern w:val="2"/>
@@ -4313,7 +4585,6 @@
               <w:rPr>
                 <w:rStyle w:val="Hyperlink"/>
                 <w:rFonts w:ascii="Times New Roman" w:hAnsi="Times New Roman" w:cs="Times New Roman"/>
-                <w:b/>
                 <w:bCs/>
                 <w:noProof/>
                 <w:sz w:val="24"/>
@@ -4324,7 +4595,6 @@
             <w:r>
               <w:rPr>
                 <w:rFonts w:ascii="Times New Roman" w:hAnsi="Times New Roman" w:cs="Times New Roman"/>
-                <w:b/>
                 <w:bCs/>
                 <w:noProof/>
                 <w:webHidden/>
@@ -4336,7 +4606,6 @@
             <w:r>
               <w:rPr>
                 <w:rFonts w:ascii="Times New Roman" w:hAnsi="Times New Roman" w:cs="Times New Roman"/>
-                <w:b/>
                 <w:bCs/>
                 <w:noProof/>
                 <w:webHidden/>
@@ -4348,7 +4617,6 @@
             <w:r>
               <w:rPr>
                 <w:rFonts w:ascii="Times New Roman" w:hAnsi="Times New Roman" w:cs="Times New Roman"/>
-                <w:b/>
                 <w:bCs/>
                 <w:noProof/>
                 <w:webHidden/>
@@ -4360,7 +4628,6 @@
             <w:r>
               <w:rPr>
                 <w:rFonts w:ascii="Times New Roman" w:hAnsi="Times New Roman" w:cs="Times New Roman"/>
-                <w:b/>
                 <w:bCs/>
                 <w:noProof/>
                 <w:webHidden/>
@@ -4371,7 +4638,6 @@
             <w:r>
               <w:rPr>
                 <w:rFonts w:ascii="Times New Roman" w:hAnsi="Times New Roman" w:cs="Times New Roman"/>
-                <w:b/>
                 <w:bCs/>
                 <w:noProof/>
                 <w:webHidden/>
@@ -4383,7 +4649,6 @@
             <w:r>
               <w:rPr>
                 <w:rFonts w:ascii="Times New Roman" w:hAnsi="Times New Roman" w:cs="Times New Roman"/>
-                <w:b/>
                 <w:bCs/>
                 <w:noProof/>
                 <w:webHidden/>
@@ -4395,7 +4660,6 @@
             <w:r>
               <w:rPr>
                 <w:rFonts w:ascii="Times New Roman" w:hAnsi="Times New Roman" w:cs="Times New Roman"/>
-                <w:b/>
                 <w:bCs/>
                 <w:noProof/>
                 <w:webHidden/>
@@ -4417,7 +4681,6 @@
             <w:jc w:val="both"/>
             <w:rPr>
               <w:rFonts w:ascii="Times New Roman" w:eastAsiaTheme="minorEastAsia" w:hAnsi="Times New Roman" w:cs="Times New Roman"/>
-              <w:b/>
               <w:bCs/>
               <w:noProof/>
               <w:kern w:val="2"/>
@@ -4431,7 +4694,6 @@
               <w:rPr>
                 <w:rStyle w:val="Hyperlink"/>
                 <w:rFonts w:ascii="Times New Roman" w:hAnsi="Times New Roman" w:cs="Times New Roman"/>
-                <w:b/>
                 <w:bCs/>
                 <w:noProof/>
                 <w:sz w:val="24"/>
@@ -4442,7 +4704,6 @@
             <w:r>
               <w:rPr>
                 <w:rFonts w:ascii="Times New Roman" w:eastAsiaTheme="minorEastAsia" w:hAnsi="Times New Roman" w:cs="Times New Roman"/>
-                <w:b/>
                 <w:bCs/>
                 <w:noProof/>
                 <w:kern w:val="2"/>
@@ -4456,7 +4717,6 @@
               <w:rPr>
                 <w:rStyle w:val="Hyperlink"/>
                 <w:rFonts w:ascii="Times New Roman" w:hAnsi="Times New Roman" w:cs="Times New Roman"/>
-                <w:b/>
                 <w:bCs/>
                 <w:noProof/>
                 <w:sz w:val="24"/>
@@ -4467,7 +4727,6 @@
             <w:r>
               <w:rPr>
                 <w:rFonts w:ascii="Times New Roman" w:hAnsi="Times New Roman" w:cs="Times New Roman"/>
-                <w:b/>
                 <w:bCs/>
                 <w:noProof/>
                 <w:webHidden/>
@@ -4479,7 +4738,6 @@
             <w:r>
               <w:rPr>
                 <w:rFonts w:ascii="Times New Roman" w:hAnsi="Times New Roman" w:cs="Times New Roman"/>
-                <w:b/>
                 <w:bCs/>
                 <w:noProof/>
                 <w:webHidden/>
@@ -4491,7 +4749,6 @@
             <w:r>
               <w:rPr>
                 <w:rFonts w:ascii="Times New Roman" w:hAnsi="Times New Roman" w:cs="Times New Roman"/>
-                <w:b/>
                 <w:bCs/>
                 <w:noProof/>
                 <w:webHidden/>
@@ -4503,7 +4760,6 @@
             <w:r>
               <w:rPr>
                 <w:rFonts w:ascii="Times New Roman" w:hAnsi="Times New Roman" w:cs="Times New Roman"/>
-                <w:b/>
                 <w:bCs/>
                 <w:noProof/>
                 <w:webHidden/>
@@ -4514,7 +4770,6 @@
             <w:r>
               <w:rPr>
                 <w:rFonts w:ascii="Times New Roman" w:hAnsi="Times New Roman" w:cs="Times New Roman"/>
-                <w:b/>
                 <w:bCs/>
                 <w:noProof/>
                 <w:webHidden/>
@@ -4526,7 +4781,6 @@
             <w:r>
               <w:rPr>
                 <w:rFonts w:ascii="Times New Roman" w:hAnsi="Times New Roman" w:cs="Times New Roman"/>
-                <w:b/>
                 <w:bCs/>
                 <w:noProof/>
                 <w:webHidden/>
@@ -4538,7 +4792,6 @@
             <w:r>
               <w:rPr>
                 <w:rFonts w:ascii="Times New Roman" w:hAnsi="Times New Roman" w:cs="Times New Roman"/>
-                <w:b/>
                 <w:bCs/>
                 <w:noProof/>
                 <w:webHidden/>
@@ -4556,6 +4809,7 @@
             <w:jc w:val="both"/>
             <w:rPr>
               <w:rFonts w:ascii="Times New Roman" w:eastAsiaTheme="minorEastAsia" w:hAnsi="Times New Roman"/>
+              <w:b w:val="0"/>
               <w:kern w:val="2"/>
               <w:sz w:val="24"/>
               <w:szCs w:val="24"/>
@@ -4567,6 +4821,7 @@
               <w:rPr>
                 <w:rStyle w:val="Hyperlink"/>
                 <w:rFonts w:ascii="Times New Roman" w:hAnsi="Times New Roman"/>
+                <w:b w:val="0"/>
                 <w:sz w:val="24"/>
                 <w:szCs w:val="24"/>
               </w:rPr>
@@ -4575,6 +4830,7 @@
             <w:r>
               <w:rPr>
                 <w:rFonts w:ascii="Times New Roman" w:eastAsiaTheme="minorEastAsia" w:hAnsi="Times New Roman"/>
+                <w:b w:val="0"/>
                 <w:kern w:val="2"/>
                 <w:sz w:val="24"/>
                 <w:szCs w:val="24"/>
@@ -4586,6 +4842,7 @@
               <w:rPr>
                 <w:rStyle w:val="Hyperlink"/>
                 <w:rFonts w:ascii="Times New Roman" w:hAnsi="Times New Roman"/>
+                <w:b w:val="0"/>
                 <w:sz w:val="24"/>
                 <w:szCs w:val="24"/>
               </w:rPr>
@@ -4594,6 +4851,7 @@
             <w:r>
               <w:rPr>
                 <w:rFonts w:ascii="Times New Roman" w:hAnsi="Times New Roman"/>
+                <w:b w:val="0"/>
                 <w:webHidden/>
                 <w:sz w:val="24"/>
                 <w:szCs w:val="24"/>
@@ -4603,6 +4861,7 @@
             <w:r>
               <w:rPr>
                 <w:rFonts w:ascii="Times New Roman" w:hAnsi="Times New Roman"/>
+                <w:b w:val="0"/>
                 <w:webHidden/>
                 <w:sz w:val="24"/>
                 <w:szCs w:val="24"/>
@@ -4612,6 +4871,7 @@
             <w:r>
               <w:rPr>
                 <w:rFonts w:ascii="Times New Roman" w:hAnsi="Times New Roman"/>
+                <w:b w:val="0"/>
                 <w:webHidden/>
                 <w:sz w:val="24"/>
                 <w:szCs w:val="24"/>
@@ -4621,6 +4881,7 @@
             <w:r>
               <w:rPr>
                 <w:rFonts w:ascii="Times New Roman" w:hAnsi="Times New Roman"/>
+                <w:b w:val="0"/>
                 <w:webHidden/>
                 <w:sz w:val="24"/>
                 <w:szCs w:val="24"/>
@@ -4629,6 +4890,7 @@
             <w:r>
               <w:rPr>
                 <w:rFonts w:ascii="Times New Roman" w:hAnsi="Times New Roman"/>
+                <w:b w:val="0"/>
                 <w:webHidden/>
                 <w:sz w:val="24"/>
                 <w:szCs w:val="24"/>
@@ -4638,6 +4900,7 @@
             <w:r>
               <w:rPr>
                 <w:rFonts w:ascii="Times New Roman" w:hAnsi="Times New Roman"/>
+                <w:b w:val="0"/>
                 <w:webHidden/>
                 <w:sz w:val="24"/>
                 <w:szCs w:val="24"/>
@@ -4647,6 +4910,7 @@
             <w:r>
               <w:rPr>
                 <w:rFonts w:ascii="Times New Roman" w:hAnsi="Times New Roman"/>
+                <w:b w:val="0"/>
                 <w:webHidden/>
                 <w:sz w:val="24"/>
                 <w:szCs w:val="24"/>
@@ -4662,6 +4926,7 @@
             <w:jc w:val="both"/>
             <w:rPr>
               <w:rFonts w:ascii="Times New Roman" w:eastAsiaTheme="minorEastAsia" w:hAnsi="Times New Roman"/>
+              <w:b w:val="0"/>
               <w:kern w:val="2"/>
               <w:sz w:val="24"/>
               <w:szCs w:val="24"/>
@@ -4673,6 +4938,7 @@
               <w:rPr>
                 <w:rStyle w:val="Hyperlink"/>
                 <w:rFonts w:ascii="Times New Roman" w:hAnsi="Times New Roman"/>
+                <w:b w:val="0"/>
                 <w:sz w:val="24"/>
                 <w:szCs w:val="24"/>
               </w:rPr>
@@ -4681,6 +4947,7 @@
             <w:r>
               <w:rPr>
                 <w:rFonts w:ascii="Times New Roman" w:eastAsiaTheme="minorEastAsia" w:hAnsi="Times New Roman"/>
+                <w:b w:val="0"/>
                 <w:kern w:val="2"/>
                 <w:sz w:val="24"/>
                 <w:szCs w:val="24"/>
@@ -4692,6 +4959,7 @@
               <w:rPr>
                 <w:rStyle w:val="Hyperlink"/>
                 <w:rFonts w:ascii="Times New Roman" w:hAnsi="Times New Roman"/>
+                <w:b w:val="0"/>
                 <w:sz w:val="24"/>
                 <w:szCs w:val="24"/>
               </w:rPr>
@@ -4700,6 +4968,7 @@
             <w:r>
               <w:rPr>
                 <w:rFonts w:ascii="Times New Roman" w:hAnsi="Times New Roman"/>
+                <w:b w:val="0"/>
                 <w:webHidden/>
                 <w:sz w:val="24"/>
                 <w:szCs w:val="24"/>
@@ -4709,6 +4978,7 @@
             <w:r>
               <w:rPr>
                 <w:rFonts w:ascii="Times New Roman" w:hAnsi="Times New Roman"/>
+                <w:b w:val="0"/>
                 <w:webHidden/>
                 <w:sz w:val="24"/>
                 <w:szCs w:val="24"/>
@@ -4718,6 +4988,7 @@
             <w:r>
               <w:rPr>
                 <w:rFonts w:ascii="Times New Roman" w:hAnsi="Times New Roman"/>
+                <w:b w:val="0"/>
                 <w:webHidden/>
                 <w:sz w:val="24"/>
                 <w:szCs w:val="24"/>
@@ -4727,6 +4998,7 @@
             <w:r>
               <w:rPr>
                 <w:rFonts w:ascii="Times New Roman" w:hAnsi="Times New Roman"/>
+                <w:b w:val="0"/>
                 <w:webHidden/>
                 <w:sz w:val="24"/>
                 <w:szCs w:val="24"/>
@@ -4735,6 +5007,7 @@
             <w:r>
               <w:rPr>
                 <w:rFonts w:ascii="Times New Roman" w:hAnsi="Times New Roman"/>
+                <w:b w:val="0"/>
                 <w:webHidden/>
                 <w:sz w:val="24"/>
                 <w:szCs w:val="24"/>
@@ -4744,15 +5017,17 @@
             <w:r>
               <w:rPr>
                 <w:rFonts w:ascii="Times New Roman" w:hAnsi="Times New Roman"/>
-                <w:webHidden/>
-                <w:sz w:val="24"/>
-                <w:szCs w:val="24"/>
-              </w:rPr>
-              <w:t>2</w:t>
+                <w:b w:val="0"/>
+                <w:webHidden/>
+                <w:sz w:val="24"/>
+                <w:szCs w:val="24"/>
+              </w:rPr>
+              <w:t>3</w:t>
             </w:r>
             <w:r>
               <w:rPr>
                 <w:rFonts w:ascii="Times New Roman" w:hAnsi="Times New Roman"/>
+                <w:b w:val="0"/>
                 <w:webHidden/>
                 <w:sz w:val="24"/>
                 <w:szCs w:val="24"/>
@@ -4768,6 +5043,7 @@
             <w:jc w:val="both"/>
             <w:rPr>
               <w:rFonts w:ascii="Times New Roman" w:eastAsiaTheme="minorEastAsia" w:hAnsi="Times New Roman"/>
+              <w:b w:val="0"/>
               <w:kern w:val="2"/>
               <w:sz w:val="24"/>
               <w:szCs w:val="24"/>
@@ -4779,6 +5055,7 @@
               <w:rPr>
                 <w:rStyle w:val="Hyperlink"/>
                 <w:rFonts w:ascii="Times New Roman" w:hAnsi="Times New Roman"/>
+                <w:b w:val="0"/>
                 <w:sz w:val="24"/>
                 <w:szCs w:val="24"/>
               </w:rPr>
@@ -4787,6 +5064,7 @@
             <w:r>
               <w:rPr>
                 <w:rFonts w:ascii="Times New Roman" w:eastAsiaTheme="minorEastAsia" w:hAnsi="Times New Roman"/>
+                <w:b w:val="0"/>
                 <w:kern w:val="2"/>
                 <w:sz w:val="24"/>
                 <w:szCs w:val="24"/>
@@ -4798,6 +5076,7 @@
               <w:rPr>
                 <w:rStyle w:val="Hyperlink"/>
                 <w:rFonts w:ascii="Times New Roman" w:hAnsi="Times New Roman"/>
+                <w:b w:val="0"/>
                 <w:sz w:val="24"/>
                 <w:szCs w:val="24"/>
               </w:rPr>
@@ -4806,6 +5085,7 @@
             <w:r>
               <w:rPr>
                 <w:rFonts w:ascii="Times New Roman" w:hAnsi="Times New Roman"/>
+                <w:b w:val="0"/>
                 <w:webHidden/>
                 <w:sz w:val="24"/>
                 <w:szCs w:val="24"/>
@@ -4815,6 +5095,7 @@
             <w:r>
               <w:rPr>
                 <w:rFonts w:ascii="Times New Roman" w:hAnsi="Times New Roman"/>
+                <w:b w:val="0"/>
                 <w:webHidden/>
                 <w:sz w:val="24"/>
                 <w:szCs w:val="24"/>
@@ -4824,6 +5105,7 @@
             <w:r>
               <w:rPr>
                 <w:rFonts w:ascii="Times New Roman" w:hAnsi="Times New Roman"/>
+                <w:b w:val="0"/>
                 <w:webHidden/>
                 <w:sz w:val="24"/>
                 <w:szCs w:val="24"/>
@@ -4833,6 +5115,7 @@
             <w:r>
               <w:rPr>
                 <w:rFonts w:ascii="Times New Roman" w:hAnsi="Times New Roman"/>
+                <w:b w:val="0"/>
                 <w:webHidden/>
                 <w:sz w:val="24"/>
                 <w:szCs w:val="24"/>
@@ -4841,6 +5124,7 @@
             <w:r>
               <w:rPr>
                 <w:rFonts w:ascii="Times New Roman" w:hAnsi="Times New Roman"/>
+                <w:b w:val="0"/>
                 <w:webHidden/>
                 <w:sz w:val="24"/>
                 <w:szCs w:val="24"/>
@@ -4850,6 +5134,7 @@
             <w:r>
               <w:rPr>
                 <w:rFonts w:ascii="Times New Roman" w:hAnsi="Times New Roman"/>
+                <w:b w:val="0"/>
                 <w:webHidden/>
                 <w:sz w:val="24"/>
                 <w:szCs w:val="24"/>
@@ -4859,6 +5144,7 @@
             <w:r>
               <w:rPr>
                 <w:rFonts w:ascii="Times New Roman" w:hAnsi="Times New Roman"/>
+                <w:b w:val="0"/>
                 <w:webHidden/>
                 <w:sz w:val="24"/>
                 <w:szCs w:val="24"/>
@@ -4873,6 +5159,7 @@
             <w:jc w:val="both"/>
             <w:rPr>
               <w:rFonts w:eastAsiaTheme="minorEastAsia"/>
+              <w:b w:val="0"/>
               <w:bCs/>
               <w:kern w:val="2"/>
               <w14:ligatures w14:val="standardContextual"/>
@@ -4882,12 +5169,14 @@
             <w:r>
               <w:rPr>
                 <w:rStyle w:val="Hyperlink"/>
+                <w:b w:val="0"/>
                 <w:bCs/>
               </w:rPr>
               <w:t>CHAPTER TWO</w:t>
             </w:r>
             <w:r>
               <w:rPr>
+                <w:b w:val="0"/>
                 <w:bCs/>
                 <w:webHidden/>
               </w:rPr>
@@ -4895,6 +5184,7 @@
             </w:r>
             <w:r>
               <w:rPr>
+                <w:b w:val="0"/>
                 <w:bCs/>
                 <w:webHidden/>
               </w:rPr>
@@ -4902,6 +5192,7 @@
             </w:r>
             <w:r>
               <w:rPr>
+                <w:b w:val="0"/>
                 <w:bCs/>
                 <w:webHidden/>
               </w:rPr>
@@ -4909,12 +5200,14 @@
             </w:r>
             <w:r>
               <w:rPr>
-                <w:bCs/>
-                <w:webHidden/>
-              </w:rPr>
-            </w:r>
-            <w:r>
-              <w:rPr>
+                <w:b w:val="0"/>
+                <w:bCs/>
+                <w:webHidden/>
+              </w:rPr>
+            </w:r>
+            <w:r>
+              <w:rPr>
+                <w:b w:val="0"/>
                 <w:bCs/>
                 <w:webHidden/>
               </w:rPr>
@@ -4922,13 +5215,15 @@
             </w:r>
             <w:r>
               <w:rPr>
-                <w:bCs/>
-                <w:webHidden/>
-              </w:rPr>
-              <w:t>4</w:t>
-            </w:r>
-            <w:r>
-              <w:rPr>
+                <w:b w:val="0"/>
+                <w:bCs/>
+                <w:webHidden/>
+              </w:rPr>
+              <w:t>5</w:t>
+            </w:r>
+            <w:r>
+              <w:rPr>
+                <w:b w:val="0"/>
                 <w:bCs/>
                 <w:webHidden/>
               </w:rPr>
@@ -4942,6 +5237,7 @@
             <w:jc w:val="both"/>
             <w:rPr>
               <w:rFonts w:eastAsiaTheme="minorEastAsia"/>
+              <w:b w:val="0"/>
               <w:bCs/>
               <w:kern w:val="2"/>
               <w14:ligatures w14:val="standardContextual"/>
@@ -4951,12 +5247,14 @@
             <w:r>
               <w:rPr>
                 <w:rStyle w:val="Hyperlink"/>
+                <w:b w:val="0"/>
                 <w:bCs/>
               </w:rPr>
               <w:t>LITERATURE REVIEW</w:t>
             </w:r>
             <w:r>
               <w:rPr>
+                <w:b w:val="0"/>
                 <w:bCs/>
                 <w:webHidden/>
               </w:rPr>
@@ -4964,6 +5262,7 @@
             </w:r>
             <w:r>
               <w:rPr>
+                <w:b w:val="0"/>
                 <w:bCs/>
                 <w:webHidden/>
               </w:rPr>
@@ -4971,6 +5270,7 @@
             </w:r>
             <w:r>
               <w:rPr>
+                <w:b w:val="0"/>
                 <w:bCs/>
                 <w:webHidden/>
               </w:rPr>
@@ -4978,12 +5278,14 @@
             </w:r>
             <w:r>
               <w:rPr>
-                <w:bCs/>
-                <w:webHidden/>
-              </w:rPr>
-            </w:r>
-            <w:r>
-              <w:rPr>
+                <w:b w:val="0"/>
+                <w:bCs/>
+                <w:webHidden/>
+              </w:rPr>
+            </w:r>
+            <w:r>
+              <w:rPr>
+                <w:b w:val="0"/>
                 <w:bCs/>
                 <w:webHidden/>
               </w:rPr>
@@ -4991,13 +5293,15 @@
             </w:r>
             <w:r>
               <w:rPr>
-                <w:bCs/>
-                <w:webHidden/>
-              </w:rPr>
-              <w:t>4</w:t>
-            </w:r>
-            <w:r>
-              <w:rPr>
+                <w:b w:val="0"/>
+                <w:bCs/>
+                <w:webHidden/>
+              </w:rPr>
+              <w:t>5</w:t>
+            </w:r>
+            <w:r>
+              <w:rPr>
+                <w:b w:val="0"/>
                 <w:bCs/>
                 <w:webHidden/>
               </w:rPr>
@@ -5012,6 +5316,7 @@
             <w:jc w:val="both"/>
             <w:rPr>
               <w:rFonts w:ascii="Times New Roman" w:eastAsiaTheme="minorEastAsia" w:hAnsi="Times New Roman"/>
+              <w:b w:val="0"/>
               <w:kern w:val="2"/>
               <w:sz w:val="24"/>
               <w:szCs w:val="24"/>
@@ -5023,6 +5328,7 @@
               <w:rPr>
                 <w:rStyle w:val="Hyperlink"/>
                 <w:rFonts w:ascii="Times New Roman" w:hAnsi="Times New Roman"/>
+                <w:b w:val="0"/>
                 <w:sz w:val="24"/>
                 <w:szCs w:val="24"/>
               </w:rPr>
@@ -5031,6 +5337,7 @@
             <w:r>
               <w:rPr>
                 <w:rFonts w:ascii="Times New Roman" w:eastAsiaTheme="minorEastAsia" w:hAnsi="Times New Roman"/>
+                <w:b w:val="0"/>
                 <w:kern w:val="2"/>
                 <w:sz w:val="24"/>
                 <w:szCs w:val="24"/>
@@ -5042,6 +5349,7 @@
               <w:rPr>
                 <w:rStyle w:val="Hyperlink"/>
                 <w:rFonts w:ascii="Times New Roman" w:hAnsi="Times New Roman"/>
+                <w:b w:val="0"/>
                 <w:sz w:val="24"/>
                 <w:szCs w:val="24"/>
               </w:rPr>
@@ -5050,6 +5358,7 @@
             <w:r>
               <w:rPr>
                 <w:rFonts w:ascii="Times New Roman" w:hAnsi="Times New Roman"/>
+                <w:b w:val="0"/>
                 <w:webHidden/>
                 <w:sz w:val="24"/>
                 <w:szCs w:val="24"/>
@@ -5059,6 +5368,7 @@
             <w:r>
               <w:rPr>
                 <w:rFonts w:ascii="Times New Roman" w:hAnsi="Times New Roman"/>
+                <w:b w:val="0"/>
                 <w:webHidden/>
                 <w:sz w:val="24"/>
                 <w:szCs w:val="24"/>
@@ -5068,6 +5378,7 @@
             <w:r>
               <w:rPr>
                 <w:rFonts w:ascii="Times New Roman" w:hAnsi="Times New Roman"/>
+                <w:b w:val="0"/>
                 <w:webHidden/>
                 <w:sz w:val="24"/>
                 <w:szCs w:val="24"/>
@@ -5077,6 +5388,7 @@
             <w:r>
               <w:rPr>
                 <w:rFonts w:ascii="Times New Roman" w:hAnsi="Times New Roman"/>
+                <w:b w:val="0"/>
                 <w:webHidden/>
                 <w:sz w:val="24"/>
                 <w:szCs w:val="24"/>
@@ -5085,6 +5397,7 @@
             <w:r>
               <w:rPr>
                 <w:rFonts w:ascii="Times New Roman" w:hAnsi="Times New Roman"/>
+                <w:b w:val="0"/>
                 <w:webHidden/>
                 <w:sz w:val="24"/>
                 <w:szCs w:val="24"/>
@@ -5094,15 +5407,17 @@
             <w:r>
               <w:rPr>
                 <w:rFonts w:ascii="Times New Roman" w:hAnsi="Times New Roman"/>
-                <w:webHidden/>
-                <w:sz w:val="24"/>
-                <w:szCs w:val="24"/>
-              </w:rPr>
-              <w:t>4</w:t>
+                <w:b w:val="0"/>
+                <w:webHidden/>
+                <w:sz w:val="24"/>
+                <w:szCs w:val="24"/>
+              </w:rPr>
+              <w:t>5</w:t>
             </w:r>
             <w:r>
               <w:rPr>
                 <w:rFonts w:ascii="Times New Roman" w:hAnsi="Times New Roman"/>
+                <w:b w:val="0"/>
                 <w:webHidden/>
                 <w:sz w:val="24"/>
                 <w:szCs w:val="24"/>
@@ -5118,6 +5433,7 @@
             <w:jc w:val="both"/>
             <w:rPr>
               <w:rFonts w:ascii="Times New Roman" w:eastAsiaTheme="minorEastAsia" w:hAnsi="Times New Roman"/>
+              <w:b w:val="0"/>
               <w:kern w:val="2"/>
               <w:sz w:val="24"/>
               <w:szCs w:val="24"/>
@@ -5129,6 +5445,7 @@
               <w:rPr>
                 <w:rStyle w:val="Hyperlink"/>
                 <w:rFonts w:ascii="Times New Roman" w:hAnsi="Times New Roman"/>
+                <w:b w:val="0"/>
                 <w:sz w:val="24"/>
                 <w:szCs w:val="24"/>
               </w:rPr>
@@ -5137,6 +5454,7 @@
             <w:r>
               <w:rPr>
                 <w:rFonts w:ascii="Times New Roman" w:eastAsiaTheme="minorEastAsia" w:hAnsi="Times New Roman"/>
+                <w:b w:val="0"/>
                 <w:kern w:val="2"/>
                 <w:sz w:val="24"/>
                 <w:szCs w:val="24"/>
@@ -5148,6 +5466,7 @@
               <w:rPr>
                 <w:rStyle w:val="Hyperlink"/>
                 <w:rFonts w:ascii="Times New Roman" w:hAnsi="Times New Roman"/>
+                <w:b w:val="0"/>
                 <w:sz w:val="24"/>
                 <w:szCs w:val="24"/>
               </w:rPr>
@@ -5156,6 +5475,7 @@
             <w:r>
               <w:rPr>
                 <w:rFonts w:ascii="Times New Roman" w:hAnsi="Times New Roman"/>
+                <w:b w:val="0"/>
                 <w:webHidden/>
                 <w:sz w:val="24"/>
                 <w:szCs w:val="24"/>
@@ -5165,6 +5485,7 @@
             <w:r>
               <w:rPr>
                 <w:rFonts w:ascii="Times New Roman" w:hAnsi="Times New Roman"/>
+                <w:b w:val="0"/>
                 <w:webHidden/>
                 <w:sz w:val="24"/>
                 <w:szCs w:val="24"/>
@@ -5174,6 +5495,7 @@
             <w:r>
               <w:rPr>
                 <w:rFonts w:ascii="Times New Roman" w:hAnsi="Times New Roman"/>
+                <w:b w:val="0"/>
                 <w:webHidden/>
                 <w:sz w:val="24"/>
                 <w:szCs w:val="24"/>
@@ -5183,6 +5505,7 @@
             <w:r>
               <w:rPr>
                 <w:rFonts w:ascii="Times New Roman" w:hAnsi="Times New Roman"/>
+                <w:b w:val="0"/>
                 <w:webHidden/>
                 <w:sz w:val="24"/>
                 <w:szCs w:val="24"/>
@@ -5191,6 +5514,7 @@
             <w:r>
               <w:rPr>
                 <w:rFonts w:ascii="Times New Roman" w:hAnsi="Times New Roman"/>
+                <w:b w:val="0"/>
                 <w:webHidden/>
                 <w:sz w:val="24"/>
                 <w:szCs w:val="24"/>
@@ -5200,15 +5524,17 @@
             <w:r>
               <w:rPr>
                 <w:rFonts w:ascii="Times New Roman" w:hAnsi="Times New Roman"/>
-                <w:webHidden/>
-                <w:sz w:val="24"/>
-                <w:szCs w:val="24"/>
-              </w:rPr>
-              <w:t>4</w:t>
+                <w:b w:val="0"/>
+                <w:webHidden/>
+                <w:sz w:val="24"/>
+                <w:szCs w:val="24"/>
+              </w:rPr>
+              <w:t>5</w:t>
             </w:r>
             <w:r>
               <w:rPr>
                 <w:rFonts w:ascii="Times New Roman" w:hAnsi="Times New Roman"/>
+                <w:b w:val="0"/>
                 <w:webHidden/>
                 <w:sz w:val="24"/>
                 <w:szCs w:val="24"/>
@@ -5224,6 +5550,7 @@
             <w:jc w:val="both"/>
             <w:rPr>
               <w:rFonts w:ascii="Times New Roman" w:eastAsiaTheme="minorEastAsia" w:hAnsi="Times New Roman"/>
+              <w:b w:val="0"/>
               <w:kern w:val="2"/>
               <w:sz w:val="24"/>
               <w:szCs w:val="24"/>
@@ -5235,6 +5562,7 @@
               <w:rPr>
                 <w:rStyle w:val="Hyperlink"/>
                 <w:rFonts w:ascii="Times New Roman" w:hAnsi="Times New Roman"/>
+                <w:b w:val="0"/>
                 <w:sz w:val="24"/>
                 <w:szCs w:val="24"/>
               </w:rPr>
@@ -5243,6 +5571,7 @@
             <w:r>
               <w:rPr>
                 <w:rFonts w:ascii="Times New Roman" w:eastAsiaTheme="minorEastAsia" w:hAnsi="Times New Roman"/>
+                <w:b w:val="0"/>
                 <w:kern w:val="2"/>
                 <w:sz w:val="24"/>
                 <w:szCs w:val="24"/>
@@ -5254,6 +5583,7 @@
               <w:rPr>
                 <w:rStyle w:val="Hyperlink"/>
                 <w:rFonts w:ascii="Times New Roman" w:hAnsi="Times New Roman"/>
+                <w:b w:val="0"/>
                 <w:sz w:val="24"/>
                 <w:szCs w:val="24"/>
               </w:rPr>
@@ -5262,6 +5592,7 @@
             <w:r>
               <w:rPr>
                 <w:rFonts w:ascii="Times New Roman" w:hAnsi="Times New Roman"/>
+                <w:b w:val="0"/>
                 <w:webHidden/>
                 <w:sz w:val="24"/>
                 <w:szCs w:val="24"/>
@@ -5271,6 +5602,7 @@
             <w:r>
               <w:rPr>
                 <w:rFonts w:ascii="Times New Roman" w:hAnsi="Times New Roman"/>
+                <w:b w:val="0"/>
                 <w:webHidden/>
                 <w:sz w:val="24"/>
                 <w:szCs w:val="24"/>
@@ -5280,6 +5612,7 @@
             <w:r>
               <w:rPr>
                 <w:rFonts w:ascii="Times New Roman" w:hAnsi="Times New Roman"/>
+                <w:b w:val="0"/>
                 <w:webHidden/>
                 <w:sz w:val="24"/>
                 <w:szCs w:val="24"/>
@@ -5289,6 +5622,7 @@
             <w:r>
               <w:rPr>
                 <w:rFonts w:ascii="Times New Roman" w:hAnsi="Times New Roman"/>
+                <w:b w:val="0"/>
                 <w:webHidden/>
                 <w:sz w:val="24"/>
                 <w:szCs w:val="24"/>
@@ -5297,6 +5631,7 @@
             <w:r>
               <w:rPr>
                 <w:rFonts w:ascii="Times New Roman" w:hAnsi="Times New Roman"/>
+                <w:b w:val="0"/>
                 <w:webHidden/>
                 <w:sz w:val="24"/>
                 <w:szCs w:val="24"/>
@@ -5306,15 +5641,17 @@
             <w:r>
               <w:rPr>
                 <w:rFonts w:ascii="Times New Roman" w:hAnsi="Times New Roman"/>
-                <w:webHidden/>
-                <w:sz w:val="24"/>
-                <w:szCs w:val="24"/>
-              </w:rPr>
-              <w:t>7</w:t>
+                <w:b w:val="0"/>
+                <w:webHidden/>
+                <w:sz w:val="24"/>
+                <w:szCs w:val="24"/>
+              </w:rPr>
+              <w:t>8</w:t>
             </w:r>
             <w:r>
               <w:rPr>
                 <w:rFonts w:ascii="Times New Roman" w:hAnsi="Times New Roman"/>
+                <w:b w:val="0"/>
                 <w:webHidden/>
                 <w:sz w:val="24"/>
                 <w:szCs w:val="24"/>
@@ -5329,6 +5666,7 @@
             <w:jc w:val="both"/>
             <w:rPr>
               <w:rFonts w:eastAsiaTheme="minorEastAsia"/>
+              <w:b w:val="0"/>
               <w:bCs/>
               <w:kern w:val="2"/>
               <w14:ligatures w14:val="standardContextual"/>
@@ -5338,12 +5676,14 @@
             <w:r>
               <w:rPr>
                 <w:rStyle w:val="Hyperlink"/>
+                <w:b w:val="0"/>
                 <w:bCs/>
               </w:rPr>
               <w:t>CHAPTER THREE</w:t>
             </w:r>
             <w:r>
               <w:rPr>
+                <w:b w:val="0"/>
                 <w:bCs/>
                 <w:webHidden/>
               </w:rPr>
@@ -5351,6 +5691,7 @@
             </w:r>
             <w:r>
               <w:rPr>
+                <w:b w:val="0"/>
                 <w:bCs/>
                 <w:webHidden/>
               </w:rPr>
@@ -5358,6 +5699,7 @@
             </w:r>
             <w:r>
               <w:rPr>
+                <w:b w:val="0"/>
                 <w:bCs/>
                 <w:webHidden/>
               </w:rPr>
@@ -5365,12 +5707,14 @@
             </w:r>
             <w:r>
               <w:rPr>
-                <w:bCs/>
-                <w:webHidden/>
-              </w:rPr>
-            </w:r>
-            <w:r>
-              <w:rPr>
+                <w:b w:val="0"/>
+                <w:bCs/>
+                <w:webHidden/>
+              </w:rPr>
+            </w:r>
+            <w:r>
+              <w:rPr>
+                <w:b w:val="0"/>
                 <w:bCs/>
                 <w:webHidden/>
               </w:rPr>
@@ -5378,13 +5722,15 @@
             </w:r>
             <w:r>
               <w:rPr>
-                <w:bCs/>
-                <w:webHidden/>
-              </w:rPr>
-              <w:t>9</w:t>
-            </w:r>
-            <w:r>
-              <w:rPr>
+                <w:b w:val="0"/>
+                <w:bCs/>
+                <w:webHidden/>
+              </w:rPr>
+              <w:t>10</w:t>
+            </w:r>
+            <w:r>
+              <w:rPr>
+                <w:b w:val="0"/>
                 <w:bCs/>
                 <w:webHidden/>
               </w:rPr>
@@ -5398,6 +5744,7 @@
             <w:jc w:val="both"/>
             <w:rPr>
               <w:rFonts w:eastAsiaTheme="minorEastAsia"/>
+              <w:b w:val="0"/>
               <w:bCs/>
               <w:kern w:val="2"/>
               <w14:ligatures w14:val="standardContextual"/>
@@ -5407,12 +5754,14 @@
             <w:r>
               <w:rPr>
                 <w:rStyle w:val="Hyperlink"/>
+                <w:b w:val="0"/>
                 <w:bCs/>
               </w:rPr>
               <w:t>METHODOLOGY</w:t>
             </w:r>
             <w:r>
               <w:rPr>
+                <w:b w:val="0"/>
                 <w:bCs/>
                 <w:webHidden/>
               </w:rPr>
@@ -5420,6 +5769,7 @@
             </w:r>
             <w:r>
               <w:rPr>
+                <w:b w:val="0"/>
                 <w:bCs/>
                 <w:webHidden/>
               </w:rPr>
@@ -5427,6 +5777,7 @@
             </w:r>
             <w:r>
               <w:rPr>
+                <w:b w:val="0"/>
                 <w:bCs/>
                 <w:webHidden/>
               </w:rPr>
@@ -5434,12 +5785,14 @@
             </w:r>
             <w:r>
               <w:rPr>
-                <w:bCs/>
-                <w:webHidden/>
-              </w:rPr>
-            </w:r>
-            <w:r>
-              <w:rPr>
+                <w:b w:val="0"/>
+                <w:bCs/>
+                <w:webHidden/>
+              </w:rPr>
+            </w:r>
+            <w:r>
+              <w:rPr>
+                <w:b w:val="0"/>
                 <w:bCs/>
                 <w:webHidden/>
               </w:rPr>
@@ -5447,13 +5800,15 @@
             </w:r>
             <w:r>
               <w:rPr>
-                <w:bCs/>
-                <w:webHidden/>
-              </w:rPr>
-              <w:t>9</w:t>
-            </w:r>
-            <w:r>
-              <w:rPr>
+                <w:b w:val="0"/>
+                <w:bCs/>
+                <w:webHidden/>
+              </w:rPr>
+              <w:t>10</w:t>
+            </w:r>
+            <w:r>
+              <w:rPr>
+                <w:b w:val="0"/>
                 <w:bCs/>
                 <w:webHidden/>
               </w:rPr>
@@ -5468,6 +5823,7 @@
             <w:jc w:val="both"/>
             <w:rPr>
               <w:rFonts w:ascii="Times New Roman" w:eastAsiaTheme="minorEastAsia" w:hAnsi="Times New Roman"/>
+              <w:b w:val="0"/>
               <w:kern w:val="2"/>
               <w:sz w:val="24"/>
               <w:szCs w:val="24"/>
@@ -5479,6 +5835,7 @@
               <w:rPr>
                 <w:rStyle w:val="Hyperlink"/>
                 <w:rFonts w:ascii="Times New Roman" w:hAnsi="Times New Roman"/>
+                <w:b w:val="0"/>
                 <w:sz w:val="24"/>
                 <w:szCs w:val="24"/>
               </w:rPr>
@@ -5487,6 +5844,7 @@
             <w:r>
               <w:rPr>
                 <w:rFonts w:ascii="Times New Roman" w:eastAsiaTheme="minorEastAsia" w:hAnsi="Times New Roman"/>
+                <w:b w:val="0"/>
                 <w:kern w:val="2"/>
                 <w:sz w:val="24"/>
                 <w:szCs w:val="24"/>
@@ -5498,6 +5856,7 @@
               <w:rPr>
                 <w:rStyle w:val="Hyperlink"/>
                 <w:rFonts w:ascii="Times New Roman" w:hAnsi="Times New Roman"/>
+                <w:b w:val="0"/>
                 <w:sz w:val="24"/>
                 <w:szCs w:val="24"/>
               </w:rPr>
@@ -5506,6 +5865,7 @@
             <w:r>
               <w:rPr>
                 <w:rFonts w:ascii="Times New Roman" w:hAnsi="Times New Roman"/>
+                <w:b w:val="0"/>
                 <w:webHidden/>
                 <w:sz w:val="24"/>
                 <w:szCs w:val="24"/>
@@ -5515,6 +5875,7 @@
             <w:r>
               <w:rPr>
                 <w:rFonts w:ascii="Times New Roman" w:hAnsi="Times New Roman"/>
+                <w:b w:val="0"/>
                 <w:webHidden/>
                 <w:sz w:val="24"/>
                 <w:szCs w:val="24"/>
@@ -5524,6 +5885,7 @@
             <w:r>
               <w:rPr>
                 <w:rFonts w:ascii="Times New Roman" w:hAnsi="Times New Roman"/>
+                <w:b w:val="0"/>
                 <w:webHidden/>
                 <w:sz w:val="24"/>
                 <w:szCs w:val="24"/>
@@ -5533,6 +5895,7 @@
             <w:r>
               <w:rPr>
                 <w:rFonts w:ascii="Times New Roman" w:hAnsi="Times New Roman"/>
+                <w:b w:val="0"/>
                 <w:webHidden/>
                 <w:sz w:val="24"/>
                 <w:szCs w:val="24"/>
@@ -5541,6 +5904,7 @@
             <w:r>
               <w:rPr>
                 <w:rFonts w:ascii="Times New Roman" w:hAnsi="Times New Roman"/>
+                <w:b w:val="0"/>
                 <w:webHidden/>
                 <w:sz w:val="24"/>
                 <w:szCs w:val="24"/>
@@ -5550,15 +5914,17 @@
             <w:r>
               <w:rPr>
                 <w:rFonts w:ascii="Times New Roman" w:hAnsi="Times New Roman"/>
-                <w:webHidden/>
-                <w:sz w:val="24"/>
-                <w:szCs w:val="24"/>
-              </w:rPr>
-              <w:t>9</w:t>
+                <w:b w:val="0"/>
+                <w:webHidden/>
+                <w:sz w:val="24"/>
+                <w:szCs w:val="24"/>
+              </w:rPr>
+              <w:t>10</w:t>
             </w:r>
             <w:r>
               <w:rPr>
                 <w:rFonts w:ascii="Times New Roman" w:hAnsi="Times New Roman"/>
+                <w:b w:val="0"/>
                 <w:webHidden/>
                 <w:sz w:val="24"/>
                 <w:szCs w:val="24"/>
@@ -5574,6 +5940,7 @@
             <w:jc w:val="both"/>
             <w:rPr>
               <w:rFonts w:ascii="Times New Roman" w:eastAsiaTheme="minorEastAsia" w:hAnsi="Times New Roman"/>
+              <w:b w:val="0"/>
               <w:kern w:val="2"/>
               <w:sz w:val="24"/>
               <w:szCs w:val="24"/>
@@ -5585,6 +5952,7 @@
               <w:rPr>
                 <w:rStyle w:val="Hyperlink"/>
                 <w:rFonts w:ascii="Times New Roman" w:hAnsi="Times New Roman"/>
+                <w:b w:val="0"/>
                 <w:sz w:val="24"/>
                 <w:szCs w:val="24"/>
               </w:rPr>
@@ -5593,6 +5961,7 @@
             <w:r>
               <w:rPr>
                 <w:rFonts w:ascii="Times New Roman" w:eastAsiaTheme="minorEastAsia" w:hAnsi="Times New Roman"/>
+                <w:b w:val="0"/>
                 <w:kern w:val="2"/>
                 <w:sz w:val="24"/>
                 <w:szCs w:val="24"/>
@@ -5604,6 +5973,7 @@
               <w:rPr>
                 <w:rStyle w:val="Hyperlink"/>
                 <w:rFonts w:ascii="Times New Roman" w:hAnsi="Times New Roman"/>
+                <w:b w:val="0"/>
                 <w:sz w:val="24"/>
                 <w:szCs w:val="24"/>
               </w:rPr>
@@ -5612,6 +5982,7 @@
             <w:r>
               <w:rPr>
                 <w:rFonts w:ascii="Times New Roman" w:hAnsi="Times New Roman"/>
+                <w:b w:val="0"/>
                 <w:webHidden/>
                 <w:sz w:val="24"/>
                 <w:szCs w:val="24"/>
@@ -5621,6 +5992,7 @@
             <w:r>
               <w:rPr>
                 <w:rFonts w:ascii="Times New Roman" w:hAnsi="Times New Roman"/>
+                <w:b w:val="0"/>
                 <w:webHidden/>
                 <w:sz w:val="24"/>
                 <w:szCs w:val="24"/>
@@ -5630,6 +6002,7 @@
             <w:r>
               <w:rPr>
                 <w:rFonts w:ascii="Times New Roman" w:hAnsi="Times New Roman"/>
+                <w:b w:val="0"/>
                 <w:webHidden/>
                 <w:sz w:val="24"/>
                 <w:szCs w:val="24"/>
@@ -5639,6 +6012,7 @@
             <w:r>
               <w:rPr>
                 <w:rFonts w:ascii="Times New Roman" w:hAnsi="Times New Roman"/>
+                <w:b w:val="0"/>
                 <w:webHidden/>
                 <w:sz w:val="24"/>
                 <w:szCs w:val="24"/>
@@ -5647,6 +6021,7 @@
             <w:r>
               <w:rPr>
                 <w:rFonts w:ascii="Times New Roman" w:hAnsi="Times New Roman"/>
+                <w:b w:val="0"/>
                 <w:webHidden/>
                 <w:sz w:val="24"/>
                 <w:szCs w:val="24"/>
@@ -5656,15 +6031,17 @@
             <w:r>
               <w:rPr>
                 <w:rFonts w:ascii="Times New Roman" w:hAnsi="Times New Roman"/>
-                <w:webHidden/>
-                <w:sz w:val="24"/>
-                <w:szCs w:val="24"/>
-              </w:rPr>
-              <w:t>9</w:t>
+                <w:b w:val="0"/>
+                <w:webHidden/>
+                <w:sz w:val="24"/>
+                <w:szCs w:val="24"/>
+              </w:rPr>
+              <w:t>10</w:t>
             </w:r>
             <w:r>
               <w:rPr>
                 <w:rFonts w:ascii="Times New Roman" w:hAnsi="Times New Roman"/>
+                <w:b w:val="0"/>
                 <w:webHidden/>
                 <w:sz w:val="24"/>
                 <w:szCs w:val="24"/>
@@ -5684,7 +6061,6 @@
             <w:jc w:val="both"/>
             <w:rPr>
               <w:rFonts w:ascii="Times New Roman" w:eastAsiaTheme="minorEastAsia" w:hAnsi="Times New Roman" w:cs="Times New Roman"/>
-              <w:b/>
               <w:bCs/>
               <w:noProof/>
               <w:kern w:val="2"/>
@@ -5698,7 +6074,6 @@
               <w:rPr>
                 <w:rStyle w:val="Hyperlink"/>
                 <w:rFonts w:ascii="Times New Roman" w:hAnsi="Times New Roman" w:cs="Times New Roman"/>
-                <w:b/>
                 <w:bCs/>
                 <w:noProof/>
                 <w:sz w:val="24"/>
@@ -5709,7 +6084,6 @@
             <w:r>
               <w:rPr>
                 <w:rFonts w:ascii="Times New Roman" w:eastAsiaTheme="minorEastAsia" w:hAnsi="Times New Roman" w:cs="Times New Roman"/>
-                <w:b/>
                 <w:bCs/>
                 <w:noProof/>
                 <w:kern w:val="2"/>
@@ -5723,7 +6097,6 @@
               <w:rPr>
                 <w:rStyle w:val="Hyperlink"/>
                 <w:rFonts w:ascii="Times New Roman" w:hAnsi="Times New Roman" w:cs="Times New Roman"/>
-                <w:b/>
                 <w:bCs/>
                 <w:noProof/>
                 <w:sz w:val="24"/>
@@ -5734,7 +6107,6 @@
             <w:r>
               <w:rPr>
                 <w:rFonts w:ascii="Times New Roman" w:hAnsi="Times New Roman" w:cs="Times New Roman"/>
-                <w:b/>
                 <w:bCs/>
                 <w:noProof/>
                 <w:webHidden/>
@@ -5746,7 +6118,6 @@
             <w:r>
               <w:rPr>
                 <w:rFonts w:ascii="Times New Roman" w:hAnsi="Times New Roman" w:cs="Times New Roman"/>
-                <w:b/>
                 <w:bCs/>
                 <w:noProof/>
                 <w:webHidden/>
@@ -5758,7 +6129,6 @@
             <w:r>
               <w:rPr>
                 <w:rFonts w:ascii="Times New Roman" w:hAnsi="Times New Roman" w:cs="Times New Roman"/>
-                <w:b/>
                 <w:bCs/>
                 <w:noProof/>
                 <w:webHidden/>
@@ -5770,7 +6140,6 @@
             <w:r>
               <w:rPr>
                 <w:rFonts w:ascii="Times New Roman" w:hAnsi="Times New Roman" w:cs="Times New Roman"/>
-                <w:b/>
                 <w:bCs/>
                 <w:noProof/>
                 <w:webHidden/>
@@ -5781,7 +6150,6 @@
             <w:r>
               <w:rPr>
                 <w:rFonts w:ascii="Times New Roman" w:hAnsi="Times New Roman" w:cs="Times New Roman"/>
-                <w:b/>
                 <w:bCs/>
                 <w:noProof/>
                 <w:webHidden/>
@@ -5793,19 +6161,17 @@
             <w:r>
               <w:rPr>
                 <w:rFonts w:ascii="Times New Roman" w:hAnsi="Times New Roman" w:cs="Times New Roman"/>
-                <w:b/>
                 <w:bCs/>
                 <w:noProof/>
                 <w:webHidden/>
                 <w:sz w:val="24"/>
                 <w:szCs w:val="24"/>
               </w:rPr>
-              <w:t>9</w:t>
-            </w:r>
-            <w:r>
-              <w:rPr>
-                <w:rFonts w:ascii="Times New Roman" w:hAnsi="Times New Roman" w:cs="Times New Roman"/>
-                <w:b/>
+              <w:t>10</w:t>
+            </w:r>
+            <w:r>
+              <w:rPr>
+                <w:rFonts w:ascii="Times New Roman" w:hAnsi="Times New Roman" w:cs="Times New Roman"/>
                 <w:bCs/>
                 <w:noProof/>
                 <w:webHidden/>
@@ -5827,7 +6193,6 @@
             <w:jc w:val="both"/>
             <w:rPr>
               <w:rFonts w:ascii="Times New Roman" w:eastAsiaTheme="minorEastAsia" w:hAnsi="Times New Roman" w:cs="Times New Roman"/>
-              <w:b/>
               <w:bCs/>
               <w:noProof/>
               <w:kern w:val="2"/>
@@ -5841,7 +6206,6 @@
               <w:rPr>
                 <w:rStyle w:val="Hyperlink"/>
                 <w:rFonts w:ascii="Times New Roman" w:hAnsi="Times New Roman" w:cs="Times New Roman"/>
-                <w:b/>
                 <w:bCs/>
                 <w:noProof/>
                 <w:sz w:val="24"/>
@@ -5852,7 +6216,6 @@
             <w:r>
               <w:rPr>
                 <w:rFonts w:ascii="Times New Roman" w:eastAsiaTheme="minorEastAsia" w:hAnsi="Times New Roman" w:cs="Times New Roman"/>
-                <w:b/>
                 <w:bCs/>
                 <w:noProof/>
                 <w:kern w:val="2"/>
@@ -5866,7 +6229,6 @@
               <w:rPr>
                 <w:rStyle w:val="Hyperlink"/>
                 <w:rFonts w:ascii="Times New Roman" w:hAnsi="Times New Roman" w:cs="Times New Roman"/>
-                <w:b/>
                 <w:bCs/>
                 <w:noProof/>
                 <w:sz w:val="24"/>
@@ -5877,7 +6239,6 @@
             <w:r>
               <w:rPr>
                 <w:rFonts w:ascii="Times New Roman" w:hAnsi="Times New Roman" w:cs="Times New Roman"/>
-                <w:b/>
                 <w:bCs/>
                 <w:noProof/>
                 <w:webHidden/>
@@ -5889,7 +6250,6 @@
             <w:r>
               <w:rPr>
                 <w:rFonts w:ascii="Times New Roman" w:hAnsi="Times New Roman" w:cs="Times New Roman"/>
-                <w:b/>
                 <w:bCs/>
                 <w:noProof/>
                 <w:webHidden/>
@@ -5901,7 +6261,6 @@
             <w:r>
               <w:rPr>
                 <w:rFonts w:ascii="Times New Roman" w:hAnsi="Times New Roman" w:cs="Times New Roman"/>
-                <w:b/>
                 <w:bCs/>
                 <w:noProof/>
                 <w:webHidden/>
@@ -5913,7 +6272,6 @@
             <w:r>
               <w:rPr>
                 <w:rFonts w:ascii="Times New Roman" w:hAnsi="Times New Roman" w:cs="Times New Roman"/>
-                <w:b/>
                 <w:bCs/>
                 <w:noProof/>
                 <w:webHidden/>
@@ -5924,7 +6282,6 @@
             <w:r>
               <w:rPr>
                 <w:rFonts w:ascii="Times New Roman" w:hAnsi="Times New Roman" w:cs="Times New Roman"/>
-                <w:b/>
                 <w:bCs/>
                 <w:noProof/>
                 <w:webHidden/>
@@ -5936,19 +6293,17 @@
             <w:r>
               <w:rPr>
                 <w:rFonts w:ascii="Times New Roman" w:hAnsi="Times New Roman" w:cs="Times New Roman"/>
-                <w:b/>
                 <w:bCs/>
                 <w:noProof/>
                 <w:webHidden/>
                 <w:sz w:val="24"/>
                 <w:szCs w:val="24"/>
               </w:rPr>
-              <w:t>10</w:t>
-            </w:r>
-            <w:r>
-              <w:rPr>
-                <w:rFonts w:ascii="Times New Roman" w:hAnsi="Times New Roman" w:cs="Times New Roman"/>
-                <w:b/>
+              <w:t>11</w:t>
+            </w:r>
+            <w:r>
+              <w:rPr>
+                <w:rFonts w:ascii="Times New Roman" w:hAnsi="Times New Roman" w:cs="Times New Roman"/>
                 <w:bCs/>
                 <w:noProof/>
                 <w:webHidden/>
@@ -5970,7 +6325,6 @@
             <w:jc w:val="both"/>
             <w:rPr>
               <w:rFonts w:ascii="Times New Roman" w:eastAsiaTheme="minorEastAsia" w:hAnsi="Times New Roman" w:cs="Times New Roman"/>
-              <w:b/>
               <w:bCs/>
               <w:noProof/>
               <w:kern w:val="2"/>
@@ -5984,7 +6338,6 @@
               <w:rPr>
                 <w:rStyle w:val="Hyperlink"/>
                 <w:rFonts w:ascii="Times New Roman" w:hAnsi="Times New Roman" w:cs="Times New Roman"/>
-                <w:b/>
                 <w:bCs/>
                 <w:noProof/>
                 <w:sz w:val="24"/>
@@ -5995,7 +6348,6 @@
             <w:r>
               <w:rPr>
                 <w:rFonts w:ascii="Times New Roman" w:eastAsiaTheme="minorEastAsia" w:hAnsi="Times New Roman" w:cs="Times New Roman"/>
-                <w:b/>
                 <w:bCs/>
                 <w:noProof/>
                 <w:kern w:val="2"/>
@@ -6009,7 +6361,6 @@
               <w:rPr>
                 <w:rStyle w:val="Hyperlink"/>
                 <w:rFonts w:ascii="Times New Roman" w:hAnsi="Times New Roman" w:cs="Times New Roman"/>
-                <w:b/>
                 <w:bCs/>
                 <w:noProof/>
                 <w:sz w:val="24"/>
@@ -6020,7 +6371,6 @@
             <w:r>
               <w:rPr>
                 <w:rFonts w:ascii="Times New Roman" w:hAnsi="Times New Roman" w:cs="Times New Roman"/>
-                <w:b/>
                 <w:bCs/>
                 <w:noProof/>
                 <w:webHidden/>
@@ -6032,7 +6382,6 @@
             <w:r>
               <w:rPr>
                 <w:rFonts w:ascii="Times New Roman" w:hAnsi="Times New Roman" w:cs="Times New Roman"/>
-                <w:b/>
                 <w:bCs/>
                 <w:noProof/>
                 <w:webHidden/>
@@ -6044,7 +6393,6 @@
             <w:r>
               <w:rPr>
                 <w:rFonts w:ascii="Times New Roman" w:hAnsi="Times New Roman" w:cs="Times New Roman"/>
-                <w:b/>
                 <w:bCs/>
                 <w:noProof/>
                 <w:webHidden/>
@@ -6056,7 +6404,6 @@
             <w:r>
               <w:rPr>
                 <w:rFonts w:ascii="Times New Roman" w:hAnsi="Times New Roman" w:cs="Times New Roman"/>
-                <w:b/>
                 <w:bCs/>
                 <w:noProof/>
                 <w:webHidden/>
@@ -6067,7 +6414,6 @@
             <w:r>
               <w:rPr>
                 <w:rFonts w:ascii="Times New Roman" w:hAnsi="Times New Roman" w:cs="Times New Roman"/>
-                <w:b/>
                 <w:bCs/>
                 <w:noProof/>
                 <w:webHidden/>
@@ -6079,19 +6425,17 @@
             <w:r>
               <w:rPr>
                 <w:rFonts w:ascii="Times New Roman" w:hAnsi="Times New Roman" w:cs="Times New Roman"/>
-                <w:b/>
                 <w:bCs/>
                 <w:noProof/>
                 <w:webHidden/>
                 <w:sz w:val="24"/>
                 <w:szCs w:val="24"/>
               </w:rPr>
-              <w:t>10</w:t>
-            </w:r>
-            <w:r>
-              <w:rPr>
-                <w:rFonts w:ascii="Times New Roman" w:hAnsi="Times New Roman" w:cs="Times New Roman"/>
-                <w:b/>
+              <w:t>11</w:t>
+            </w:r>
+            <w:r>
+              <w:rPr>
+                <w:rFonts w:ascii="Times New Roman" w:hAnsi="Times New Roman" w:cs="Times New Roman"/>
                 <w:bCs/>
                 <w:noProof/>
                 <w:webHidden/>
@@ -6113,7 +6457,6 @@
             <w:jc w:val="both"/>
             <w:rPr>
               <w:rFonts w:ascii="Times New Roman" w:eastAsiaTheme="minorEastAsia" w:hAnsi="Times New Roman" w:cs="Times New Roman"/>
-              <w:b/>
               <w:bCs/>
               <w:noProof/>
               <w:kern w:val="2"/>
@@ -6127,7 +6470,6 @@
               <w:rPr>
                 <w:rStyle w:val="Hyperlink"/>
                 <w:rFonts w:ascii="Times New Roman" w:hAnsi="Times New Roman" w:cs="Times New Roman"/>
-                <w:b/>
                 <w:bCs/>
                 <w:noProof/>
                 <w:sz w:val="24"/>
@@ -6138,7 +6480,6 @@
             <w:r>
               <w:rPr>
                 <w:rFonts w:ascii="Times New Roman" w:eastAsiaTheme="minorEastAsia" w:hAnsi="Times New Roman" w:cs="Times New Roman"/>
-                <w:b/>
                 <w:bCs/>
                 <w:noProof/>
                 <w:kern w:val="2"/>
@@ -6152,7 +6493,6 @@
               <w:rPr>
                 <w:rStyle w:val="Hyperlink"/>
                 <w:rFonts w:ascii="Times New Roman" w:hAnsi="Times New Roman" w:cs="Times New Roman"/>
-                <w:b/>
                 <w:bCs/>
                 <w:noProof/>
                 <w:sz w:val="24"/>
@@ -6163,7 +6503,6 @@
             <w:r>
               <w:rPr>
                 <w:rFonts w:ascii="Times New Roman" w:hAnsi="Times New Roman" w:cs="Times New Roman"/>
-                <w:b/>
                 <w:bCs/>
                 <w:noProof/>
                 <w:webHidden/>
@@ -6175,7 +6514,6 @@
             <w:r>
               <w:rPr>
                 <w:rFonts w:ascii="Times New Roman" w:hAnsi="Times New Roman" w:cs="Times New Roman"/>
-                <w:b/>
                 <w:bCs/>
                 <w:noProof/>
                 <w:webHidden/>
@@ -6187,7 +6525,6 @@
             <w:r>
               <w:rPr>
                 <w:rFonts w:ascii="Times New Roman" w:hAnsi="Times New Roman" w:cs="Times New Roman"/>
-                <w:b/>
                 <w:bCs/>
                 <w:noProof/>
                 <w:webHidden/>
@@ -6199,7 +6536,6 @@
             <w:r>
               <w:rPr>
                 <w:rFonts w:ascii="Times New Roman" w:hAnsi="Times New Roman" w:cs="Times New Roman"/>
-                <w:b/>
                 <w:bCs/>
                 <w:noProof/>
                 <w:webHidden/>
@@ -6210,7 +6546,6 @@
             <w:r>
               <w:rPr>
                 <w:rFonts w:ascii="Times New Roman" w:hAnsi="Times New Roman" w:cs="Times New Roman"/>
-                <w:b/>
                 <w:bCs/>
                 <w:noProof/>
                 <w:webHidden/>
@@ -6222,19 +6557,17 @@
             <w:r>
               <w:rPr>
                 <w:rFonts w:ascii="Times New Roman" w:hAnsi="Times New Roman" w:cs="Times New Roman"/>
-                <w:b/>
                 <w:bCs/>
                 <w:noProof/>
                 <w:webHidden/>
                 <w:sz w:val="24"/>
                 <w:szCs w:val="24"/>
               </w:rPr>
-              <w:t>11</w:t>
-            </w:r>
-            <w:r>
-              <w:rPr>
-                <w:rFonts w:ascii="Times New Roman" w:hAnsi="Times New Roman" w:cs="Times New Roman"/>
-                <w:b/>
+              <w:t>12</w:t>
+            </w:r>
+            <w:r>
+              <w:rPr>
+                <w:rFonts w:ascii="Times New Roman" w:hAnsi="Times New Roman" w:cs="Times New Roman"/>
                 <w:bCs/>
                 <w:noProof/>
                 <w:webHidden/>
@@ -6252,6 +6585,7 @@
             <w:jc w:val="both"/>
             <w:rPr>
               <w:rFonts w:ascii="Times New Roman" w:eastAsiaTheme="minorEastAsia" w:hAnsi="Times New Roman"/>
+              <w:b w:val="0"/>
               <w:kern w:val="2"/>
               <w:sz w:val="24"/>
               <w:szCs w:val="24"/>
@@ -6263,6 +6597,7 @@
               <w:rPr>
                 <w:rStyle w:val="Hyperlink"/>
                 <w:rFonts w:ascii="Times New Roman" w:hAnsi="Times New Roman"/>
+                <w:b w:val="0"/>
                 <w:sz w:val="24"/>
                 <w:szCs w:val="24"/>
               </w:rPr>
@@ -6271,6 +6606,7 @@
             <w:r>
               <w:rPr>
                 <w:rFonts w:ascii="Times New Roman" w:eastAsiaTheme="minorEastAsia" w:hAnsi="Times New Roman"/>
+                <w:b w:val="0"/>
                 <w:kern w:val="2"/>
                 <w:sz w:val="24"/>
                 <w:szCs w:val="24"/>
@@ -6282,6 +6618,7 @@
               <w:rPr>
                 <w:rStyle w:val="Hyperlink"/>
                 <w:rFonts w:ascii="Times New Roman" w:hAnsi="Times New Roman"/>
+                <w:b w:val="0"/>
                 <w:sz w:val="24"/>
                 <w:szCs w:val="24"/>
               </w:rPr>
@@ -6290,6 +6627,7 @@
             <w:r>
               <w:rPr>
                 <w:rFonts w:ascii="Times New Roman" w:hAnsi="Times New Roman"/>
+                <w:b w:val="0"/>
                 <w:webHidden/>
                 <w:sz w:val="24"/>
                 <w:szCs w:val="24"/>
@@ -6299,6 +6637,7 @@
             <w:r>
               <w:rPr>
                 <w:rFonts w:ascii="Times New Roman" w:hAnsi="Times New Roman"/>
+                <w:b w:val="0"/>
                 <w:webHidden/>
                 <w:sz w:val="24"/>
                 <w:szCs w:val="24"/>
@@ -6308,6 +6647,7 @@
             <w:r>
               <w:rPr>
                 <w:rFonts w:ascii="Times New Roman" w:hAnsi="Times New Roman"/>
+                <w:b w:val="0"/>
                 <w:webHidden/>
                 <w:sz w:val="24"/>
                 <w:szCs w:val="24"/>
@@ -6317,6 +6657,7 @@
             <w:r>
               <w:rPr>
                 <w:rFonts w:ascii="Times New Roman" w:hAnsi="Times New Roman"/>
+                <w:b w:val="0"/>
                 <w:webHidden/>
                 <w:sz w:val="24"/>
                 <w:szCs w:val="24"/>
@@ -6325,6 +6666,7 @@
             <w:r>
               <w:rPr>
                 <w:rFonts w:ascii="Times New Roman" w:hAnsi="Times New Roman"/>
+                <w:b w:val="0"/>
                 <w:webHidden/>
                 <w:sz w:val="24"/>
                 <w:szCs w:val="24"/>
@@ -6334,15 +6676,17 @@
             <w:r>
               <w:rPr>
                 <w:rFonts w:ascii="Times New Roman" w:hAnsi="Times New Roman"/>
-                <w:webHidden/>
-                <w:sz w:val="24"/>
-                <w:szCs w:val="24"/>
-              </w:rPr>
-              <w:t>12</w:t>
+                <w:b w:val="0"/>
+                <w:webHidden/>
+                <w:sz w:val="24"/>
+                <w:szCs w:val="24"/>
+              </w:rPr>
+              <w:t>13</w:t>
             </w:r>
             <w:r>
               <w:rPr>
                 <w:rFonts w:ascii="Times New Roman" w:hAnsi="Times New Roman"/>
+                <w:b w:val="0"/>
                 <w:webHidden/>
                 <w:sz w:val="24"/>
                 <w:szCs w:val="24"/>
@@ -6357,6 +6701,7 @@
             <w:jc w:val="both"/>
             <w:rPr>
               <w:rFonts w:eastAsiaTheme="minorEastAsia"/>
+              <w:b w:val="0"/>
               <w:bCs/>
               <w:kern w:val="2"/>
               <w14:ligatures w14:val="standardContextual"/>
@@ -6366,12 +6711,14 @@
             <w:r>
               <w:rPr>
                 <w:rStyle w:val="Hyperlink"/>
+                <w:b w:val="0"/>
                 <w:bCs/>
               </w:rPr>
               <w:t>CHAPTER FOUR</w:t>
             </w:r>
             <w:r>
               <w:rPr>
+                <w:b w:val="0"/>
                 <w:bCs/>
                 <w:webHidden/>
               </w:rPr>
@@ -6379,6 +6726,7 @@
             </w:r>
             <w:r>
               <w:rPr>
+                <w:b w:val="0"/>
                 <w:bCs/>
                 <w:webHidden/>
               </w:rPr>
@@ -6386,6 +6734,7 @@
             </w:r>
             <w:r>
               <w:rPr>
+                <w:b w:val="0"/>
                 <w:bCs/>
                 <w:webHidden/>
               </w:rPr>
@@ -6393,12 +6742,14 @@
             </w:r>
             <w:r>
               <w:rPr>
-                <w:bCs/>
-                <w:webHidden/>
-              </w:rPr>
-            </w:r>
-            <w:r>
-              <w:rPr>
+                <w:b w:val="0"/>
+                <w:bCs/>
+                <w:webHidden/>
+              </w:rPr>
+            </w:r>
+            <w:r>
+              <w:rPr>
+                <w:b w:val="0"/>
                 <w:bCs/>
                 <w:webHidden/>
               </w:rPr>
@@ -6406,13 +6757,15 @@
             </w:r>
             <w:r>
               <w:rPr>
-                <w:bCs/>
-                <w:webHidden/>
-              </w:rPr>
-              <w:t>13</w:t>
-            </w:r>
-            <w:r>
-              <w:rPr>
+                <w:b w:val="0"/>
+                <w:bCs/>
+                <w:webHidden/>
+              </w:rPr>
+              <w:t>14</w:t>
+            </w:r>
+            <w:r>
+              <w:rPr>
+                <w:b w:val="0"/>
                 <w:bCs/>
                 <w:webHidden/>
               </w:rPr>
@@ -6426,6 +6779,7 @@
             <w:jc w:val="both"/>
             <w:rPr>
               <w:rFonts w:eastAsiaTheme="minorEastAsia"/>
+              <w:b w:val="0"/>
               <w:bCs/>
               <w:kern w:val="2"/>
               <w14:ligatures w14:val="standardContextual"/>
@@ -6435,12 +6789,14 @@
             <w:r>
               <w:rPr>
                 <w:rStyle w:val="Hyperlink"/>
+                <w:b w:val="0"/>
                 <w:bCs/>
               </w:rPr>
               <w:t>SYSTEM ANALYSIS AND DESIGN</w:t>
             </w:r>
             <w:r>
               <w:rPr>
+                <w:b w:val="0"/>
                 <w:bCs/>
                 <w:webHidden/>
               </w:rPr>
@@ -6448,6 +6804,7 @@
             </w:r>
             <w:r>
               <w:rPr>
+                <w:b w:val="0"/>
                 <w:bCs/>
                 <w:webHidden/>
               </w:rPr>
@@ -6455,6 +6812,7 @@
             </w:r>
             <w:r>
               <w:rPr>
+                <w:b w:val="0"/>
                 <w:bCs/>
                 <w:webHidden/>
               </w:rPr>
@@ -6462,12 +6820,14 @@
             </w:r>
             <w:r>
               <w:rPr>
-                <w:bCs/>
-                <w:webHidden/>
-              </w:rPr>
-            </w:r>
-            <w:r>
-              <w:rPr>
+                <w:b w:val="0"/>
+                <w:bCs/>
+                <w:webHidden/>
+              </w:rPr>
+            </w:r>
+            <w:r>
+              <w:rPr>
+                <w:b w:val="0"/>
                 <w:bCs/>
                 <w:webHidden/>
               </w:rPr>
@@ -6475,13 +6835,15 @@
             </w:r>
             <w:r>
               <w:rPr>
-                <w:bCs/>
-                <w:webHidden/>
-              </w:rPr>
-              <w:t>13</w:t>
-            </w:r>
-            <w:r>
-              <w:rPr>
+                <w:b w:val="0"/>
+                <w:bCs/>
+                <w:webHidden/>
+              </w:rPr>
+              <w:t>14</w:t>
+            </w:r>
+            <w:r>
+              <w:rPr>
+                <w:b w:val="0"/>
                 <w:bCs/>
                 <w:webHidden/>
               </w:rPr>
@@ -6496,6 +6858,7 @@
             <w:jc w:val="both"/>
             <w:rPr>
               <w:rFonts w:ascii="Times New Roman" w:eastAsiaTheme="minorEastAsia" w:hAnsi="Times New Roman"/>
+              <w:b w:val="0"/>
               <w:kern w:val="2"/>
               <w:sz w:val="24"/>
               <w:szCs w:val="24"/>
@@ -6507,6 +6870,7 @@
               <w:rPr>
                 <w:rStyle w:val="Hyperlink"/>
                 <w:rFonts w:ascii="Times New Roman" w:hAnsi="Times New Roman"/>
+                <w:b w:val="0"/>
                 <w:sz w:val="24"/>
                 <w:szCs w:val="24"/>
               </w:rPr>
@@ -6515,6 +6879,7 @@
             <w:r>
               <w:rPr>
                 <w:rFonts w:ascii="Times New Roman" w:eastAsiaTheme="minorEastAsia" w:hAnsi="Times New Roman"/>
+                <w:b w:val="0"/>
                 <w:kern w:val="2"/>
                 <w:sz w:val="24"/>
                 <w:szCs w:val="24"/>
@@ -6526,6 +6891,7 @@
               <w:rPr>
                 <w:rStyle w:val="Hyperlink"/>
                 <w:rFonts w:ascii="Times New Roman" w:hAnsi="Times New Roman"/>
+                <w:b w:val="0"/>
                 <w:sz w:val="24"/>
                 <w:szCs w:val="24"/>
               </w:rPr>
@@ -6534,6 +6900,7 @@
             <w:r>
               <w:rPr>
                 <w:rFonts w:ascii="Times New Roman" w:hAnsi="Times New Roman"/>
+                <w:b w:val="0"/>
                 <w:webHidden/>
                 <w:sz w:val="24"/>
                 <w:szCs w:val="24"/>
@@ -6543,6 +6910,7 @@
             <w:r>
               <w:rPr>
                 <w:rFonts w:ascii="Times New Roman" w:hAnsi="Times New Roman"/>
+                <w:b w:val="0"/>
                 <w:webHidden/>
                 <w:sz w:val="24"/>
                 <w:szCs w:val="24"/>
@@ -6552,6 +6920,7 @@
             <w:r>
               <w:rPr>
                 <w:rFonts w:ascii="Times New Roman" w:hAnsi="Times New Roman"/>
+                <w:b w:val="0"/>
                 <w:webHidden/>
                 <w:sz w:val="24"/>
                 <w:szCs w:val="24"/>
@@ -6561,6 +6930,7 @@
             <w:r>
               <w:rPr>
                 <w:rFonts w:ascii="Times New Roman" w:hAnsi="Times New Roman"/>
+                <w:b w:val="0"/>
                 <w:webHidden/>
                 <w:sz w:val="24"/>
                 <w:szCs w:val="24"/>
@@ -6569,6 +6939,7 @@
             <w:r>
               <w:rPr>
                 <w:rFonts w:ascii="Times New Roman" w:hAnsi="Times New Roman"/>
+                <w:b w:val="0"/>
                 <w:webHidden/>
                 <w:sz w:val="24"/>
                 <w:szCs w:val="24"/>
@@ -6578,15 +6949,17 @@
             <w:r>
               <w:rPr>
                 <w:rFonts w:ascii="Times New Roman" w:hAnsi="Times New Roman"/>
-                <w:webHidden/>
-                <w:sz w:val="24"/>
-                <w:szCs w:val="24"/>
-              </w:rPr>
-              <w:t>13</w:t>
+                <w:b w:val="0"/>
+                <w:webHidden/>
+                <w:sz w:val="24"/>
+                <w:szCs w:val="24"/>
+              </w:rPr>
+              <w:t>14</w:t>
             </w:r>
             <w:r>
               <w:rPr>
                 <w:rFonts w:ascii="Times New Roman" w:hAnsi="Times New Roman"/>
+                <w:b w:val="0"/>
                 <w:webHidden/>
                 <w:sz w:val="24"/>
                 <w:szCs w:val="24"/>
@@ -6602,6 +6975,7 @@
             <w:jc w:val="both"/>
             <w:rPr>
               <w:rFonts w:ascii="Times New Roman" w:eastAsiaTheme="minorEastAsia" w:hAnsi="Times New Roman"/>
+              <w:b w:val="0"/>
               <w:kern w:val="2"/>
               <w:sz w:val="24"/>
               <w:szCs w:val="24"/>
@@ -6613,6 +6987,7 @@
               <w:rPr>
                 <w:rStyle w:val="Hyperlink"/>
                 <w:rFonts w:ascii="Times New Roman" w:hAnsi="Times New Roman"/>
+                <w:b w:val="0"/>
                 <w:sz w:val="24"/>
                 <w:szCs w:val="24"/>
               </w:rPr>
@@ -6621,6 +6996,7 @@
             <w:r>
               <w:rPr>
                 <w:rFonts w:ascii="Times New Roman" w:eastAsiaTheme="minorEastAsia" w:hAnsi="Times New Roman"/>
+                <w:b w:val="0"/>
                 <w:kern w:val="2"/>
                 <w:sz w:val="24"/>
                 <w:szCs w:val="24"/>
@@ -6632,6 +7008,7 @@
               <w:rPr>
                 <w:rStyle w:val="Hyperlink"/>
                 <w:rFonts w:ascii="Times New Roman" w:hAnsi="Times New Roman"/>
+                <w:b w:val="0"/>
                 <w:sz w:val="24"/>
                 <w:szCs w:val="24"/>
               </w:rPr>
@@ -6640,6 +7017,7 @@
             <w:r>
               <w:rPr>
                 <w:rFonts w:ascii="Times New Roman" w:hAnsi="Times New Roman"/>
+                <w:b w:val="0"/>
                 <w:webHidden/>
                 <w:sz w:val="24"/>
                 <w:szCs w:val="24"/>
@@ -6649,6 +7027,7 @@
             <w:r>
               <w:rPr>
                 <w:rFonts w:ascii="Times New Roman" w:hAnsi="Times New Roman"/>
+                <w:b w:val="0"/>
                 <w:webHidden/>
                 <w:sz w:val="24"/>
                 <w:szCs w:val="24"/>
@@ -6658,6 +7037,7 @@
             <w:r>
               <w:rPr>
                 <w:rFonts w:ascii="Times New Roman" w:hAnsi="Times New Roman"/>
+                <w:b w:val="0"/>
                 <w:webHidden/>
                 <w:sz w:val="24"/>
                 <w:szCs w:val="24"/>
@@ -6667,6 +7047,7 @@
             <w:r>
               <w:rPr>
                 <w:rFonts w:ascii="Times New Roman" w:hAnsi="Times New Roman"/>
+                <w:b w:val="0"/>
                 <w:webHidden/>
                 <w:sz w:val="24"/>
                 <w:szCs w:val="24"/>
@@ -6675,6 +7056,7 @@
             <w:r>
               <w:rPr>
                 <w:rFonts w:ascii="Times New Roman" w:hAnsi="Times New Roman"/>
+                <w:b w:val="0"/>
                 <w:webHidden/>
                 <w:sz w:val="24"/>
                 <w:szCs w:val="24"/>
@@ -6684,15 +7066,17 @@
             <w:r>
               <w:rPr>
                 <w:rFonts w:ascii="Times New Roman" w:hAnsi="Times New Roman"/>
-                <w:webHidden/>
-                <w:sz w:val="24"/>
-                <w:szCs w:val="24"/>
-              </w:rPr>
-              <w:t>13</w:t>
+                <w:b w:val="0"/>
+                <w:webHidden/>
+                <w:sz w:val="24"/>
+                <w:szCs w:val="24"/>
+              </w:rPr>
+              <w:t>14</w:t>
             </w:r>
             <w:r>
               <w:rPr>
                 <w:rFonts w:ascii="Times New Roman" w:hAnsi="Times New Roman"/>
+                <w:b w:val="0"/>
                 <w:webHidden/>
                 <w:sz w:val="24"/>
                 <w:szCs w:val="24"/>
@@ -6712,7 +7096,6 @@
             <w:jc w:val="both"/>
             <w:rPr>
               <w:rFonts w:ascii="Times New Roman" w:eastAsiaTheme="minorEastAsia" w:hAnsi="Times New Roman" w:cs="Times New Roman"/>
-              <w:b/>
               <w:bCs/>
               <w:noProof/>
               <w:kern w:val="2"/>
@@ -6726,7 +7109,6 @@
               <w:rPr>
                 <w:rStyle w:val="Hyperlink"/>
                 <w:rFonts w:ascii="Times New Roman" w:hAnsi="Times New Roman" w:cs="Times New Roman"/>
-                <w:b/>
                 <w:bCs/>
                 <w:noProof/>
                 <w:sz w:val="24"/>
@@ -6737,7 +7119,6 @@
             <w:r>
               <w:rPr>
                 <w:rFonts w:ascii="Times New Roman" w:eastAsiaTheme="minorEastAsia" w:hAnsi="Times New Roman" w:cs="Times New Roman"/>
-                <w:b/>
                 <w:bCs/>
                 <w:noProof/>
                 <w:kern w:val="2"/>
@@ -6751,7 +7132,6 @@
               <w:rPr>
                 <w:rStyle w:val="Hyperlink"/>
                 <w:rFonts w:ascii="Times New Roman" w:hAnsi="Times New Roman" w:cs="Times New Roman"/>
-                <w:b/>
                 <w:bCs/>
                 <w:noProof/>
                 <w:sz w:val="24"/>
@@ -6762,7 +7142,6 @@
             <w:r>
               <w:rPr>
                 <w:rFonts w:ascii="Times New Roman" w:hAnsi="Times New Roman" w:cs="Times New Roman"/>
-                <w:b/>
                 <w:bCs/>
                 <w:noProof/>
                 <w:webHidden/>
@@ -6774,7 +7153,6 @@
             <w:r>
               <w:rPr>
                 <w:rFonts w:ascii="Times New Roman" w:hAnsi="Times New Roman" w:cs="Times New Roman"/>
-                <w:b/>
                 <w:bCs/>
                 <w:noProof/>
                 <w:webHidden/>
@@ -6786,7 +7164,6 @@
             <w:r>
               <w:rPr>
                 <w:rFonts w:ascii="Times New Roman" w:hAnsi="Times New Roman" w:cs="Times New Roman"/>
-                <w:b/>
                 <w:bCs/>
                 <w:noProof/>
                 <w:webHidden/>
@@ -6798,7 +7175,6 @@
             <w:r>
               <w:rPr>
                 <w:rFonts w:ascii="Times New Roman" w:hAnsi="Times New Roman" w:cs="Times New Roman"/>
-                <w:b/>
                 <w:bCs/>
                 <w:noProof/>
                 <w:webHidden/>
@@ -6809,7 +7185,6 @@
             <w:r>
               <w:rPr>
                 <w:rFonts w:ascii="Times New Roman" w:hAnsi="Times New Roman" w:cs="Times New Roman"/>
-                <w:b/>
                 <w:bCs/>
                 <w:noProof/>
                 <w:webHidden/>
@@ -6821,19 +7196,17 @@
             <w:r>
               <w:rPr>
                 <w:rFonts w:ascii="Times New Roman" w:hAnsi="Times New Roman" w:cs="Times New Roman"/>
-                <w:b/>
                 <w:bCs/>
                 <w:noProof/>
                 <w:webHidden/>
                 <w:sz w:val="24"/>
                 <w:szCs w:val="24"/>
               </w:rPr>
-              <w:t>13</w:t>
-            </w:r>
-            <w:r>
-              <w:rPr>
-                <w:rFonts w:ascii="Times New Roman" w:hAnsi="Times New Roman" w:cs="Times New Roman"/>
-                <w:b/>
+              <w:t>14</w:t>
+            </w:r>
+            <w:r>
+              <w:rPr>
+                <w:rFonts w:ascii="Times New Roman" w:hAnsi="Times New Roman" w:cs="Times New Roman"/>
                 <w:bCs/>
                 <w:noProof/>
                 <w:webHidden/>
@@ -6855,7 +7228,6 @@
             <w:jc w:val="both"/>
             <w:rPr>
               <w:rFonts w:ascii="Times New Roman" w:eastAsiaTheme="minorEastAsia" w:hAnsi="Times New Roman" w:cs="Times New Roman"/>
-              <w:b/>
               <w:bCs/>
               <w:noProof/>
               <w:kern w:val="2"/>
@@ -6869,7 +7241,6 @@
               <w:rPr>
                 <w:rStyle w:val="Hyperlink"/>
                 <w:rFonts w:ascii="Times New Roman" w:hAnsi="Times New Roman" w:cs="Times New Roman"/>
-                <w:b/>
                 <w:bCs/>
                 <w:noProof/>
                 <w:sz w:val="24"/>
@@ -6880,7 +7251,6 @@
             <w:r>
               <w:rPr>
                 <w:rFonts w:ascii="Times New Roman" w:eastAsiaTheme="minorEastAsia" w:hAnsi="Times New Roman" w:cs="Times New Roman"/>
-                <w:b/>
                 <w:bCs/>
                 <w:noProof/>
                 <w:kern w:val="2"/>
@@ -6894,7 +7264,6 @@
               <w:rPr>
                 <w:rStyle w:val="Hyperlink"/>
                 <w:rFonts w:ascii="Times New Roman" w:hAnsi="Times New Roman" w:cs="Times New Roman"/>
-                <w:b/>
                 <w:bCs/>
                 <w:noProof/>
                 <w:sz w:val="24"/>
@@ -6905,7 +7274,6 @@
             <w:r>
               <w:rPr>
                 <w:rFonts w:ascii="Times New Roman" w:hAnsi="Times New Roman" w:cs="Times New Roman"/>
-                <w:b/>
                 <w:bCs/>
                 <w:noProof/>
                 <w:webHidden/>
@@ -6917,7 +7285,6 @@
             <w:r>
               <w:rPr>
                 <w:rFonts w:ascii="Times New Roman" w:hAnsi="Times New Roman" w:cs="Times New Roman"/>
-                <w:b/>
                 <w:bCs/>
                 <w:noProof/>
                 <w:webHidden/>
@@ -6929,7 +7296,6 @@
             <w:r>
               <w:rPr>
                 <w:rFonts w:ascii="Times New Roman" w:hAnsi="Times New Roman" w:cs="Times New Roman"/>
-                <w:b/>
                 <w:bCs/>
                 <w:noProof/>
                 <w:webHidden/>
@@ -6941,7 +7307,6 @@
             <w:r>
               <w:rPr>
                 <w:rFonts w:ascii="Times New Roman" w:hAnsi="Times New Roman" w:cs="Times New Roman"/>
-                <w:b/>
                 <w:bCs/>
                 <w:noProof/>
                 <w:webHidden/>
@@ -6952,7 +7317,6 @@
             <w:r>
               <w:rPr>
                 <w:rFonts w:ascii="Times New Roman" w:hAnsi="Times New Roman" w:cs="Times New Roman"/>
-                <w:b/>
                 <w:bCs/>
                 <w:noProof/>
                 <w:webHidden/>
@@ -6964,19 +7328,17 @@
             <w:r>
               <w:rPr>
                 <w:rFonts w:ascii="Times New Roman" w:hAnsi="Times New Roman" w:cs="Times New Roman"/>
-                <w:b/>
                 <w:bCs/>
                 <w:noProof/>
                 <w:webHidden/>
                 <w:sz w:val="24"/>
                 <w:szCs w:val="24"/>
               </w:rPr>
-              <w:t>16</w:t>
-            </w:r>
-            <w:r>
-              <w:rPr>
-                <w:rFonts w:ascii="Times New Roman" w:hAnsi="Times New Roman" w:cs="Times New Roman"/>
-                <w:b/>
+              <w:t>17</w:t>
+            </w:r>
+            <w:r>
+              <w:rPr>
+                <w:rFonts w:ascii="Times New Roman" w:hAnsi="Times New Roman" w:cs="Times New Roman"/>
                 <w:bCs/>
                 <w:noProof/>
                 <w:webHidden/>
@@ -6994,6 +7356,7 @@
             <w:jc w:val="both"/>
             <w:rPr>
               <w:rFonts w:ascii="Times New Roman" w:eastAsiaTheme="minorEastAsia" w:hAnsi="Times New Roman"/>
+              <w:b w:val="0"/>
               <w:kern w:val="2"/>
               <w:sz w:val="24"/>
               <w:szCs w:val="24"/>
@@ -7005,6 +7368,7 @@
               <w:rPr>
                 <w:rStyle w:val="Hyperlink"/>
                 <w:rFonts w:ascii="Times New Roman" w:hAnsi="Times New Roman"/>
+                <w:b w:val="0"/>
                 <w:sz w:val="24"/>
                 <w:szCs w:val="24"/>
               </w:rPr>
@@ -7013,6 +7377,7 @@
             <w:r>
               <w:rPr>
                 <w:rFonts w:ascii="Times New Roman" w:eastAsiaTheme="minorEastAsia" w:hAnsi="Times New Roman"/>
+                <w:b w:val="0"/>
                 <w:kern w:val="2"/>
                 <w:sz w:val="24"/>
                 <w:szCs w:val="24"/>
@@ -7024,6 +7389,7 @@
               <w:rPr>
                 <w:rStyle w:val="Hyperlink"/>
                 <w:rFonts w:ascii="Times New Roman" w:hAnsi="Times New Roman"/>
+                <w:b w:val="0"/>
                 <w:sz w:val="24"/>
                 <w:szCs w:val="24"/>
               </w:rPr>
@@ -7032,6 +7398,7 @@
             <w:r>
               <w:rPr>
                 <w:rFonts w:ascii="Times New Roman" w:hAnsi="Times New Roman"/>
+                <w:b w:val="0"/>
                 <w:webHidden/>
                 <w:sz w:val="24"/>
                 <w:szCs w:val="24"/>
@@ -7041,6 +7408,7 @@
             <w:r>
               <w:rPr>
                 <w:rFonts w:ascii="Times New Roman" w:hAnsi="Times New Roman"/>
+                <w:b w:val="0"/>
                 <w:webHidden/>
                 <w:sz w:val="24"/>
                 <w:szCs w:val="24"/>
@@ -7050,6 +7418,7 @@
             <w:r>
               <w:rPr>
                 <w:rFonts w:ascii="Times New Roman" w:hAnsi="Times New Roman"/>
+                <w:b w:val="0"/>
                 <w:webHidden/>
                 <w:sz w:val="24"/>
                 <w:szCs w:val="24"/>
@@ -7059,6 +7428,7 @@
             <w:r>
               <w:rPr>
                 <w:rFonts w:ascii="Times New Roman" w:hAnsi="Times New Roman"/>
+                <w:b w:val="0"/>
                 <w:webHidden/>
                 <w:sz w:val="24"/>
                 <w:szCs w:val="24"/>
@@ -7067,6 +7437,7 @@
             <w:r>
               <w:rPr>
                 <w:rFonts w:ascii="Times New Roman" w:hAnsi="Times New Roman"/>
+                <w:b w:val="0"/>
                 <w:webHidden/>
                 <w:sz w:val="24"/>
                 <w:szCs w:val="24"/>
@@ -7076,15 +7447,17 @@
             <w:r>
               <w:rPr>
                 <w:rFonts w:ascii="Times New Roman" w:hAnsi="Times New Roman"/>
-                <w:webHidden/>
-                <w:sz w:val="24"/>
-                <w:szCs w:val="24"/>
-              </w:rPr>
-              <w:t>17</w:t>
+                <w:b w:val="0"/>
+                <w:webHidden/>
+                <w:sz w:val="24"/>
+                <w:szCs w:val="24"/>
+              </w:rPr>
+              <w:t>18</w:t>
             </w:r>
             <w:r>
               <w:rPr>
                 <w:rFonts w:ascii="Times New Roman" w:hAnsi="Times New Roman"/>
+                <w:b w:val="0"/>
                 <w:webHidden/>
                 <w:sz w:val="24"/>
                 <w:szCs w:val="24"/>
@@ -7103,7 +7476,6 @@
             <w:jc w:val="both"/>
             <w:rPr>
               <w:rFonts w:ascii="Times New Roman" w:eastAsiaTheme="minorEastAsia" w:hAnsi="Times New Roman" w:cs="Times New Roman"/>
-              <w:b/>
               <w:bCs/>
               <w:noProof/>
               <w:kern w:val="2"/>
@@ -7117,7 +7489,6 @@
               <w:rPr>
                 <w:rStyle w:val="Hyperlink"/>
                 <w:rFonts w:ascii="Times New Roman" w:hAnsi="Times New Roman" w:cs="Times New Roman"/>
-                <w:b/>
                 <w:bCs/>
                 <w:noProof/>
                 <w:sz w:val="24"/>
@@ -7128,7 +7499,6 @@
             <w:r>
               <w:rPr>
                 <w:rFonts w:ascii="Times New Roman" w:hAnsi="Times New Roman" w:cs="Times New Roman"/>
-                <w:b/>
                 <w:bCs/>
                 <w:noProof/>
                 <w:webHidden/>
@@ -7140,7 +7510,6 @@
             <w:r>
               <w:rPr>
                 <w:rFonts w:ascii="Times New Roman" w:hAnsi="Times New Roman" w:cs="Times New Roman"/>
-                <w:b/>
                 <w:bCs/>
                 <w:noProof/>
                 <w:webHidden/>
@@ -7152,7 +7521,6 @@
             <w:r>
               <w:rPr>
                 <w:rFonts w:ascii="Times New Roman" w:hAnsi="Times New Roman" w:cs="Times New Roman"/>
-                <w:b/>
                 <w:bCs/>
                 <w:noProof/>
                 <w:webHidden/>
@@ -7164,7 +7532,6 @@
             <w:r>
               <w:rPr>
                 <w:rFonts w:ascii="Times New Roman" w:hAnsi="Times New Roman" w:cs="Times New Roman"/>
-                <w:b/>
                 <w:bCs/>
                 <w:noProof/>
                 <w:webHidden/>
@@ -7175,7 +7542,6 @@
             <w:r>
               <w:rPr>
                 <w:rFonts w:ascii="Times New Roman" w:hAnsi="Times New Roman" w:cs="Times New Roman"/>
-                <w:b/>
                 <w:bCs/>
                 <w:noProof/>
                 <w:webHidden/>
@@ -7187,19 +7553,17 @@
             <w:r>
               <w:rPr>
                 <w:rFonts w:ascii="Times New Roman" w:hAnsi="Times New Roman" w:cs="Times New Roman"/>
-                <w:b/>
                 <w:bCs/>
                 <w:noProof/>
                 <w:webHidden/>
                 <w:sz w:val="24"/>
                 <w:szCs w:val="24"/>
               </w:rPr>
-              <w:t>17</w:t>
-            </w:r>
-            <w:r>
-              <w:rPr>
-                <w:rFonts w:ascii="Times New Roman" w:hAnsi="Times New Roman" w:cs="Times New Roman"/>
-                <w:b/>
+              <w:t>18</w:t>
+            </w:r>
+            <w:r>
+              <w:rPr>
+                <w:rFonts w:ascii="Times New Roman" w:hAnsi="Times New Roman" w:cs="Times New Roman"/>
                 <w:bCs/>
                 <w:noProof/>
                 <w:webHidden/>
@@ -7220,7 +7584,6 @@
             <w:jc w:val="both"/>
             <w:rPr>
               <w:rFonts w:ascii="Times New Roman" w:eastAsiaTheme="minorEastAsia" w:hAnsi="Times New Roman" w:cs="Times New Roman"/>
-              <w:b/>
               <w:bCs/>
               <w:noProof/>
               <w:kern w:val="2"/>
@@ -7234,7 +7597,6 @@
               <w:rPr>
                 <w:rStyle w:val="Hyperlink"/>
                 <w:rFonts w:ascii="Times New Roman" w:hAnsi="Times New Roman" w:cs="Times New Roman"/>
-                <w:b/>
                 <w:bCs/>
                 <w:noProof/>
                 <w:sz w:val="24"/>
@@ -7245,7 +7607,6 @@
             <w:r>
               <w:rPr>
                 <w:rFonts w:ascii="Times New Roman" w:hAnsi="Times New Roman" w:cs="Times New Roman"/>
-                <w:b/>
                 <w:bCs/>
                 <w:noProof/>
                 <w:webHidden/>
@@ -7257,7 +7618,6 @@
             <w:r>
               <w:rPr>
                 <w:rFonts w:ascii="Times New Roman" w:hAnsi="Times New Roman" w:cs="Times New Roman"/>
-                <w:b/>
                 <w:bCs/>
                 <w:noProof/>
                 <w:webHidden/>
@@ -7269,7 +7629,6 @@
             <w:r>
               <w:rPr>
                 <w:rFonts w:ascii="Times New Roman" w:hAnsi="Times New Roman" w:cs="Times New Roman"/>
-                <w:b/>
                 <w:bCs/>
                 <w:noProof/>
                 <w:webHidden/>
@@ -7281,7 +7640,6 @@
             <w:r>
               <w:rPr>
                 <w:rFonts w:ascii="Times New Roman" w:hAnsi="Times New Roman" w:cs="Times New Roman"/>
-                <w:b/>
                 <w:bCs/>
                 <w:noProof/>
                 <w:webHidden/>
@@ -7292,7 +7650,6 @@
             <w:r>
               <w:rPr>
                 <w:rFonts w:ascii="Times New Roman" w:hAnsi="Times New Roman" w:cs="Times New Roman"/>
-                <w:b/>
                 <w:bCs/>
                 <w:noProof/>
                 <w:webHidden/>
@@ -7304,19 +7661,17 @@
             <w:r>
               <w:rPr>
                 <w:rFonts w:ascii="Times New Roman" w:hAnsi="Times New Roman" w:cs="Times New Roman"/>
-                <w:b/>
                 <w:bCs/>
                 <w:noProof/>
                 <w:webHidden/>
                 <w:sz w:val="24"/>
                 <w:szCs w:val="24"/>
               </w:rPr>
-              <w:t>19</w:t>
-            </w:r>
-            <w:r>
-              <w:rPr>
-                <w:rFonts w:ascii="Times New Roman" w:hAnsi="Times New Roman" w:cs="Times New Roman"/>
-                <w:b/>
+              <w:t>20</w:t>
+            </w:r>
+            <w:r>
+              <w:rPr>
+                <w:rFonts w:ascii="Times New Roman" w:hAnsi="Times New Roman" w:cs="Times New Roman"/>
                 <w:bCs/>
                 <w:noProof/>
                 <w:webHidden/>
@@ -7333,6 +7688,7 @@
             <w:jc w:val="both"/>
             <w:rPr>
               <w:rFonts w:eastAsiaTheme="minorEastAsia"/>
+              <w:b w:val="0"/>
               <w:bCs/>
               <w:kern w:val="2"/>
               <w14:ligatures w14:val="standardContextual"/>
@@ -7342,12 +7698,14 @@
             <w:r>
               <w:rPr>
                 <w:rStyle w:val="Hyperlink"/>
+                <w:b w:val="0"/>
                 <w:bCs/>
               </w:rPr>
               <w:t>CHAPTER FIVE</w:t>
             </w:r>
             <w:r>
               <w:rPr>
+                <w:b w:val="0"/>
                 <w:bCs/>
                 <w:webHidden/>
               </w:rPr>
@@ -7355,6 +7713,7 @@
             </w:r>
             <w:r>
               <w:rPr>
+                <w:b w:val="0"/>
                 <w:bCs/>
                 <w:webHidden/>
               </w:rPr>
@@ -7362,6 +7721,7 @@
             </w:r>
             <w:r>
               <w:rPr>
+                <w:b w:val="0"/>
                 <w:bCs/>
                 <w:webHidden/>
               </w:rPr>
@@ -7369,12 +7729,14 @@
             </w:r>
             <w:r>
               <w:rPr>
-                <w:bCs/>
-                <w:webHidden/>
-              </w:rPr>
-            </w:r>
-            <w:r>
-              <w:rPr>
+                <w:b w:val="0"/>
+                <w:bCs/>
+                <w:webHidden/>
+              </w:rPr>
+            </w:r>
+            <w:r>
+              <w:rPr>
+                <w:b w:val="0"/>
                 <w:bCs/>
                 <w:webHidden/>
               </w:rPr>
@@ -7382,13 +7744,15 @@
             </w:r>
             <w:r>
               <w:rPr>
-                <w:bCs/>
-                <w:webHidden/>
-              </w:rPr>
-              <w:t>21</w:t>
-            </w:r>
-            <w:r>
-              <w:rPr>
+                <w:b w:val="0"/>
+                <w:bCs/>
+                <w:webHidden/>
+              </w:rPr>
+              <w:t>22</w:t>
+            </w:r>
+            <w:r>
+              <w:rPr>
+                <w:b w:val="0"/>
                 <w:bCs/>
                 <w:webHidden/>
               </w:rPr>
@@ -7402,6 +7766,7 @@
             <w:jc w:val="both"/>
             <w:rPr>
               <w:rFonts w:eastAsiaTheme="minorEastAsia"/>
+              <w:b w:val="0"/>
               <w:bCs/>
               <w:kern w:val="2"/>
               <w14:ligatures w14:val="standardContextual"/>
@@ -7411,12 +7776,14 @@
             <w:r>
               <w:rPr>
                 <w:rStyle w:val="Hyperlink"/>
+                <w:b w:val="0"/>
                 <w:bCs/>
               </w:rPr>
               <w:t>IMPLEMENTATION AND TESTING</w:t>
             </w:r>
             <w:r>
               <w:rPr>
+                <w:b w:val="0"/>
                 <w:bCs/>
                 <w:webHidden/>
               </w:rPr>
@@ -7424,6 +7791,7 @@
             </w:r>
             <w:r>
               <w:rPr>
+                <w:b w:val="0"/>
                 <w:bCs/>
                 <w:webHidden/>
               </w:rPr>
@@ -7431,6 +7799,7 @@
             </w:r>
             <w:r>
               <w:rPr>
+                <w:b w:val="0"/>
                 <w:bCs/>
                 <w:webHidden/>
               </w:rPr>
@@ -7438,12 +7807,14 @@
             </w:r>
             <w:r>
               <w:rPr>
-                <w:bCs/>
-                <w:webHidden/>
-              </w:rPr>
-            </w:r>
-            <w:r>
-              <w:rPr>
+                <w:b w:val="0"/>
+                <w:bCs/>
+                <w:webHidden/>
+              </w:rPr>
+            </w:r>
+            <w:r>
+              <w:rPr>
+                <w:b w:val="0"/>
                 <w:bCs/>
                 <w:webHidden/>
               </w:rPr>
@@ -7451,13 +7822,15 @@
             </w:r>
             <w:r>
               <w:rPr>
-                <w:bCs/>
-                <w:webHidden/>
-              </w:rPr>
-              <w:t>21</w:t>
-            </w:r>
-            <w:r>
-              <w:rPr>
+                <w:b w:val="0"/>
+                <w:bCs/>
+                <w:webHidden/>
+              </w:rPr>
+              <w:t>22</w:t>
+            </w:r>
+            <w:r>
+              <w:rPr>
+                <w:b w:val="0"/>
                 <w:bCs/>
                 <w:webHidden/>
               </w:rPr>
@@ -7472,6 +7845,7 @@
             <w:jc w:val="both"/>
             <w:rPr>
               <w:rFonts w:ascii="Times New Roman" w:eastAsiaTheme="minorEastAsia" w:hAnsi="Times New Roman"/>
+              <w:b w:val="0"/>
               <w:kern w:val="2"/>
               <w:sz w:val="24"/>
               <w:szCs w:val="24"/>
@@ -7483,6 +7857,7 @@
               <w:rPr>
                 <w:rStyle w:val="Hyperlink"/>
                 <w:rFonts w:ascii="Times New Roman" w:eastAsia="Times New Roman" w:hAnsi="Times New Roman"/>
+                <w:b w:val="0"/>
                 <w:sz w:val="24"/>
                 <w:szCs w:val="24"/>
               </w:rPr>
@@ -7491,6 +7866,7 @@
             <w:r>
               <w:rPr>
                 <w:rFonts w:ascii="Times New Roman" w:hAnsi="Times New Roman"/>
+                <w:b w:val="0"/>
                 <w:webHidden/>
                 <w:sz w:val="24"/>
                 <w:szCs w:val="24"/>
@@ -7500,6 +7876,7 @@
             <w:r>
               <w:rPr>
                 <w:rFonts w:ascii="Times New Roman" w:hAnsi="Times New Roman"/>
+                <w:b w:val="0"/>
                 <w:webHidden/>
                 <w:sz w:val="24"/>
                 <w:szCs w:val="24"/>
@@ -7509,6 +7886,7 @@
             <w:r>
               <w:rPr>
                 <w:rFonts w:ascii="Times New Roman" w:hAnsi="Times New Roman"/>
+                <w:b w:val="0"/>
                 <w:webHidden/>
                 <w:sz w:val="24"/>
                 <w:szCs w:val="24"/>
@@ -7518,6 +7896,7 @@
             <w:r>
               <w:rPr>
                 <w:rFonts w:ascii="Times New Roman" w:hAnsi="Times New Roman"/>
+                <w:b w:val="0"/>
                 <w:webHidden/>
                 <w:sz w:val="24"/>
                 <w:szCs w:val="24"/>
@@ -7526,6 +7905,7 @@
             <w:r>
               <w:rPr>
                 <w:rFonts w:ascii="Times New Roman" w:hAnsi="Times New Roman"/>
+                <w:b w:val="0"/>
                 <w:webHidden/>
                 <w:sz w:val="24"/>
                 <w:szCs w:val="24"/>
@@ -7535,15 +7915,17 @@
             <w:r>
               <w:rPr>
                 <w:rFonts w:ascii="Times New Roman" w:hAnsi="Times New Roman"/>
-                <w:webHidden/>
-                <w:sz w:val="24"/>
-                <w:szCs w:val="24"/>
-              </w:rPr>
-              <w:t>21</w:t>
+                <w:b w:val="0"/>
+                <w:webHidden/>
+                <w:sz w:val="24"/>
+                <w:szCs w:val="24"/>
+              </w:rPr>
+              <w:t>22</w:t>
             </w:r>
             <w:r>
               <w:rPr>
                 <w:rFonts w:ascii="Times New Roman" w:hAnsi="Times New Roman"/>
+                <w:b w:val="0"/>
                 <w:webHidden/>
                 <w:sz w:val="24"/>
                 <w:szCs w:val="24"/>
@@ -7559,6 +7941,7 @@
             <w:jc w:val="both"/>
             <w:rPr>
               <w:rFonts w:ascii="Times New Roman" w:eastAsiaTheme="minorEastAsia" w:hAnsi="Times New Roman"/>
+              <w:b w:val="0"/>
               <w:kern w:val="2"/>
               <w:sz w:val="24"/>
               <w:szCs w:val="24"/>
@@ -7570,6 +7953,7 @@
               <w:rPr>
                 <w:rStyle w:val="Hyperlink"/>
                 <w:rFonts w:ascii="Times New Roman" w:eastAsia="Times New Roman" w:hAnsi="Times New Roman"/>
+                <w:b w:val="0"/>
                 <w:sz w:val="24"/>
                 <w:szCs w:val="24"/>
               </w:rPr>
@@ -7578,6 +7962,7 @@
             <w:r>
               <w:rPr>
                 <w:rFonts w:ascii="Times New Roman" w:hAnsi="Times New Roman"/>
+                <w:b w:val="0"/>
                 <w:webHidden/>
                 <w:sz w:val="24"/>
                 <w:szCs w:val="24"/>
@@ -7587,6 +7972,7 @@
             <w:r>
               <w:rPr>
                 <w:rFonts w:ascii="Times New Roman" w:hAnsi="Times New Roman"/>
+                <w:b w:val="0"/>
                 <w:webHidden/>
                 <w:sz w:val="24"/>
                 <w:szCs w:val="24"/>
@@ -7596,6 +7982,7 @@
             <w:r>
               <w:rPr>
                 <w:rFonts w:ascii="Times New Roman" w:hAnsi="Times New Roman"/>
+                <w:b w:val="0"/>
                 <w:webHidden/>
                 <w:sz w:val="24"/>
                 <w:szCs w:val="24"/>
@@ -7605,6 +7992,7 @@
             <w:r>
               <w:rPr>
                 <w:rFonts w:ascii="Times New Roman" w:hAnsi="Times New Roman"/>
+                <w:b w:val="0"/>
                 <w:webHidden/>
                 <w:sz w:val="24"/>
                 <w:szCs w:val="24"/>
@@ -7613,6 +8001,7 @@
             <w:r>
               <w:rPr>
                 <w:rFonts w:ascii="Times New Roman" w:hAnsi="Times New Roman"/>
+                <w:b w:val="0"/>
                 <w:webHidden/>
                 <w:sz w:val="24"/>
                 <w:szCs w:val="24"/>
@@ -7622,15 +8011,17 @@
             <w:r>
               <w:rPr>
                 <w:rFonts w:ascii="Times New Roman" w:hAnsi="Times New Roman"/>
-                <w:webHidden/>
-                <w:sz w:val="24"/>
-                <w:szCs w:val="24"/>
-              </w:rPr>
-              <w:t>21</w:t>
+                <w:b w:val="0"/>
+                <w:webHidden/>
+                <w:sz w:val="24"/>
+                <w:szCs w:val="24"/>
+              </w:rPr>
+              <w:t>22</w:t>
             </w:r>
             <w:r>
               <w:rPr>
                 <w:rFonts w:ascii="Times New Roman" w:hAnsi="Times New Roman"/>
+                <w:b w:val="0"/>
                 <w:webHidden/>
                 <w:sz w:val="24"/>
                 <w:szCs w:val="24"/>
@@ -7649,7 +8040,6 @@
             <w:jc w:val="both"/>
             <w:rPr>
               <w:rFonts w:ascii="Times New Roman" w:eastAsiaTheme="minorEastAsia" w:hAnsi="Times New Roman" w:cs="Times New Roman"/>
-              <w:b/>
               <w:bCs/>
               <w:noProof/>
               <w:kern w:val="2"/>
@@ -7663,7 +8053,6 @@
               <w:rPr>
                 <w:rStyle w:val="Hyperlink"/>
                 <w:rFonts w:ascii="Times New Roman" w:hAnsi="Times New Roman" w:cs="Times New Roman"/>
-                <w:b/>
                 <w:bCs/>
                 <w:noProof/>
                 <w:sz w:val="24"/>
@@ -7674,7 +8063,6 @@
             <w:r>
               <w:rPr>
                 <w:rFonts w:ascii="Times New Roman" w:hAnsi="Times New Roman" w:cs="Times New Roman"/>
-                <w:b/>
                 <w:bCs/>
                 <w:noProof/>
                 <w:webHidden/>
@@ -7686,7 +8074,6 @@
             <w:r>
               <w:rPr>
                 <w:rFonts w:ascii="Times New Roman" w:hAnsi="Times New Roman" w:cs="Times New Roman"/>
-                <w:b/>
                 <w:bCs/>
                 <w:noProof/>
                 <w:webHidden/>
@@ -7698,7 +8085,6 @@
             <w:r>
               <w:rPr>
                 <w:rFonts w:ascii="Times New Roman" w:hAnsi="Times New Roman" w:cs="Times New Roman"/>
-                <w:b/>
                 <w:bCs/>
                 <w:noProof/>
                 <w:webHidden/>
@@ -7710,7 +8096,6 @@
             <w:r>
               <w:rPr>
                 <w:rFonts w:ascii="Times New Roman" w:hAnsi="Times New Roman" w:cs="Times New Roman"/>
-                <w:b/>
                 <w:bCs/>
                 <w:noProof/>
                 <w:webHidden/>
@@ -7721,7 +8106,6 @@
             <w:r>
               <w:rPr>
                 <w:rFonts w:ascii="Times New Roman" w:hAnsi="Times New Roman" w:cs="Times New Roman"/>
-                <w:b/>
                 <w:bCs/>
                 <w:noProof/>
                 <w:webHidden/>
@@ -7733,19 +8117,17 @@
             <w:r>
               <w:rPr>
                 <w:rFonts w:ascii="Times New Roman" w:hAnsi="Times New Roman" w:cs="Times New Roman"/>
-                <w:b/>
                 <w:bCs/>
                 <w:noProof/>
                 <w:webHidden/>
                 <w:sz w:val="24"/>
                 <w:szCs w:val="24"/>
               </w:rPr>
-              <w:t>22</w:t>
-            </w:r>
-            <w:r>
-              <w:rPr>
-                <w:rFonts w:ascii="Times New Roman" w:hAnsi="Times New Roman" w:cs="Times New Roman"/>
-                <w:b/>
+              <w:t>23</w:t>
+            </w:r>
+            <w:r>
+              <w:rPr>
+                <w:rFonts w:ascii="Times New Roman" w:hAnsi="Times New Roman" w:cs="Times New Roman"/>
                 <w:bCs/>
                 <w:noProof/>
                 <w:webHidden/>
@@ -7766,7 +8148,6 @@
             <w:jc w:val="both"/>
             <w:rPr>
               <w:rFonts w:ascii="Times New Roman" w:eastAsiaTheme="minorEastAsia" w:hAnsi="Times New Roman" w:cs="Times New Roman"/>
-              <w:b/>
               <w:bCs/>
               <w:noProof/>
               <w:kern w:val="2"/>
@@ -7780,7 +8161,6 @@
               <w:rPr>
                 <w:rStyle w:val="Hyperlink"/>
                 <w:rFonts w:ascii="Times New Roman" w:hAnsi="Times New Roman" w:cs="Times New Roman"/>
-                <w:b/>
                 <w:bCs/>
                 <w:noProof/>
                 <w:sz w:val="24"/>
@@ -7791,7 +8171,6 @@
             <w:r>
               <w:rPr>
                 <w:rFonts w:ascii="Times New Roman" w:hAnsi="Times New Roman" w:cs="Times New Roman"/>
-                <w:b/>
                 <w:bCs/>
                 <w:noProof/>
                 <w:webHidden/>
@@ -7803,7 +8182,6 @@
             <w:r>
               <w:rPr>
                 <w:rFonts w:ascii="Times New Roman" w:hAnsi="Times New Roman" w:cs="Times New Roman"/>
-                <w:b/>
                 <w:bCs/>
                 <w:noProof/>
                 <w:webHidden/>
@@ -7815,7 +8193,6 @@
             <w:r>
               <w:rPr>
                 <w:rFonts w:ascii="Times New Roman" w:hAnsi="Times New Roman" w:cs="Times New Roman"/>
-                <w:b/>
                 <w:bCs/>
                 <w:noProof/>
                 <w:webHidden/>
@@ -7827,7 +8204,6 @@
             <w:r>
               <w:rPr>
                 <w:rFonts w:ascii="Times New Roman" w:hAnsi="Times New Roman" w:cs="Times New Roman"/>
-                <w:b/>
                 <w:bCs/>
                 <w:noProof/>
                 <w:webHidden/>
@@ -7838,7 +8214,6 @@
             <w:r>
               <w:rPr>
                 <w:rFonts w:ascii="Times New Roman" w:hAnsi="Times New Roman" w:cs="Times New Roman"/>
-                <w:b/>
                 <w:bCs/>
                 <w:noProof/>
                 <w:webHidden/>
@@ -7850,19 +8225,17 @@
             <w:r>
               <w:rPr>
                 <w:rFonts w:ascii="Times New Roman" w:hAnsi="Times New Roman" w:cs="Times New Roman"/>
-                <w:b/>
                 <w:bCs/>
                 <w:noProof/>
                 <w:webHidden/>
                 <w:sz w:val="24"/>
                 <w:szCs w:val="24"/>
               </w:rPr>
-              <w:t>23</w:t>
-            </w:r>
-            <w:r>
-              <w:rPr>
-                <w:rFonts w:ascii="Times New Roman" w:hAnsi="Times New Roman" w:cs="Times New Roman"/>
-                <w:b/>
+              <w:t>24</w:t>
+            </w:r>
+            <w:r>
+              <w:rPr>
+                <w:rFonts w:ascii="Times New Roman" w:hAnsi="Times New Roman" w:cs="Times New Roman"/>
                 <w:bCs/>
                 <w:noProof/>
                 <w:webHidden/>
@@ -7883,7 +8256,6 @@
             <w:jc w:val="both"/>
             <w:rPr>
               <w:rFonts w:ascii="Times New Roman" w:eastAsiaTheme="minorEastAsia" w:hAnsi="Times New Roman" w:cs="Times New Roman"/>
-              <w:b/>
               <w:bCs/>
               <w:noProof/>
               <w:kern w:val="2"/>
@@ -7897,7 +8269,6 @@
               <w:rPr>
                 <w:rStyle w:val="Hyperlink"/>
                 <w:rFonts w:ascii="Times New Roman" w:hAnsi="Times New Roman" w:cs="Times New Roman"/>
-                <w:b/>
                 <w:bCs/>
                 <w:noProof/>
                 <w:sz w:val="24"/>
@@ -7908,7 +8279,6 @@
             <w:r>
               <w:rPr>
                 <w:rFonts w:ascii="Times New Roman" w:hAnsi="Times New Roman" w:cs="Times New Roman"/>
-                <w:b/>
                 <w:bCs/>
                 <w:noProof/>
                 <w:webHidden/>
@@ -7920,7 +8290,6 @@
             <w:r>
               <w:rPr>
                 <w:rFonts w:ascii="Times New Roman" w:hAnsi="Times New Roman" w:cs="Times New Roman"/>
-                <w:b/>
                 <w:bCs/>
                 <w:noProof/>
                 <w:webHidden/>
@@ -7932,7 +8301,6 @@
             <w:r>
               <w:rPr>
                 <w:rFonts w:ascii="Times New Roman" w:hAnsi="Times New Roman" w:cs="Times New Roman"/>
-                <w:b/>
                 <w:bCs/>
                 <w:noProof/>
                 <w:webHidden/>
@@ -7944,7 +8312,6 @@
             <w:r>
               <w:rPr>
                 <w:rFonts w:ascii="Times New Roman" w:hAnsi="Times New Roman" w:cs="Times New Roman"/>
-                <w:b/>
                 <w:bCs/>
                 <w:noProof/>
                 <w:webHidden/>
@@ -7955,7 +8322,6 @@
             <w:r>
               <w:rPr>
                 <w:rFonts w:ascii="Times New Roman" w:hAnsi="Times New Roman" w:cs="Times New Roman"/>
-                <w:b/>
                 <w:bCs/>
                 <w:noProof/>
                 <w:webHidden/>
@@ -7967,19 +8333,17 @@
             <w:r>
               <w:rPr>
                 <w:rFonts w:ascii="Times New Roman" w:hAnsi="Times New Roman" w:cs="Times New Roman"/>
-                <w:b/>
                 <w:bCs/>
                 <w:noProof/>
                 <w:webHidden/>
                 <w:sz w:val="24"/>
                 <w:szCs w:val="24"/>
               </w:rPr>
-              <w:t>24</w:t>
-            </w:r>
-            <w:r>
-              <w:rPr>
-                <w:rFonts w:ascii="Times New Roman" w:hAnsi="Times New Roman" w:cs="Times New Roman"/>
-                <w:b/>
+              <w:t>25</w:t>
+            </w:r>
+            <w:r>
+              <w:rPr>
+                <w:rFonts w:ascii="Times New Roman" w:hAnsi="Times New Roman" w:cs="Times New Roman"/>
                 <w:bCs/>
                 <w:noProof/>
                 <w:webHidden/>
@@ -8000,7 +8364,6 @@
             <w:jc w:val="both"/>
             <w:rPr>
               <w:rFonts w:ascii="Times New Roman" w:eastAsiaTheme="minorEastAsia" w:hAnsi="Times New Roman" w:cs="Times New Roman"/>
-              <w:b/>
               <w:bCs/>
               <w:noProof/>
               <w:kern w:val="2"/>
@@ -8014,7 +8377,6 @@
               <w:rPr>
                 <w:rStyle w:val="Hyperlink"/>
                 <w:rFonts w:ascii="Times New Roman" w:hAnsi="Times New Roman" w:cs="Times New Roman"/>
-                <w:b/>
                 <w:bCs/>
                 <w:noProof/>
                 <w:sz w:val="24"/>
@@ -8025,7 +8387,6 @@
             <w:r>
               <w:rPr>
                 <w:rFonts w:ascii="Times New Roman" w:hAnsi="Times New Roman" w:cs="Times New Roman"/>
-                <w:b/>
                 <w:bCs/>
                 <w:noProof/>
                 <w:webHidden/>
@@ -8037,7 +8398,6 @@
             <w:r>
               <w:rPr>
                 <w:rFonts w:ascii="Times New Roman" w:hAnsi="Times New Roman" w:cs="Times New Roman"/>
-                <w:b/>
                 <w:bCs/>
                 <w:noProof/>
                 <w:webHidden/>
@@ -8049,7 +8409,6 @@
             <w:r>
               <w:rPr>
                 <w:rFonts w:ascii="Times New Roman" w:hAnsi="Times New Roman" w:cs="Times New Roman"/>
-                <w:b/>
                 <w:bCs/>
                 <w:noProof/>
                 <w:webHidden/>
@@ -8061,7 +8420,6 @@
             <w:r>
               <w:rPr>
                 <w:rFonts w:ascii="Times New Roman" w:hAnsi="Times New Roman" w:cs="Times New Roman"/>
-                <w:b/>
                 <w:bCs/>
                 <w:noProof/>
                 <w:webHidden/>
@@ -8072,7 +8430,6 @@
             <w:r>
               <w:rPr>
                 <w:rFonts w:ascii="Times New Roman" w:hAnsi="Times New Roman" w:cs="Times New Roman"/>
-                <w:b/>
                 <w:bCs/>
                 <w:noProof/>
                 <w:webHidden/>
@@ -8084,19 +8441,17 @@
             <w:r>
               <w:rPr>
                 <w:rFonts w:ascii="Times New Roman" w:hAnsi="Times New Roman" w:cs="Times New Roman"/>
-                <w:b/>
                 <w:bCs/>
                 <w:noProof/>
                 <w:webHidden/>
                 <w:sz w:val="24"/>
                 <w:szCs w:val="24"/>
               </w:rPr>
-              <w:t>25</w:t>
-            </w:r>
-            <w:r>
-              <w:rPr>
-                <w:rFonts w:ascii="Times New Roman" w:hAnsi="Times New Roman" w:cs="Times New Roman"/>
-                <w:b/>
+              <w:t>26</w:t>
+            </w:r>
+            <w:r>
+              <w:rPr>
+                <w:rFonts w:ascii="Times New Roman" w:hAnsi="Times New Roman" w:cs="Times New Roman"/>
                 <w:bCs/>
                 <w:noProof/>
                 <w:webHidden/>
@@ -8117,7 +8472,6 @@
             <w:jc w:val="both"/>
             <w:rPr>
               <w:rFonts w:ascii="Times New Roman" w:eastAsiaTheme="minorEastAsia" w:hAnsi="Times New Roman" w:cs="Times New Roman"/>
-              <w:b/>
               <w:bCs/>
               <w:noProof/>
               <w:kern w:val="2"/>
@@ -8131,7 +8485,6 @@
               <w:rPr>
                 <w:rStyle w:val="Hyperlink"/>
                 <w:rFonts w:ascii="Times New Roman" w:hAnsi="Times New Roman" w:cs="Times New Roman"/>
-                <w:b/>
                 <w:bCs/>
                 <w:noProof/>
                 <w:sz w:val="24"/>
@@ -8142,7 +8495,6 @@
             <w:r>
               <w:rPr>
                 <w:rFonts w:ascii="Times New Roman" w:hAnsi="Times New Roman" w:cs="Times New Roman"/>
-                <w:b/>
                 <w:bCs/>
                 <w:noProof/>
                 <w:webHidden/>
@@ -8154,7 +8506,6 @@
             <w:r>
               <w:rPr>
                 <w:rFonts w:ascii="Times New Roman" w:hAnsi="Times New Roman" w:cs="Times New Roman"/>
-                <w:b/>
                 <w:bCs/>
                 <w:noProof/>
                 <w:webHidden/>
@@ -8166,7 +8517,6 @@
             <w:r>
               <w:rPr>
                 <w:rFonts w:ascii="Times New Roman" w:hAnsi="Times New Roman" w:cs="Times New Roman"/>
-                <w:b/>
                 <w:bCs/>
                 <w:noProof/>
                 <w:webHidden/>
@@ -8178,7 +8528,6 @@
             <w:r>
               <w:rPr>
                 <w:rFonts w:ascii="Times New Roman" w:hAnsi="Times New Roman" w:cs="Times New Roman"/>
-                <w:b/>
                 <w:bCs/>
                 <w:noProof/>
                 <w:webHidden/>
@@ -8189,7 +8538,6 @@
             <w:r>
               <w:rPr>
                 <w:rFonts w:ascii="Times New Roman" w:hAnsi="Times New Roman" w:cs="Times New Roman"/>
-                <w:b/>
                 <w:bCs/>
                 <w:noProof/>
                 <w:webHidden/>
@@ -8201,19 +8549,17 @@
             <w:r>
               <w:rPr>
                 <w:rFonts w:ascii="Times New Roman" w:hAnsi="Times New Roman" w:cs="Times New Roman"/>
-                <w:b/>
                 <w:bCs/>
                 <w:noProof/>
                 <w:webHidden/>
                 <w:sz w:val="24"/>
                 <w:szCs w:val="24"/>
               </w:rPr>
-              <w:t>26</w:t>
-            </w:r>
-            <w:r>
-              <w:rPr>
-                <w:rFonts w:ascii="Times New Roman" w:hAnsi="Times New Roman" w:cs="Times New Roman"/>
-                <w:b/>
+              <w:t>27</w:t>
+            </w:r>
+            <w:r>
+              <w:rPr>
+                <w:rFonts w:ascii="Times New Roman" w:hAnsi="Times New Roman" w:cs="Times New Roman"/>
                 <w:bCs/>
                 <w:noProof/>
                 <w:webHidden/>
@@ -8234,7 +8580,6 @@
             <w:jc w:val="both"/>
             <w:rPr>
               <w:rFonts w:ascii="Times New Roman" w:eastAsiaTheme="minorEastAsia" w:hAnsi="Times New Roman" w:cs="Times New Roman"/>
-              <w:b/>
               <w:bCs/>
               <w:noProof/>
               <w:kern w:val="2"/>
@@ -8248,7 +8593,6 @@
               <w:rPr>
                 <w:rStyle w:val="Hyperlink"/>
                 <w:rFonts w:ascii="Times New Roman" w:hAnsi="Times New Roman" w:cs="Times New Roman"/>
-                <w:b/>
                 <w:bCs/>
                 <w:noProof/>
                 <w:sz w:val="24"/>
@@ -8259,7 +8603,6 @@
             <w:r>
               <w:rPr>
                 <w:rFonts w:ascii="Times New Roman" w:hAnsi="Times New Roman" w:cs="Times New Roman"/>
-                <w:b/>
                 <w:bCs/>
                 <w:noProof/>
                 <w:webHidden/>
@@ -8271,7 +8614,6 @@
             <w:r>
               <w:rPr>
                 <w:rFonts w:ascii="Times New Roman" w:hAnsi="Times New Roman" w:cs="Times New Roman"/>
-                <w:b/>
                 <w:bCs/>
                 <w:noProof/>
                 <w:webHidden/>
@@ -8283,7 +8625,6 @@
             <w:r>
               <w:rPr>
                 <w:rFonts w:ascii="Times New Roman" w:hAnsi="Times New Roman" w:cs="Times New Roman"/>
-                <w:b/>
                 <w:bCs/>
                 <w:noProof/>
                 <w:webHidden/>
@@ -8295,7 +8636,6 @@
             <w:r>
               <w:rPr>
                 <w:rFonts w:ascii="Times New Roman" w:hAnsi="Times New Roman" w:cs="Times New Roman"/>
-                <w:b/>
                 <w:bCs/>
                 <w:noProof/>
                 <w:webHidden/>
@@ -8306,7 +8646,6 @@
             <w:r>
               <w:rPr>
                 <w:rFonts w:ascii="Times New Roman" w:hAnsi="Times New Roman" w:cs="Times New Roman"/>
-                <w:b/>
                 <w:bCs/>
                 <w:noProof/>
                 <w:webHidden/>
@@ -8318,19 +8657,17 @@
             <w:r>
               <w:rPr>
                 <w:rFonts w:ascii="Times New Roman" w:hAnsi="Times New Roman" w:cs="Times New Roman"/>
-                <w:b/>
                 <w:bCs/>
                 <w:noProof/>
                 <w:webHidden/>
                 <w:sz w:val="24"/>
                 <w:szCs w:val="24"/>
               </w:rPr>
-              <w:t>27</w:t>
-            </w:r>
-            <w:r>
-              <w:rPr>
-                <w:rFonts w:ascii="Times New Roman" w:hAnsi="Times New Roman" w:cs="Times New Roman"/>
-                <w:b/>
+              <w:t>28</w:t>
+            </w:r>
+            <w:r>
+              <w:rPr>
+                <w:rFonts w:ascii="Times New Roman" w:hAnsi="Times New Roman" w:cs="Times New Roman"/>
                 <w:bCs/>
                 <w:noProof/>
                 <w:webHidden/>
@@ -8351,7 +8688,6 @@
             <w:jc w:val="both"/>
             <w:rPr>
               <w:rFonts w:ascii="Times New Roman" w:eastAsiaTheme="minorEastAsia" w:hAnsi="Times New Roman" w:cs="Times New Roman"/>
-              <w:b/>
               <w:bCs/>
               <w:noProof/>
               <w:kern w:val="2"/>
@@ -8365,7 +8701,6 @@
               <w:rPr>
                 <w:rStyle w:val="Hyperlink"/>
                 <w:rFonts w:ascii="Times New Roman" w:hAnsi="Times New Roman" w:cs="Times New Roman"/>
-                <w:b/>
                 <w:bCs/>
                 <w:noProof/>
                 <w:sz w:val="24"/>
@@ -8376,7 +8711,6 @@
             <w:r>
               <w:rPr>
                 <w:rFonts w:ascii="Times New Roman" w:hAnsi="Times New Roman" w:cs="Times New Roman"/>
-                <w:b/>
                 <w:bCs/>
                 <w:noProof/>
                 <w:webHidden/>
@@ -8388,7 +8722,6 @@
             <w:r>
               <w:rPr>
                 <w:rFonts w:ascii="Times New Roman" w:hAnsi="Times New Roman" w:cs="Times New Roman"/>
-                <w:b/>
                 <w:bCs/>
                 <w:noProof/>
                 <w:webHidden/>
@@ -8400,7 +8733,6 @@
             <w:r>
               <w:rPr>
                 <w:rFonts w:ascii="Times New Roman" w:hAnsi="Times New Roman" w:cs="Times New Roman"/>
-                <w:b/>
                 <w:bCs/>
                 <w:noProof/>
                 <w:webHidden/>
@@ -8412,7 +8744,6 @@
             <w:r>
               <w:rPr>
                 <w:rFonts w:ascii="Times New Roman" w:hAnsi="Times New Roman" w:cs="Times New Roman"/>
-                <w:b/>
                 <w:bCs/>
                 <w:noProof/>
                 <w:webHidden/>
@@ -8423,7 +8754,6 @@
             <w:r>
               <w:rPr>
                 <w:rFonts w:ascii="Times New Roman" w:hAnsi="Times New Roman" w:cs="Times New Roman"/>
-                <w:b/>
                 <w:bCs/>
                 <w:noProof/>
                 <w:webHidden/>
@@ -8435,19 +8765,17 @@
             <w:r>
               <w:rPr>
                 <w:rFonts w:ascii="Times New Roman" w:hAnsi="Times New Roman" w:cs="Times New Roman"/>
-                <w:b/>
                 <w:bCs/>
                 <w:noProof/>
                 <w:webHidden/>
                 <w:sz w:val="24"/>
                 <w:szCs w:val="24"/>
               </w:rPr>
-              <w:t>28</w:t>
-            </w:r>
-            <w:r>
-              <w:rPr>
-                <w:rFonts w:ascii="Times New Roman" w:hAnsi="Times New Roman" w:cs="Times New Roman"/>
-                <w:b/>
+              <w:t>29</w:t>
+            </w:r>
+            <w:r>
+              <w:rPr>
+                <w:rFonts w:ascii="Times New Roman" w:hAnsi="Times New Roman" w:cs="Times New Roman"/>
                 <w:bCs/>
                 <w:noProof/>
                 <w:webHidden/>
@@ -8468,7 +8796,6 @@
             <w:jc w:val="both"/>
             <w:rPr>
               <w:rFonts w:ascii="Times New Roman" w:eastAsiaTheme="minorEastAsia" w:hAnsi="Times New Roman" w:cs="Times New Roman"/>
-              <w:b/>
               <w:bCs/>
               <w:noProof/>
               <w:kern w:val="2"/>
@@ -8482,7 +8809,6 @@
               <w:rPr>
                 <w:rStyle w:val="Hyperlink"/>
                 <w:rFonts w:ascii="Times New Roman" w:hAnsi="Times New Roman" w:cs="Times New Roman"/>
-                <w:b/>
                 <w:bCs/>
                 <w:noProof/>
                 <w:sz w:val="24"/>
@@ -8493,7 +8819,6 @@
             <w:r>
               <w:rPr>
                 <w:rFonts w:ascii="Times New Roman" w:hAnsi="Times New Roman" w:cs="Times New Roman"/>
-                <w:b/>
                 <w:bCs/>
                 <w:noProof/>
                 <w:webHidden/>
@@ -8505,7 +8830,6 @@
             <w:r>
               <w:rPr>
                 <w:rFonts w:ascii="Times New Roman" w:hAnsi="Times New Roman" w:cs="Times New Roman"/>
-                <w:b/>
                 <w:bCs/>
                 <w:noProof/>
                 <w:webHidden/>
@@ -8517,7 +8841,6 @@
             <w:r>
               <w:rPr>
                 <w:rFonts w:ascii="Times New Roman" w:hAnsi="Times New Roman" w:cs="Times New Roman"/>
-                <w:b/>
                 <w:bCs/>
                 <w:noProof/>
                 <w:webHidden/>
@@ -8529,7 +8852,6 @@
             <w:r>
               <w:rPr>
                 <w:rFonts w:ascii="Times New Roman" w:hAnsi="Times New Roman" w:cs="Times New Roman"/>
-                <w:b/>
                 <w:bCs/>
                 <w:noProof/>
                 <w:webHidden/>
@@ -8540,7 +8862,6 @@
             <w:r>
               <w:rPr>
                 <w:rFonts w:ascii="Times New Roman" w:hAnsi="Times New Roman" w:cs="Times New Roman"/>
-                <w:b/>
                 <w:bCs/>
                 <w:noProof/>
                 <w:webHidden/>
@@ -8552,19 +8873,17 @@
             <w:r>
               <w:rPr>
                 <w:rFonts w:ascii="Times New Roman" w:hAnsi="Times New Roman" w:cs="Times New Roman"/>
-                <w:b/>
                 <w:bCs/>
                 <w:noProof/>
                 <w:webHidden/>
                 <w:sz w:val="24"/>
                 <w:szCs w:val="24"/>
               </w:rPr>
-              <w:t>29</w:t>
-            </w:r>
-            <w:r>
-              <w:rPr>
-                <w:rFonts w:ascii="Times New Roman" w:hAnsi="Times New Roman" w:cs="Times New Roman"/>
-                <w:b/>
+              <w:t>30</w:t>
+            </w:r>
+            <w:r>
+              <w:rPr>
+                <w:rFonts w:ascii="Times New Roman" w:hAnsi="Times New Roman" w:cs="Times New Roman"/>
                 <w:bCs/>
                 <w:noProof/>
                 <w:webHidden/>
@@ -8585,7 +8904,6 @@
             <w:jc w:val="both"/>
             <w:rPr>
               <w:rFonts w:ascii="Times New Roman" w:eastAsiaTheme="minorEastAsia" w:hAnsi="Times New Roman" w:cs="Times New Roman"/>
-              <w:b/>
               <w:bCs/>
               <w:noProof/>
               <w:kern w:val="2"/>
@@ -8599,7 +8917,6 @@
               <w:rPr>
                 <w:rStyle w:val="Hyperlink"/>
                 <w:rFonts w:ascii="Times New Roman" w:hAnsi="Times New Roman" w:cs="Times New Roman"/>
-                <w:b/>
                 <w:bCs/>
                 <w:noProof/>
                 <w:sz w:val="24"/>
@@ -8610,7 +8927,6 @@
             <w:r>
               <w:rPr>
                 <w:rFonts w:ascii="Times New Roman" w:hAnsi="Times New Roman" w:cs="Times New Roman"/>
-                <w:b/>
                 <w:bCs/>
                 <w:noProof/>
                 <w:webHidden/>
@@ -8622,7 +8938,6 @@
             <w:r>
               <w:rPr>
                 <w:rFonts w:ascii="Times New Roman" w:hAnsi="Times New Roman" w:cs="Times New Roman"/>
-                <w:b/>
                 <w:bCs/>
                 <w:noProof/>
                 <w:webHidden/>
@@ -8634,7 +8949,6 @@
             <w:r>
               <w:rPr>
                 <w:rFonts w:ascii="Times New Roman" w:hAnsi="Times New Roman" w:cs="Times New Roman"/>
-                <w:b/>
                 <w:bCs/>
                 <w:noProof/>
                 <w:webHidden/>
@@ -8646,7 +8960,6 @@
             <w:r>
               <w:rPr>
                 <w:rFonts w:ascii="Times New Roman" w:hAnsi="Times New Roman" w:cs="Times New Roman"/>
-                <w:b/>
                 <w:bCs/>
                 <w:noProof/>
                 <w:webHidden/>
@@ -8657,7 +8970,6 @@
             <w:r>
               <w:rPr>
                 <w:rFonts w:ascii="Times New Roman" w:hAnsi="Times New Roman" w:cs="Times New Roman"/>
-                <w:b/>
                 <w:bCs/>
                 <w:noProof/>
                 <w:webHidden/>
@@ -8669,19 +8981,17 @@
             <w:r>
               <w:rPr>
                 <w:rFonts w:ascii="Times New Roman" w:hAnsi="Times New Roman" w:cs="Times New Roman"/>
-                <w:b/>
                 <w:bCs/>
                 <w:noProof/>
                 <w:webHidden/>
                 <w:sz w:val="24"/>
                 <w:szCs w:val="24"/>
               </w:rPr>
-              <w:t>30</w:t>
-            </w:r>
-            <w:r>
-              <w:rPr>
-                <w:rFonts w:ascii="Times New Roman" w:hAnsi="Times New Roman" w:cs="Times New Roman"/>
-                <w:b/>
+              <w:t>31</w:t>
+            </w:r>
+            <w:r>
+              <w:rPr>
+                <w:rFonts w:ascii="Times New Roman" w:hAnsi="Times New Roman" w:cs="Times New Roman"/>
                 <w:bCs/>
                 <w:noProof/>
                 <w:webHidden/>
@@ -8702,7 +9012,6 @@
             <w:jc w:val="both"/>
             <w:rPr>
               <w:rFonts w:ascii="Times New Roman" w:eastAsiaTheme="minorEastAsia" w:hAnsi="Times New Roman" w:cs="Times New Roman"/>
-              <w:b/>
               <w:bCs/>
               <w:noProof/>
               <w:kern w:val="2"/>
@@ -8716,7 +9025,6 @@
               <w:rPr>
                 <w:rStyle w:val="Hyperlink"/>
                 <w:rFonts w:ascii="Times New Roman" w:hAnsi="Times New Roman" w:cs="Times New Roman"/>
-                <w:b/>
                 <w:bCs/>
                 <w:noProof/>
                 <w:sz w:val="24"/>
@@ -8727,7 +9035,6 @@
             <w:r>
               <w:rPr>
                 <w:rFonts w:ascii="Times New Roman" w:hAnsi="Times New Roman" w:cs="Times New Roman"/>
-                <w:b/>
                 <w:bCs/>
                 <w:noProof/>
                 <w:webHidden/>
@@ -8739,7 +9046,6 @@
             <w:r>
               <w:rPr>
                 <w:rFonts w:ascii="Times New Roman" w:hAnsi="Times New Roman" w:cs="Times New Roman"/>
-                <w:b/>
                 <w:bCs/>
                 <w:noProof/>
                 <w:webHidden/>
@@ -8751,7 +9057,6 @@
             <w:r>
               <w:rPr>
                 <w:rFonts w:ascii="Times New Roman" w:hAnsi="Times New Roman" w:cs="Times New Roman"/>
-                <w:b/>
                 <w:bCs/>
                 <w:noProof/>
                 <w:webHidden/>
@@ -8763,7 +9068,6 @@
             <w:r>
               <w:rPr>
                 <w:rFonts w:ascii="Times New Roman" w:hAnsi="Times New Roman" w:cs="Times New Roman"/>
-                <w:b/>
                 <w:bCs/>
                 <w:noProof/>
                 <w:webHidden/>
@@ -8774,7 +9078,6 @@
             <w:r>
               <w:rPr>
                 <w:rFonts w:ascii="Times New Roman" w:hAnsi="Times New Roman" w:cs="Times New Roman"/>
-                <w:b/>
                 <w:bCs/>
                 <w:noProof/>
                 <w:webHidden/>
@@ -8786,19 +9089,17 @@
             <w:r>
               <w:rPr>
                 <w:rFonts w:ascii="Times New Roman" w:hAnsi="Times New Roman" w:cs="Times New Roman"/>
-                <w:b/>
                 <w:bCs/>
                 <w:noProof/>
                 <w:webHidden/>
                 <w:sz w:val="24"/>
                 <w:szCs w:val="24"/>
               </w:rPr>
-              <w:t>31</w:t>
-            </w:r>
-            <w:r>
-              <w:rPr>
-                <w:rFonts w:ascii="Times New Roman" w:hAnsi="Times New Roman" w:cs="Times New Roman"/>
-                <w:b/>
+              <w:t>32</w:t>
+            </w:r>
+            <w:r>
+              <w:rPr>
+                <w:rFonts w:ascii="Times New Roman" w:hAnsi="Times New Roman" w:cs="Times New Roman"/>
                 <w:bCs/>
                 <w:noProof/>
                 <w:webHidden/>
@@ -8816,6 +9117,7 @@
             <w:jc w:val="both"/>
             <w:rPr>
               <w:rFonts w:ascii="Times New Roman" w:eastAsiaTheme="minorEastAsia" w:hAnsi="Times New Roman"/>
+              <w:b w:val="0"/>
               <w:kern w:val="2"/>
               <w:sz w:val="24"/>
               <w:szCs w:val="24"/>
@@ -8827,6 +9129,7 @@
               <w:rPr>
                 <w:rStyle w:val="Hyperlink"/>
                 <w:rFonts w:ascii="Times New Roman" w:hAnsi="Times New Roman"/>
+                <w:b w:val="0"/>
                 <w:sz w:val="24"/>
                 <w:szCs w:val="24"/>
               </w:rPr>
@@ -8835,6 +9138,7 @@
             <w:r>
               <w:rPr>
                 <w:rFonts w:ascii="Times New Roman" w:hAnsi="Times New Roman"/>
+                <w:b w:val="0"/>
                 <w:webHidden/>
                 <w:sz w:val="24"/>
                 <w:szCs w:val="24"/>
@@ -8844,6 +9148,7 @@
             <w:r>
               <w:rPr>
                 <w:rFonts w:ascii="Times New Roman" w:hAnsi="Times New Roman"/>
+                <w:b w:val="0"/>
                 <w:webHidden/>
                 <w:sz w:val="24"/>
                 <w:szCs w:val="24"/>
@@ -8853,6 +9158,7 @@
             <w:r>
               <w:rPr>
                 <w:rFonts w:ascii="Times New Roman" w:hAnsi="Times New Roman"/>
+                <w:b w:val="0"/>
                 <w:webHidden/>
                 <w:sz w:val="24"/>
                 <w:szCs w:val="24"/>
@@ -8862,6 +9168,7 @@
             <w:r>
               <w:rPr>
                 <w:rFonts w:ascii="Times New Roman" w:hAnsi="Times New Roman"/>
+                <w:b w:val="0"/>
                 <w:webHidden/>
                 <w:sz w:val="24"/>
                 <w:szCs w:val="24"/>
@@ -8870,6 +9177,7 @@
             <w:r>
               <w:rPr>
                 <w:rFonts w:ascii="Times New Roman" w:hAnsi="Times New Roman"/>
+                <w:b w:val="0"/>
                 <w:webHidden/>
                 <w:sz w:val="24"/>
                 <w:szCs w:val="24"/>
@@ -8879,15 +9187,17 @@
             <w:r>
               <w:rPr>
                 <w:rFonts w:ascii="Times New Roman" w:hAnsi="Times New Roman"/>
-                <w:webHidden/>
-                <w:sz w:val="24"/>
-                <w:szCs w:val="24"/>
-              </w:rPr>
-              <w:t>32</w:t>
+                <w:b w:val="0"/>
+                <w:webHidden/>
+                <w:sz w:val="24"/>
+                <w:szCs w:val="24"/>
+              </w:rPr>
+              <w:t>33</w:t>
             </w:r>
             <w:r>
               <w:rPr>
                 <w:rFonts w:ascii="Times New Roman" w:hAnsi="Times New Roman"/>
+                <w:b w:val="0"/>
                 <w:webHidden/>
                 <w:sz w:val="24"/>
                 <w:szCs w:val="24"/>
@@ -8906,7 +9216,6 @@
             <w:jc w:val="both"/>
             <w:rPr>
               <w:rFonts w:ascii="Times New Roman" w:eastAsiaTheme="minorEastAsia" w:hAnsi="Times New Roman" w:cs="Times New Roman"/>
-              <w:b/>
               <w:bCs/>
               <w:noProof/>
               <w:kern w:val="2"/>
@@ -8920,7 +9229,6 @@
               <w:rPr>
                 <w:rStyle w:val="Hyperlink"/>
                 <w:rFonts w:ascii="Times New Roman" w:hAnsi="Times New Roman" w:cs="Times New Roman"/>
-                <w:b/>
                 <w:bCs/>
                 <w:noProof/>
                 <w:sz w:val="24"/>
@@ -8931,7 +9239,6 @@
             <w:r>
               <w:rPr>
                 <w:rFonts w:ascii="Times New Roman" w:hAnsi="Times New Roman" w:cs="Times New Roman"/>
-                <w:b/>
                 <w:bCs/>
                 <w:noProof/>
                 <w:webHidden/>
@@ -8943,7 +9250,6 @@
             <w:r>
               <w:rPr>
                 <w:rFonts w:ascii="Times New Roman" w:hAnsi="Times New Roman" w:cs="Times New Roman"/>
-                <w:b/>
                 <w:bCs/>
                 <w:noProof/>
                 <w:webHidden/>
@@ -8955,7 +9261,6 @@
             <w:r>
               <w:rPr>
                 <w:rFonts w:ascii="Times New Roman" w:hAnsi="Times New Roman" w:cs="Times New Roman"/>
-                <w:b/>
                 <w:bCs/>
                 <w:noProof/>
                 <w:webHidden/>
@@ -8967,7 +9272,6 @@
             <w:r>
               <w:rPr>
                 <w:rFonts w:ascii="Times New Roman" w:hAnsi="Times New Roman" w:cs="Times New Roman"/>
-                <w:b/>
                 <w:bCs/>
                 <w:noProof/>
                 <w:webHidden/>
@@ -8978,7 +9282,6 @@
             <w:r>
               <w:rPr>
                 <w:rFonts w:ascii="Times New Roman" w:hAnsi="Times New Roman" w:cs="Times New Roman"/>
-                <w:b/>
                 <w:bCs/>
                 <w:noProof/>
                 <w:webHidden/>
@@ -8990,19 +9293,17 @@
             <w:r>
               <w:rPr>
                 <w:rFonts w:ascii="Times New Roman" w:hAnsi="Times New Roman" w:cs="Times New Roman"/>
-                <w:b/>
                 <w:bCs/>
                 <w:noProof/>
                 <w:webHidden/>
                 <w:sz w:val="24"/>
                 <w:szCs w:val="24"/>
               </w:rPr>
-              <w:t>32</w:t>
-            </w:r>
-            <w:r>
-              <w:rPr>
-                <w:rFonts w:ascii="Times New Roman" w:hAnsi="Times New Roman" w:cs="Times New Roman"/>
-                <w:b/>
+              <w:t>33</w:t>
+            </w:r>
+            <w:r>
+              <w:rPr>
+                <w:rFonts w:ascii="Times New Roman" w:hAnsi="Times New Roman" w:cs="Times New Roman"/>
                 <w:bCs/>
                 <w:noProof/>
                 <w:webHidden/>
@@ -9023,7 +9324,6 @@
             <w:jc w:val="both"/>
             <w:rPr>
               <w:rFonts w:ascii="Times New Roman" w:eastAsiaTheme="minorEastAsia" w:hAnsi="Times New Roman" w:cs="Times New Roman"/>
-              <w:b/>
               <w:bCs/>
               <w:noProof/>
               <w:kern w:val="2"/>
@@ -9037,7 +9337,6 @@
               <w:rPr>
                 <w:rStyle w:val="Hyperlink"/>
                 <w:rFonts w:ascii="Times New Roman" w:hAnsi="Times New Roman" w:cs="Times New Roman"/>
-                <w:b/>
                 <w:bCs/>
                 <w:noProof/>
                 <w:sz w:val="24"/>
@@ -9048,7 +9347,6 @@
             <w:r>
               <w:rPr>
                 <w:rFonts w:ascii="Times New Roman" w:hAnsi="Times New Roman" w:cs="Times New Roman"/>
-                <w:b/>
                 <w:bCs/>
                 <w:noProof/>
                 <w:webHidden/>
@@ -9060,7 +9358,6 @@
             <w:r>
               <w:rPr>
                 <w:rFonts w:ascii="Times New Roman" w:hAnsi="Times New Roman" w:cs="Times New Roman"/>
-                <w:b/>
                 <w:bCs/>
                 <w:noProof/>
                 <w:webHidden/>
@@ -9072,7 +9369,6 @@
             <w:r>
               <w:rPr>
                 <w:rFonts w:ascii="Times New Roman" w:hAnsi="Times New Roman" w:cs="Times New Roman"/>
-                <w:b/>
                 <w:bCs/>
                 <w:noProof/>
                 <w:webHidden/>
@@ -9084,7 +9380,6 @@
             <w:r>
               <w:rPr>
                 <w:rFonts w:ascii="Times New Roman" w:hAnsi="Times New Roman" w:cs="Times New Roman"/>
-                <w:b/>
                 <w:bCs/>
                 <w:noProof/>
                 <w:webHidden/>
@@ -9095,7 +9390,6 @@
             <w:r>
               <w:rPr>
                 <w:rFonts w:ascii="Times New Roman" w:hAnsi="Times New Roman" w:cs="Times New Roman"/>
-                <w:b/>
                 <w:bCs/>
                 <w:noProof/>
                 <w:webHidden/>
@@ -9107,19 +9401,17 @@
             <w:r>
               <w:rPr>
                 <w:rFonts w:ascii="Times New Roman" w:hAnsi="Times New Roman" w:cs="Times New Roman"/>
-                <w:b/>
                 <w:bCs/>
                 <w:noProof/>
                 <w:webHidden/>
                 <w:sz w:val="24"/>
                 <w:szCs w:val="24"/>
               </w:rPr>
-              <w:t>32</w:t>
-            </w:r>
-            <w:r>
-              <w:rPr>
-                <w:rFonts w:ascii="Times New Roman" w:hAnsi="Times New Roman" w:cs="Times New Roman"/>
-                <w:b/>
+              <w:t>33</w:t>
+            </w:r>
+            <w:r>
+              <w:rPr>
+                <w:rFonts w:ascii="Times New Roman" w:hAnsi="Times New Roman" w:cs="Times New Roman"/>
                 <w:bCs/>
                 <w:noProof/>
                 <w:webHidden/>
@@ -9140,7 +9432,6 @@
             <w:jc w:val="both"/>
             <w:rPr>
               <w:rFonts w:ascii="Times New Roman" w:eastAsiaTheme="minorEastAsia" w:hAnsi="Times New Roman" w:cs="Times New Roman"/>
-              <w:b/>
               <w:bCs/>
               <w:noProof/>
               <w:kern w:val="2"/>
@@ -9154,7 +9445,6 @@
               <w:rPr>
                 <w:rStyle w:val="Hyperlink"/>
                 <w:rFonts w:ascii="Times New Roman" w:hAnsi="Times New Roman" w:cs="Times New Roman"/>
-                <w:b/>
                 <w:bCs/>
                 <w:noProof/>
                 <w:sz w:val="24"/>
@@ -9165,7 +9455,6 @@
             <w:r>
               <w:rPr>
                 <w:rFonts w:ascii="Times New Roman" w:hAnsi="Times New Roman" w:cs="Times New Roman"/>
-                <w:b/>
                 <w:bCs/>
                 <w:noProof/>
                 <w:webHidden/>
@@ -9177,7 +9466,6 @@
             <w:r>
               <w:rPr>
                 <w:rFonts w:ascii="Times New Roman" w:hAnsi="Times New Roman" w:cs="Times New Roman"/>
-                <w:b/>
                 <w:bCs/>
                 <w:noProof/>
                 <w:webHidden/>
@@ -9189,7 +9477,6 @@
             <w:r>
               <w:rPr>
                 <w:rFonts w:ascii="Times New Roman" w:hAnsi="Times New Roman" w:cs="Times New Roman"/>
-                <w:b/>
                 <w:bCs/>
                 <w:noProof/>
                 <w:webHidden/>
@@ -9201,7 +9488,6 @@
             <w:r>
               <w:rPr>
                 <w:rFonts w:ascii="Times New Roman" w:hAnsi="Times New Roman" w:cs="Times New Roman"/>
-                <w:b/>
                 <w:bCs/>
                 <w:noProof/>
                 <w:webHidden/>
@@ -9212,7 +9498,6 @@
             <w:r>
               <w:rPr>
                 <w:rFonts w:ascii="Times New Roman" w:hAnsi="Times New Roman" w:cs="Times New Roman"/>
-                <w:b/>
                 <w:bCs/>
                 <w:noProof/>
                 <w:webHidden/>
@@ -9224,19 +9509,17 @@
             <w:r>
               <w:rPr>
                 <w:rFonts w:ascii="Times New Roman" w:hAnsi="Times New Roman" w:cs="Times New Roman"/>
-                <w:b/>
                 <w:bCs/>
                 <w:noProof/>
                 <w:webHidden/>
                 <w:sz w:val="24"/>
                 <w:szCs w:val="24"/>
               </w:rPr>
-              <w:t>32</w:t>
-            </w:r>
-            <w:r>
-              <w:rPr>
-                <w:rFonts w:ascii="Times New Roman" w:hAnsi="Times New Roman" w:cs="Times New Roman"/>
-                <w:b/>
+              <w:t>33</w:t>
+            </w:r>
+            <w:r>
+              <w:rPr>
+                <w:rFonts w:ascii="Times New Roman" w:hAnsi="Times New Roman" w:cs="Times New Roman"/>
                 <w:bCs/>
                 <w:noProof/>
                 <w:webHidden/>
@@ -9257,7 +9540,6 @@
             <w:jc w:val="both"/>
             <w:rPr>
               <w:rFonts w:ascii="Times New Roman" w:eastAsiaTheme="minorEastAsia" w:hAnsi="Times New Roman" w:cs="Times New Roman"/>
-              <w:b/>
               <w:bCs/>
               <w:noProof/>
               <w:kern w:val="2"/>
@@ -9271,7 +9553,6 @@
               <w:rPr>
                 <w:rStyle w:val="Hyperlink"/>
                 <w:rFonts w:ascii="Times New Roman" w:hAnsi="Times New Roman" w:cs="Times New Roman"/>
-                <w:b/>
                 <w:bCs/>
                 <w:noProof/>
                 <w:sz w:val="24"/>
@@ -9282,7 +9563,6 @@
             <w:r>
               <w:rPr>
                 <w:rFonts w:ascii="Times New Roman" w:hAnsi="Times New Roman" w:cs="Times New Roman"/>
-                <w:b/>
                 <w:bCs/>
                 <w:noProof/>
                 <w:webHidden/>
@@ -9294,7 +9574,6 @@
             <w:r>
               <w:rPr>
                 <w:rFonts w:ascii="Times New Roman" w:hAnsi="Times New Roman" w:cs="Times New Roman"/>
-                <w:b/>
                 <w:bCs/>
                 <w:noProof/>
                 <w:webHidden/>
@@ -9306,7 +9585,6 @@
             <w:r>
               <w:rPr>
                 <w:rFonts w:ascii="Times New Roman" w:hAnsi="Times New Roman" w:cs="Times New Roman"/>
-                <w:b/>
                 <w:bCs/>
                 <w:noProof/>
                 <w:webHidden/>
@@ -9318,7 +9596,6 @@
             <w:r>
               <w:rPr>
                 <w:rFonts w:ascii="Times New Roman" w:hAnsi="Times New Roman" w:cs="Times New Roman"/>
-                <w:b/>
                 <w:bCs/>
                 <w:noProof/>
                 <w:webHidden/>
@@ -9329,7 +9606,6 @@
             <w:r>
               <w:rPr>
                 <w:rFonts w:ascii="Times New Roman" w:hAnsi="Times New Roman" w:cs="Times New Roman"/>
-                <w:b/>
                 <w:bCs/>
                 <w:noProof/>
                 <w:webHidden/>
@@ -9341,19 +9617,17 @@
             <w:r>
               <w:rPr>
                 <w:rFonts w:ascii="Times New Roman" w:hAnsi="Times New Roman" w:cs="Times New Roman"/>
-                <w:b/>
                 <w:bCs/>
                 <w:noProof/>
                 <w:webHidden/>
                 <w:sz w:val="24"/>
                 <w:szCs w:val="24"/>
               </w:rPr>
-              <w:t>33</w:t>
-            </w:r>
-            <w:r>
-              <w:rPr>
-                <w:rFonts w:ascii="Times New Roman" w:hAnsi="Times New Roman" w:cs="Times New Roman"/>
-                <w:b/>
+              <w:t>34</w:t>
+            </w:r>
+            <w:r>
+              <w:rPr>
+                <w:rFonts w:ascii="Times New Roman" w:hAnsi="Times New Roman" w:cs="Times New Roman"/>
                 <w:bCs/>
                 <w:noProof/>
                 <w:webHidden/>
@@ -9374,7 +9648,6 @@
             <w:jc w:val="both"/>
             <w:rPr>
               <w:rFonts w:ascii="Times New Roman" w:eastAsiaTheme="minorEastAsia" w:hAnsi="Times New Roman" w:cs="Times New Roman"/>
-              <w:b/>
               <w:bCs/>
               <w:noProof/>
               <w:kern w:val="2"/>
@@ -9388,7 +9661,6 @@
               <w:rPr>
                 <w:rStyle w:val="Hyperlink"/>
                 <w:rFonts w:ascii="Times New Roman" w:hAnsi="Times New Roman" w:cs="Times New Roman"/>
-                <w:b/>
                 <w:bCs/>
                 <w:noProof/>
                 <w:sz w:val="24"/>
@@ -9399,7 +9671,6 @@
             <w:r>
               <w:rPr>
                 <w:rFonts w:ascii="Times New Roman" w:hAnsi="Times New Roman" w:cs="Times New Roman"/>
-                <w:b/>
                 <w:bCs/>
                 <w:noProof/>
                 <w:webHidden/>
@@ -9411,7 +9682,6 @@
             <w:r>
               <w:rPr>
                 <w:rFonts w:ascii="Times New Roman" w:hAnsi="Times New Roman" w:cs="Times New Roman"/>
-                <w:b/>
                 <w:bCs/>
                 <w:noProof/>
                 <w:webHidden/>
@@ -9423,7 +9693,6 @@
             <w:r>
               <w:rPr>
                 <w:rFonts w:ascii="Times New Roman" w:hAnsi="Times New Roman" w:cs="Times New Roman"/>
-                <w:b/>
                 <w:bCs/>
                 <w:noProof/>
                 <w:webHidden/>
@@ -9435,7 +9704,6 @@
             <w:r>
               <w:rPr>
                 <w:rFonts w:ascii="Times New Roman" w:hAnsi="Times New Roman" w:cs="Times New Roman"/>
-                <w:b/>
                 <w:bCs/>
                 <w:noProof/>
                 <w:webHidden/>
@@ -9446,7 +9714,6 @@
             <w:r>
               <w:rPr>
                 <w:rFonts w:ascii="Times New Roman" w:hAnsi="Times New Roman" w:cs="Times New Roman"/>
-                <w:b/>
                 <w:bCs/>
                 <w:noProof/>
                 <w:webHidden/>
@@ -9458,19 +9725,17 @@
             <w:r>
               <w:rPr>
                 <w:rFonts w:ascii="Times New Roman" w:hAnsi="Times New Roman" w:cs="Times New Roman"/>
-                <w:b/>
                 <w:bCs/>
                 <w:noProof/>
                 <w:webHidden/>
                 <w:sz w:val="24"/>
                 <w:szCs w:val="24"/>
               </w:rPr>
-              <w:t>33</w:t>
-            </w:r>
-            <w:r>
-              <w:rPr>
-                <w:rFonts w:ascii="Times New Roman" w:hAnsi="Times New Roman" w:cs="Times New Roman"/>
-                <w:b/>
+              <w:t>34</w:t>
+            </w:r>
+            <w:r>
+              <w:rPr>
+                <w:rFonts w:ascii="Times New Roman" w:hAnsi="Times New Roman" w:cs="Times New Roman"/>
                 <w:bCs/>
                 <w:noProof/>
                 <w:webHidden/>
@@ -9487,6 +9752,7 @@
             <w:jc w:val="both"/>
             <w:rPr>
               <w:rFonts w:eastAsiaTheme="minorEastAsia"/>
+              <w:b w:val="0"/>
               <w:bCs/>
               <w:kern w:val="2"/>
               <w14:ligatures w14:val="standardContextual"/>
@@ -9496,12 +9762,14 @@
             <w:r>
               <w:rPr>
                 <w:rStyle w:val="Hyperlink"/>
+                <w:b w:val="0"/>
                 <w:bCs/>
               </w:rPr>
               <w:t>CHAPTER SIX</w:t>
             </w:r>
             <w:r>
               <w:rPr>
+                <w:b w:val="0"/>
                 <w:bCs/>
                 <w:webHidden/>
               </w:rPr>
@@ -9509,6 +9777,7 @@
             </w:r>
             <w:r>
               <w:rPr>
+                <w:b w:val="0"/>
                 <w:bCs/>
                 <w:webHidden/>
               </w:rPr>
@@ -9516,6 +9785,7 @@
             </w:r>
             <w:r>
               <w:rPr>
+                <w:b w:val="0"/>
                 <w:bCs/>
                 <w:webHidden/>
               </w:rPr>
@@ -9523,12 +9793,14 @@
             </w:r>
             <w:r>
               <w:rPr>
-                <w:bCs/>
-                <w:webHidden/>
-              </w:rPr>
-            </w:r>
-            <w:r>
-              <w:rPr>
+                <w:b w:val="0"/>
+                <w:bCs/>
+                <w:webHidden/>
+              </w:rPr>
+            </w:r>
+            <w:r>
+              <w:rPr>
+                <w:b w:val="0"/>
                 <w:bCs/>
                 <w:webHidden/>
               </w:rPr>
@@ -9536,13 +9808,15 @@
             </w:r>
             <w:r>
               <w:rPr>
-                <w:bCs/>
-                <w:webHidden/>
-              </w:rPr>
-              <w:t>35</w:t>
-            </w:r>
-            <w:r>
-              <w:rPr>
+                <w:b w:val="0"/>
+                <w:bCs/>
+                <w:webHidden/>
+              </w:rPr>
+              <w:t>36</w:t>
+            </w:r>
+            <w:r>
+              <w:rPr>
+                <w:b w:val="0"/>
                 <w:bCs/>
                 <w:webHidden/>
               </w:rPr>
@@ -9556,6 +9830,7 @@
             <w:jc w:val="both"/>
             <w:rPr>
               <w:rFonts w:eastAsiaTheme="minorEastAsia"/>
+              <w:b w:val="0"/>
               <w:bCs/>
               <w:kern w:val="2"/>
               <w14:ligatures w14:val="standardContextual"/>
@@ -9565,6 +9840,7 @@
             <w:r>
               <w:rPr>
                 <w:rStyle w:val="Hyperlink"/>
+                <w:b w:val="0"/>
                 <w:bCs/>
                 <w:kern w:val="36"/>
               </w:rPr>
@@ -9572,6 +9848,7 @@
             </w:r>
             <w:r>
               <w:rPr>
+                <w:b w:val="0"/>
                 <w:bCs/>
                 <w:webHidden/>
               </w:rPr>
@@ -9579,6 +9856,7 @@
             </w:r>
             <w:r>
               <w:rPr>
+                <w:b w:val="0"/>
                 <w:bCs/>
                 <w:webHidden/>
               </w:rPr>
@@ -9586,6 +9864,7 @@
             </w:r>
             <w:r>
               <w:rPr>
+                <w:b w:val="0"/>
                 <w:bCs/>
                 <w:webHidden/>
               </w:rPr>
@@ -9593,12 +9872,14 @@
             </w:r>
             <w:r>
               <w:rPr>
-                <w:bCs/>
-                <w:webHidden/>
-              </w:rPr>
-            </w:r>
-            <w:r>
-              <w:rPr>
+                <w:b w:val="0"/>
+                <w:bCs/>
+                <w:webHidden/>
+              </w:rPr>
+            </w:r>
+            <w:r>
+              <w:rPr>
+                <w:b w:val="0"/>
                 <w:bCs/>
                 <w:webHidden/>
               </w:rPr>
@@ -9606,13 +9887,15 @@
             </w:r>
             <w:r>
               <w:rPr>
-                <w:bCs/>
-                <w:webHidden/>
-              </w:rPr>
-              <w:t>35</w:t>
-            </w:r>
-            <w:r>
-              <w:rPr>
+                <w:b w:val="0"/>
+                <w:bCs/>
+                <w:webHidden/>
+              </w:rPr>
+              <w:t>36</w:t>
+            </w:r>
+            <w:r>
+              <w:rPr>
+                <w:b w:val="0"/>
                 <w:bCs/>
                 <w:webHidden/>
               </w:rPr>
@@ -9627,6 +9910,7 @@
             <w:jc w:val="both"/>
             <w:rPr>
               <w:rFonts w:ascii="Times New Roman" w:eastAsiaTheme="minorEastAsia" w:hAnsi="Times New Roman"/>
+              <w:b w:val="0"/>
               <w:kern w:val="2"/>
               <w:sz w:val="24"/>
               <w:szCs w:val="24"/>
@@ -9638,6 +9922,7 @@
               <w:rPr>
                 <w:rStyle w:val="Hyperlink"/>
                 <w:rFonts w:ascii="Times New Roman" w:hAnsi="Times New Roman"/>
+                <w:b w:val="0"/>
                 <w:sz w:val="24"/>
                 <w:szCs w:val="24"/>
               </w:rPr>
@@ -9646,6 +9931,7 @@
             <w:r>
               <w:rPr>
                 <w:rFonts w:ascii="Times New Roman" w:hAnsi="Times New Roman"/>
+                <w:b w:val="0"/>
                 <w:webHidden/>
                 <w:sz w:val="24"/>
                 <w:szCs w:val="24"/>
@@ -9655,6 +9941,7 @@
             <w:r>
               <w:rPr>
                 <w:rFonts w:ascii="Times New Roman" w:hAnsi="Times New Roman"/>
+                <w:b w:val="0"/>
                 <w:webHidden/>
                 <w:sz w:val="24"/>
                 <w:szCs w:val="24"/>
@@ -9664,6 +9951,7 @@
             <w:r>
               <w:rPr>
                 <w:rFonts w:ascii="Times New Roman" w:hAnsi="Times New Roman"/>
+                <w:b w:val="0"/>
                 <w:webHidden/>
                 <w:sz w:val="24"/>
                 <w:szCs w:val="24"/>
@@ -9673,6 +9961,7 @@
             <w:r>
               <w:rPr>
                 <w:rFonts w:ascii="Times New Roman" w:hAnsi="Times New Roman"/>
+                <w:b w:val="0"/>
                 <w:webHidden/>
                 <w:sz w:val="24"/>
                 <w:szCs w:val="24"/>
@@ -9681,6 +9970,7 @@
             <w:r>
               <w:rPr>
                 <w:rFonts w:ascii="Times New Roman" w:hAnsi="Times New Roman"/>
+                <w:b w:val="0"/>
                 <w:webHidden/>
                 <w:sz w:val="24"/>
                 <w:szCs w:val="24"/>
@@ -9690,15 +9980,17 @@
             <w:r>
               <w:rPr>
                 <w:rFonts w:ascii="Times New Roman" w:hAnsi="Times New Roman"/>
-                <w:webHidden/>
-                <w:sz w:val="24"/>
-                <w:szCs w:val="24"/>
-              </w:rPr>
-              <w:t>35</w:t>
+                <w:b w:val="0"/>
+                <w:webHidden/>
+                <w:sz w:val="24"/>
+                <w:szCs w:val="24"/>
+              </w:rPr>
+              <w:t>36</w:t>
             </w:r>
             <w:r>
               <w:rPr>
                 <w:rFonts w:ascii="Times New Roman" w:hAnsi="Times New Roman"/>
+                <w:b w:val="0"/>
                 <w:webHidden/>
                 <w:sz w:val="24"/>
                 <w:szCs w:val="24"/>
@@ -9714,6 +10006,7 @@
             <w:jc w:val="both"/>
             <w:rPr>
               <w:rFonts w:ascii="Times New Roman" w:eastAsiaTheme="minorEastAsia" w:hAnsi="Times New Roman"/>
+              <w:b w:val="0"/>
               <w:kern w:val="2"/>
               <w:sz w:val="24"/>
               <w:szCs w:val="24"/>
@@ -9725,14 +10018,26 @@
               <w:rPr>
                 <w:rStyle w:val="Hyperlink"/>
                 <w:rFonts w:ascii="Times New Roman" w:eastAsia="Times New Roman" w:hAnsi="Times New Roman"/>
-                <w:sz w:val="24"/>
-                <w:szCs w:val="24"/>
-              </w:rPr>
-              <w:t>6.2 Findings</w:t>
+                <w:b w:val="0"/>
+                <w:sz w:val="24"/>
+                <w:szCs w:val="24"/>
+              </w:rPr>
+              <w:t>6.2 Finding</w:t>
+            </w:r>
+            <w:r>
+              <w:rPr>
+                <w:rStyle w:val="Hyperlink"/>
+                <w:rFonts w:ascii="Times New Roman" w:eastAsia="Times New Roman" w:hAnsi="Times New Roman"/>
+                <w:b w:val="0"/>
+                <w:sz w:val="24"/>
+                <w:szCs w:val="24"/>
+              </w:rPr>
+              <w:t>s</w:t>
             </w:r>
             <w:r>
               <w:rPr>
                 <w:rFonts w:ascii="Times New Roman" w:hAnsi="Times New Roman"/>
+                <w:b w:val="0"/>
                 <w:webHidden/>
                 <w:sz w:val="24"/>
                 <w:szCs w:val="24"/>
@@ -9742,6 +10047,7 @@
             <w:r>
               <w:rPr>
                 <w:rFonts w:ascii="Times New Roman" w:hAnsi="Times New Roman"/>
+                <w:b w:val="0"/>
                 <w:webHidden/>
                 <w:sz w:val="24"/>
                 <w:szCs w:val="24"/>
@@ -9751,6 +10057,7 @@
             <w:r>
               <w:rPr>
                 <w:rFonts w:ascii="Times New Roman" w:hAnsi="Times New Roman"/>
+                <w:b w:val="0"/>
                 <w:webHidden/>
                 <w:sz w:val="24"/>
                 <w:szCs w:val="24"/>
@@ -9760,6 +10067,7 @@
             <w:r>
               <w:rPr>
                 <w:rFonts w:ascii="Times New Roman" w:hAnsi="Times New Roman"/>
+                <w:b w:val="0"/>
                 <w:webHidden/>
                 <w:sz w:val="24"/>
                 <w:szCs w:val="24"/>
@@ -9768,6 +10076,7 @@
             <w:r>
               <w:rPr>
                 <w:rFonts w:ascii="Times New Roman" w:hAnsi="Times New Roman"/>
+                <w:b w:val="0"/>
                 <w:webHidden/>
                 <w:sz w:val="24"/>
                 <w:szCs w:val="24"/>
@@ -9777,15 +10086,17 @@
             <w:r>
               <w:rPr>
                 <w:rFonts w:ascii="Times New Roman" w:hAnsi="Times New Roman"/>
-                <w:webHidden/>
-                <w:sz w:val="24"/>
-                <w:szCs w:val="24"/>
-              </w:rPr>
-              <w:t>35</w:t>
+                <w:b w:val="0"/>
+                <w:webHidden/>
+                <w:sz w:val="24"/>
+                <w:szCs w:val="24"/>
+              </w:rPr>
+              <w:t>36</w:t>
             </w:r>
             <w:r>
               <w:rPr>
                 <w:rFonts w:ascii="Times New Roman" w:hAnsi="Times New Roman"/>
+                <w:b w:val="0"/>
                 <w:webHidden/>
                 <w:sz w:val="24"/>
                 <w:szCs w:val="24"/>
@@ -9804,7 +10115,6 @@
             <w:jc w:val="both"/>
             <w:rPr>
               <w:rFonts w:ascii="Times New Roman" w:eastAsiaTheme="minorEastAsia" w:hAnsi="Times New Roman" w:cs="Times New Roman"/>
-              <w:b/>
               <w:bCs/>
               <w:noProof/>
               <w:kern w:val="2"/>
@@ -9818,7 +10128,6 @@
               <w:rPr>
                 <w:rStyle w:val="Hyperlink"/>
                 <w:rFonts w:ascii="Times New Roman" w:hAnsi="Times New Roman" w:cs="Times New Roman"/>
-                <w:b/>
                 <w:bCs/>
                 <w:noProof/>
                 <w:sz w:val="24"/>
@@ -9829,7 +10138,6 @@
             <w:r>
               <w:rPr>
                 <w:rFonts w:ascii="Times New Roman" w:hAnsi="Times New Roman" w:cs="Times New Roman"/>
-                <w:b/>
                 <w:bCs/>
                 <w:noProof/>
                 <w:webHidden/>
@@ -9841,7 +10149,6 @@
             <w:r>
               <w:rPr>
                 <w:rFonts w:ascii="Times New Roman" w:hAnsi="Times New Roman" w:cs="Times New Roman"/>
-                <w:b/>
                 <w:bCs/>
                 <w:noProof/>
                 <w:webHidden/>
@@ -9853,7 +10160,6 @@
             <w:r>
               <w:rPr>
                 <w:rFonts w:ascii="Times New Roman" w:hAnsi="Times New Roman" w:cs="Times New Roman"/>
-                <w:b/>
                 <w:bCs/>
                 <w:noProof/>
                 <w:webHidden/>
@@ -9865,7 +10171,6 @@
             <w:r>
               <w:rPr>
                 <w:rFonts w:ascii="Times New Roman" w:hAnsi="Times New Roman" w:cs="Times New Roman"/>
-                <w:b/>
                 <w:bCs/>
                 <w:noProof/>
                 <w:webHidden/>
@@ -9876,7 +10181,6 @@
             <w:r>
               <w:rPr>
                 <w:rFonts w:ascii="Times New Roman" w:hAnsi="Times New Roman" w:cs="Times New Roman"/>
-                <w:b/>
                 <w:bCs/>
                 <w:noProof/>
                 <w:webHidden/>
@@ -9888,19 +10192,17 @@
             <w:r>
               <w:rPr>
                 <w:rFonts w:ascii="Times New Roman" w:hAnsi="Times New Roman" w:cs="Times New Roman"/>
-                <w:b/>
                 <w:bCs/>
                 <w:noProof/>
                 <w:webHidden/>
                 <w:sz w:val="24"/>
                 <w:szCs w:val="24"/>
               </w:rPr>
-              <w:t>36</w:t>
-            </w:r>
-            <w:r>
-              <w:rPr>
-                <w:rFonts w:ascii="Times New Roman" w:hAnsi="Times New Roman" w:cs="Times New Roman"/>
-                <w:b/>
+              <w:t>37</w:t>
+            </w:r>
+            <w:r>
+              <w:rPr>
+                <w:rFonts w:ascii="Times New Roman" w:hAnsi="Times New Roman" w:cs="Times New Roman"/>
                 <w:bCs/>
                 <w:noProof/>
                 <w:webHidden/>
@@ -9918,6 +10220,7 @@
             <w:jc w:val="both"/>
             <w:rPr>
               <w:rFonts w:ascii="Times New Roman" w:eastAsiaTheme="minorEastAsia" w:hAnsi="Times New Roman"/>
+              <w:b w:val="0"/>
               <w:kern w:val="2"/>
               <w:sz w:val="24"/>
               <w:szCs w:val="24"/>
@@ -9929,6 +10232,7 @@
               <w:rPr>
                 <w:rStyle w:val="Hyperlink"/>
                 <w:rFonts w:ascii="Times New Roman" w:hAnsi="Times New Roman"/>
+                <w:b w:val="0"/>
                 <w:sz w:val="24"/>
                 <w:szCs w:val="24"/>
               </w:rPr>
@@ -9937,6 +10241,7 @@
             <w:r>
               <w:rPr>
                 <w:rFonts w:ascii="Times New Roman" w:hAnsi="Times New Roman"/>
+                <w:b w:val="0"/>
                 <w:webHidden/>
                 <w:sz w:val="24"/>
                 <w:szCs w:val="24"/>
@@ -9946,6 +10251,7 @@
             <w:r>
               <w:rPr>
                 <w:rFonts w:ascii="Times New Roman" w:hAnsi="Times New Roman"/>
+                <w:b w:val="0"/>
                 <w:webHidden/>
                 <w:sz w:val="24"/>
                 <w:szCs w:val="24"/>
@@ -9955,6 +10261,7 @@
             <w:r>
               <w:rPr>
                 <w:rFonts w:ascii="Times New Roman" w:hAnsi="Times New Roman"/>
+                <w:b w:val="0"/>
                 <w:webHidden/>
                 <w:sz w:val="24"/>
                 <w:szCs w:val="24"/>
@@ -9964,6 +10271,7 @@
             <w:r>
               <w:rPr>
                 <w:rFonts w:ascii="Times New Roman" w:hAnsi="Times New Roman"/>
+                <w:b w:val="0"/>
                 <w:webHidden/>
                 <w:sz w:val="24"/>
                 <w:szCs w:val="24"/>
@@ -9972,6 +10280,7 @@
             <w:r>
               <w:rPr>
                 <w:rFonts w:ascii="Times New Roman" w:hAnsi="Times New Roman"/>
+                <w:b w:val="0"/>
                 <w:webHidden/>
                 <w:sz w:val="24"/>
                 <w:szCs w:val="24"/>
@@ -9981,15 +10290,17 @@
             <w:r>
               <w:rPr>
                 <w:rFonts w:ascii="Times New Roman" w:hAnsi="Times New Roman"/>
-                <w:webHidden/>
-                <w:sz w:val="24"/>
-                <w:szCs w:val="24"/>
-              </w:rPr>
-              <w:t>36</w:t>
+                <w:b w:val="0"/>
+                <w:webHidden/>
+                <w:sz w:val="24"/>
+                <w:szCs w:val="24"/>
+              </w:rPr>
+              <w:t>37</w:t>
             </w:r>
             <w:r>
               <w:rPr>
                 <w:rFonts w:ascii="Times New Roman" w:hAnsi="Times New Roman"/>
+                <w:b w:val="0"/>
                 <w:webHidden/>
                 <w:sz w:val="24"/>
                 <w:szCs w:val="24"/>
@@ -10005,6 +10316,7 @@
             <w:jc w:val="both"/>
             <w:rPr>
               <w:rFonts w:ascii="Times New Roman" w:eastAsiaTheme="minorEastAsia" w:hAnsi="Times New Roman"/>
+              <w:b w:val="0"/>
               <w:kern w:val="2"/>
               <w:sz w:val="24"/>
               <w:szCs w:val="24"/>
@@ -10016,6 +10328,7 @@
               <w:rPr>
                 <w:rStyle w:val="Hyperlink"/>
                 <w:rFonts w:ascii="Times New Roman" w:hAnsi="Times New Roman"/>
+                <w:b w:val="0"/>
                 <w:sz w:val="24"/>
                 <w:szCs w:val="24"/>
               </w:rPr>
@@ -10024,6 +10337,7 @@
             <w:r>
               <w:rPr>
                 <w:rFonts w:ascii="Times New Roman" w:hAnsi="Times New Roman"/>
+                <w:b w:val="0"/>
                 <w:webHidden/>
                 <w:sz w:val="24"/>
                 <w:szCs w:val="24"/>
@@ -10033,6 +10347,7 @@
             <w:r>
               <w:rPr>
                 <w:rFonts w:ascii="Times New Roman" w:hAnsi="Times New Roman"/>
+                <w:b w:val="0"/>
                 <w:webHidden/>
                 <w:sz w:val="24"/>
                 <w:szCs w:val="24"/>
@@ -10042,6 +10357,7 @@
             <w:r>
               <w:rPr>
                 <w:rFonts w:ascii="Times New Roman" w:hAnsi="Times New Roman"/>
+                <w:b w:val="0"/>
                 <w:webHidden/>
                 <w:sz w:val="24"/>
                 <w:szCs w:val="24"/>
@@ -10051,6 +10367,7 @@
             <w:r>
               <w:rPr>
                 <w:rFonts w:ascii="Times New Roman" w:hAnsi="Times New Roman"/>
+                <w:b w:val="0"/>
                 <w:webHidden/>
                 <w:sz w:val="24"/>
                 <w:szCs w:val="24"/>
@@ -10059,6 +10376,7 @@
             <w:r>
               <w:rPr>
                 <w:rFonts w:ascii="Times New Roman" w:hAnsi="Times New Roman"/>
+                <w:b w:val="0"/>
                 <w:webHidden/>
                 <w:sz w:val="24"/>
                 <w:szCs w:val="24"/>
@@ -10068,15 +10386,17 @@
             <w:r>
               <w:rPr>
                 <w:rFonts w:ascii="Times New Roman" w:hAnsi="Times New Roman"/>
-                <w:webHidden/>
-                <w:sz w:val="24"/>
-                <w:szCs w:val="24"/>
-              </w:rPr>
-              <w:t>37</w:t>
+                <w:b w:val="0"/>
+                <w:webHidden/>
+                <w:sz w:val="24"/>
+                <w:szCs w:val="24"/>
+              </w:rPr>
+              <w:t>38</w:t>
             </w:r>
             <w:r>
               <w:rPr>
                 <w:rFonts w:ascii="Times New Roman" w:hAnsi="Times New Roman"/>
+                <w:b w:val="0"/>
                 <w:webHidden/>
                 <w:sz w:val="24"/>
                 <w:szCs w:val="24"/>
@@ -10091,6 +10411,7 @@
             <w:jc w:val="both"/>
             <w:rPr>
               <w:rFonts w:eastAsiaTheme="minorEastAsia"/>
+              <w:b w:val="0"/>
               <w:bCs/>
               <w:kern w:val="2"/>
               <w14:ligatures w14:val="standardContextual"/>
@@ -10100,12 +10421,14 @@
             <w:r>
               <w:rPr>
                 <w:rStyle w:val="Hyperlink"/>
+                <w:b w:val="0"/>
                 <w:bCs/>
               </w:rPr>
               <w:t>CHAPTER SEVEN</w:t>
             </w:r>
             <w:r>
               <w:rPr>
+                <w:b w:val="0"/>
                 <w:bCs/>
                 <w:webHidden/>
               </w:rPr>
@@ -10113,6 +10436,7 @@
             </w:r>
             <w:r>
               <w:rPr>
+                <w:b w:val="0"/>
                 <w:bCs/>
                 <w:webHidden/>
               </w:rPr>
@@ -10120,6 +10444,7 @@
             </w:r>
             <w:r>
               <w:rPr>
+                <w:b w:val="0"/>
                 <w:bCs/>
                 <w:webHidden/>
               </w:rPr>
@@ -10127,12 +10452,14 @@
             </w:r>
             <w:r>
               <w:rPr>
-                <w:bCs/>
-                <w:webHidden/>
-              </w:rPr>
-            </w:r>
-            <w:r>
-              <w:rPr>
+                <w:b w:val="0"/>
+                <w:bCs/>
+                <w:webHidden/>
+              </w:rPr>
+            </w:r>
+            <w:r>
+              <w:rPr>
+                <w:b w:val="0"/>
                 <w:bCs/>
                 <w:webHidden/>
               </w:rPr>
@@ -10140,13 +10467,15 @@
             </w:r>
             <w:r>
               <w:rPr>
-                <w:bCs/>
-                <w:webHidden/>
-              </w:rPr>
-              <w:t>38</w:t>
-            </w:r>
-            <w:r>
-              <w:rPr>
+                <w:b w:val="0"/>
+                <w:bCs/>
+                <w:webHidden/>
+              </w:rPr>
+              <w:t>39</w:t>
+            </w:r>
+            <w:r>
+              <w:rPr>
+                <w:b w:val="0"/>
                 <w:bCs/>
                 <w:webHidden/>
               </w:rPr>
@@ -10160,6 +10489,7 @@
             <w:jc w:val="both"/>
             <w:rPr>
               <w:rFonts w:eastAsiaTheme="minorEastAsia"/>
+              <w:b w:val="0"/>
               <w:bCs/>
               <w:kern w:val="2"/>
               <w14:ligatures w14:val="standardContextual"/>
@@ -10169,6 +10499,7 @@
             <w:r>
               <w:rPr>
                 <w:rStyle w:val="Hyperlink"/>
+                <w:b w:val="0"/>
                 <w:bCs/>
                 <w:kern w:val="36"/>
               </w:rPr>
@@ -10176,6 +10507,7 @@
             </w:r>
             <w:r>
               <w:rPr>
+                <w:b w:val="0"/>
                 <w:bCs/>
                 <w:webHidden/>
               </w:rPr>
@@ -10183,6 +10515,7 @@
             </w:r>
             <w:r>
               <w:rPr>
+                <w:b w:val="0"/>
                 <w:bCs/>
                 <w:webHidden/>
               </w:rPr>
@@ -10190,6 +10523,7 @@
             </w:r>
             <w:r>
               <w:rPr>
+                <w:b w:val="0"/>
                 <w:bCs/>
                 <w:webHidden/>
               </w:rPr>
@@ -10197,12 +10531,14 @@
             </w:r>
             <w:r>
               <w:rPr>
-                <w:bCs/>
-                <w:webHidden/>
-              </w:rPr>
-            </w:r>
-            <w:r>
-              <w:rPr>
+                <w:b w:val="0"/>
+                <w:bCs/>
+                <w:webHidden/>
+              </w:rPr>
+            </w:r>
+            <w:r>
+              <w:rPr>
+                <w:b w:val="0"/>
                 <w:bCs/>
                 <w:webHidden/>
               </w:rPr>
@@ -10210,13 +10546,15 @@
             </w:r>
             <w:r>
               <w:rPr>
-                <w:bCs/>
-                <w:webHidden/>
-              </w:rPr>
-              <w:t>38</w:t>
-            </w:r>
-            <w:r>
-              <w:rPr>
+                <w:b w:val="0"/>
+                <w:bCs/>
+                <w:webHidden/>
+              </w:rPr>
+              <w:t>39</w:t>
+            </w:r>
+            <w:r>
+              <w:rPr>
+                <w:b w:val="0"/>
                 <w:bCs/>
                 <w:webHidden/>
               </w:rPr>
@@ -10231,6 +10569,7 @@
             <w:jc w:val="both"/>
             <w:rPr>
               <w:rFonts w:ascii="Times New Roman" w:eastAsiaTheme="minorEastAsia" w:hAnsi="Times New Roman"/>
+              <w:b w:val="0"/>
               <w:kern w:val="2"/>
               <w:sz w:val="24"/>
               <w:szCs w:val="24"/>
@@ -10242,6 +10581,7 @@
               <w:rPr>
                 <w:rStyle w:val="Hyperlink"/>
                 <w:rFonts w:ascii="Times New Roman" w:hAnsi="Times New Roman"/>
+                <w:b w:val="0"/>
                 <w:sz w:val="24"/>
                 <w:szCs w:val="24"/>
               </w:rPr>
@@ -10250,6 +10590,7 @@
             <w:r>
               <w:rPr>
                 <w:rFonts w:ascii="Times New Roman" w:hAnsi="Times New Roman"/>
+                <w:b w:val="0"/>
                 <w:webHidden/>
                 <w:sz w:val="24"/>
                 <w:szCs w:val="24"/>
@@ -10259,6 +10600,7 @@
             <w:r>
               <w:rPr>
                 <w:rFonts w:ascii="Times New Roman" w:hAnsi="Times New Roman"/>
+                <w:b w:val="0"/>
                 <w:webHidden/>
                 <w:sz w:val="24"/>
                 <w:szCs w:val="24"/>
@@ -10268,6 +10610,7 @@
             <w:r>
               <w:rPr>
                 <w:rFonts w:ascii="Times New Roman" w:hAnsi="Times New Roman"/>
+                <w:b w:val="0"/>
                 <w:webHidden/>
                 <w:sz w:val="24"/>
                 <w:szCs w:val="24"/>
@@ -10277,6 +10620,7 @@
             <w:r>
               <w:rPr>
                 <w:rFonts w:ascii="Times New Roman" w:hAnsi="Times New Roman"/>
+                <w:b w:val="0"/>
                 <w:webHidden/>
                 <w:sz w:val="24"/>
                 <w:szCs w:val="24"/>
@@ -10285,6 +10629,7 @@
             <w:r>
               <w:rPr>
                 <w:rFonts w:ascii="Times New Roman" w:hAnsi="Times New Roman"/>
+                <w:b w:val="0"/>
                 <w:webHidden/>
                 <w:sz w:val="24"/>
                 <w:szCs w:val="24"/>
@@ -10294,15 +10639,17 @@
             <w:r>
               <w:rPr>
                 <w:rFonts w:ascii="Times New Roman" w:hAnsi="Times New Roman"/>
-                <w:webHidden/>
-                <w:sz w:val="24"/>
-                <w:szCs w:val="24"/>
-              </w:rPr>
-              <w:t>38</w:t>
+                <w:b w:val="0"/>
+                <w:webHidden/>
+                <w:sz w:val="24"/>
+                <w:szCs w:val="24"/>
+              </w:rPr>
+              <w:t>39</w:t>
             </w:r>
             <w:r>
               <w:rPr>
                 <w:rFonts w:ascii="Times New Roman" w:hAnsi="Times New Roman"/>
+                <w:b w:val="0"/>
                 <w:webHidden/>
                 <w:sz w:val="24"/>
                 <w:szCs w:val="24"/>
@@ -10318,6 +10665,7 @@
             <w:jc w:val="both"/>
             <w:rPr>
               <w:rFonts w:ascii="Times New Roman" w:eastAsiaTheme="minorEastAsia" w:hAnsi="Times New Roman"/>
+              <w:b w:val="0"/>
               <w:kern w:val="2"/>
               <w:sz w:val="24"/>
               <w:szCs w:val="24"/>
@@ -10329,6 +10677,7 @@
               <w:rPr>
                 <w:rStyle w:val="Hyperlink"/>
                 <w:rFonts w:ascii="Times New Roman" w:eastAsia="Times New Roman" w:hAnsi="Times New Roman"/>
+                <w:b w:val="0"/>
                 <w:sz w:val="24"/>
                 <w:szCs w:val="24"/>
               </w:rPr>
@@ -10337,6 +10686,7 @@
             <w:r>
               <w:rPr>
                 <w:rFonts w:ascii="Times New Roman" w:hAnsi="Times New Roman"/>
+                <w:b w:val="0"/>
                 <w:webHidden/>
                 <w:sz w:val="24"/>
                 <w:szCs w:val="24"/>
@@ -10346,6 +10696,7 @@
             <w:r>
               <w:rPr>
                 <w:rFonts w:ascii="Times New Roman" w:hAnsi="Times New Roman"/>
+                <w:b w:val="0"/>
                 <w:webHidden/>
                 <w:sz w:val="24"/>
                 <w:szCs w:val="24"/>
@@ -10355,6 +10706,7 @@
             <w:r>
               <w:rPr>
                 <w:rFonts w:ascii="Times New Roman" w:hAnsi="Times New Roman"/>
+                <w:b w:val="0"/>
                 <w:webHidden/>
                 <w:sz w:val="24"/>
                 <w:szCs w:val="24"/>
@@ -10364,6 +10716,7 @@
             <w:r>
               <w:rPr>
                 <w:rFonts w:ascii="Times New Roman" w:hAnsi="Times New Roman"/>
+                <w:b w:val="0"/>
                 <w:webHidden/>
                 <w:sz w:val="24"/>
                 <w:szCs w:val="24"/>
@@ -10372,6 +10725,7 @@
             <w:r>
               <w:rPr>
                 <w:rFonts w:ascii="Times New Roman" w:hAnsi="Times New Roman"/>
+                <w:b w:val="0"/>
                 <w:webHidden/>
                 <w:sz w:val="24"/>
                 <w:szCs w:val="24"/>
@@ -10381,15 +10735,17 @@
             <w:r>
               <w:rPr>
                 <w:rFonts w:ascii="Times New Roman" w:hAnsi="Times New Roman"/>
-                <w:webHidden/>
-                <w:sz w:val="24"/>
-                <w:szCs w:val="24"/>
-              </w:rPr>
-              <w:t>38</w:t>
+                <w:b w:val="0"/>
+                <w:webHidden/>
+                <w:sz w:val="24"/>
+                <w:szCs w:val="24"/>
+              </w:rPr>
+              <w:t>39</w:t>
             </w:r>
             <w:r>
               <w:rPr>
                 <w:rFonts w:ascii="Times New Roman" w:hAnsi="Times New Roman"/>
+                <w:b w:val="0"/>
                 <w:webHidden/>
                 <w:sz w:val="24"/>
                 <w:szCs w:val="24"/>
@@ -10408,7 +10764,6 @@
             <w:jc w:val="both"/>
             <w:rPr>
               <w:rFonts w:ascii="Times New Roman" w:eastAsiaTheme="minorEastAsia" w:hAnsi="Times New Roman" w:cs="Times New Roman"/>
-              <w:b/>
               <w:bCs/>
               <w:noProof/>
               <w:kern w:val="2"/>
@@ -10422,7 +10777,6 @@
               <w:rPr>
                 <w:rStyle w:val="Hyperlink"/>
                 <w:rFonts w:ascii="Times New Roman" w:hAnsi="Times New Roman" w:cs="Times New Roman"/>
-                <w:b/>
                 <w:bCs/>
                 <w:noProof/>
                 <w:sz w:val="24"/>
@@ -10433,7 +10787,6 @@
             <w:r>
               <w:rPr>
                 <w:rFonts w:ascii="Times New Roman" w:hAnsi="Times New Roman" w:cs="Times New Roman"/>
-                <w:b/>
                 <w:bCs/>
                 <w:noProof/>
                 <w:webHidden/>
@@ -10445,7 +10798,6 @@
             <w:r>
               <w:rPr>
                 <w:rFonts w:ascii="Times New Roman" w:hAnsi="Times New Roman" w:cs="Times New Roman"/>
-                <w:b/>
                 <w:bCs/>
                 <w:noProof/>
                 <w:webHidden/>
@@ -10457,7 +10809,6 @@
             <w:r>
               <w:rPr>
                 <w:rFonts w:ascii="Times New Roman" w:hAnsi="Times New Roman" w:cs="Times New Roman"/>
-                <w:b/>
                 <w:bCs/>
                 <w:noProof/>
                 <w:webHidden/>
@@ -10469,7 +10820,6 @@
             <w:r>
               <w:rPr>
                 <w:rFonts w:ascii="Times New Roman" w:hAnsi="Times New Roman" w:cs="Times New Roman"/>
-                <w:b/>
                 <w:bCs/>
                 <w:noProof/>
                 <w:webHidden/>
@@ -10480,7 +10830,6 @@
             <w:r>
               <w:rPr>
                 <w:rFonts w:ascii="Times New Roman" w:hAnsi="Times New Roman" w:cs="Times New Roman"/>
-                <w:b/>
                 <w:bCs/>
                 <w:noProof/>
                 <w:webHidden/>
@@ -10492,19 +10841,17 @@
             <w:r>
               <w:rPr>
                 <w:rFonts w:ascii="Times New Roman" w:hAnsi="Times New Roman" w:cs="Times New Roman"/>
-                <w:b/>
                 <w:bCs/>
                 <w:noProof/>
                 <w:webHidden/>
                 <w:sz w:val="24"/>
                 <w:szCs w:val="24"/>
               </w:rPr>
-              <w:t>38</w:t>
-            </w:r>
-            <w:r>
-              <w:rPr>
-                <w:rFonts w:ascii="Times New Roman" w:hAnsi="Times New Roman" w:cs="Times New Roman"/>
-                <w:b/>
+              <w:t>39</w:t>
+            </w:r>
+            <w:r>
+              <w:rPr>
+                <w:rFonts w:ascii="Times New Roman" w:hAnsi="Times New Roman" w:cs="Times New Roman"/>
                 <w:bCs/>
                 <w:noProof/>
                 <w:webHidden/>
@@ -10525,7 +10872,6 @@
             <w:jc w:val="both"/>
             <w:rPr>
               <w:rFonts w:ascii="Times New Roman" w:eastAsiaTheme="minorEastAsia" w:hAnsi="Times New Roman" w:cs="Times New Roman"/>
-              <w:b/>
               <w:bCs/>
               <w:noProof/>
               <w:kern w:val="2"/>
@@ -10539,7 +10885,6 @@
               <w:rPr>
                 <w:rStyle w:val="Hyperlink"/>
                 <w:rFonts w:ascii="Times New Roman" w:hAnsi="Times New Roman" w:cs="Times New Roman"/>
-                <w:b/>
                 <w:bCs/>
                 <w:noProof/>
                 <w:sz w:val="24"/>
@@ -10550,7 +10895,6 @@
             <w:r>
               <w:rPr>
                 <w:rFonts w:ascii="Times New Roman" w:hAnsi="Times New Roman" w:cs="Times New Roman"/>
-                <w:b/>
                 <w:bCs/>
                 <w:noProof/>
                 <w:webHidden/>
@@ -10562,7 +10906,6 @@
             <w:r>
               <w:rPr>
                 <w:rFonts w:ascii="Times New Roman" w:hAnsi="Times New Roman" w:cs="Times New Roman"/>
-                <w:b/>
                 <w:bCs/>
                 <w:noProof/>
                 <w:webHidden/>
@@ -10574,7 +10917,6 @@
             <w:r>
               <w:rPr>
                 <w:rFonts w:ascii="Times New Roman" w:hAnsi="Times New Roman" w:cs="Times New Roman"/>
-                <w:b/>
                 <w:bCs/>
                 <w:noProof/>
                 <w:webHidden/>
@@ -10586,7 +10928,6 @@
             <w:r>
               <w:rPr>
                 <w:rFonts w:ascii="Times New Roman" w:hAnsi="Times New Roman" w:cs="Times New Roman"/>
-                <w:b/>
                 <w:bCs/>
                 <w:noProof/>
                 <w:webHidden/>
@@ -10597,7 +10938,6 @@
             <w:r>
               <w:rPr>
                 <w:rFonts w:ascii="Times New Roman" w:hAnsi="Times New Roman" w:cs="Times New Roman"/>
-                <w:b/>
                 <w:bCs/>
                 <w:noProof/>
                 <w:webHidden/>
@@ -10609,19 +10949,17 @@
             <w:r>
               <w:rPr>
                 <w:rFonts w:ascii="Times New Roman" w:hAnsi="Times New Roman" w:cs="Times New Roman"/>
-                <w:b/>
                 <w:bCs/>
                 <w:noProof/>
                 <w:webHidden/>
                 <w:sz w:val="24"/>
                 <w:szCs w:val="24"/>
               </w:rPr>
-              <w:t>38</w:t>
-            </w:r>
-            <w:r>
-              <w:rPr>
-                <w:rFonts w:ascii="Times New Roman" w:hAnsi="Times New Roman" w:cs="Times New Roman"/>
-                <w:b/>
+              <w:t>39</w:t>
+            </w:r>
+            <w:r>
+              <w:rPr>
+                <w:rFonts w:ascii="Times New Roman" w:hAnsi="Times New Roman" w:cs="Times New Roman"/>
                 <w:bCs/>
                 <w:noProof/>
                 <w:webHidden/>
@@ -10642,7 +10980,6 @@
             <w:jc w:val="both"/>
             <w:rPr>
               <w:rFonts w:ascii="Times New Roman" w:eastAsiaTheme="minorEastAsia" w:hAnsi="Times New Roman" w:cs="Times New Roman"/>
-              <w:b/>
               <w:bCs/>
               <w:noProof/>
               <w:kern w:val="2"/>
@@ -10656,7 +10993,6 @@
               <w:rPr>
                 <w:rStyle w:val="Hyperlink"/>
                 <w:rFonts w:ascii="Times New Roman" w:hAnsi="Times New Roman" w:cs="Times New Roman"/>
-                <w:b/>
                 <w:bCs/>
                 <w:noProof/>
                 <w:sz w:val="24"/>
@@ -10667,7 +11003,6 @@
             <w:r>
               <w:rPr>
                 <w:rFonts w:ascii="Times New Roman" w:hAnsi="Times New Roman" w:cs="Times New Roman"/>
-                <w:b/>
                 <w:bCs/>
                 <w:noProof/>
                 <w:webHidden/>
@@ -10679,7 +11014,6 @@
             <w:r>
               <w:rPr>
                 <w:rFonts w:ascii="Times New Roman" w:hAnsi="Times New Roman" w:cs="Times New Roman"/>
-                <w:b/>
                 <w:bCs/>
                 <w:noProof/>
                 <w:webHidden/>
@@ -10691,7 +11025,6 @@
             <w:r>
               <w:rPr>
                 <w:rFonts w:ascii="Times New Roman" w:hAnsi="Times New Roman" w:cs="Times New Roman"/>
-                <w:b/>
                 <w:bCs/>
                 <w:noProof/>
                 <w:webHidden/>
@@ -10703,7 +11036,6 @@
             <w:r>
               <w:rPr>
                 <w:rFonts w:ascii="Times New Roman" w:hAnsi="Times New Roman" w:cs="Times New Roman"/>
-                <w:b/>
                 <w:bCs/>
                 <w:noProof/>
                 <w:webHidden/>
@@ -10714,7 +11046,6 @@
             <w:r>
               <w:rPr>
                 <w:rFonts w:ascii="Times New Roman" w:hAnsi="Times New Roman" w:cs="Times New Roman"/>
-                <w:b/>
                 <w:bCs/>
                 <w:noProof/>
                 <w:webHidden/>
@@ -10726,19 +11057,17 @@
             <w:r>
               <w:rPr>
                 <w:rFonts w:ascii="Times New Roman" w:hAnsi="Times New Roman" w:cs="Times New Roman"/>
-                <w:b/>
                 <w:bCs/>
                 <w:noProof/>
                 <w:webHidden/>
                 <w:sz w:val="24"/>
                 <w:szCs w:val="24"/>
               </w:rPr>
-              <w:t>38</w:t>
-            </w:r>
-            <w:r>
-              <w:rPr>
-                <w:rFonts w:ascii="Times New Roman" w:hAnsi="Times New Roman" w:cs="Times New Roman"/>
-                <w:b/>
+              <w:t>39</w:t>
+            </w:r>
+            <w:r>
+              <w:rPr>
+                <w:rFonts w:ascii="Times New Roman" w:hAnsi="Times New Roman" w:cs="Times New Roman"/>
                 <w:bCs/>
                 <w:noProof/>
                 <w:webHidden/>
@@ -10759,7 +11088,6 @@
             <w:jc w:val="both"/>
             <w:rPr>
               <w:rFonts w:ascii="Times New Roman" w:eastAsiaTheme="minorEastAsia" w:hAnsi="Times New Roman" w:cs="Times New Roman"/>
-              <w:b/>
               <w:bCs/>
               <w:noProof/>
               <w:kern w:val="2"/>
@@ -10773,7 +11101,6 @@
               <w:rPr>
                 <w:rStyle w:val="Hyperlink"/>
                 <w:rFonts w:ascii="Times New Roman" w:hAnsi="Times New Roman" w:cs="Times New Roman"/>
-                <w:b/>
                 <w:bCs/>
                 <w:noProof/>
                 <w:sz w:val="24"/>
@@ -10784,7 +11111,6 @@
             <w:r>
               <w:rPr>
                 <w:rFonts w:ascii="Times New Roman" w:hAnsi="Times New Roman" w:cs="Times New Roman"/>
-                <w:b/>
                 <w:bCs/>
                 <w:noProof/>
                 <w:webHidden/>
@@ -10796,7 +11122,6 @@
             <w:r>
               <w:rPr>
                 <w:rFonts w:ascii="Times New Roman" w:hAnsi="Times New Roman" w:cs="Times New Roman"/>
-                <w:b/>
                 <w:bCs/>
                 <w:noProof/>
                 <w:webHidden/>
@@ -10808,7 +11133,6 @@
             <w:r>
               <w:rPr>
                 <w:rFonts w:ascii="Times New Roman" w:hAnsi="Times New Roman" w:cs="Times New Roman"/>
-                <w:b/>
                 <w:bCs/>
                 <w:noProof/>
                 <w:webHidden/>
@@ -10820,7 +11144,6 @@
             <w:r>
               <w:rPr>
                 <w:rFonts w:ascii="Times New Roman" w:hAnsi="Times New Roman" w:cs="Times New Roman"/>
-                <w:b/>
                 <w:bCs/>
                 <w:noProof/>
                 <w:webHidden/>
@@ -10831,7 +11154,6 @@
             <w:r>
               <w:rPr>
                 <w:rFonts w:ascii="Times New Roman" w:hAnsi="Times New Roman" w:cs="Times New Roman"/>
-                <w:b/>
                 <w:bCs/>
                 <w:noProof/>
                 <w:webHidden/>
@@ -10843,19 +11165,17 @@
             <w:r>
               <w:rPr>
                 <w:rFonts w:ascii="Times New Roman" w:hAnsi="Times New Roman" w:cs="Times New Roman"/>
-                <w:b/>
                 <w:bCs/>
                 <w:noProof/>
                 <w:webHidden/>
                 <w:sz w:val="24"/>
                 <w:szCs w:val="24"/>
               </w:rPr>
-              <w:t>39</w:t>
-            </w:r>
-            <w:r>
-              <w:rPr>
-                <w:rFonts w:ascii="Times New Roman" w:hAnsi="Times New Roman" w:cs="Times New Roman"/>
-                <w:b/>
+              <w:t>40</w:t>
+            </w:r>
+            <w:r>
+              <w:rPr>
+                <w:rFonts w:ascii="Times New Roman" w:hAnsi="Times New Roman" w:cs="Times New Roman"/>
                 <w:bCs/>
                 <w:noProof/>
                 <w:webHidden/>
@@ -10873,6 +11193,7 @@
             <w:jc w:val="both"/>
             <w:rPr>
               <w:rFonts w:ascii="Times New Roman" w:eastAsiaTheme="minorEastAsia" w:hAnsi="Times New Roman"/>
+              <w:b w:val="0"/>
               <w:kern w:val="2"/>
               <w:sz w:val="24"/>
               <w:szCs w:val="24"/>
@@ -10884,6 +11205,7 @@
               <w:rPr>
                 <w:rStyle w:val="Hyperlink"/>
                 <w:rFonts w:ascii="Times New Roman" w:hAnsi="Times New Roman"/>
+                <w:b w:val="0"/>
                 <w:sz w:val="24"/>
                 <w:szCs w:val="24"/>
               </w:rPr>
@@ -10892,6 +11214,7 @@
             <w:r>
               <w:rPr>
                 <w:rFonts w:ascii="Times New Roman" w:hAnsi="Times New Roman"/>
+                <w:b w:val="0"/>
                 <w:webHidden/>
                 <w:sz w:val="24"/>
                 <w:szCs w:val="24"/>
@@ -10901,6 +11224,7 @@
             <w:r>
               <w:rPr>
                 <w:rFonts w:ascii="Times New Roman" w:hAnsi="Times New Roman"/>
+                <w:b w:val="0"/>
                 <w:webHidden/>
                 <w:sz w:val="24"/>
                 <w:szCs w:val="24"/>
@@ -10910,6 +11234,7 @@
             <w:r>
               <w:rPr>
                 <w:rFonts w:ascii="Times New Roman" w:hAnsi="Times New Roman"/>
+                <w:b w:val="0"/>
                 <w:webHidden/>
                 <w:sz w:val="24"/>
                 <w:szCs w:val="24"/>
@@ -10919,6 +11244,7 @@
             <w:r>
               <w:rPr>
                 <w:rFonts w:ascii="Times New Roman" w:hAnsi="Times New Roman"/>
+                <w:b w:val="0"/>
                 <w:webHidden/>
                 <w:sz w:val="24"/>
                 <w:szCs w:val="24"/>
@@ -10927,6 +11253,7 @@
             <w:r>
               <w:rPr>
                 <w:rFonts w:ascii="Times New Roman" w:hAnsi="Times New Roman"/>
+                <w:b w:val="0"/>
                 <w:webHidden/>
                 <w:sz w:val="24"/>
                 <w:szCs w:val="24"/>
@@ -10936,15 +11263,17 @@
             <w:r>
               <w:rPr>
                 <w:rFonts w:ascii="Times New Roman" w:hAnsi="Times New Roman"/>
-                <w:webHidden/>
-                <w:sz w:val="24"/>
-                <w:szCs w:val="24"/>
-              </w:rPr>
-              <w:t>39</w:t>
+                <w:b w:val="0"/>
+                <w:webHidden/>
+                <w:sz w:val="24"/>
+                <w:szCs w:val="24"/>
+              </w:rPr>
+              <w:t>40</w:t>
             </w:r>
             <w:r>
               <w:rPr>
                 <w:rFonts w:ascii="Times New Roman" w:hAnsi="Times New Roman"/>
+                <w:b w:val="0"/>
                 <w:webHidden/>
                 <w:sz w:val="24"/>
                 <w:szCs w:val="24"/>
@@ -10960,6 +11289,7 @@
             <w:jc w:val="both"/>
             <w:rPr>
               <w:rFonts w:ascii="Times New Roman" w:eastAsiaTheme="minorEastAsia" w:hAnsi="Times New Roman"/>
+              <w:b w:val="0"/>
               <w:kern w:val="2"/>
               <w:sz w:val="24"/>
               <w:szCs w:val="24"/>
@@ -10971,6 +11301,7 @@
               <w:rPr>
                 <w:rStyle w:val="Hyperlink"/>
                 <w:rFonts w:ascii="Times New Roman" w:hAnsi="Times New Roman"/>
+                <w:b w:val="0"/>
                 <w:sz w:val="24"/>
                 <w:szCs w:val="24"/>
               </w:rPr>
@@ -10979,6 +11310,7 @@
             <w:r>
               <w:rPr>
                 <w:rFonts w:ascii="Times New Roman" w:hAnsi="Times New Roman"/>
+                <w:b w:val="0"/>
                 <w:webHidden/>
                 <w:sz w:val="24"/>
                 <w:szCs w:val="24"/>
@@ -10988,6 +11320,7 @@
             <w:r>
               <w:rPr>
                 <w:rFonts w:ascii="Times New Roman" w:hAnsi="Times New Roman"/>
+                <w:b w:val="0"/>
                 <w:webHidden/>
                 <w:sz w:val="24"/>
                 <w:szCs w:val="24"/>
@@ -10997,6 +11330,7 @@
             <w:r>
               <w:rPr>
                 <w:rFonts w:ascii="Times New Roman" w:hAnsi="Times New Roman"/>
+                <w:b w:val="0"/>
                 <w:webHidden/>
                 <w:sz w:val="24"/>
                 <w:szCs w:val="24"/>
@@ -11006,6 +11340,7 @@
             <w:r>
               <w:rPr>
                 <w:rFonts w:ascii="Times New Roman" w:hAnsi="Times New Roman"/>
+                <w:b w:val="0"/>
                 <w:webHidden/>
                 <w:sz w:val="24"/>
                 <w:szCs w:val="24"/>
@@ -11014,6 +11349,7 @@
             <w:r>
               <w:rPr>
                 <w:rFonts w:ascii="Times New Roman" w:hAnsi="Times New Roman"/>
+                <w:b w:val="0"/>
                 <w:webHidden/>
                 <w:sz w:val="24"/>
                 <w:szCs w:val="24"/>
@@ -11023,15 +11359,17 @@
             <w:r>
               <w:rPr>
                 <w:rFonts w:ascii="Times New Roman" w:hAnsi="Times New Roman"/>
-                <w:webHidden/>
-                <w:sz w:val="24"/>
-                <w:szCs w:val="24"/>
-              </w:rPr>
-              <w:t>39</w:t>
+                <w:b w:val="0"/>
+                <w:webHidden/>
+                <w:sz w:val="24"/>
+                <w:szCs w:val="24"/>
+              </w:rPr>
+              <w:t>40</w:t>
             </w:r>
             <w:r>
               <w:rPr>
                 <w:rFonts w:ascii="Times New Roman" w:hAnsi="Times New Roman"/>
+                <w:b w:val="0"/>
                 <w:webHidden/>
                 <w:sz w:val="24"/>
                 <w:szCs w:val="24"/>
@@ -11046,6 +11384,7 @@
             <w:jc w:val="both"/>
             <w:rPr>
               <w:rFonts w:eastAsiaTheme="minorEastAsia"/>
+              <w:b w:val="0"/>
               <w:bCs/>
               <w:kern w:val="2"/>
               <w14:ligatures w14:val="standardContextual"/>
@@ -11055,12 +11394,14 @@
             <w:r>
               <w:rPr>
                 <w:rStyle w:val="Hyperlink"/>
+                <w:b w:val="0"/>
                 <w:bCs/>
               </w:rPr>
               <w:t>REFERENCES</w:t>
             </w:r>
             <w:r>
               <w:rPr>
+                <w:b w:val="0"/>
                 <w:bCs/>
                 <w:webHidden/>
               </w:rPr>
@@ -11068,6 +11409,7 @@
             </w:r>
             <w:r>
               <w:rPr>
+                <w:b w:val="0"/>
                 <w:bCs/>
                 <w:webHidden/>
               </w:rPr>
@@ -11075,6 +11417,7 @@
             </w:r>
             <w:r>
               <w:rPr>
+                <w:b w:val="0"/>
                 <w:bCs/>
                 <w:webHidden/>
               </w:rPr>
@@ -11082,12 +11425,14 @@
             </w:r>
             <w:r>
               <w:rPr>
-                <w:bCs/>
-                <w:webHidden/>
-              </w:rPr>
-            </w:r>
-            <w:r>
-              <w:rPr>
+                <w:b w:val="0"/>
+                <w:bCs/>
+                <w:webHidden/>
+              </w:rPr>
+            </w:r>
+            <w:r>
+              <w:rPr>
+                <w:b w:val="0"/>
                 <w:bCs/>
                 <w:webHidden/>
               </w:rPr>
@@ -11095,13 +11440,15 @@
             </w:r>
             <w:r>
               <w:rPr>
-                <w:bCs/>
-                <w:webHidden/>
-              </w:rPr>
-              <w:t>40</w:t>
-            </w:r>
-            <w:r>
-              <w:rPr>
+                <w:b w:val="0"/>
+                <w:bCs/>
+                <w:webHidden/>
+              </w:rPr>
+              <w:t>41</w:t>
+            </w:r>
+            <w:r>
+              <w:rPr>
+                <w:b w:val="0"/>
                 <w:bCs/>
                 <w:webHidden/>
               </w:rPr>
@@ -11115,6 +11462,7 @@
             <w:jc w:val="both"/>
             <w:rPr>
               <w:rFonts w:eastAsiaTheme="minorEastAsia"/>
+              <w:b w:val="0"/>
               <w:bCs/>
               <w:kern w:val="2"/>
               <w14:ligatures w14:val="standardContextual"/>
@@ -11124,12 +11472,14 @@
             <w:r>
               <w:rPr>
                 <w:rStyle w:val="Hyperlink"/>
+                <w:b w:val="0"/>
                 <w:bCs/>
               </w:rPr>
               <w:t>APPENDIX</w:t>
             </w:r>
             <w:r>
               <w:rPr>
+                <w:b w:val="0"/>
                 <w:bCs/>
                 <w:webHidden/>
               </w:rPr>
@@ -11137,6 +11487,7 @@
             </w:r>
             <w:r>
               <w:rPr>
+                <w:b w:val="0"/>
                 <w:bCs/>
                 <w:webHidden/>
               </w:rPr>
@@ -11144,6 +11495,7 @@
             </w:r>
             <w:r>
               <w:rPr>
+                <w:b w:val="0"/>
                 <w:bCs/>
                 <w:webHidden/>
               </w:rPr>
@@ -11151,12 +11503,14 @@
             </w:r>
             <w:r>
               <w:rPr>
-                <w:bCs/>
-                <w:webHidden/>
-              </w:rPr>
-            </w:r>
-            <w:r>
-              <w:rPr>
+                <w:b w:val="0"/>
+                <w:bCs/>
+                <w:webHidden/>
+              </w:rPr>
+            </w:r>
+            <w:r>
+              <w:rPr>
+                <w:b w:val="0"/>
                 <w:bCs/>
                 <w:webHidden/>
               </w:rPr>
@@ -11164,13 +11518,15 @@
             </w:r>
             <w:r>
               <w:rPr>
-                <w:bCs/>
-                <w:webHidden/>
-              </w:rPr>
-              <w:t>42</w:t>
-            </w:r>
-            <w:r>
-              <w:rPr>
+                <w:b w:val="0"/>
+                <w:bCs/>
+                <w:webHidden/>
+              </w:rPr>
+              <w:t>43</w:t>
+            </w:r>
+            <w:r>
+              <w:rPr>
+                <w:b w:val="0"/>
                 <w:bCs/>
                 <w:webHidden/>
               </w:rPr>
@@ -11291,7 +11647,27 @@
             <w:sz w:val="24"/>
             <w:szCs w:val="24"/>
           </w:rPr>
-          <w:t>Table 2.3 Summary of literature reviews</w:t>
+          <w:t>Table 2.</w:t>
+        </w:r>
+        <w:r>
+          <w:rPr>
+            <w:rStyle w:val="Hyperlink"/>
+            <w:rFonts w:ascii="Times New Roman" w:hAnsi="Times New Roman" w:cs="Times New Roman"/>
+            <w:noProof/>
+            <w:sz w:val="24"/>
+            <w:szCs w:val="24"/>
+          </w:rPr>
+          <w:t>1</w:t>
+        </w:r>
+        <w:r>
+          <w:rPr>
+            <w:rStyle w:val="Hyperlink"/>
+            <w:rFonts w:ascii="Times New Roman" w:hAnsi="Times New Roman" w:cs="Times New Roman"/>
+            <w:noProof/>
+            <w:sz w:val="24"/>
+            <w:szCs w:val="24"/>
+          </w:rPr>
+          <w:t xml:space="preserve"> Summary of literature reviews</w:t>
         </w:r>
         <w:r>
           <w:rPr>
@@ -13134,6 +13510,25 @@
     </w:p>
     <w:p>
       <w:pPr>
+        <w:spacing w:line="360" w:lineRule="auto"/>
+        <w:jc w:val="both"/>
+        <w:rPr>
+          <w:rFonts w:ascii="Times New Roman" w:hAnsi="Times New Roman" w:cs="Times New Roman"/>
+          <w:sz w:val="24"/>
+          <w:szCs w:val="24"/>
+        </w:rPr>
+      </w:pPr>
+      <w:r>
+        <w:rPr>
+          <w:rFonts w:ascii="Times New Roman" w:hAnsi="Times New Roman" w:cs="Times New Roman"/>
+          <w:sz w:val="24"/>
+          <w:szCs w:val="24"/>
+        </w:rPr>
+        <w:t>By bringing these activities together into one integrated system, the proposed solution aims to reduce dependence on manual records and improve the monitoring and management of facility safety and compliance activities. The system is expected to provide a more organized and efficient approach to managing facility-related information, supporting timely follow-up of safety issues and improving coordination among responsible users. Ultimately, the proposed system contributes to improving compliance monitoring, risk management, and overall facility safety management within the organization.</w:t>
+      </w:r>
+    </w:p>
+    <w:p>
+      <w:pPr>
         <w:pStyle w:val="Heading2"/>
         <w:numPr>
           <w:ilvl w:val="1"/>
@@ -13190,7 +13585,16 @@
           <w:sz w:val="24"/>
           <w:szCs w:val="24"/>
         </w:rPr>
-        <w:t>However, the absence of a centralized and integrated system creates significant challenges in managing facility operations. Organizations face poor record keeping, missed statutory inspections, delayed hazard and incident reporting, and limited visibility of compliance status. In addition, there is no effective mechanism for real-time risk identification, monitoring of asset-based risks, or tracking of corrective and preventive actions, which increases the likelihood of safety incidents and regulatory non-compliance.</w:t>
+        <w:t xml:space="preserve">However, the absence of a centralized and integrated system creates significant challenges in managing facility operations. Organizations face poor record keeping, missed statutory inspections, delayed hazard and incident reporting, and limited visibility of compliance status. </w:t>
+      </w:r>
+      <w:r>
+        <w:rPr>
+          <w:rFonts w:ascii="Times New Roman" w:hAnsi="Times New Roman" w:cs="Times New Roman"/>
+          <w:sz w:val="24"/>
+          <w:szCs w:val="24"/>
+        </w:rPr>
+        <w:lastRenderedPageBreak/>
+        <w:t>In addition, there is no effective mechanism for real-time risk identification, monitoring of asset-based risks, or tracking of corrective and preventive actions, which increases the likelihood of safety incidents and regulatory non-compliance.</w:t>
       </w:r>
     </w:p>
     <w:p>
@@ -13249,16 +13653,7 @@
           <w:sz w:val="24"/>
           <w:szCs w:val="24"/>
         </w:rPr>
-        <w:t xml:space="preserve">Integrated Compliance Tracking and Risk Management System for Facility Safety. The system will provide a centralized platform for managing compliance information, tracking inspections and certifications, supporting asset-based risk assessment, and monitoring corrective actions. This </w:t>
-      </w:r>
-      <w:r>
-        <w:rPr>
-          <w:rFonts w:ascii="Times New Roman" w:hAnsi="Times New Roman" w:cs="Times New Roman"/>
-          <w:sz w:val="24"/>
-          <w:szCs w:val="24"/>
-        </w:rPr>
-        <w:lastRenderedPageBreak/>
-        <w:t>will improve efficiency, enhance safety management, and ensure regulatory compliance within facilities.</w:t>
+        <w:t xml:space="preserve">Integrated Compliance Tracking and Risk Management System for Facility Safety. The system will provide a centralized platform for managing compliance information, tracking inspections and certifications, supporting asset-based risk assessment, and monitoring corrective actions. </w:t>
       </w:r>
     </w:p>
     <w:p>
@@ -13335,7 +13730,23 @@
           <w:sz w:val="24"/>
           <w:szCs w:val="24"/>
         </w:rPr>
-        <w:t>To develop an Integrated Compliance Tracking and Risk Management System for Facility</w:t>
+        <w:t>To develop an Integrated Compliance</w:t>
+      </w:r>
+      <w:r>
+        <w:rPr>
+          <w:rFonts w:ascii="Times New Roman" w:hAnsi="Times New Roman" w:cs="Times New Roman"/>
+          <w:sz w:val="24"/>
+          <w:szCs w:val="24"/>
+        </w:rPr>
+        <w:t xml:space="preserve"> </w:t>
+      </w:r>
+      <w:r>
+        <w:rPr>
+          <w:rFonts w:ascii="Times New Roman" w:hAnsi="Times New Roman" w:cs="Times New Roman"/>
+          <w:sz w:val="24"/>
+          <w:szCs w:val="24"/>
+        </w:rPr>
+        <w:t>Tracking and Risk Management System for Facility</w:t>
       </w:r>
       <w:r>
         <w:rPr>
@@ -13602,7 +14013,23 @@
           <w:sz w:val="24"/>
           <w:szCs w:val="24"/>
         </w:rPr>
-        <w:t>Following the identification of the problem with digital and facility level compliance monitoring, the research questions for the study include:</w:t>
+        <w:t>The f</w:t>
+      </w:r>
+      <w:r>
+        <w:rPr>
+          <w:rFonts w:ascii="Times New Roman" w:hAnsi="Times New Roman" w:cs="Times New Roman"/>
+          <w:sz w:val="24"/>
+          <w:szCs w:val="24"/>
+        </w:rPr>
+        <w:t xml:space="preserve">ollowing </w:t>
+      </w:r>
+      <w:r>
+        <w:rPr>
+          <w:rFonts w:ascii="Times New Roman" w:hAnsi="Times New Roman" w:cs="Times New Roman"/>
+          <w:sz w:val="24"/>
+          <w:szCs w:val="24"/>
+        </w:rPr>
+        <w:t>will be address in this study.</w:t>
       </w:r>
     </w:p>
     <w:p>
@@ -13610,9 +14037,9 @@
         <w:pStyle w:val="ListParagraph"/>
         <w:numPr>
           <w:ilvl w:val="0"/>
-          <w:numId w:val="19"/>
+          <w:numId w:val="38"/>
         </w:numPr>
-        <w:spacing w:after="0" w:line="360" w:lineRule="auto"/>
+        <w:spacing w:line="360" w:lineRule="auto"/>
         <w:jc w:val="both"/>
         <w:rPr>
           <w:rFonts w:ascii="Times New Roman" w:hAnsi="Times New Roman" w:cs="Times New Roman"/>
@@ -13626,7 +14053,7 @@
           <w:sz w:val="24"/>
           <w:szCs w:val="24"/>
         </w:rPr>
-        <w:t>How can a digital solution be developed to support statutory inspections and compliance management for the assets at a facility, such as fire safety, lifts, electrical systems, boilers, and pressure vessels?</w:t>
+        <w:t>How can user requirements for the mobile-based Integrated Compliance Tracking and Risk Management System for Facility Safety be identified and gathered?</w:t>
       </w:r>
     </w:p>
     <w:p>
@@ -13634,9 +14061,9 @@
         <w:pStyle w:val="ListParagraph"/>
         <w:numPr>
           <w:ilvl w:val="0"/>
-          <w:numId w:val="19"/>
+          <w:numId w:val="38"/>
         </w:numPr>
-        <w:spacing w:after="0" w:line="360" w:lineRule="auto"/>
+        <w:spacing w:line="360" w:lineRule="auto"/>
         <w:jc w:val="both"/>
         <w:rPr>
           <w:rFonts w:ascii="Times New Roman" w:hAnsi="Times New Roman" w:cs="Times New Roman"/>
@@ -13650,7 +14077,7 @@
           <w:sz w:val="24"/>
           <w:szCs w:val="24"/>
         </w:rPr>
-        <w:t>How can a risk register be developed with a link between the assets at a facility and the associated hazard ratings and mitigation strategies?</w:t>
+        <w:t>How can the mobile-based Integrated Compliance Tracking and Risk Management System for Facility Safety be designed?</w:t>
       </w:r>
     </w:p>
     <w:p>
@@ -13658,9 +14085,9 @@
         <w:pStyle w:val="ListParagraph"/>
         <w:numPr>
           <w:ilvl w:val="0"/>
-          <w:numId w:val="19"/>
+          <w:numId w:val="38"/>
         </w:numPr>
-        <w:spacing w:after="0" w:line="360" w:lineRule="auto"/>
+        <w:spacing w:line="360" w:lineRule="auto"/>
         <w:jc w:val="both"/>
         <w:rPr>
           <w:rFonts w:ascii="Times New Roman" w:hAnsi="Times New Roman" w:cs="Times New Roman"/>
@@ -13674,7 +14101,7 @@
           <w:sz w:val="24"/>
           <w:szCs w:val="24"/>
         </w:rPr>
-        <w:t>How can the digital solution for scheduling inspections and the expiration of certifications help with regulatory compliance and prevent any possible non-compliance?</w:t>
+        <w:t>How can the mobile-based Integrated Compliance Tracking and Risk Management System for Facility Safety be implemented?</w:t>
       </w:r>
     </w:p>
     <w:p>
@@ -13682,9 +14109,9 @@
         <w:pStyle w:val="ListParagraph"/>
         <w:numPr>
           <w:ilvl w:val="0"/>
-          <w:numId w:val="19"/>
+          <w:numId w:val="38"/>
         </w:numPr>
-        <w:spacing w:after="0" w:line="360" w:lineRule="auto"/>
+        <w:spacing w:line="360" w:lineRule="auto"/>
         <w:jc w:val="both"/>
         <w:rPr>
           <w:rFonts w:ascii="Times New Roman" w:hAnsi="Times New Roman" w:cs="Times New Roman"/>
@@ -13698,7 +14125,7 @@
           <w:sz w:val="24"/>
           <w:szCs w:val="24"/>
         </w:rPr>
-        <w:t>How can the real-time reporting of hazards and the digital CAPA processes help with the proactive management of safety at a facility?</w:t>
+        <w:t>How can the mobile-based Integrated Compliance Tracking and Risk Management System for Facility Safety be tested and validated?</w:t>
       </w:r>
     </w:p>
     <w:p>
@@ -13740,7 +14167,16 @@
           <w:sz w:val="24"/>
           <w:szCs w:val="24"/>
         </w:rPr>
-        <w:t>The Integrated Compliance Tracking and Risk Management System for Facility Safety is significant because it addresses critical gaps in current facility management practices, where safety compliance and risk tracking are often manual, fragmented, or paper-based. By centralizing facility data and automating monitoring processes, the system provides several key benefits:</w:t>
+        <w:t xml:space="preserve">The Integrated Compliance Tracking and Risk Management System for Facility Safety is significant because it addresses critical gaps in current facility management practices, where </w:t>
+      </w:r>
+      <w:r>
+        <w:rPr>
+          <w:rFonts w:ascii="Times New Roman" w:hAnsi="Times New Roman" w:cs="Times New Roman"/>
+          <w:sz w:val="24"/>
+          <w:szCs w:val="24"/>
+        </w:rPr>
+        <w:lastRenderedPageBreak/>
+        <w:t>safety compliance and risk tracking are often manual, fragmented, or paper-based. By centralizing facility data and automating monitoring processes, the system provides several key benefits:</w:t>
       </w:r>
     </w:p>
     <w:p>
@@ -13763,7 +14199,6 @@
           <w:sz w:val="24"/>
           <w:szCs w:val="24"/>
         </w:rPr>
-        <w:lastRenderedPageBreak/>
         <w:t>Enhanced Safety and Risk Management</w:t>
       </w:r>
       <w:r>
@@ -13905,7 +14340,7 @@
           <w:sz w:val="24"/>
           <w:szCs w:val="24"/>
         </w:rPr>
-        <w:t xml:space="preserve"> The platform provides a centralized repository of safety records, risk assessments, and corrective actions, enhancing accountability across departments and facilitating audit readiness.</w:t>
+        <w:t xml:space="preserve"> The platform provides a centralized repository of safety records, risk assessments, and corrective actions, enhancing accountability</w:t>
       </w:r>
     </w:p>
     <w:p>
@@ -13947,7 +14382,7 @@
           <w:sz w:val="24"/>
           <w:szCs w:val="24"/>
         </w:rPr>
-        <w:t>This report is organized into seven chapters, each addressing a specific aspect of the study. Chapter One presents the introduction, which includes the background of the study, problem statement, research objectives, and scope of the project. It provides the overall context and purpose of the study.</w:t>
+        <w:t>This report is organized into seven chapters, each addressing a specific aspect of the study. Chapter One presents the introduction, which includes the background of the study, problem statement, research objectives, and scope of the project. It provides the purpose of the study.</w:t>
       </w:r>
     </w:p>
     <w:p>
@@ -13966,7 +14401,7 @@
           <w:sz w:val="24"/>
           <w:szCs w:val="24"/>
         </w:rPr>
-        <w:t>Chapter Two contains the literature review, which examines existing studies, technologies, and approaches related to facility compliance tracking and risk management. This chapter helps identify research gaps and justifies the need for the proposed system.</w:t>
+        <w:t xml:space="preserve">Chapter Two contains the literature review, which examines existing studies, technologies, and approaches related to facility compliance tracking and risk management. </w:t>
       </w:r>
     </w:p>
     <w:p>
@@ -14006,7 +14441,6 @@
         </w:rPr>
         <w:t xml:space="preserve">Chapter Four focuses on system analysis and design. It presents system requirements, system architecture, and the design of key components </w:t>
       </w:r>
-      <w:proofErr w:type="gramStart"/>
       <w:r>
         <w:rPr>
           <w:rFonts w:ascii="Times New Roman" w:hAnsi="Times New Roman" w:cs="Times New Roman"/>
@@ -14021,16 +14455,7 @@
           <w:sz w:val="24"/>
           <w:szCs w:val="24"/>
         </w:rPr>
-        <w:t xml:space="preserve"> user</w:t>
-      </w:r>
-      <w:proofErr w:type="gramEnd"/>
-      <w:r>
-        <w:rPr>
-          <w:rFonts w:ascii="Times New Roman" w:hAnsi="Times New Roman" w:cs="Times New Roman"/>
-          <w:sz w:val="24"/>
-          <w:szCs w:val="24"/>
-        </w:rPr>
-        <w:t xml:space="preserve"> interfaces.</w:t>
+        <w:t>user interfaces.</w:t>
       </w:r>
     </w:p>
     <w:p>
@@ -14068,7 +14493,7 @@
           <w:sz w:val="24"/>
           <w:szCs w:val="24"/>
         </w:rPr>
-        <w:t>Chapter Six presents the results and discussion. It evaluates the performance of the system, analyzes outcomes, and discusses how the system addresses the identified problem.</w:t>
+        <w:t>Chapter Six presents the results and discussion. It evaluates the performance of the system, analyzes outcomes, and discusses how the system addresses the identified problem</w:t>
       </w:r>
     </w:p>
     <w:p>
@@ -14628,6 +15053,7 @@
           </w:placeholder>
         </w:sdtPr>
         <w:sdtContent>
+          <w:proofErr w:type="spellStart"/>
           <w:r>
             <w:rPr>
               <w:rStyle w:val="Strong"/>
@@ -14638,7 +15064,20 @@
               <w:sz w:val="24"/>
               <w:szCs w:val="24"/>
             </w:rPr>
-            <w:t>Salaheldin et al., (2021)</w:t>
+            <w:t>Salaheldin</w:t>
+          </w:r>
+          <w:proofErr w:type="spellEnd"/>
+          <w:r>
+            <w:rPr>
+              <w:rStyle w:val="Strong"/>
+              <w:rFonts w:ascii="Times New Roman" w:eastAsiaTheme="majorEastAsia" w:hAnsi="Times New Roman" w:cs="Times New Roman"/>
+              <w:b w:val="0"/>
+              <w:bCs w:val="0"/>
+              <w:color w:val="000000"/>
+              <w:sz w:val="24"/>
+              <w:szCs w:val="24"/>
+            </w:rPr>
+            <w:t xml:space="preserve"> et al., (2021)</w:t>
           </w:r>
         </w:sdtContent>
       </w:sdt>
@@ -15389,21 +15828,37 @@
           <w:szCs w:val="24"/>
         </w:rPr>
         <w:lastRenderedPageBreak/>
-        <w:t>Table 2.3 Summary of literature reviews</w:t>
+        <w:t>Table 2.</w:t>
+      </w:r>
+      <w:r>
+        <w:rPr>
+          <w:rStyle w:val="MyCustomCaptionChar"/>
+          <w:rFonts w:cs="Times New Roman"/>
+          <w:szCs w:val="24"/>
+        </w:rPr>
+        <w:t>1</w:t>
+      </w:r>
+      <w:r>
+        <w:rPr>
+          <w:rStyle w:val="MyCustomCaptionChar"/>
+          <w:rFonts w:cs="Times New Roman"/>
+          <w:szCs w:val="24"/>
+        </w:rPr>
+        <w:t xml:space="preserve"> Summary of literature reviews</w:t>
       </w:r>
       <w:bookmarkEnd w:id="22"/>
     </w:p>
     <w:tbl>
       <w:tblPr>
         <w:tblStyle w:val="TableGrid"/>
-        <w:tblW w:w="10332" w:type="dxa"/>
-        <w:tblInd w:w="-725" w:type="dxa"/>
+        <w:tblW w:w="9972" w:type="dxa"/>
+        <w:tblInd w:w="-365" w:type="dxa"/>
         <w:tblLayout w:type="fixed"/>
         <w:tblLook w:val="04A0" w:firstRow="1" w:lastRow="0" w:firstColumn="1" w:lastColumn="0" w:noHBand="0" w:noVBand="1"/>
       </w:tblPr>
       <w:tblGrid>
-        <w:gridCol w:w="436"/>
-        <w:gridCol w:w="2455"/>
+        <w:gridCol w:w="810"/>
+        <w:gridCol w:w="1721"/>
         <w:gridCol w:w="1515"/>
         <w:gridCol w:w="993"/>
         <w:gridCol w:w="1210"/>
@@ -15417,7 +15872,7 @@
         </w:trPr>
         <w:tc>
           <w:tcPr>
-            <w:tcW w:w="436" w:type="dxa"/>
+            <w:tcW w:w="810" w:type="dxa"/>
             <w:vMerge w:val="restart"/>
             <w:tcBorders>
               <w:top w:val="single" w:sz="4" w:space="0" w:color="auto"/>
@@ -15455,7 +15910,7 @@
         </w:tc>
         <w:tc>
           <w:tcPr>
-            <w:tcW w:w="2455" w:type="dxa"/>
+            <w:tcW w:w="1721" w:type="dxa"/>
             <w:vMerge w:val="restart"/>
             <w:tcBorders>
               <w:top w:val="single" w:sz="4" w:space="0" w:color="auto"/>
@@ -15533,7 +15988,7 @@
         </w:trPr>
         <w:tc>
           <w:tcPr>
-            <w:tcW w:w="436" w:type="dxa"/>
+            <w:tcW w:w="810" w:type="dxa"/>
             <w:vMerge/>
             <w:tcBorders>
               <w:top w:val="single" w:sz="4" w:space="0" w:color="auto"/>
@@ -15560,7 +16015,7 @@
         </w:tc>
         <w:tc>
           <w:tcPr>
-            <w:tcW w:w="2455" w:type="dxa"/>
+            <w:tcW w:w="1721" w:type="dxa"/>
             <w:vMerge/>
             <w:tcBorders>
               <w:top w:val="single" w:sz="4" w:space="0" w:color="auto"/>
@@ -15723,7 +16178,7 @@
                 <w:szCs w:val="24"/>
                 <w:lang w:val="en-TZ"/>
               </w:rPr>
-              <w:t>Digital Monitoring</w:t>
+              <w:t>Mobile based system</w:t>
             </w:r>
           </w:p>
         </w:tc>
@@ -15806,7 +16261,7 @@
         </w:trPr>
         <w:tc>
           <w:tcPr>
-            <w:tcW w:w="436" w:type="dxa"/>
+            <w:tcW w:w="810" w:type="dxa"/>
             <w:tcBorders>
               <w:top w:val="single" w:sz="4" w:space="0" w:color="auto"/>
               <w:left w:val="single" w:sz="4" w:space="0" w:color="auto"/>
@@ -15839,7 +16294,7 @@
         </w:tc>
         <w:tc>
           <w:tcPr>
-            <w:tcW w:w="2455" w:type="dxa"/>
+            <w:tcW w:w="1721" w:type="dxa"/>
             <w:tcBorders>
               <w:top w:val="single" w:sz="4" w:space="0" w:color="auto"/>
               <w:left w:val="single" w:sz="4" w:space="0" w:color="auto"/>
@@ -16075,7 +16530,7 @@
         </w:trPr>
         <w:tc>
           <w:tcPr>
-            <w:tcW w:w="436" w:type="dxa"/>
+            <w:tcW w:w="810" w:type="dxa"/>
             <w:tcBorders>
               <w:top w:val="single" w:sz="4" w:space="0" w:color="auto"/>
               <w:left w:val="single" w:sz="4" w:space="0" w:color="auto"/>
@@ -16108,7 +16563,7 @@
         </w:tc>
         <w:tc>
           <w:tcPr>
-            <w:tcW w:w="2455" w:type="dxa"/>
+            <w:tcW w:w="1721" w:type="dxa"/>
             <w:tcBorders>
               <w:top w:val="single" w:sz="4" w:space="0" w:color="auto"/>
               <w:left w:val="single" w:sz="4" w:space="0" w:color="auto"/>
@@ -16344,7 +16799,7 @@
         </w:trPr>
         <w:tc>
           <w:tcPr>
-            <w:tcW w:w="436" w:type="dxa"/>
+            <w:tcW w:w="810" w:type="dxa"/>
             <w:tcBorders>
               <w:top w:val="single" w:sz="4" w:space="0" w:color="auto"/>
               <w:left w:val="single" w:sz="4" w:space="0" w:color="auto"/>
@@ -16377,7 +16832,7 @@
         </w:tc>
         <w:tc>
           <w:tcPr>
-            <w:tcW w:w="2455" w:type="dxa"/>
+            <w:tcW w:w="1721" w:type="dxa"/>
             <w:tcBorders>
               <w:top w:val="single" w:sz="4" w:space="0" w:color="auto"/>
               <w:left w:val="single" w:sz="4" w:space="0" w:color="auto"/>
@@ -16613,7 +17068,7 @@
         </w:trPr>
         <w:tc>
           <w:tcPr>
-            <w:tcW w:w="436" w:type="dxa"/>
+            <w:tcW w:w="810" w:type="dxa"/>
             <w:tcBorders>
               <w:top w:val="single" w:sz="4" w:space="0" w:color="auto"/>
               <w:left w:val="single" w:sz="4" w:space="0" w:color="auto"/>
@@ -16646,7 +17101,7 @@
         </w:tc>
         <w:tc>
           <w:tcPr>
-            <w:tcW w:w="2455" w:type="dxa"/>
+            <w:tcW w:w="1721" w:type="dxa"/>
             <w:tcBorders>
               <w:top w:val="single" w:sz="4" w:space="0" w:color="auto"/>
               <w:left w:val="single" w:sz="4" w:space="0" w:color="auto"/>
@@ -16902,7 +17357,7 @@
         </w:trPr>
         <w:tc>
           <w:tcPr>
-            <w:tcW w:w="436" w:type="dxa"/>
+            <w:tcW w:w="810" w:type="dxa"/>
             <w:tcBorders>
               <w:top w:val="single" w:sz="4" w:space="0" w:color="auto"/>
               <w:left w:val="single" w:sz="4" w:space="0" w:color="auto"/>
@@ -16935,7 +17390,7 @@
         </w:tc>
         <w:tc>
           <w:tcPr>
-            <w:tcW w:w="2455" w:type="dxa"/>
+            <w:tcW w:w="1721" w:type="dxa"/>
             <w:tcBorders>
               <w:top w:val="single" w:sz="4" w:space="0" w:color="auto"/>
               <w:left w:val="single" w:sz="4" w:space="0" w:color="auto"/>
@@ -17171,7 +17626,7 @@
         </w:trPr>
         <w:tc>
           <w:tcPr>
-            <w:tcW w:w="436" w:type="dxa"/>
+            <w:tcW w:w="810" w:type="dxa"/>
             <w:tcBorders>
               <w:top w:val="single" w:sz="4" w:space="0" w:color="auto"/>
               <w:left w:val="single" w:sz="4" w:space="0" w:color="auto"/>
@@ -17204,7 +17659,7 @@
         </w:tc>
         <w:tc>
           <w:tcPr>
-            <w:tcW w:w="2455" w:type="dxa"/>
+            <w:tcW w:w="1721" w:type="dxa"/>
             <w:tcBorders>
               <w:top w:val="single" w:sz="4" w:space="0" w:color="auto"/>
               <w:left w:val="single" w:sz="4" w:space="0" w:color="auto"/>
@@ -17440,7 +17895,7 @@
         </w:trPr>
         <w:tc>
           <w:tcPr>
-            <w:tcW w:w="436" w:type="dxa"/>
+            <w:tcW w:w="810" w:type="dxa"/>
             <w:tcBorders>
               <w:top w:val="single" w:sz="4" w:space="0" w:color="auto"/>
               <w:left w:val="single" w:sz="4" w:space="0" w:color="auto"/>
@@ -17473,7 +17928,7 @@
         </w:tc>
         <w:tc>
           <w:tcPr>
-            <w:tcW w:w="2455" w:type="dxa"/>
+            <w:tcW w:w="1721" w:type="dxa"/>
             <w:tcBorders>
               <w:top w:val="single" w:sz="4" w:space="0" w:color="auto"/>
               <w:left w:val="single" w:sz="4" w:space="0" w:color="auto"/>
@@ -17709,7 +18164,7 @@
         </w:trPr>
         <w:tc>
           <w:tcPr>
-            <w:tcW w:w="436" w:type="dxa"/>
+            <w:tcW w:w="810" w:type="dxa"/>
             <w:tcBorders>
               <w:top w:val="single" w:sz="4" w:space="0" w:color="auto"/>
               <w:left w:val="single" w:sz="4" w:space="0" w:color="auto"/>
@@ -17742,7 +18197,7 @@
         </w:tc>
         <w:tc>
           <w:tcPr>
-            <w:tcW w:w="2455" w:type="dxa"/>
+            <w:tcW w:w="1721" w:type="dxa"/>
             <w:tcBorders>
               <w:top w:val="single" w:sz="4" w:space="0" w:color="auto"/>
               <w:left w:val="single" w:sz="4" w:space="0" w:color="auto"/>
@@ -17978,7 +18433,7 @@
         </w:trPr>
         <w:tc>
           <w:tcPr>
-            <w:tcW w:w="436" w:type="dxa"/>
+            <w:tcW w:w="810" w:type="dxa"/>
             <w:tcBorders>
               <w:top w:val="single" w:sz="4" w:space="0" w:color="auto"/>
               <w:left w:val="single" w:sz="4" w:space="0" w:color="auto"/>
@@ -18010,7 +18465,7 @@
         </w:tc>
         <w:tc>
           <w:tcPr>
-            <w:tcW w:w="2455" w:type="dxa"/>
+            <w:tcW w:w="1721" w:type="dxa"/>
             <w:tcBorders>
               <w:top w:val="single" w:sz="4" w:space="0" w:color="auto"/>
               <w:left w:val="single" w:sz="4" w:space="0" w:color="auto"/>
@@ -18256,7 +18711,7 @@
         </w:trPr>
         <w:tc>
           <w:tcPr>
-            <w:tcW w:w="436" w:type="dxa"/>
+            <w:tcW w:w="810" w:type="dxa"/>
             <w:tcBorders>
               <w:top w:val="single" w:sz="4" w:space="0" w:color="auto"/>
               <w:left w:val="single" w:sz="4" w:space="0" w:color="auto"/>
@@ -18289,7 +18744,7 @@
         </w:tc>
         <w:tc>
           <w:tcPr>
-            <w:tcW w:w="2455" w:type="dxa"/>
+            <w:tcW w:w="1721" w:type="dxa"/>
             <w:tcBorders>
               <w:top w:val="single" w:sz="4" w:space="0" w:color="auto"/>
               <w:left w:val="single" w:sz="4" w:space="0" w:color="auto"/>
@@ -18540,14 +18995,6 @@
         </w:tc>
       </w:tr>
     </w:tbl>
-    <w:p>
-      <w:pPr>
-        <w:pStyle w:val="Heading1"/>
-        <w:spacing w:line="360" w:lineRule="auto"/>
-        <w:ind w:left="0" w:firstLine="0"/>
-        <w:jc w:val="center"/>
-      </w:pPr>
-    </w:p>
     <w:p>
       <w:pPr>
         <w:pStyle w:val="Heading1"/>
@@ -20156,6 +20603,54 @@
                 <w:lang w:val="en-TZ"/>
               </w:rPr>
             </w:pPr>
+          </w:p>
+          <w:p>
+            <w:pPr>
+              <w:pStyle w:val="TableParagraph"/>
+              <w:spacing w:line="360" w:lineRule="auto"/>
+              <w:rPr>
+                <w:bCs/>
+                <w:sz w:val="24"/>
+                <w:szCs w:val="24"/>
+                <w:lang w:val="en-TZ"/>
+              </w:rPr>
+            </w:pPr>
+          </w:p>
+          <w:p>
+            <w:pPr>
+              <w:pStyle w:val="TableParagraph"/>
+              <w:spacing w:line="360" w:lineRule="auto"/>
+              <w:rPr>
+                <w:bCs/>
+                <w:sz w:val="24"/>
+                <w:szCs w:val="24"/>
+                <w:lang w:val="en-TZ"/>
+              </w:rPr>
+            </w:pPr>
+          </w:p>
+          <w:p>
+            <w:pPr>
+              <w:pStyle w:val="TableParagraph"/>
+              <w:spacing w:line="360" w:lineRule="auto"/>
+              <w:rPr>
+                <w:bCs/>
+                <w:sz w:val="24"/>
+                <w:szCs w:val="24"/>
+                <w:lang w:val="en-TZ"/>
+              </w:rPr>
+            </w:pPr>
+          </w:p>
+          <w:p>
+            <w:pPr>
+              <w:pStyle w:val="TableParagraph"/>
+              <w:spacing w:line="360" w:lineRule="auto"/>
+              <w:rPr>
+                <w:bCs/>
+                <w:sz w:val="24"/>
+                <w:szCs w:val="24"/>
+                <w:lang w:val="en-TZ"/>
+              </w:rPr>
+            </w:pPr>
             <w:r>
               <w:rPr>
                 <w:bCs/>
@@ -20354,6 +20849,18 @@
               <w:right w:val="single" w:sz="4" w:space="0" w:color="auto"/>
             </w:tcBorders>
           </w:tcPr>
+          <w:p>
+            <w:pPr>
+              <w:pStyle w:val="TableParagraph"/>
+              <w:spacing w:line="360" w:lineRule="auto"/>
+              <w:rPr>
+                <w:bCs/>
+                <w:sz w:val="24"/>
+                <w:szCs w:val="24"/>
+                <w:lang w:val="en-TZ"/>
+              </w:rPr>
+            </w:pPr>
+          </w:p>
           <w:p>
             <w:pPr>
               <w:pStyle w:val="TableParagraph"/>
@@ -20749,7 +21256,25 @@
                 <w:szCs w:val="24"/>
                 <w:lang w:val="en-TZ"/>
               </w:rPr>
-              <w:t>To evaluate the Integrated Compliance Tracking and Risk Management System for Facility Safety</w:t>
+              <w:t>To</w:t>
+            </w:r>
+            <w:r>
+              <w:rPr>
+                <w:bCs/>
+                <w:sz w:val="24"/>
+                <w:szCs w:val="24"/>
+                <w:lang w:val="en-TZ"/>
+              </w:rPr>
+              <w:t xml:space="preserve"> test and</w:t>
+            </w:r>
+            <w:r>
+              <w:rPr>
+                <w:bCs/>
+                <w:sz w:val="24"/>
+                <w:szCs w:val="24"/>
+                <w:lang w:val="en-TZ"/>
+              </w:rPr>
+              <w:t xml:space="preserve"> evaluate the Integrated Compliance Tracking and Risk Management System for Facility Safety</w:t>
             </w:r>
           </w:p>
           <w:p>
@@ -20780,6 +21305,33 @@
             <w:pPr>
               <w:pStyle w:val="TableParagraph"/>
               <w:spacing w:line="360" w:lineRule="auto"/>
+              <w:jc w:val="center"/>
+              <w:rPr>
+                <w:bCs/>
+                <w:sz w:val="24"/>
+                <w:szCs w:val="24"/>
+                <w:lang w:val="en-TZ"/>
+              </w:rPr>
+            </w:pPr>
+          </w:p>
+          <w:p>
+            <w:pPr>
+              <w:pStyle w:val="TableParagraph"/>
+              <w:spacing w:line="360" w:lineRule="auto"/>
+              <w:jc w:val="center"/>
+              <w:rPr>
+                <w:bCs/>
+                <w:sz w:val="24"/>
+                <w:szCs w:val="24"/>
+                <w:lang w:val="en-TZ"/>
+              </w:rPr>
+            </w:pPr>
+          </w:p>
+          <w:p>
+            <w:pPr>
+              <w:pStyle w:val="TableParagraph"/>
+              <w:spacing w:line="360" w:lineRule="auto"/>
+              <w:jc w:val="center"/>
               <w:rPr>
                 <w:bCs/>
                 <w:sz w:val="24"/>
@@ -21644,6 +22196,17 @@
       </w:r>
       <w:r>
         <w:rPr>
+          <w:rStyle w:val="Strong"/>
+          <w:rFonts w:ascii="Times New Roman" w:hAnsi="Times New Roman" w:cs="Times New Roman"/>
+          <w:b w:val="0"/>
+          <w:bCs w:val="0"/>
+          <w:sz w:val="24"/>
+          <w:szCs w:val="24"/>
+        </w:rPr>
+        <w:t>:</w:t>
+      </w:r>
+      <w:r>
+        <w:rPr>
           <w:rFonts w:ascii="Times New Roman" w:hAnsi="Times New Roman" w:cs="Times New Roman"/>
           <w:sz w:val="24"/>
           <w:szCs w:val="24"/>
@@ -21679,6 +22242,17 @@
       </w:r>
       <w:r>
         <w:rPr>
+          <w:rStyle w:val="Strong"/>
+          <w:rFonts w:ascii="Times New Roman" w:hAnsi="Times New Roman" w:cs="Times New Roman"/>
+          <w:b w:val="0"/>
+          <w:bCs w:val="0"/>
+          <w:sz w:val="24"/>
+          <w:szCs w:val="24"/>
+        </w:rPr>
+        <w:t>:</w:t>
+      </w:r>
+      <w:r>
+        <w:rPr>
           <w:rFonts w:ascii="Times New Roman" w:hAnsi="Times New Roman" w:cs="Times New Roman"/>
           <w:sz w:val="24"/>
           <w:szCs w:val="24"/>
@@ -21711,7 +22285,18 @@
           <w:szCs w:val="24"/>
         </w:rPr>
         <w:lastRenderedPageBreak/>
-        <w:t>Node.js and Express:</w:t>
+        <w:t>Node.js and Express</w:t>
+      </w:r>
+      <w:r>
+        <w:rPr>
+          <w:rStyle w:val="Strong"/>
+          <w:rFonts w:ascii="Times New Roman" w:hAnsi="Times New Roman" w:cs="Times New Roman"/>
+          <w:b w:val="0"/>
+          <w:bCs w:val="0"/>
+          <w:sz w:val="24"/>
+          <w:szCs w:val="24"/>
+        </w:rPr>
+        <w:t>:</w:t>
       </w:r>
       <w:r>
         <w:rPr>
@@ -21752,6 +22337,8 @@
         <w:rPr>
           <w:rStyle w:val="Strong"/>
           <w:rFonts w:ascii="Times New Roman" w:hAnsi="Times New Roman" w:cs="Times New Roman"/>
+          <w:b w:val="0"/>
+          <w:bCs w:val="0"/>
           <w:sz w:val="24"/>
           <w:szCs w:val="24"/>
         </w:rPr>
@@ -21796,6 +22383,8 @@
         <w:rPr>
           <w:rStyle w:val="Strong"/>
           <w:rFonts w:ascii="Times New Roman" w:hAnsi="Times New Roman" w:cs="Times New Roman"/>
+          <w:b w:val="0"/>
+          <w:bCs w:val="0"/>
           <w:sz w:val="24"/>
           <w:szCs w:val="24"/>
         </w:rPr>
@@ -21862,6 +22451,7 @@
           <w:numId w:val="23"/>
         </w:numPr>
         <w:spacing w:line="360" w:lineRule="auto"/>
+        <w:jc w:val="both"/>
         <w:rPr>
           <w:rFonts w:ascii="Times New Roman" w:hAnsi="Times New Roman" w:cs="Times New Roman"/>
           <w:sz w:val="24"/>
@@ -22333,6 +22923,30 @@
           <w:sz w:val="24"/>
           <w:szCs w:val="24"/>
         </w:rPr>
+        <w:t>S</w:t>
+      </w:r>
+      <w:r>
+        <w:rPr>
+          <w:rFonts w:ascii="Times New Roman" w:hAnsi="Times New Roman" w:cs="Times New Roman"/>
+          <w:sz w:val="24"/>
+          <w:szCs w:val="24"/>
+        </w:rPr>
+        <w:t>ystem shall</w:t>
+      </w:r>
+      <w:r>
+        <w:rPr>
+          <w:rFonts w:ascii="Times New Roman" w:hAnsi="Times New Roman" w:cs="Times New Roman"/>
+          <w:sz w:val="24"/>
+          <w:szCs w:val="24"/>
+        </w:rPr>
+        <w:t xml:space="preserve"> </w:t>
+      </w:r>
+      <w:r>
+        <w:rPr>
+          <w:rFonts w:ascii="Times New Roman" w:hAnsi="Times New Roman" w:cs="Times New Roman"/>
+          <w:sz w:val="24"/>
+          <w:szCs w:val="24"/>
+        </w:rPr>
         <w:t>Allow users (administrators, inspectors, and technicians</w:t>
       </w:r>
       <w:r>
@@ -22373,6 +22987,30 @@
           <w:sz w:val="24"/>
           <w:szCs w:val="24"/>
         </w:rPr>
+        <w:t>S</w:t>
+      </w:r>
+      <w:r>
+        <w:rPr>
+          <w:rFonts w:ascii="Times New Roman" w:hAnsi="Times New Roman" w:cs="Times New Roman"/>
+          <w:sz w:val="24"/>
+          <w:szCs w:val="24"/>
+        </w:rPr>
+        <w:t>ystem shall</w:t>
+      </w:r>
+      <w:r>
+        <w:rPr>
+          <w:rFonts w:ascii="Times New Roman" w:hAnsi="Times New Roman" w:cs="Times New Roman"/>
+          <w:sz w:val="24"/>
+          <w:szCs w:val="24"/>
+        </w:rPr>
+        <w:t xml:space="preserve"> </w:t>
+      </w:r>
+      <w:r>
+        <w:rPr>
+          <w:rFonts w:ascii="Times New Roman" w:hAnsi="Times New Roman" w:cs="Times New Roman"/>
+          <w:sz w:val="24"/>
+          <w:szCs w:val="24"/>
+        </w:rPr>
         <w:t>Enable administrators to register and manage facility assets such as fire systems, lifts, electrical installations, boilers, and pressure vessels.</w:t>
       </w:r>
     </w:p>
@@ -22397,6 +23035,30 @@
           <w:sz w:val="24"/>
           <w:szCs w:val="24"/>
         </w:rPr>
+        <w:t>S</w:t>
+      </w:r>
+      <w:r>
+        <w:rPr>
+          <w:rFonts w:ascii="Times New Roman" w:hAnsi="Times New Roman" w:cs="Times New Roman"/>
+          <w:sz w:val="24"/>
+          <w:szCs w:val="24"/>
+        </w:rPr>
+        <w:t>ystem shall</w:t>
+      </w:r>
+      <w:r>
+        <w:rPr>
+          <w:rFonts w:ascii="Times New Roman" w:hAnsi="Times New Roman" w:cs="Times New Roman"/>
+          <w:sz w:val="24"/>
+          <w:szCs w:val="24"/>
+        </w:rPr>
+        <w:t xml:space="preserve"> </w:t>
+      </w:r>
+      <w:r>
+        <w:rPr>
+          <w:rFonts w:ascii="Times New Roman" w:hAnsi="Times New Roman" w:cs="Times New Roman"/>
+          <w:sz w:val="24"/>
+          <w:szCs w:val="24"/>
+        </w:rPr>
         <w:t>Allow the system to schedule inspections and track inspection status (completed, pending, or overdue).</w:t>
       </w:r>
     </w:p>
@@ -22421,6 +23083,30 @@
           <w:sz w:val="24"/>
           <w:szCs w:val="24"/>
         </w:rPr>
+        <w:t>S</w:t>
+      </w:r>
+      <w:r>
+        <w:rPr>
+          <w:rFonts w:ascii="Times New Roman" w:hAnsi="Times New Roman" w:cs="Times New Roman"/>
+          <w:sz w:val="24"/>
+          <w:szCs w:val="24"/>
+        </w:rPr>
+        <w:t>ystem shall</w:t>
+      </w:r>
+      <w:r>
+        <w:rPr>
+          <w:rFonts w:ascii="Times New Roman" w:hAnsi="Times New Roman" w:cs="Times New Roman"/>
+          <w:sz w:val="24"/>
+          <w:szCs w:val="24"/>
+        </w:rPr>
+        <w:t xml:space="preserve"> </w:t>
+      </w:r>
+      <w:r>
+        <w:rPr>
+          <w:rFonts w:ascii="Times New Roman" w:hAnsi="Times New Roman" w:cs="Times New Roman"/>
+          <w:sz w:val="24"/>
+          <w:szCs w:val="24"/>
+        </w:rPr>
         <w:t>Enable inspectors to record inspection results and report non-compliance issues.</w:t>
       </w:r>
     </w:p>
@@ -22445,6 +23131,30 @@
           <w:sz w:val="24"/>
           <w:szCs w:val="24"/>
         </w:rPr>
+        <w:t>S</w:t>
+      </w:r>
+      <w:r>
+        <w:rPr>
+          <w:rFonts w:ascii="Times New Roman" w:hAnsi="Times New Roman" w:cs="Times New Roman"/>
+          <w:sz w:val="24"/>
+          <w:szCs w:val="24"/>
+        </w:rPr>
+        <w:t>ystem shall</w:t>
+      </w:r>
+      <w:r>
+        <w:rPr>
+          <w:rFonts w:ascii="Times New Roman" w:hAnsi="Times New Roman" w:cs="Times New Roman"/>
+          <w:sz w:val="24"/>
+          <w:szCs w:val="24"/>
+        </w:rPr>
+        <w:t xml:space="preserve"> </w:t>
+      </w:r>
+      <w:r>
+        <w:rPr>
+          <w:rFonts w:ascii="Times New Roman" w:hAnsi="Times New Roman" w:cs="Times New Roman"/>
+          <w:sz w:val="24"/>
+          <w:szCs w:val="24"/>
+        </w:rPr>
         <w:t>Generate alerts and notifications for upcoming inspections, overdue tasks, and expiring certifications.</w:t>
       </w:r>
     </w:p>
@@ -22470,6 +23180,30 @@
           <w:docGrid w:linePitch="360"/>
         </w:sectPr>
       </w:pPr>
+      <w:r>
+        <w:rPr>
+          <w:rFonts w:ascii="Times New Roman" w:hAnsi="Times New Roman" w:cs="Times New Roman"/>
+          <w:sz w:val="24"/>
+          <w:szCs w:val="24"/>
+        </w:rPr>
+        <w:t>S</w:t>
+      </w:r>
+      <w:r>
+        <w:rPr>
+          <w:rFonts w:ascii="Times New Roman" w:hAnsi="Times New Roman" w:cs="Times New Roman"/>
+          <w:sz w:val="24"/>
+          <w:szCs w:val="24"/>
+        </w:rPr>
+        <w:t>ystem shall</w:t>
+      </w:r>
+      <w:r>
+        <w:rPr>
+          <w:rFonts w:ascii="Times New Roman" w:hAnsi="Times New Roman" w:cs="Times New Roman"/>
+          <w:sz w:val="24"/>
+          <w:szCs w:val="24"/>
+        </w:rPr>
+        <w:t xml:space="preserve"> </w:t>
+      </w:r>
       <w:r>
         <w:rPr>
           <w:rFonts w:ascii="Times New Roman" w:hAnsi="Times New Roman" w:cs="Times New Roman"/>
@@ -23226,16 +23960,12 @@
         <w:pStyle w:val="Heading3"/>
         <w:spacing w:after="0" w:line="240" w:lineRule="auto"/>
         <w:rPr>
-          <w:b w:val="0"/>
-          <w:bCs/>
           <w:szCs w:val="24"/>
         </w:rPr>
       </w:pPr>
       <w:bookmarkStart w:id="48" w:name="_Toc235359227"/>
       <w:r>
         <w:rPr>
-          <w:b w:val="0"/>
-          <w:bCs/>
           <w:szCs w:val="24"/>
         </w:rPr>
         <w:lastRenderedPageBreak/>
@@ -23243,8 +23973,6 @@
       </w:r>
       <w:r>
         <w:rPr>
-          <w:b w:val="0"/>
-          <w:bCs/>
           <w:szCs w:val="24"/>
         </w:rPr>
         <w:t>Interface</w:t>
@@ -23377,25 +24105,13 @@
       <w:pPr>
         <w:pStyle w:val="Heading3"/>
         <w:spacing w:after="0"/>
-        <w:rPr>
-          <w:b w:val="0"/>
-          <w:bCs/>
-        </w:rPr>
       </w:pPr>
       <w:bookmarkStart w:id="50" w:name="_Toc235359228"/>
       <w:r>
-        <w:rPr>
-          <w:b w:val="0"/>
-          <w:bCs/>
-        </w:rPr>
         <w:lastRenderedPageBreak/>
         <w:t xml:space="preserve">5.2.2 Dashboard </w:t>
       </w:r>
       <w:r>
-        <w:rPr>
-          <w:b w:val="0"/>
-          <w:bCs/>
-        </w:rPr>
         <w:t>Interface</w:t>
       </w:r>
       <w:bookmarkEnd w:id="50"/>
@@ -23526,25 +24242,13 @@
       <w:pPr>
         <w:pStyle w:val="Heading3"/>
         <w:spacing w:after="0"/>
-        <w:rPr>
-          <w:b w:val="0"/>
-          <w:bCs/>
-        </w:rPr>
       </w:pPr>
       <w:bookmarkStart w:id="52" w:name="_Toc235359229"/>
       <w:r>
-        <w:rPr>
-          <w:b w:val="0"/>
-          <w:bCs/>
-        </w:rPr>
         <w:lastRenderedPageBreak/>
         <w:t xml:space="preserve">5.2.3 Asset Management </w:t>
       </w:r>
       <w:r>
-        <w:rPr>
-          <w:b w:val="0"/>
-          <w:bCs/>
-        </w:rPr>
         <w:t>Interface</w:t>
       </w:r>
       <w:bookmarkEnd w:id="52"/>
@@ -23659,25 +24363,13 @@
       <w:pPr>
         <w:pStyle w:val="Heading3"/>
         <w:spacing w:after="0"/>
-        <w:rPr>
-          <w:b w:val="0"/>
-          <w:bCs/>
-        </w:rPr>
       </w:pPr>
       <w:bookmarkStart w:id="54" w:name="_Toc235359230"/>
       <w:r>
-        <w:rPr>
-          <w:b w:val="0"/>
-          <w:bCs/>
-        </w:rPr>
         <w:lastRenderedPageBreak/>
         <w:t xml:space="preserve">5.2.4 Inspection Management </w:t>
       </w:r>
       <w:r>
-        <w:rPr>
-          <w:b w:val="0"/>
-          <w:bCs/>
-        </w:rPr>
         <w:t>Interface</w:t>
       </w:r>
       <w:bookmarkEnd w:id="54"/>
@@ -23792,25 +24484,13 @@
       <w:pPr>
         <w:pStyle w:val="Heading3"/>
         <w:spacing w:after="0"/>
-        <w:rPr>
-          <w:b w:val="0"/>
-          <w:bCs/>
-        </w:rPr>
       </w:pPr>
       <w:bookmarkStart w:id="56" w:name="_Toc235359231"/>
       <w:r>
-        <w:rPr>
-          <w:b w:val="0"/>
-          <w:bCs/>
-        </w:rPr>
         <w:lastRenderedPageBreak/>
         <w:t xml:space="preserve">5.2.5 Compliance Tracking </w:t>
       </w:r>
       <w:r>
-        <w:rPr>
-          <w:b w:val="0"/>
-          <w:bCs/>
-        </w:rPr>
         <w:t>Interface</w:t>
       </w:r>
       <w:bookmarkEnd w:id="56"/>
@@ -23925,25 +24605,13 @@
       <w:pPr>
         <w:pStyle w:val="Heading3"/>
         <w:spacing w:after="0"/>
-        <w:rPr>
-          <w:b w:val="0"/>
-          <w:bCs/>
-        </w:rPr>
       </w:pPr>
       <w:bookmarkStart w:id="58" w:name="_Toc235359232"/>
       <w:r>
-        <w:rPr>
-          <w:b w:val="0"/>
-          <w:bCs/>
-        </w:rPr>
         <w:lastRenderedPageBreak/>
         <w:t xml:space="preserve">5.2.6 Risk Assessment </w:t>
       </w:r>
       <w:r>
-        <w:rPr>
-          <w:b w:val="0"/>
-          <w:bCs/>
-        </w:rPr>
         <w:t>Interface</w:t>
       </w:r>
       <w:bookmarkEnd w:id="58"/>
@@ -24060,25 +24728,13 @@
       <w:pPr>
         <w:pStyle w:val="Heading3"/>
         <w:spacing w:after="0"/>
-        <w:rPr>
-          <w:b w:val="0"/>
-          <w:bCs/>
-        </w:rPr>
       </w:pPr>
       <w:bookmarkStart w:id="60" w:name="_Toc235359233"/>
       <w:r>
-        <w:rPr>
-          <w:b w:val="0"/>
-          <w:bCs/>
-        </w:rPr>
         <w:lastRenderedPageBreak/>
         <w:t xml:space="preserve">5.2.7 Incident Management </w:t>
       </w:r>
       <w:r>
-        <w:rPr>
-          <w:b w:val="0"/>
-          <w:bCs/>
-        </w:rPr>
         <w:t>Interface</w:t>
       </w:r>
       <w:bookmarkEnd w:id="60"/>
@@ -24325,39 +24981,19 @@
       <w:pPr>
         <w:pStyle w:val="Heading3"/>
         <w:spacing w:after="0"/>
-        <w:rPr>
-          <w:b w:val="0"/>
-          <w:bCs/>
-        </w:rPr>
       </w:pPr>
       <w:bookmarkStart w:id="64" w:name="_Toc235359235"/>
       <w:r>
-        <w:rPr>
-          <w:b w:val="0"/>
-          <w:bCs/>
-        </w:rPr>
         <w:lastRenderedPageBreak/>
         <w:t>5.2.</w:t>
       </w:r>
       <w:r>
-        <w:rPr>
-          <w:b w:val="0"/>
-          <w:bCs/>
-        </w:rPr>
         <w:t>9</w:t>
       </w:r>
       <w:r>
-        <w:rPr>
-          <w:b w:val="0"/>
-          <w:bCs/>
-        </w:rPr>
         <w:t xml:space="preserve"> Notification </w:t>
       </w:r>
       <w:r>
-        <w:rPr>
-          <w:b w:val="0"/>
-          <w:bCs/>
-        </w:rPr>
         <w:t>Interface</w:t>
       </w:r>
       <w:bookmarkEnd w:id="64"/>
@@ -24472,39 +25108,19 @@
       <w:pPr>
         <w:pStyle w:val="Heading3"/>
         <w:spacing w:after="0"/>
-        <w:rPr>
-          <w:b w:val="0"/>
-          <w:bCs/>
-        </w:rPr>
       </w:pPr>
       <w:bookmarkStart w:id="66" w:name="_Toc235359236"/>
       <w:r>
-        <w:rPr>
-          <w:b w:val="0"/>
-          <w:bCs/>
-        </w:rPr>
         <w:lastRenderedPageBreak/>
         <w:t>5.2.1</w:t>
       </w:r>
       <w:r>
-        <w:rPr>
-          <w:b w:val="0"/>
-          <w:bCs/>
-        </w:rPr>
         <w:t>0</w:t>
       </w:r>
       <w:r>
-        <w:rPr>
-          <w:b w:val="0"/>
-          <w:bCs/>
-        </w:rPr>
         <w:t xml:space="preserve"> Reports </w:t>
       </w:r>
       <w:r>
-        <w:rPr>
-          <w:b w:val="0"/>
-          <w:bCs/>
-        </w:rPr>
         <w:t>Interface</w:t>
       </w:r>
       <w:bookmarkEnd w:id="66"/>
@@ -26162,7 +26778,15 @@
           <w:sz w:val="24"/>
           <w:szCs w:val="24"/>
         </w:rPr>
-        <w:t xml:space="preserve">. </w:t>
+        <w:t>:</w:t>
+      </w:r>
+      <w:r>
+        <w:rPr>
+          <w:rFonts w:ascii="Times New Roman" w:hAnsi="Times New Roman" w:cs="Times New Roman"/>
+          <w:sz w:val="24"/>
+          <w:szCs w:val="24"/>
+        </w:rPr>
+        <w:t xml:space="preserve"> </w:t>
       </w:r>
       <w:r>
         <w:rPr>
@@ -26190,15 +26814,23 @@
           <w:sz w:val="24"/>
           <w:szCs w:val="24"/>
         </w:rPr>
-        <w:t>Designing the Integrated Compliance Tracking and Risk Management System for Facility Safety</w:t>
-      </w:r>
-      <w:r>
-        <w:rPr>
-          <w:rFonts w:ascii="Times New Roman" w:hAnsi="Times New Roman" w:cs="Times New Roman"/>
-          <w:sz w:val="24"/>
-          <w:szCs w:val="24"/>
-        </w:rPr>
-        <w:t xml:space="preserve">. </w:t>
+        <w:t>Designing the Integrated Compliance Tracking and Risk Management System for Facility Safet</w:t>
+      </w:r>
+      <w:r>
+        <w:rPr>
+          <w:rFonts w:ascii="Times New Roman" w:hAnsi="Times New Roman" w:cs="Times New Roman"/>
+          <w:sz w:val="24"/>
+          <w:szCs w:val="24"/>
+        </w:rPr>
+        <w:t>:</w:t>
+      </w:r>
+      <w:r>
+        <w:rPr>
+          <w:rFonts w:ascii="Times New Roman" w:hAnsi="Times New Roman" w:cs="Times New Roman"/>
+          <w:sz w:val="24"/>
+          <w:szCs w:val="24"/>
+        </w:rPr>
+        <w:t xml:space="preserve"> </w:t>
       </w:r>
       <w:r>
         <w:rPr>
@@ -26266,7 +26898,15 @@
           <w:sz w:val="24"/>
           <w:szCs w:val="24"/>
         </w:rPr>
-        <w:t xml:space="preserve">. </w:t>
+        <w:t>:</w:t>
+      </w:r>
+      <w:r>
+        <w:rPr>
+          <w:rFonts w:ascii="Times New Roman" w:hAnsi="Times New Roman" w:cs="Times New Roman"/>
+          <w:sz w:val="24"/>
+          <w:szCs w:val="24"/>
+        </w:rPr>
+        <w:t xml:space="preserve"> </w:t>
       </w:r>
       <w:r>
         <w:rPr>
@@ -26327,7 +26967,15 @@
           <w:sz w:val="24"/>
           <w:szCs w:val="24"/>
         </w:rPr>
-        <w:t xml:space="preserve">. </w:t>
+        <w:t>:</w:t>
+      </w:r>
+      <w:r>
+        <w:rPr>
+          <w:rFonts w:ascii="Times New Roman" w:hAnsi="Times New Roman" w:cs="Times New Roman"/>
+          <w:sz w:val="24"/>
+          <w:szCs w:val="24"/>
+        </w:rPr>
+        <w:t xml:space="preserve"> </w:t>
       </w:r>
       <w:r>
         <w:rPr>
@@ -26688,9 +27336,33 @@
           <w:bCs/>
           <w:szCs w:val="24"/>
         </w:rPr>
-        <w:t>7.2.1 Conclusion for Objective One</w:t>
+        <w:t xml:space="preserve">7.2.1 Conclusion </w:t>
       </w:r>
       <w:bookmarkEnd w:id="87"/>
+      <w:r>
+        <w:rPr>
+          <w:b w:val="0"/>
+          <w:bCs/>
+          <w:szCs w:val="24"/>
+        </w:rPr>
+        <w:t xml:space="preserve">for </w:t>
+      </w:r>
+      <w:r>
+        <w:rPr>
+          <w:b w:val="0"/>
+          <w:bCs/>
+          <w:szCs w:val="24"/>
+        </w:rPr>
+        <w:t>identifying</w:t>
+      </w:r>
+      <w:r>
+        <w:rPr>
+          <w:b w:val="0"/>
+          <w:bCs/>
+          <w:szCs w:val="24"/>
+        </w:rPr>
+        <w:t xml:space="preserve"> and gather user requirement</w:t>
+      </w:r>
     </w:p>
     <w:p>
       <w:pPr>
@@ -26726,9 +27398,16 @@
           <w:b w:val="0"/>
           <w:bCs/>
         </w:rPr>
-        <w:t>7.2.2 Conclusion for Objective Two</w:t>
+        <w:t xml:space="preserve">7.2.2 Conclusion for </w:t>
       </w:r>
       <w:bookmarkEnd w:id="88"/>
+      <w:r>
+        <w:rPr>
+          <w:b w:val="0"/>
+          <w:bCs/>
+        </w:rPr>
+        <w:t>designing</w:t>
+      </w:r>
     </w:p>
     <w:p>
       <w:pPr>
@@ -26770,9 +27449,17 @@
           <w:bCs/>
           <w:szCs w:val="24"/>
         </w:rPr>
-        <w:t>.2.3 Conclusion for Objective Three</w:t>
+        <w:t xml:space="preserve">.2.3 Conclusion for </w:t>
       </w:r>
       <w:bookmarkEnd w:id="89"/>
+      <w:r>
+        <w:rPr>
+          <w:b w:val="0"/>
+          <w:bCs/>
+          <w:szCs w:val="24"/>
+        </w:rPr>
+        <w:t>implementation</w:t>
+      </w:r>
     </w:p>
     <w:p>
       <w:pPr>
@@ -26817,9 +27504,16 @@
           <w:b w:val="0"/>
           <w:bCs/>
         </w:rPr>
-        <w:t>7.2.4 Conclusion for Objective Four</w:t>
+        <w:t xml:space="preserve">7.2.4 Conclusion for </w:t>
       </w:r>
       <w:bookmarkEnd w:id="90"/>
+      <w:r>
+        <w:rPr>
+          <w:b w:val="0"/>
+          <w:bCs/>
+        </w:rPr>
+        <w:t>testing and validation</w:t>
+      </w:r>
     </w:p>
     <w:p>
       <w:pPr>
@@ -27272,7 +27966,31 @@
               <w:sz w:val="24"/>
               <w:szCs w:val="24"/>
             </w:rPr>
-            <w:t>WATER-ENERGY NEXUS IN CHINA AND ITS IMPLICATIONS FOR REGIONAL WATER AND ENERGY SELF-SUFFICIENCY</w:t>
+            <w:t xml:space="preserve">water-energy nexus in </w:t>
+          </w:r>
+          <w:proofErr w:type="spellStart"/>
+          <w:r>
+            <w:rPr>
+              <w:rFonts w:ascii="Times New Roman" w:eastAsia="Times New Roman" w:hAnsi="Times New Roman" w:cs="Times New Roman"/>
+              <w:i/>
+              <w:iCs/>
+              <w:color w:val="000000"/>
+              <w:sz w:val="24"/>
+              <w:szCs w:val="24"/>
+            </w:rPr>
+            <w:t>china</w:t>
+          </w:r>
+          <w:proofErr w:type="spellEnd"/>
+          <w:r>
+            <w:rPr>
+              <w:rFonts w:ascii="Times New Roman" w:eastAsia="Times New Roman" w:hAnsi="Times New Roman" w:cs="Times New Roman"/>
+              <w:i/>
+              <w:iCs/>
+              <w:color w:val="000000"/>
+              <w:sz w:val="24"/>
+              <w:szCs w:val="24"/>
+            </w:rPr>
+            <w:t xml:space="preserve"> and its implications for regional water and energy self-sufficiency</w:t>
           </w:r>
           <w:r>
             <w:rPr>
@@ -27694,6 +28412,7 @@
               <w:szCs w:val="24"/>
             </w:rPr>
           </w:pPr>
+          <w:proofErr w:type="spellStart"/>
           <w:r>
             <w:rPr>
               <w:rFonts w:ascii="Times New Roman" w:eastAsia="Times New Roman" w:hAnsi="Times New Roman" w:cs="Times New Roman"/>
@@ -27701,7 +28420,17 @@
               <w:sz w:val="24"/>
               <w:szCs w:val="24"/>
             </w:rPr>
-            <w:t xml:space="preserve">Salaheldin, M. H., Hassanain, M. A., Hamida, M. B., &amp; Ibrahim, A. M. (2021). A code-compliance assessment tool for fire prevention measures in educational facilities. </w:t>
+            <w:t>Salaheldin</w:t>
+          </w:r>
+          <w:proofErr w:type="spellEnd"/>
+          <w:r>
+            <w:rPr>
+              <w:rFonts w:ascii="Times New Roman" w:eastAsia="Times New Roman" w:hAnsi="Times New Roman" w:cs="Times New Roman"/>
+              <w:color w:val="000000"/>
+              <w:sz w:val="24"/>
+              <w:szCs w:val="24"/>
+            </w:rPr>
+            <w:t xml:space="preserve">, M. H., Hassanain, M. A., Hamida, M. B., &amp; Ibrahim, A. M. (2021). A code-compliance assessment tool for fire prevention measures in educational facilities. </w:t>
           </w:r>
           <w:r>
             <w:rPr>
@@ -29462,7 +30191,7 @@
 </file>
 
 <file path=word/endnotes.xml><?xml version="1.0" encoding="utf-8"?>
-<w:endnotes xmlns:wpc="http://schemas.microsoft.com/office/word/2010/wordprocessingCanvas" xmlns:cx="http://schemas.microsoft.com/office/drawing/2014/chartex" xmlns:cx1="http://schemas.microsoft.com/office/drawing/2015/9/8/chartex" xmlns:cx2="http://schemas.microsoft.com/office/drawing/2015/10/21/chartex" xmlns:cx3="http://schemas.microsoft.com/office/drawing/2016/5/9/chartex" xmlns:cx4="http://schemas.microsoft.com/office/drawing/2016/5/10/chartex" xmlns:cx5="http://schemas.microsoft.com/office/drawing/2016/5/11/chartex" xmlns:cx6="http://schemas.microsoft.com/office/drawing/2016/5/12/chartex" xmlns:cx7="http://schemas.microsoft.com/office/drawing/2016/5/13/chartex" xmlns:cx8="http://schemas.microsoft.com/office/drawing/2016/5/14/chartex" xmlns:mc="http://schemas.openxmlformats.org/markup-compatibility/2006" xmlns:aink="http://schemas.microsoft.com/office/drawing/2016/ink" xmlns:am3d="http://schemas.microsoft.com/office/drawing/2017/model3d" xmlns:o="urn:schemas-microsoft-com:office:office" xmlns:oel="http://schemas.microsoft.com/office/2019/extlst" xmlns:r="http://schemas.openxmlformats.org/officeDocument/2006/relationships" xmlns:m="http://schemas.openxmlformats.org/officeDocument/2006/math" xmlns:v="urn:schemas-microsoft-com:vml" xmlns:wp14="http://schemas.microsoft.com/office/word/2010/wordprocessingDrawing" xmlns:wp="http://schemas.openxmlformats.org/drawingml/2006/wordprocessingDrawing" xmlns:w10="urn:schemas-microsoft-com:office:word" xmlns:w="http://schemas.openxmlformats.org/wordprocessingml/2006/main" xmlns:w14="http://schemas.microsoft.com/office/word/2010/wordml" xmlns:w15="http://schemas.microsoft.com/office/word/2012/wordml" xmlns:w16cex="http://schemas.microsoft.com/office/word/2018/wordml/cex" xmlns:w16cid="http://schemas.microsoft.com/office/word/2016/wordml/cid" xmlns:w16="http://schemas.microsoft.com/office/word/2018/wordml" xmlns:w16du="http://schemas.microsoft.com/office/word/2023/wordml/word16du" xmlns:w16sdtdh="http://schemas.microsoft.com/office/word/2020/wordml/sdtdatahash" xmlns:w16sdtfl="http://schemas.microsoft.com/office/word/2024/wordml/sdtformatlock" xmlns:w16se="http://schemas.microsoft.com/office/word/2015/wordml/symex" xmlns:wpg="http://schemas.microsoft.com/office/word/2010/wordprocessingGroup" xmlns:wpi="http://schemas.microsoft.com/office/word/2010/wordprocessingInk" xmlns:wne="http://schemas.microsoft.com/office/word/2006/wordml" xmlns:wps="http://schemas.microsoft.com/office/word/2010/wordprocessingShape" mc:Ignorable="w14 w15 w16se w16cid w16 w16cex w16sdtdh w16sdtfl w16du wp14">
+<w:endnotes xmlns:wpc="http://schemas.microsoft.com/office/word/2010/wordprocessingCanvas" xmlns:cx="http://schemas.microsoft.com/office/drawing/2014/chartex" xmlns:cx1="http://schemas.microsoft.com/office/drawing/2015/9/8/chartex" xmlns:cx2="http://schemas.microsoft.com/office/drawing/2015/10/21/chartex" xmlns:cx3="http://schemas.microsoft.com/office/drawing/2016/5/9/chartex" xmlns:cx4="http://schemas.microsoft.com/office/drawing/2016/5/10/chartex" xmlns:cx5="http://schemas.microsoft.com/office/drawing/2016/5/11/chartex" xmlns:cx6="http://schemas.microsoft.com/office/drawing/2016/5/12/chartex" xmlns:cx7="http://schemas.microsoft.com/office/drawing/2016/5/13/chartex" xmlns:cx8="http://schemas.microsoft.com/office/drawing/2016/5/14/chartex" xmlns:mc="http://schemas.openxmlformats.org/markup-compatibility/2006" xmlns:aink="http://schemas.microsoft.com/office/drawing/2016/ink" xmlns:am3d="http://schemas.microsoft.com/office/drawing/2017/model3d" xmlns:o="urn:schemas-microsoft-com:office:office" xmlns:oel="http://schemas.microsoft.com/office/2019/extlst" xmlns:r="http://schemas.openxmlformats.org/officeDocument/2006/relationships" xmlns:m="http://schemas.openxmlformats.org/officeDocument/2006/math" xmlns:v="urn:schemas-microsoft-com:vml" xmlns:wp14="http://schemas.microsoft.com/office/word/2010/wordprocessingDrawing" xmlns:wp="http://schemas.openxmlformats.org/drawingml/2006/wordprocessingDrawing" xmlns:w10="urn:schemas-microsoft-com:office:word" xmlns:w="http://schemas.openxmlformats.org/wordprocessingml/2006/main" xmlns:w14="http://schemas.microsoft.com/office/word/2010/wordml" xmlns:w15="http://schemas.microsoft.com/office/word/2012/wordml" xmlns:w16cei="http://schemas.microsoft.com/office/word/2026/wordml/cei" xmlns:w16cex="http://schemas.microsoft.com/office/word/2018/wordml/cex" xmlns:w16cid="http://schemas.microsoft.com/office/word/2016/wordml/cid" xmlns:w16="http://schemas.microsoft.com/office/word/2018/wordml" xmlns:w16du="http://schemas.microsoft.com/office/word/2023/wordml/word16du" xmlns:w16sdtdh="http://schemas.microsoft.com/office/word/2020/wordml/sdtdatahash" xmlns:w16sdtfl="http://schemas.microsoft.com/office/word/2024/wordml/sdtformatlock" xmlns:w16se="http://schemas.microsoft.com/office/word/2015/wordml/symex" xmlns:wpg="http://schemas.microsoft.com/office/word/2010/wordprocessingGroup" xmlns:wpi="http://schemas.microsoft.com/office/word/2010/wordprocessingInk" xmlns:wne="http://schemas.microsoft.com/office/word/2006/wordml" xmlns:wps="http://schemas.microsoft.com/office/word/2010/wordprocessingShape" mc:Ignorable="w14 w15 w16se w16cid w16 w16cex w16sdtdh w16sdtfl w16du wp14">
   <w:endnote w:type="separator" w:id="-1">
     <w:p>
       <w:pPr>
@@ -29487,7 +30216,7 @@
 </file>
 
 <file path=word/footer1.xml><?xml version="1.0" encoding="utf-8"?>
-<w:ftr xmlns:wpc="http://schemas.microsoft.com/office/word/2010/wordprocessingCanvas" xmlns:cx="http://schemas.microsoft.com/office/drawing/2014/chartex" xmlns:cx1="http://schemas.microsoft.com/office/drawing/2015/9/8/chartex" xmlns:cx2="http://schemas.microsoft.com/office/drawing/2015/10/21/chartex" xmlns:cx3="http://schemas.microsoft.com/office/drawing/2016/5/9/chartex" xmlns:cx4="http://schemas.microsoft.com/office/drawing/2016/5/10/chartex" xmlns:cx5="http://schemas.microsoft.com/office/drawing/2016/5/11/chartex" xmlns:cx6="http://schemas.microsoft.com/office/drawing/2016/5/12/chartex" xmlns:cx7="http://schemas.microsoft.com/office/drawing/2016/5/13/chartex" xmlns:cx8="http://schemas.microsoft.com/office/drawing/2016/5/14/chartex" xmlns:mc="http://schemas.openxmlformats.org/markup-compatibility/2006" xmlns:aink="http://schemas.microsoft.com/office/drawing/2016/ink" xmlns:am3d="http://schemas.microsoft.com/office/drawing/2017/model3d" xmlns:o="urn:schemas-microsoft-com:office:office" xmlns:oel="http://schemas.microsoft.com/office/2019/extlst" xmlns:r="http://schemas.openxmlformats.org/officeDocument/2006/relationships" xmlns:m="http://schemas.openxmlformats.org/officeDocument/2006/math" xmlns:v="urn:schemas-microsoft-com:vml" xmlns:wp14="http://schemas.microsoft.com/office/word/2010/wordprocessingDrawing" xmlns:wp="http://schemas.openxmlformats.org/drawingml/2006/wordprocessingDrawing" xmlns:w10="urn:schemas-microsoft-com:office:word" xmlns:w="http://schemas.openxmlformats.org/wordprocessingml/2006/main" xmlns:w14="http://schemas.microsoft.com/office/word/2010/wordml" xmlns:w15="http://schemas.microsoft.com/office/word/2012/wordml" xmlns:w16cex="http://schemas.microsoft.com/office/word/2018/wordml/cex" xmlns:w16cid="http://schemas.microsoft.com/office/word/2016/wordml/cid" xmlns:w16="http://schemas.microsoft.com/office/word/2018/wordml" xmlns:w16du="http://schemas.microsoft.com/office/word/2023/wordml/word16du" xmlns:w16sdtdh="http://schemas.microsoft.com/office/word/2020/wordml/sdtdatahash" xmlns:w16sdtfl="http://schemas.microsoft.com/office/word/2024/wordml/sdtformatlock" xmlns:w16se="http://schemas.microsoft.com/office/word/2015/wordml/symex" xmlns:wpg="http://schemas.microsoft.com/office/word/2010/wordprocessingGroup" xmlns:wpi="http://schemas.microsoft.com/office/word/2010/wordprocessingInk" xmlns:wne="http://schemas.microsoft.com/office/word/2006/wordml" xmlns:wps="http://schemas.microsoft.com/office/word/2010/wordprocessingShape" mc:Ignorable="w14 w15 w16se w16cid w16 w16cex w16sdtdh w16sdtfl w16du wp14">
+<w:ftr xmlns:wpc="http://schemas.microsoft.com/office/word/2010/wordprocessingCanvas" xmlns:cx="http://schemas.microsoft.com/office/drawing/2014/chartex" xmlns:cx1="http://schemas.microsoft.com/office/drawing/2015/9/8/chartex" xmlns:cx2="http://schemas.microsoft.com/office/drawing/2015/10/21/chartex" xmlns:cx3="http://schemas.microsoft.com/office/drawing/2016/5/9/chartex" xmlns:cx4="http://schemas.microsoft.com/office/drawing/2016/5/10/chartex" xmlns:cx5="http://schemas.microsoft.com/office/drawing/2016/5/11/chartex" xmlns:cx6="http://schemas.microsoft.com/office/drawing/2016/5/12/chartex" xmlns:cx7="http://schemas.microsoft.com/office/drawing/2016/5/13/chartex" xmlns:cx8="http://schemas.microsoft.com/office/drawing/2016/5/14/chartex" xmlns:mc="http://schemas.openxmlformats.org/markup-compatibility/2006" xmlns:aink="http://schemas.microsoft.com/office/drawing/2016/ink" xmlns:am3d="http://schemas.microsoft.com/office/drawing/2017/model3d" xmlns:o="urn:schemas-microsoft-com:office:office" xmlns:oel="http://schemas.microsoft.com/office/2019/extlst" xmlns:r="http://schemas.openxmlformats.org/officeDocument/2006/relationships" xmlns:m="http://schemas.openxmlformats.org/officeDocument/2006/math" xmlns:v="urn:schemas-microsoft-com:vml" xmlns:wp14="http://schemas.microsoft.com/office/word/2010/wordprocessingDrawing" xmlns:wp="http://schemas.openxmlformats.org/drawingml/2006/wordprocessingDrawing" xmlns:w10="urn:schemas-microsoft-com:office:word" xmlns:w="http://schemas.openxmlformats.org/wordprocessingml/2006/main" xmlns:w14="http://schemas.microsoft.com/office/word/2010/wordml" xmlns:w15="http://schemas.microsoft.com/office/word/2012/wordml" xmlns:w16cei="http://schemas.microsoft.com/office/word/2026/wordml/cei" xmlns:w16cex="http://schemas.microsoft.com/office/word/2018/wordml/cex" xmlns:w16cid="http://schemas.microsoft.com/office/word/2016/wordml/cid" xmlns:w16="http://schemas.microsoft.com/office/word/2018/wordml" xmlns:w16du="http://schemas.microsoft.com/office/word/2023/wordml/word16du" xmlns:w16sdtdh="http://schemas.microsoft.com/office/word/2020/wordml/sdtdatahash" xmlns:w16sdtfl="http://schemas.microsoft.com/office/word/2024/wordml/sdtformatlock" xmlns:w16se="http://schemas.microsoft.com/office/word/2015/wordml/symex" xmlns:wpg="http://schemas.microsoft.com/office/word/2010/wordprocessingGroup" xmlns:wpi="http://schemas.microsoft.com/office/word/2010/wordprocessingInk" xmlns:wne="http://schemas.microsoft.com/office/word/2006/wordml" xmlns:wps="http://schemas.microsoft.com/office/word/2010/wordprocessingShape" mc:Ignorable="w14 w15 w16se w16cid w16 w16cex w16sdtdh w16sdtfl w16du wp14">
   <w:p>
     <w:pPr>
       <w:pStyle w:val="Footer"/>
@@ -29503,7 +30232,7 @@
 </file>
 
 <file path=word/footer2.xml><?xml version="1.0" encoding="utf-8"?>
-<w:ftr xmlns:wpc="http://schemas.microsoft.com/office/word/2010/wordprocessingCanvas" xmlns:cx="http://schemas.microsoft.com/office/drawing/2014/chartex" xmlns:cx1="http://schemas.microsoft.com/office/drawing/2015/9/8/chartex" xmlns:cx2="http://schemas.microsoft.com/office/drawing/2015/10/21/chartex" xmlns:cx3="http://schemas.microsoft.com/office/drawing/2016/5/9/chartex" xmlns:cx4="http://schemas.microsoft.com/office/drawing/2016/5/10/chartex" xmlns:cx5="http://schemas.microsoft.com/office/drawing/2016/5/11/chartex" xmlns:cx6="http://schemas.microsoft.com/office/drawing/2016/5/12/chartex" xmlns:cx7="http://schemas.microsoft.com/office/drawing/2016/5/13/chartex" xmlns:cx8="http://schemas.microsoft.com/office/drawing/2016/5/14/chartex" xmlns:mc="http://schemas.openxmlformats.org/markup-compatibility/2006" xmlns:aink="http://schemas.microsoft.com/office/drawing/2016/ink" xmlns:am3d="http://schemas.microsoft.com/office/drawing/2017/model3d" xmlns:o="urn:schemas-microsoft-com:office:office" xmlns:oel="http://schemas.microsoft.com/office/2019/extlst" xmlns:r="http://schemas.openxmlformats.org/officeDocument/2006/relationships" xmlns:m="http://schemas.openxmlformats.org/officeDocument/2006/math" xmlns:v="urn:schemas-microsoft-com:vml" xmlns:wp14="http://schemas.microsoft.com/office/word/2010/wordprocessingDrawing" xmlns:wp="http://schemas.openxmlformats.org/drawingml/2006/wordprocessingDrawing" xmlns:w10="urn:schemas-microsoft-com:office:word" xmlns:w="http://schemas.openxmlformats.org/wordprocessingml/2006/main" xmlns:w14="http://schemas.microsoft.com/office/word/2010/wordml" xmlns:w15="http://schemas.microsoft.com/office/word/2012/wordml" xmlns:w16cex="http://schemas.microsoft.com/office/word/2018/wordml/cex" xmlns:w16cid="http://schemas.microsoft.com/office/word/2016/wordml/cid" xmlns:w16="http://schemas.microsoft.com/office/word/2018/wordml" xmlns:w16du="http://schemas.microsoft.com/office/word/2023/wordml/word16du" xmlns:w16sdtdh="http://schemas.microsoft.com/office/word/2020/wordml/sdtdatahash" xmlns:w16sdtfl="http://schemas.microsoft.com/office/word/2024/wordml/sdtformatlock" xmlns:w16se="http://schemas.microsoft.com/office/word/2015/wordml/symex" xmlns:wpg="http://schemas.microsoft.com/office/word/2010/wordprocessingGroup" xmlns:wpi="http://schemas.microsoft.com/office/word/2010/wordprocessingInk" xmlns:wne="http://schemas.microsoft.com/office/word/2006/wordml" xmlns:wps="http://schemas.microsoft.com/office/word/2010/wordprocessingShape" mc:Ignorable="w14 w15 w16se w16cid w16 w16cex w16sdtdh w16sdtfl w16du wp14">
+<w:ftr xmlns:wpc="http://schemas.microsoft.com/office/word/2010/wordprocessingCanvas" xmlns:cx="http://schemas.microsoft.com/office/drawing/2014/chartex" xmlns:cx1="http://schemas.microsoft.com/office/drawing/2015/9/8/chartex" xmlns:cx2="http://schemas.microsoft.com/office/drawing/2015/10/21/chartex" xmlns:cx3="http://schemas.microsoft.com/office/drawing/2016/5/9/chartex" xmlns:cx4="http://schemas.microsoft.com/office/drawing/2016/5/10/chartex" xmlns:cx5="http://schemas.microsoft.com/office/drawing/2016/5/11/chartex" xmlns:cx6="http://schemas.microsoft.com/office/drawing/2016/5/12/chartex" xmlns:cx7="http://schemas.microsoft.com/office/drawing/2016/5/13/chartex" xmlns:cx8="http://schemas.microsoft.com/office/drawing/2016/5/14/chartex" xmlns:mc="http://schemas.openxmlformats.org/markup-compatibility/2006" xmlns:aink="http://schemas.microsoft.com/office/drawing/2016/ink" xmlns:am3d="http://schemas.microsoft.com/office/drawing/2017/model3d" xmlns:o="urn:schemas-microsoft-com:office:office" xmlns:oel="http://schemas.microsoft.com/office/2019/extlst" xmlns:r="http://schemas.openxmlformats.org/officeDocument/2006/relationships" xmlns:m="http://schemas.openxmlformats.org/officeDocument/2006/math" xmlns:v="urn:schemas-microsoft-com:vml" xmlns:wp14="http://schemas.microsoft.com/office/word/2010/wordprocessingDrawing" xmlns:wp="http://schemas.openxmlformats.org/drawingml/2006/wordprocessingDrawing" xmlns:w10="urn:schemas-microsoft-com:office:word" xmlns:w="http://schemas.openxmlformats.org/wordprocessingml/2006/main" xmlns:w14="http://schemas.microsoft.com/office/word/2010/wordml" xmlns:w15="http://schemas.microsoft.com/office/word/2012/wordml" xmlns:w16cei="http://schemas.microsoft.com/office/word/2026/wordml/cei" xmlns:w16cex="http://schemas.microsoft.com/office/word/2018/wordml/cex" xmlns:w16cid="http://schemas.microsoft.com/office/word/2016/wordml/cid" xmlns:w16="http://schemas.microsoft.com/office/word/2018/wordml" xmlns:w16du="http://schemas.microsoft.com/office/word/2023/wordml/word16du" xmlns:w16sdtdh="http://schemas.microsoft.com/office/word/2020/wordml/sdtdatahash" xmlns:w16sdtfl="http://schemas.microsoft.com/office/word/2024/wordml/sdtformatlock" xmlns:w16se="http://schemas.microsoft.com/office/word/2015/wordml/symex" xmlns:wpg="http://schemas.microsoft.com/office/word/2010/wordprocessingGroup" xmlns:wpi="http://schemas.microsoft.com/office/word/2010/wordprocessingInk" xmlns:wne="http://schemas.microsoft.com/office/word/2006/wordml" xmlns:wps="http://schemas.microsoft.com/office/word/2010/wordprocessingShape" mc:Ignorable="w14 w15 w16se w16cid w16 w16cex w16sdtdh w16sdtfl w16du wp14">
   <w:sdt>
     <w:sdtPr>
       <w:id w:val="-1668481656"/>
@@ -29556,7 +30285,7 @@
 </file>
 
 <file path=word/footer3.xml><?xml version="1.0" encoding="utf-8"?>
-<w:ftr xmlns:wpc="http://schemas.microsoft.com/office/word/2010/wordprocessingCanvas" xmlns:cx="http://schemas.microsoft.com/office/drawing/2014/chartex" xmlns:cx1="http://schemas.microsoft.com/office/drawing/2015/9/8/chartex" xmlns:cx2="http://schemas.microsoft.com/office/drawing/2015/10/21/chartex" xmlns:cx3="http://schemas.microsoft.com/office/drawing/2016/5/9/chartex" xmlns:cx4="http://schemas.microsoft.com/office/drawing/2016/5/10/chartex" xmlns:cx5="http://schemas.microsoft.com/office/drawing/2016/5/11/chartex" xmlns:cx6="http://schemas.microsoft.com/office/drawing/2016/5/12/chartex" xmlns:cx7="http://schemas.microsoft.com/office/drawing/2016/5/13/chartex" xmlns:cx8="http://schemas.microsoft.com/office/drawing/2016/5/14/chartex" xmlns:mc="http://schemas.openxmlformats.org/markup-compatibility/2006" xmlns:aink="http://schemas.microsoft.com/office/drawing/2016/ink" xmlns:am3d="http://schemas.microsoft.com/office/drawing/2017/model3d" xmlns:o="urn:schemas-microsoft-com:office:office" xmlns:oel="http://schemas.microsoft.com/office/2019/extlst" xmlns:r="http://schemas.openxmlformats.org/officeDocument/2006/relationships" xmlns:m="http://schemas.openxmlformats.org/officeDocument/2006/math" xmlns:v="urn:schemas-microsoft-com:vml" xmlns:wp14="http://schemas.microsoft.com/office/word/2010/wordprocessingDrawing" xmlns:wp="http://schemas.openxmlformats.org/drawingml/2006/wordprocessingDrawing" xmlns:w10="urn:schemas-microsoft-com:office:word" xmlns:w="http://schemas.openxmlformats.org/wordprocessingml/2006/main" xmlns:w14="http://schemas.microsoft.com/office/word/2010/wordml" xmlns:w15="http://schemas.microsoft.com/office/word/2012/wordml" xmlns:w16cex="http://schemas.microsoft.com/office/word/2018/wordml/cex" xmlns:w16cid="http://schemas.microsoft.com/office/word/2016/wordml/cid" xmlns:w16="http://schemas.microsoft.com/office/word/2018/wordml" xmlns:w16du="http://schemas.microsoft.com/office/word/2023/wordml/word16du" xmlns:w16sdtdh="http://schemas.microsoft.com/office/word/2020/wordml/sdtdatahash" xmlns:w16sdtfl="http://schemas.microsoft.com/office/word/2024/wordml/sdtformatlock" xmlns:w16se="http://schemas.microsoft.com/office/word/2015/wordml/symex" xmlns:wpg="http://schemas.microsoft.com/office/word/2010/wordprocessingGroup" xmlns:wpi="http://schemas.microsoft.com/office/word/2010/wordprocessingInk" xmlns:wne="http://schemas.microsoft.com/office/word/2006/wordml" xmlns:wps="http://schemas.microsoft.com/office/word/2010/wordprocessingShape" mc:Ignorable="w14 w15 w16se w16cid w16 w16cex w16sdtdh w16sdtfl w16du wp14">
+<w:ftr xmlns:wpc="http://schemas.microsoft.com/office/word/2010/wordprocessingCanvas" xmlns:cx="http://schemas.microsoft.com/office/drawing/2014/chartex" xmlns:cx1="http://schemas.microsoft.com/office/drawing/2015/9/8/chartex" xmlns:cx2="http://schemas.microsoft.com/office/drawing/2015/10/21/chartex" xmlns:cx3="http://schemas.microsoft.com/office/drawing/2016/5/9/chartex" xmlns:cx4="http://schemas.microsoft.com/office/drawing/2016/5/10/chartex" xmlns:cx5="http://schemas.microsoft.com/office/drawing/2016/5/11/chartex" xmlns:cx6="http://schemas.microsoft.com/office/drawing/2016/5/12/chartex" xmlns:cx7="http://schemas.microsoft.com/office/drawing/2016/5/13/chartex" xmlns:cx8="http://schemas.microsoft.com/office/drawing/2016/5/14/chartex" xmlns:mc="http://schemas.openxmlformats.org/markup-compatibility/2006" xmlns:aink="http://schemas.microsoft.com/office/drawing/2016/ink" xmlns:am3d="http://schemas.microsoft.com/office/drawing/2017/model3d" xmlns:o="urn:schemas-microsoft-com:office:office" xmlns:oel="http://schemas.microsoft.com/office/2019/extlst" xmlns:r="http://schemas.openxmlformats.org/officeDocument/2006/relationships" xmlns:m="http://schemas.openxmlformats.org/officeDocument/2006/math" xmlns:v="urn:schemas-microsoft-com:vml" xmlns:wp14="http://schemas.microsoft.com/office/word/2010/wordprocessingDrawing" xmlns:wp="http://schemas.openxmlformats.org/drawingml/2006/wordprocessingDrawing" xmlns:w10="urn:schemas-microsoft-com:office:word" xmlns:w="http://schemas.openxmlformats.org/wordprocessingml/2006/main" xmlns:w14="http://schemas.microsoft.com/office/word/2010/wordml" xmlns:w15="http://schemas.microsoft.com/office/word/2012/wordml" xmlns:w16cei="http://schemas.microsoft.com/office/word/2026/wordml/cei" xmlns:w16cex="http://schemas.microsoft.com/office/word/2018/wordml/cex" xmlns:w16cid="http://schemas.microsoft.com/office/word/2016/wordml/cid" xmlns:w16="http://schemas.microsoft.com/office/word/2018/wordml" xmlns:w16du="http://schemas.microsoft.com/office/word/2023/wordml/word16du" xmlns:w16sdtdh="http://schemas.microsoft.com/office/word/2020/wordml/sdtdatahash" xmlns:w16sdtfl="http://schemas.microsoft.com/office/word/2024/wordml/sdtformatlock" xmlns:w16se="http://schemas.microsoft.com/office/word/2015/wordml/symex" xmlns:wpg="http://schemas.microsoft.com/office/word/2010/wordprocessingGroup" xmlns:wpi="http://schemas.microsoft.com/office/word/2010/wordprocessingInk" xmlns:wne="http://schemas.microsoft.com/office/word/2006/wordml" xmlns:wps="http://schemas.microsoft.com/office/word/2010/wordprocessingShape" mc:Ignorable="w14 w15 w16se w16cid w16 w16cex w16sdtdh w16sdtfl w16du wp14">
   <w:sdt>
     <w:sdtPr>
       <w:id w:val="1083268915"/>
@@ -29609,7 +30338,7 @@
 </file>
 
 <file path=word/footer4.xml><?xml version="1.0" encoding="utf-8"?>
-<w:ftr xmlns:wpc="http://schemas.microsoft.com/office/word/2010/wordprocessingCanvas" xmlns:cx="http://schemas.microsoft.com/office/drawing/2014/chartex" xmlns:cx1="http://schemas.microsoft.com/office/drawing/2015/9/8/chartex" xmlns:cx2="http://schemas.microsoft.com/office/drawing/2015/10/21/chartex" xmlns:cx3="http://schemas.microsoft.com/office/drawing/2016/5/9/chartex" xmlns:cx4="http://schemas.microsoft.com/office/drawing/2016/5/10/chartex" xmlns:cx5="http://schemas.microsoft.com/office/drawing/2016/5/11/chartex" xmlns:cx6="http://schemas.microsoft.com/office/drawing/2016/5/12/chartex" xmlns:cx7="http://schemas.microsoft.com/office/drawing/2016/5/13/chartex" xmlns:cx8="http://schemas.microsoft.com/office/drawing/2016/5/14/chartex" xmlns:mc="http://schemas.openxmlformats.org/markup-compatibility/2006" xmlns:aink="http://schemas.microsoft.com/office/drawing/2016/ink" xmlns:am3d="http://schemas.microsoft.com/office/drawing/2017/model3d" xmlns:o="urn:schemas-microsoft-com:office:office" xmlns:oel="http://schemas.microsoft.com/office/2019/extlst" xmlns:r="http://schemas.openxmlformats.org/officeDocument/2006/relationships" xmlns:m="http://schemas.openxmlformats.org/officeDocument/2006/math" xmlns:v="urn:schemas-microsoft-com:vml" xmlns:wp14="http://schemas.microsoft.com/office/word/2010/wordprocessingDrawing" xmlns:wp="http://schemas.openxmlformats.org/drawingml/2006/wordprocessingDrawing" xmlns:w10="urn:schemas-microsoft-com:office:word" xmlns:w="http://schemas.openxmlformats.org/wordprocessingml/2006/main" xmlns:w14="http://schemas.microsoft.com/office/word/2010/wordml" xmlns:w15="http://schemas.microsoft.com/office/word/2012/wordml" xmlns:w16cex="http://schemas.microsoft.com/office/word/2018/wordml/cex" xmlns:w16cid="http://schemas.microsoft.com/office/word/2016/wordml/cid" xmlns:w16="http://schemas.microsoft.com/office/word/2018/wordml" xmlns:w16du="http://schemas.microsoft.com/office/word/2023/wordml/word16du" xmlns:w16sdtdh="http://schemas.microsoft.com/office/word/2020/wordml/sdtdatahash" xmlns:w16sdtfl="http://schemas.microsoft.com/office/word/2024/wordml/sdtformatlock" xmlns:w16se="http://schemas.microsoft.com/office/word/2015/wordml/symex" xmlns:wpg="http://schemas.microsoft.com/office/word/2010/wordprocessingGroup" xmlns:wpi="http://schemas.microsoft.com/office/word/2010/wordprocessingInk" xmlns:wne="http://schemas.microsoft.com/office/word/2006/wordml" xmlns:wps="http://schemas.microsoft.com/office/word/2010/wordprocessingShape" mc:Ignorable="w14 w15 w16se w16cid w16 w16cex w16sdtdh w16sdtfl w16du wp14">
+<w:ftr xmlns:wpc="http://schemas.microsoft.com/office/word/2010/wordprocessingCanvas" xmlns:cx="http://schemas.microsoft.com/office/drawing/2014/chartex" xmlns:cx1="http://schemas.microsoft.com/office/drawing/2015/9/8/chartex" xmlns:cx2="http://schemas.microsoft.com/office/drawing/2015/10/21/chartex" xmlns:cx3="http://schemas.microsoft.com/office/drawing/2016/5/9/chartex" xmlns:cx4="http://schemas.microsoft.com/office/drawing/2016/5/10/chartex" xmlns:cx5="http://schemas.microsoft.com/office/drawing/2016/5/11/chartex" xmlns:cx6="http://schemas.microsoft.com/office/drawing/2016/5/12/chartex" xmlns:cx7="http://schemas.microsoft.com/office/drawing/2016/5/13/chartex" xmlns:cx8="http://schemas.microsoft.com/office/drawing/2016/5/14/chartex" xmlns:mc="http://schemas.openxmlformats.org/markup-compatibility/2006" xmlns:aink="http://schemas.microsoft.com/office/drawing/2016/ink" xmlns:am3d="http://schemas.microsoft.com/office/drawing/2017/model3d" xmlns:o="urn:schemas-microsoft-com:office:office" xmlns:oel="http://schemas.microsoft.com/office/2019/extlst" xmlns:r="http://schemas.openxmlformats.org/officeDocument/2006/relationships" xmlns:m="http://schemas.openxmlformats.org/officeDocument/2006/math" xmlns:v="urn:schemas-microsoft-com:vml" xmlns:wp14="http://schemas.microsoft.com/office/word/2010/wordprocessingDrawing" xmlns:wp="http://schemas.openxmlformats.org/drawingml/2006/wordprocessingDrawing" xmlns:w10="urn:schemas-microsoft-com:office:word" xmlns:w="http://schemas.openxmlformats.org/wordprocessingml/2006/main" xmlns:w14="http://schemas.microsoft.com/office/word/2010/wordml" xmlns:w15="http://schemas.microsoft.com/office/word/2012/wordml" xmlns:w16cei="http://schemas.microsoft.com/office/word/2026/wordml/cei" xmlns:w16cex="http://schemas.microsoft.com/office/word/2018/wordml/cex" xmlns:w16cid="http://schemas.microsoft.com/office/word/2016/wordml/cid" xmlns:w16="http://schemas.microsoft.com/office/word/2018/wordml" xmlns:w16du="http://schemas.microsoft.com/office/word/2023/wordml/word16du" xmlns:w16sdtdh="http://schemas.microsoft.com/office/word/2020/wordml/sdtdatahash" xmlns:w16sdtfl="http://schemas.microsoft.com/office/word/2024/wordml/sdtformatlock" xmlns:w16se="http://schemas.microsoft.com/office/word/2015/wordml/symex" xmlns:wpg="http://schemas.microsoft.com/office/word/2010/wordprocessingGroup" xmlns:wpi="http://schemas.microsoft.com/office/word/2010/wordprocessingInk" xmlns:wne="http://schemas.microsoft.com/office/word/2006/wordml" xmlns:wps="http://schemas.microsoft.com/office/word/2010/wordprocessingShape" mc:Ignorable="w14 w15 w16se w16cid w16 w16cex w16sdtdh w16sdtfl w16du wp14">
   <w:sdt>
     <w:sdtPr>
       <w:id w:val="-837617757"/>
@@ -29662,7 +30391,7 @@
 </file>
 
 <file path=word/footnotes.xml><?xml version="1.0" encoding="utf-8"?>
-<w:footnotes xmlns:wpc="http://schemas.microsoft.com/office/word/2010/wordprocessingCanvas" xmlns:cx="http://schemas.microsoft.com/office/drawing/2014/chartex" xmlns:cx1="http://schemas.microsoft.com/office/drawing/2015/9/8/chartex" xmlns:cx2="http://schemas.microsoft.com/office/drawing/2015/10/21/chartex" xmlns:cx3="http://schemas.microsoft.com/office/drawing/2016/5/9/chartex" xmlns:cx4="http://schemas.microsoft.com/office/drawing/2016/5/10/chartex" xmlns:cx5="http://schemas.microsoft.com/office/drawing/2016/5/11/chartex" xmlns:cx6="http://schemas.microsoft.com/office/drawing/2016/5/12/chartex" xmlns:cx7="http://schemas.microsoft.com/office/drawing/2016/5/13/chartex" xmlns:cx8="http://schemas.microsoft.com/office/drawing/2016/5/14/chartex" xmlns:mc="http://schemas.openxmlformats.org/markup-compatibility/2006" xmlns:aink="http://schemas.microsoft.com/office/drawing/2016/ink" xmlns:am3d="http://schemas.microsoft.com/office/drawing/2017/model3d" xmlns:o="urn:schemas-microsoft-com:office:office" xmlns:oel="http://schemas.microsoft.com/office/2019/extlst" xmlns:r="http://schemas.openxmlformats.org/officeDocument/2006/relationships" xmlns:m="http://schemas.openxmlformats.org/officeDocument/2006/math" xmlns:v="urn:schemas-microsoft-com:vml" xmlns:wp14="http://schemas.microsoft.com/office/word/2010/wordprocessingDrawing" xmlns:wp="http://schemas.openxmlformats.org/drawingml/2006/wordprocessingDrawing" xmlns:w10="urn:schemas-microsoft-com:office:word" xmlns:w="http://schemas.openxmlformats.org/wordprocessingml/2006/main" xmlns:w14="http://schemas.microsoft.com/office/word/2010/wordml" xmlns:w15="http://schemas.microsoft.com/office/word/2012/wordml" xmlns:w16cex="http://schemas.microsoft.com/office/word/2018/wordml/cex" xmlns:w16cid="http://schemas.microsoft.com/office/word/2016/wordml/cid" xmlns:w16="http://schemas.microsoft.com/office/word/2018/wordml" xmlns:w16du="http://schemas.microsoft.com/office/word/2023/wordml/word16du" xmlns:w16sdtdh="http://schemas.microsoft.com/office/word/2020/wordml/sdtdatahash" xmlns:w16sdtfl="http://schemas.microsoft.com/office/word/2024/wordml/sdtformatlock" xmlns:w16se="http://schemas.microsoft.com/office/word/2015/wordml/symex" xmlns:wpg="http://schemas.microsoft.com/office/word/2010/wordprocessingGroup" xmlns:wpi="http://schemas.microsoft.com/office/word/2010/wordprocessingInk" xmlns:wne="http://schemas.microsoft.com/office/word/2006/wordml" xmlns:wps="http://schemas.microsoft.com/office/word/2010/wordprocessingShape" mc:Ignorable="w14 w15 w16se w16cid w16 w16cex w16sdtdh w16sdtfl w16du wp14">
+<w:footnotes xmlns:wpc="http://schemas.microsoft.com/office/word/2010/wordprocessingCanvas" xmlns:cx="http://schemas.microsoft.com/office/drawing/2014/chartex" xmlns:cx1="http://schemas.microsoft.com/office/drawing/2015/9/8/chartex" xmlns:cx2="http://schemas.microsoft.com/office/drawing/2015/10/21/chartex" xmlns:cx3="http://schemas.microsoft.com/office/drawing/2016/5/9/chartex" xmlns:cx4="http://schemas.microsoft.com/office/drawing/2016/5/10/chartex" xmlns:cx5="http://schemas.microsoft.com/office/drawing/2016/5/11/chartex" xmlns:cx6="http://schemas.microsoft.com/office/drawing/2016/5/12/chartex" xmlns:cx7="http://schemas.microsoft.com/office/drawing/2016/5/13/chartex" xmlns:cx8="http://schemas.microsoft.com/office/drawing/2016/5/14/chartex" xmlns:mc="http://schemas.openxmlformats.org/markup-compatibility/2006" xmlns:aink="http://schemas.microsoft.com/office/drawing/2016/ink" xmlns:am3d="http://schemas.microsoft.com/office/drawing/2017/model3d" xmlns:o="urn:schemas-microsoft-com:office:office" xmlns:oel="http://schemas.microsoft.com/office/2019/extlst" xmlns:r="http://schemas.openxmlformats.org/officeDocument/2006/relationships" xmlns:m="http://schemas.openxmlformats.org/officeDocument/2006/math" xmlns:v="urn:schemas-microsoft-com:vml" xmlns:wp14="http://schemas.microsoft.com/office/word/2010/wordprocessingDrawing" xmlns:wp="http://schemas.openxmlformats.org/drawingml/2006/wordprocessingDrawing" xmlns:w10="urn:schemas-microsoft-com:office:word" xmlns:w="http://schemas.openxmlformats.org/wordprocessingml/2006/main" xmlns:w14="http://schemas.microsoft.com/office/word/2010/wordml" xmlns:w15="http://schemas.microsoft.com/office/word/2012/wordml" xmlns:w16cei="http://schemas.microsoft.com/office/word/2026/wordml/cei" xmlns:w16cex="http://schemas.microsoft.com/office/word/2018/wordml/cex" xmlns:w16cid="http://schemas.microsoft.com/office/word/2016/wordml/cid" xmlns:w16="http://schemas.microsoft.com/office/word/2018/wordml" xmlns:w16du="http://schemas.microsoft.com/office/word/2023/wordml/word16du" xmlns:w16sdtdh="http://schemas.microsoft.com/office/word/2020/wordml/sdtdatahash" xmlns:w16sdtfl="http://schemas.microsoft.com/office/word/2024/wordml/sdtformatlock" xmlns:w16se="http://schemas.microsoft.com/office/word/2015/wordml/symex" xmlns:wpg="http://schemas.microsoft.com/office/word/2010/wordprocessingGroup" xmlns:wpi="http://schemas.microsoft.com/office/word/2010/wordprocessingInk" xmlns:wne="http://schemas.microsoft.com/office/word/2006/wordml" xmlns:wps="http://schemas.microsoft.com/office/word/2010/wordprocessingShape" mc:Ignorable="w14 w15 w16se w16cid w16 w16cex w16sdtdh w16sdtfl w16du wp14">
   <w:footnote w:type="separator" w:id="-1">
     <w:p>
       <w:pPr>
@@ -29687,7 +30416,7 @@
 </file>
 
 <file path=word/numbering.xml><?xml version="1.0" encoding="utf-8"?>
-<w:numbering xmlns:wpc="http://schemas.microsoft.com/office/word/2010/wordprocessingCanvas" xmlns:cx="http://schemas.microsoft.com/office/drawing/2014/chartex" xmlns:cx1="http://schemas.microsoft.com/office/drawing/2015/9/8/chartex" xmlns:cx2="http://schemas.microsoft.com/office/drawing/2015/10/21/chartex" xmlns:cx3="http://schemas.microsoft.com/office/drawing/2016/5/9/chartex" xmlns:cx4="http://schemas.microsoft.com/office/drawing/2016/5/10/chartex" xmlns:cx5="http://schemas.microsoft.com/office/drawing/2016/5/11/chartex" xmlns:cx6="http://schemas.microsoft.com/office/drawing/2016/5/12/chartex" xmlns:cx7="http://schemas.microsoft.com/office/drawing/2016/5/13/chartex" xmlns:cx8="http://schemas.microsoft.com/office/drawing/2016/5/14/chartex" xmlns:mc="http://schemas.openxmlformats.org/markup-compatibility/2006" xmlns:aink="http://schemas.microsoft.com/office/drawing/2016/ink" xmlns:am3d="http://schemas.microsoft.com/office/drawing/2017/model3d" xmlns:o="urn:schemas-microsoft-com:office:office" xmlns:oel="http://schemas.microsoft.com/office/2019/extlst" xmlns:r="http://schemas.openxmlformats.org/officeDocument/2006/relationships" xmlns:m="http://schemas.openxmlformats.org/officeDocument/2006/math" xmlns:v="urn:schemas-microsoft-com:vml" xmlns:wp14="http://schemas.microsoft.com/office/word/2010/wordprocessingDrawing" xmlns:wp="http://schemas.openxmlformats.org/drawingml/2006/wordprocessingDrawing" xmlns:w10="urn:schemas-microsoft-com:office:word" xmlns:w="http://schemas.openxmlformats.org/wordprocessingml/2006/main" xmlns:w14="http://schemas.microsoft.com/office/word/2010/wordml" xmlns:w15="http://schemas.microsoft.com/office/word/2012/wordml" xmlns:w16cex="http://schemas.microsoft.com/office/word/2018/wordml/cex" xmlns:w16cid="http://schemas.microsoft.com/office/word/2016/wordml/cid" xmlns:w16="http://schemas.microsoft.com/office/word/2018/wordml" xmlns:w16du="http://schemas.microsoft.com/office/word/2023/wordml/word16du" xmlns:w16sdtdh="http://schemas.microsoft.com/office/word/2020/wordml/sdtdatahash" xmlns:w16sdtfl="http://schemas.microsoft.com/office/word/2024/wordml/sdtformatlock" xmlns:w16se="http://schemas.microsoft.com/office/word/2015/wordml/symex" xmlns:wpg="http://schemas.microsoft.com/office/word/2010/wordprocessingGroup" xmlns:wpi="http://schemas.microsoft.com/office/word/2010/wordprocessingInk" xmlns:wne="http://schemas.microsoft.com/office/word/2006/wordml" xmlns:wps="http://schemas.microsoft.com/office/word/2010/wordprocessingShape" mc:Ignorable="w14 w15 w16se w16cid w16 w16cex w16sdtdh w16sdtfl w16du wp14">
+<w:numbering xmlns:wpc="http://schemas.microsoft.com/office/word/2010/wordprocessingCanvas" xmlns:cx="http://schemas.microsoft.com/office/drawing/2014/chartex" xmlns:cx1="http://schemas.microsoft.com/office/drawing/2015/9/8/chartex" xmlns:cx2="http://schemas.microsoft.com/office/drawing/2015/10/21/chartex" xmlns:cx3="http://schemas.microsoft.com/office/drawing/2016/5/9/chartex" xmlns:cx4="http://schemas.microsoft.com/office/drawing/2016/5/10/chartex" xmlns:cx5="http://schemas.microsoft.com/office/drawing/2016/5/11/chartex" xmlns:cx6="http://schemas.microsoft.com/office/drawing/2016/5/12/chartex" xmlns:cx7="http://schemas.microsoft.com/office/drawing/2016/5/13/chartex" xmlns:cx8="http://schemas.microsoft.com/office/drawing/2016/5/14/chartex" xmlns:mc="http://schemas.openxmlformats.org/markup-compatibility/2006" xmlns:aink="http://schemas.microsoft.com/office/drawing/2016/ink" xmlns:am3d="http://schemas.microsoft.com/office/drawing/2017/model3d" xmlns:o="urn:schemas-microsoft-com:office:office" xmlns:oel="http://schemas.microsoft.com/office/2019/extlst" xmlns:r="http://schemas.openxmlformats.org/officeDocument/2006/relationships" xmlns:m="http://schemas.openxmlformats.org/officeDocument/2006/math" xmlns:v="urn:schemas-microsoft-com:vml" xmlns:wp14="http://schemas.microsoft.com/office/word/2010/wordprocessingDrawing" xmlns:wp="http://schemas.openxmlformats.org/drawingml/2006/wordprocessingDrawing" xmlns:w10="urn:schemas-microsoft-com:office:word" xmlns:w="http://schemas.openxmlformats.org/wordprocessingml/2006/main" xmlns:w14="http://schemas.microsoft.com/office/word/2010/wordml" xmlns:w15="http://schemas.microsoft.com/office/word/2012/wordml" xmlns:w16cei="http://schemas.microsoft.com/office/word/2026/wordml/cei" xmlns:w16cex="http://schemas.microsoft.com/office/word/2018/wordml/cex" xmlns:w16cid="http://schemas.microsoft.com/office/word/2016/wordml/cid" xmlns:w16="http://schemas.microsoft.com/office/word/2018/wordml" xmlns:w16du="http://schemas.microsoft.com/office/word/2023/wordml/word16du" xmlns:w16sdtdh="http://schemas.microsoft.com/office/word/2020/wordml/sdtdatahash" xmlns:w16sdtfl="http://schemas.microsoft.com/office/word/2024/wordml/sdtformatlock" xmlns:w16se="http://schemas.microsoft.com/office/word/2015/wordml/symex" xmlns:wpg="http://schemas.microsoft.com/office/word/2010/wordprocessingGroup" xmlns:wpi="http://schemas.microsoft.com/office/word/2010/wordprocessingInk" xmlns:wne="http://schemas.microsoft.com/office/word/2006/wordml" xmlns:wps="http://schemas.microsoft.com/office/word/2010/wordprocessingShape" mc:Ignorable="w14 w15 w16se w16cid w16 w16cex w16sdtdh w16sdtfl w16du wp14">
   <w:abstractNum w:abstractNumId="0" w15:restartNumberingAfterBreak="0">
     <w:nsid w:val="FFFFFF89"/>
     <w:multiLevelType w:val="singleLevel"/>
@@ -29824,6 +30553,92 @@
     </w:lvl>
   </w:abstractNum>
   <w:abstractNum w:abstractNumId="2" w15:restartNumberingAfterBreak="0">
+    <w:nsid w:val="02814C53"/>
+    <w:multiLevelType w:val="hybridMultilevel"/>
+    <w:tmpl w:val="AB26658E"/>
+    <w:lvl w:ilvl="0" w:tplc="0409001B">
+      <w:start w:val="1"/>
+      <w:numFmt w:val="lowerRoman"/>
+      <w:lvlText w:val="%1."/>
+      <w:lvlJc w:val="right"/>
+      <w:pPr>
+        <w:ind w:left="720" w:hanging="360"/>
+      </w:pPr>
+    </w:lvl>
+    <w:lvl w:ilvl="1" w:tplc="04090019" w:tentative="1">
+      <w:start w:val="1"/>
+      <w:numFmt w:val="lowerLetter"/>
+      <w:lvlText w:val="%2."/>
+      <w:lvlJc w:val="left"/>
+      <w:pPr>
+        <w:ind w:left="1440" w:hanging="360"/>
+      </w:pPr>
+    </w:lvl>
+    <w:lvl w:ilvl="2" w:tplc="0409001B" w:tentative="1">
+      <w:start w:val="1"/>
+      <w:numFmt w:val="lowerRoman"/>
+      <w:lvlText w:val="%3."/>
+      <w:lvlJc w:val="right"/>
+      <w:pPr>
+        <w:ind w:left="2160" w:hanging="180"/>
+      </w:pPr>
+    </w:lvl>
+    <w:lvl w:ilvl="3" w:tplc="0409000F" w:tentative="1">
+      <w:start w:val="1"/>
+      <w:numFmt w:val="decimal"/>
+      <w:lvlText w:val="%4."/>
+      <w:lvlJc w:val="left"/>
+      <w:pPr>
+        <w:ind w:left="2880" w:hanging="360"/>
+      </w:pPr>
+    </w:lvl>
+    <w:lvl w:ilvl="4" w:tplc="04090019" w:tentative="1">
+      <w:start w:val="1"/>
+      <w:numFmt w:val="lowerLetter"/>
+      <w:lvlText w:val="%5."/>
+      <w:lvlJc w:val="left"/>
+      <w:pPr>
+        <w:ind w:left="3600" w:hanging="360"/>
+      </w:pPr>
+    </w:lvl>
+    <w:lvl w:ilvl="5" w:tplc="0409001B" w:tentative="1">
+      <w:start w:val="1"/>
+      <w:numFmt w:val="lowerRoman"/>
+      <w:lvlText w:val="%6."/>
+      <w:lvlJc w:val="right"/>
+      <w:pPr>
+        <w:ind w:left="4320" w:hanging="180"/>
+      </w:pPr>
+    </w:lvl>
+    <w:lvl w:ilvl="6" w:tplc="0409000F" w:tentative="1">
+      <w:start w:val="1"/>
+      <w:numFmt w:val="decimal"/>
+      <w:lvlText w:val="%7."/>
+      <w:lvlJc w:val="left"/>
+      <w:pPr>
+        <w:ind w:left="5040" w:hanging="360"/>
+      </w:pPr>
+    </w:lvl>
+    <w:lvl w:ilvl="7" w:tplc="04090019" w:tentative="1">
+      <w:start w:val="1"/>
+      <w:numFmt w:val="lowerLetter"/>
+      <w:lvlText w:val="%8."/>
+      <w:lvlJc w:val="left"/>
+      <w:pPr>
+        <w:ind w:left="5760" w:hanging="360"/>
+      </w:pPr>
+    </w:lvl>
+    <w:lvl w:ilvl="8" w:tplc="0409001B" w:tentative="1">
+      <w:start w:val="1"/>
+      <w:numFmt w:val="lowerRoman"/>
+      <w:lvlText w:val="%9."/>
+      <w:lvlJc w:val="right"/>
+      <w:pPr>
+        <w:ind w:left="6480" w:hanging="180"/>
+      </w:pPr>
+    </w:lvl>
+  </w:abstractNum>
+  <w:abstractNum w:abstractNumId="3" w15:restartNumberingAfterBreak="0">
     <w:nsid w:val="02B74706"/>
     <w:multiLevelType w:val="multilevel"/>
     <w:tmpl w:val="AEBA9910"/>
@@ -29913,7 +30728,7 @@
       </w:pPr>
     </w:lvl>
   </w:abstractNum>
-  <w:abstractNum w:abstractNumId="3" w15:restartNumberingAfterBreak="0">
+  <w:abstractNum w:abstractNumId="4" w15:restartNumberingAfterBreak="0">
     <w:nsid w:val="036B5C1A"/>
     <w:multiLevelType w:val="hybridMultilevel"/>
     <w:tmpl w:val="2AF0B57E"/>
@@ -29999,7 +30814,7 @@
       </w:pPr>
     </w:lvl>
   </w:abstractNum>
-  <w:abstractNum w:abstractNumId="4" w15:restartNumberingAfterBreak="0">
+  <w:abstractNum w:abstractNumId="5" w15:restartNumberingAfterBreak="0">
     <w:nsid w:val="0C764D30"/>
     <w:multiLevelType w:val="multilevel"/>
     <w:tmpl w:val="7A3A6B06"/>
@@ -30113,7 +30928,7 @@
       </w:rPr>
     </w:lvl>
   </w:abstractNum>
-  <w:abstractNum w:abstractNumId="5" w15:restartNumberingAfterBreak="0">
+  <w:abstractNum w:abstractNumId="6" w15:restartNumberingAfterBreak="0">
     <w:nsid w:val="11301916"/>
     <w:multiLevelType w:val="multilevel"/>
     <w:tmpl w:val="9522C0C0"/>
@@ -30226,7 +31041,7 @@
       </w:rPr>
     </w:lvl>
   </w:abstractNum>
-  <w:abstractNum w:abstractNumId="6" w15:restartNumberingAfterBreak="0">
+  <w:abstractNum w:abstractNumId="7" w15:restartNumberingAfterBreak="0">
     <w:nsid w:val="12667A59"/>
     <w:multiLevelType w:val="multilevel"/>
     <w:tmpl w:val="3C4EDC86"/>
@@ -30339,7 +31154,93 @@
       </w:rPr>
     </w:lvl>
   </w:abstractNum>
-  <w:abstractNum w:abstractNumId="7" w15:restartNumberingAfterBreak="0">
+  <w:abstractNum w:abstractNumId="8" w15:restartNumberingAfterBreak="0">
+    <w:nsid w:val="13597D5F"/>
+    <w:multiLevelType w:val="hybridMultilevel"/>
+    <w:tmpl w:val="D79E6F14"/>
+    <w:lvl w:ilvl="0" w:tplc="0409001B">
+      <w:start w:val="1"/>
+      <w:numFmt w:val="lowerRoman"/>
+      <w:lvlText w:val="%1."/>
+      <w:lvlJc w:val="right"/>
+      <w:pPr>
+        <w:ind w:left="720" w:hanging="360"/>
+      </w:pPr>
+    </w:lvl>
+    <w:lvl w:ilvl="1" w:tplc="04090019" w:tentative="1">
+      <w:start w:val="1"/>
+      <w:numFmt w:val="lowerLetter"/>
+      <w:lvlText w:val="%2."/>
+      <w:lvlJc w:val="left"/>
+      <w:pPr>
+        <w:ind w:left="1440" w:hanging="360"/>
+      </w:pPr>
+    </w:lvl>
+    <w:lvl w:ilvl="2" w:tplc="0409001B" w:tentative="1">
+      <w:start w:val="1"/>
+      <w:numFmt w:val="lowerRoman"/>
+      <w:lvlText w:val="%3."/>
+      <w:lvlJc w:val="right"/>
+      <w:pPr>
+        <w:ind w:left="2160" w:hanging="180"/>
+      </w:pPr>
+    </w:lvl>
+    <w:lvl w:ilvl="3" w:tplc="0409000F" w:tentative="1">
+      <w:start w:val="1"/>
+      <w:numFmt w:val="decimal"/>
+      <w:lvlText w:val="%4."/>
+      <w:lvlJc w:val="left"/>
+      <w:pPr>
+        <w:ind w:left="2880" w:hanging="360"/>
+      </w:pPr>
+    </w:lvl>
+    <w:lvl w:ilvl="4" w:tplc="04090019" w:tentative="1">
+      <w:start w:val="1"/>
+      <w:numFmt w:val="lowerLetter"/>
+      <w:lvlText w:val="%5."/>
+      <w:lvlJc w:val="left"/>
+      <w:pPr>
+        <w:ind w:left="3600" w:hanging="360"/>
+      </w:pPr>
+    </w:lvl>
+    <w:lvl w:ilvl="5" w:tplc="0409001B" w:tentative="1">
+      <w:start w:val="1"/>
+      <w:numFmt w:val="lowerRoman"/>
+      <w:lvlText w:val="%6."/>
+      <w:lvlJc w:val="right"/>
+      <w:pPr>
+        <w:ind w:left="4320" w:hanging="180"/>
+      </w:pPr>
+    </w:lvl>
+    <w:lvl w:ilvl="6" w:tplc="0409000F" w:tentative="1">
+      <w:start w:val="1"/>
+      <w:numFmt w:val="decimal"/>
+      <w:lvlText w:val="%7."/>
+      <w:lvlJc w:val="left"/>
+      <w:pPr>
+        <w:ind w:left="5040" w:hanging="360"/>
+      </w:pPr>
+    </w:lvl>
+    <w:lvl w:ilvl="7" w:tplc="04090019" w:tentative="1">
+      <w:start w:val="1"/>
+      <w:numFmt w:val="lowerLetter"/>
+      <w:lvlText w:val="%8."/>
+      <w:lvlJc w:val="left"/>
+      <w:pPr>
+        <w:ind w:left="5760" w:hanging="360"/>
+      </w:pPr>
+    </w:lvl>
+    <w:lvl w:ilvl="8" w:tplc="0409001B" w:tentative="1">
+      <w:start w:val="1"/>
+      <w:numFmt w:val="lowerRoman"/>
+      <w:lvlText w:val="%9."/>
+      <w:lvlJc w:val="right"/>
+      <w:pPr>
+        <w:ind w:left="6480" w:hanging="180"/>
+      </w:pPr>
+    </w:lvl>
+  </w:abstractNum>
+  <w:abstractNum w:abstractNumId="9" w15:restartNumberingAfterBreak="0">
     <w:nsid w:val="1AA67B39"/>
     <w:multiLevelType w:val="multilevel"/>
     <w:tmpl w:val="45D6830C"/>
@@ -30453,7 +31354,7 @@
       </w:rPr>
     </w:lvl>
   </w:abstractNum>
-  <w:abstractNum w:abstractNumId="8" w15:restartNumberingAfterBreak="0">
+  <w:abstractNum w:abstractNumId="10" w15:restartNumberingAfterBreak="0">
     <w:nsid w:val="1B960C58"/>
     <w:multiLevelType w:val="multilevel"/>
     <w:tmpl w:val="1F3C816C"/>
@@ -30543,7 +31444,7 @@
       </w:pPr>
     </w:lvl>
   </w:abstractNum>
-  <w:abstractNum w:abstractNumId="9" w15:restartNumberingAfterBreak="0">
+  <w:abstractNum w:abstractNumId="11" w15:restartNumberingAfterBreak="0">
     <w:nsid w:val="22D46396"/>
     <w:multiLevelType w:val="hybridMultilevel"/>
     <w:tmpl w:val="6584D86C"/>
@@ -30629,7 +31530,7 @@
       </w:pPr>
     </w:lvl>
   </w:abstractNum>
-  <w:abstractNum w:abstractNumId="10" w15:restartNumberingAfterBreak="0">
+  <w:abstractNum w:abstractNumId="12" w15:restartNumberingAfterBreak="0">
     <w:nsid w:val="29601594"/>
     <w:multiLevelType w:val="multilevel"/>
     <w:tmpl w:val="08C85A6A"/>
@@ -30719,7 +31620,7 @@
       </w:pPr>
     </w:lvl>
   </w:abstractNum>
-  <w:abstractNum w:abstractNumId="11" w15:restartNumberingAfterBreak="0">
+  <w:abstractNum w:abstractNumId="13" w15:restartNumberingAfterBreak="0">
     <w:nsid w:val="2A443FF2"/>
     <w:multiLevelType w:val="multilevel"/>
     <w:tmpl w:val="58007BD4"/>
@@ -30833,7 +31734,7 @@
       </w:rPr>
     </w:lvl>
   </w:abstractNum>
-  <w:abstractNum w:abstractNumId="12" w15:restartNumberingAfterBreak="0">
+  <w:abstractNum w:abstractNumId="14" w15:restartNumberingAfterBreak="0">
     <w:nsid w:val="2C783C11"/>
     <w:multiLevelType w:val="multilevel"/>
     <w:tmpl w:val="8CEA543E"/>
@@ -30923,7 +31824,7 @@
       </w:pPr>
     </w:lvl>
   </w:abstractNum>
-  <w:abstractNum w:abstractNumId="13" w15:restartNumberingAfterBreak="0">
+  <w:abstractNum w:abstractNumId="15" w15:restartNumberingAfterBreak="0">
     <w:nsid w:val="2E0F2754"/>
     <w:multiLevelType w:val="multilevel"/>
     <w:tmpl w:val="08C85A6A"/>
@@ -31013,7 +31914,7 @@
       </w:pPr>
     </w:lvl>
   </w:abstractNum>
-  <w:abstractNum w:abstractNumId="14" w15:restartNumberingAfterBreak="0">
+  <w:abstractNum w:abstractNumId="16" w15:restartNumberingAfterBreak="0">
     <w:nsid w:val="32A531FF"/>
     <w:multiLevelType w:val="hybridMultilevel"/>
     <w:tmpl w:val="CB609924"/>
@@ -31099,7 +32000,7 @@
       </w:pPr>
     </w:lvl>
   </w:abstractNum>
-  <w:abstractNum w:abstractNumId="15" w15:restartNumberingAfterBreak="0">
+  <w:abstractNum w:abstractNumId="17" w15:restartNumberingAfterBreak="0">
     <w:nsid w:val="32F770CE"/>
     <w:multiLevelType w:val="multilevel"/>
     <w:tmpl w:val="3C4EDC86"/>
@@ -31213,7 +32114,7 @@
       </w:rPr>
     </w:lvl>
   </w:abstractNum>
-  <w:abstractNum w:abstractNumId="16" w15:restartNumberingAfterBreak="0">
+  <w:abstractNum w:abstractNumId="18" w15:restartNumberingAfterBreak="0">
     <w:nsid w:val="3F6964AA"/>
     <w:multiLevelType w:val="multilevel"/>
     <w:tmpl w:val="EE085CF0"/>
@@ -31327,7 +32228,7 @@
       </w:rPr>
     </w:lvl>
   </w:abstractNum>
-  <w:abstractNum w:abstractNumId="17" w15:restartNumberingAfterBreak="0">
+  <w:abstractNum w:abstractNumId="19" w15:restartNumberingAfterBreak="0">
     <w:nsid w:val="41535E0C"/>
     <w:multiLevelType w:val="hybridMultilevel"/>
     <w:tmpl w:val="854428DE"/>
@@ -31413,7 +32314,7 @@
       </w:pPr>
     </w:lvl>
   </w:abstractNum>
-  <w:abstractNum w:abstractNumId="18" w15:restartNumberingAfterBreak="0">
+  <w:abstractNum w:abstractNumId="20" w15:restartNumberingAfterBreak="0">
     <w:nsid w:val="43415B25"/>
     <w:multiLevelType w:val="multilevel"/>
     <w:tmpl w:val="56C89A3A"/>
@@ -31526,13 +32427,13 @@
       </w:rPr>
     </w:lvl>
   </w:abstractNum>
-  <w:abstractNum w:abstractNumId="19" w15:restartNumberingAfterBreak="0">
+  <w:abstractNum w:abstractNumId="21" w15:restartNumberingAfterBreak="0">
     <w:nsid w:val="480831A3"/>
     <w:multiLevelType w:val="multilevel"/>
     <w:tmpl w:val="BAB667DE"/>
     <w:numStyleLink w:val="CurrentList4"/>
   </w:abstractNum>
-  <w:abstractNum w:abstractNumId="20" w15:restartNumberingAfterBreak="0">
+  <w:abstractNum w:abstractNumId="22" w15:restartNumberingAfterBreak="0">
     <w:nsid w:val="4A9E463B"/>
     <w:multiLevelType w:val="multilevel"/>
     <w:tmpl w:val="C082AF06"/>
@@ -31645,7 +32546,7 @@
       </w:rPr>
     </w:lvl>
   </w:abstractNum>
-  <w:abstractNum w:abstractNumId="21" w15:restartNumberingAfterBreak="0">
+  <w:abstractNum w:abstractNumId="23" w15:restartNumberingAfterBreak="0">
     <w:nsid w:val="4D35330C"/>
     <w:multiLevelType w:val="multilevel"/>
     <w:tmpl w:val="56C89A3A"/>
@@ -31759,7 +32660,93 @@
       </w:rPr>
     </w:lvl>
   </w:abstractNum>
-  <w:abstractNum w:abstractNumId="22" w15:restartNumberingAfterBreak="0">
+  <w:abstractNum w:abstractNumId="24" w15:restartNumberingAfterBreak="0">
+    <w:nsid w:val="53007A7C"/>
+    <w:multiLevelType w:val="hybridMultilevel"/>
+    <w:tmpl w:val="8780DF32"/>
+    <w:lvl w:ilvl="0" w:tplc="0409001B">
+      <w:start w:val="1"/>
+      <w:numFmt w:val="lowerRoman"/>
+      <w:lvlText w:val="%1."/>
+      <w:lvlJc w:val="right"/>
+      <w:pPr>
+        <w:ind w:left="720" w:hanging="360"/>
+      </w:pPr>
+    </w:lvl>
+    <w:lvl w:ilvl="1" w:tplc="04090019" w:tentative="1">
+      <w:start w:val="1"/>
+      <w:numFmt w:val="lowerLetter"/>
+      <w:lvlText w:val="%2."/>
+      <w:lvlJc w:val="left"/>
+      <w:pPr>
+        <w:ind w:left="1440" w:hanging="360"/>
+      </w:pPr>
+    </w:lvl>
+    <w:lvl w:ilvl="2" w:tplc="0409001B" w:tentative="1">
+      <w:start w:val="1"/>
+      <w:numFmt w:val="lowerRoman"/>
+      <w:lvlText w:val="%3."/>
+      <w:lvlJc w:val="right"/>
+      <w:pPr>
+        <w:ind w:left="2160" w:hanging="180"/>
+      </w:pPr>
+    </w:lvl>
+    <w:lvl w:ilvl="3" w:tplc="0409000F" w:tentative="1">
+      <w:start w:val="1"/>
+      <w:numFmt w:val="decimal"/>
+      <w:lvlText w:val="%4."/>
+      <w:lvlJc w:val="left"/>
+      <w:pPr>
+        <w:ind w:left="2880" w:hanging="360"/>
+      </w:pPr>
+    </w:lvl>
+    <w:lvl w:ilvl="4" w:tplc="04090019" w:tentative="1">
+      <w:start w:val="1"/>
+      <w:numFmt w:val="lowerLetter"/>
+      <w:lvlText w:val="%5."/>
+      <w:lvlJc w:val="left"/>
+      <w:pPr>
+        <w:ind w:left="3600" w:hanging="360"/>
+      </w:pPr>
+    </w:lvl>
+    <w:lvl w:ilvl="5" w:tplc="0409001B" w:tentative="1">
+      <w:start w:val="1"/>
+      <w:numFmt w:val="lowerRoman"/>
+      <w:lvlText w:val="%6."/>
+      <w:lvlJc w:val="right"/>
+      <w:pPr>
+        <w:ind w:left="4320" w:hanging="180"/>
+      </w:pPr>
+    </w:lvl>
+    <w:lvl w:ilvl="6" w:tplc="0409000F" w:tentative="1">
+      <w:start w:val="1"/>
+      <w:numFmt w:val="decimal"/>
+      <w:lvlText w:val="%7."/>
+      <w:lvlJc w:val="left"/>
+      <w:pPr>
+        <w:ind w:left="5040" w:hanging="360"/>
+      </w:pPr>
+    </w:lvl>
+    <w:lvl w:ilvl="7" w:tplc="04090019" w:tentative="1">
+      <w:start w:val="1"/>
+      <w:numFmt w:val="lowerLetter"/>
+      <w:lvlText w:val="%8."/>
+      <w:lvlJc w:val="left"/>
+      <w:pPr>
+        <w:ind w:left="5760" w:hanging="360"/>
+      </w:pPr>
+    </w:lvl>
+    <w:lvl w:ilvl="8" w:tplc="0409001B" w:tentative="1">
+      <w:start w:val="1"/>
+      <w:numFmt w:val="lowerRoman"/>
+      <w:lvlText w:val="%9."/>
+      <w:lvlJc w:val="right"/>
+      <w:pPr>
+        <w:ind w:left="6480" w:hanging="180"/>
+      </w:pPr>
+    </w:lvl>
+  </w:abstractNum>
+  <w:abstractNum w:abstractNumId="25" w15:restartNumberingAfterBreak="0">
     <w:nsid w:val="59A565DF"/>
     <w:multiLevelType w:val="multilevel"/>
     <w:tmpl w:val="7284D458"/>
@@ -31872,7 +32859,7 @@
       </w:rPr>
     </w:lvl>
   </w:abstractNum>
-  <w:abstractNum w:abstractNumId="23" w15:restartNumberingAfterBreak="0">
+  <w:abstractNum w:abstractNumId="26" w15:restartNumberingAfterBreak="0">
     <w:nsid w:val="5A541A32"/>
     <w:multiLevelType w:val="hybridMultilevel"/>
     <w:tmpl w:val="27265B30"/>
@@ -31958,7 +32945,7 @@
       </w:pPr>
     </w:lvl>
   </w:abstractNum>
-  <w:abstractNum w:abstractNumId="24" w15:restartNumberingAfterBreak="0">
+  <w:abstractNum w:abstractNumId="27" w15:restartNumberingAfterBreak="0">
     <w:nsid w:val="60253ED1"/>
     <w:multiLevelType w:val="hybridMultilevel"/>
     <w:tmpl w:val="FE884434"/>
@@ -32044,7 +33031,7 @@
       </w:pPr>
     </w:lvl>
   </w:abstractNum>
-  <w:abstractNum w:abstractNumId="25" w15:restartNumberingAfterBreak="0">
+  <w:abstractNum w:abstractNumId="28" w15:restartNumberingAfterBreak="0">
     <w:nsid w:val="63C67753"/>
     <w:multiLevelType w:val="hybridMultilevel"/>
     <w:tmpl w:val="6734CB9C"/>
@@ -32136,7 +33123,7 @@
       </w:pPr>
     </w:lvl>
   </w:abstractNum>
-  <w:abstractNum w:abstractNumId="26" w15:restartNumberingAfterBreak="0">
+  <w:abstractNum w:abstractNumId="29" w15:restartNumberingAfterBreak="0">
     <w:nsid w:val="64AB4A19"/>
     <w:multiLevelType w:val="multilevel"/>
     <w:tmpl w:val="794A7458"/>
@@ -32249,7 +33236,7 @@
       </w:rPr>
     </w:lvl>
   </w:abstractNum>
-  <w:abstractNum w:abstractNumId="27" w15:restartNumberingAfterBreak="0">
+  <w:abstractNum w:abstractNumId="30" w15:restartNumberingAfterBreak="0">
     <w:nsid w:val="699536FE"/>
     <w:multiLevelType w:val="multilevel"/>
     <w:tmpl w:val="58007BD4"/>
@@ -32362,7 +33349,7 @@
       </w:rPr>
     </w:lvl>
   </w:abstractNum>
-  <w:abstractNum w:abstractNumId="28" w15:restartNumberingAfterBreak="0">
+  <w:abstractNum w:abstractNumId="31" w15:restartNumberingAfterBreak="0">
     <w:nsid w:val="6A725E7A"/>
     <w:multiLevelType w:val="multilevel"/>
     <w:tmpl w:val="E3DACB48"/>
@@ -32452,7 +33439,7 @@
       </w:pPr>
     </w:lvl>
   </w:abstractNum>
-  <w:abstractNum w:abstractNumId="29" w15:restartNumberingAfterBreak="0">
+  <w:abstractNum w:abstractNumId="32" w15:restartNumberingAfterBreak="0">
     <w:nsid w:val="749E326B"/>
     <w:multiLevelType w:val="multilevel"/>
     <w:tmpl w:val="59F45640"/>
@@ -32566,7 +33553,7 @@
       </w:rPr>
     </w:lvl>
   </w:abstractNum>
-  <w:abstractNum w:abstractNumId="30" w15:restartNumberingAfterBreak="0">
+  <w:abstractNum w:abstractNumId="33" w15:restartNumberingAfterBreak="0">
     <w:nsid w:val="76DE7AC6"/>
     <w:multiLevelType w:val="multilevel"/>
     <w:tmpl w:val="057A6BFC"/>
@@ -32679,7 +33666,7 @@
       </w:rPr>
     </w:lvl>
   </w:abstractNum>
-  <w:abstractNum w:abstractNumId="31" w15:restartNumberingAfterBreak="0">
+  <w:abstractNum w:abstractNumId="34" w15:restartNumberingAfterBreak="0">
     <w:nsid w:val="7833213F"/>
     <w:multiLevelType w:val="hybridMultilevel"/>
     <w:tmpl w:val="712628A2"/>
@@ -32765,13 +33752,99 @@
       </w:pPr>
     </w:lvl>
   </w:abstractNum>
-  <w:abstractNum w:abstractNumId="32" w15:restartNumberingAfterBreak="0">
+  <w:abstractNum w:abstractNumId="35" w15:restartNumberingAfterBreak="0">
+    <w:nsid w:val="788B4885"/>
+    <w:multiLevelType w:val="hybridMultilevel"/>
+    <w:tmpl w:val="D148585E"/>
+    <w:lvl w:ilvl="0" w:tplc="0409001B">
+      <w:start w:val="1"/>
+      <w:numFmt w:val="lowerRoman"/>
+      <w:lvlText w:val="%1."/>
+      <w:lvlJc w:val="right"/>
+      <w:pPr>
+        <w:ind w:left="720" w:hanging="360"/>
+      </w:pPr>
+    </w:lvl>
+    <w:lvl w:ilvl="1" w:tplc="04090019" w:tentative="1">
+      <w:start w:val="1"/>
+      <w:numFmt w:val="lowerLetter"/>
+      <w:lvlText w:val="%2."/>
+      <w:lvlJc w:val="left"/>
+      <w:pPr>
+        <w:ind w:left="1440" w:hanging="360"/>
+      </w:pPr>
+    </w:lvl>
+    <w:lvl w:ilvl="2" w:tplc="0409001B" w:tentative="1">
+      <w:start w:val="1"/>
+      <w:numFmt w:val="lowerRoman"/>
+      <w:lvlText w:val="%3."/>
+      <w:lvlJc w:val="right"/>
+      <w:pPr>
+        <w:ind w:left="2160" w:hanging="180"/>
+      </w:pPr>
+    </w:lvl>
+    <w:lvl w:ilvl="3" w:tplc="0409000F" w:tentative="1">
+      <w:start w:val="1"/>
+      <w:numFmt w:val="decimal"/>
+      <w:lvlText w:val="%4."/>
+      <w:lvlJc w:val="left"/>
+      <w:pPr>
+        <w:ind w:left="2880" w:hanging="360"/>
+      </w:pPr>
+    </w:lvl>
+    <w:lvl w:ilvl="4" w:tplc="04090019" w:tentative="1">
+      <w:start w:val="1"/>
+      <w:numFmt w:val="lowerLetter"/>
+      <w:lvlText w:val="%5."/>
+      <w:lvlJc w:val="left"/>
+      <w:pPr>
+        <w:ind w:left="3600" w:hanging="360"/>
+      </w:pPr>
+    </w:lvl>
+    <w:lvl w:ilvl="5" w:tplc="0409001B" w:tentative="1">
+      <w:start w:val="1"/>
+      <w:numFmt w:val="lowerRoman"/>
+      <w:lvlText w:val="%6."/>
+      <w:lvlJc w:val="right"/>
+      <w:pPr>
+        <w:ind w:left="4320" w:hanging="180"/>
+      </w:pPr>
+    </w:lvl>
+    <w:lvl w:ilvl="6" w:tplc="0409000F" w:tentative="1">
+      <w:start w:val="1"/>
+      <w:numFmt w:val="decimal"/>
+      <w:lvlText w:val="%7."/>
+      <w:lvlJc w:val="left"/>
+      <w:pPr>
+        <w:ind w:left="5040" w:hanging="360"/>
+      </w:pPr>
+    </w:lvl>
+    <w:lvl w:ilvl="7" w:tplc="04090019" w:tentative="1">
+      <w:start w:val="1"/>
+      <w:numFmt w:val="lowerLetter"/>
+      <w:lvlText w:val="%8."/>
+      <w:lvlJc w:val="left"/>
+      <w:pPr>
+        <w:ind w:left="5760" w:hanging="360"/>
+      </w:pPr>
+    </w:lvl>
+    <w:lvl w:ilvl="8" w:tplc="0409001B" w:tentative="1">
+      <w:start w:val="1"/>
+      <w:numFmt w:val="lowerRoman"/>
+      <w:lvlText w:val="%9."/>
+      <w:lvlJc w:val="right"/>
+      <w:pPr>
+        <w:ind w:left="6480" w:hanging="180"/>
+      </w:pPr>
+    </w:lvl>
+  </w:abstractNum>
+  <w:abstractNum w:abstractNumId="36" w15:restartNumberingAfterBreak="0">
     <w:nsid w:val="78AE08B6"/>
     <w:multiLevelType w:val="multilevel"/>
     <w:tmpl w:val="EE085CF0"/>
     <w:numStyleLink w:val="CurrentList2"/>
   </w:abstractNum>
-  <w:abstractNum w:abstractNumId="33" w15:restartNumberingAfterBreak="0">
+  <w:abstractNum w:abstractNumId="37" w15:restartNumberingAfterBreak="0">
     <w:nsid w:val="7BBB1260"/>
     <w:multiLevelType w:val="multilevel"/>
     <w:tmpl w:val="42C04C40"/>
@@ -32862,106 +33935,118 @@
     </w:lvl>
   </w:abstractNum>
   <w:num w:numId="1" w16cid:durableId="1531647482">
-    <w:abstractNumId w:val="15"/>
+    <w:abstractNumId w:val="17"/>
   </w:num>
   <w:num w:numId="2" w16cid:durableId="256793233">
-    <w:abstractNumId w:val="16"/>
+    <w:abstractNumId w:val="18"/>
   </w:num>
   <w:num w:numId="3" w16cid:durableId="1711026177">
-    <w:abstractNumId w:val="4"/>
+    <w:abstractNumId w:val="5"/>
   </w:num>
   <w:num w:numId="4" w16cid:durableId="1955138992">
-    <w:abstractNumId w:val="18"/>
+    <w:abstractNumId w:val="20"/>
   </w:num>
   <w:num w:numId="5" w16cid:durableId="659887840">
     <w:abstractNumId w:val="1"/>
   </w:num>
   <w:num w:numId="6" w16cid:durableId="249968759">
+    <w:abstractNumId w:val="14"/>
+  </w:num>
+  <w:num w:numId="7" w16cid:durableId="557208329">
+    <w:abstractNumId w:val="23"/>
+  </w:num>
+  <w:num w:numId="8" w16cid:durableId="2070760043">
+    <w:abstractNumId w:val="3"/>
+  </w:num>
+  <w:num w:numId="9" w16cid:durableId="1179077839">
+    <w:abstractNumId w:val="31"/>
+  </w:num>
+  <w:num w:numId="10" w16cid:durableId="2012563223">
+    <w:abstractNumId w:val="28"/>
+  </w:num>
+  <w:num w:numId="11" w16cid:durableId="1983927857">
     <w:abstractNumId w:val="12"/>
   </w:num>
-  <w:num w:numId="7" w16cid:durableId="557208329">
-    <w:abstractNumId w:val="21"/>
+  <w:num w:numId="12" w16cid:durableId="677004949">
+    <w:abstractNumId w:val="37"/>
   </w:num>
-  <w:num w:numId="8" w16cid:durableId="2070760043">
-    <w:abstractNumId w:val="2"/>
+  <w:num w:numId="13" w16cid:durableId="149450418">
+    <w:abstractNumId w:val="15"/>
   </w:num>
-  <w:num w:numId="9" w16cid:durableId="1179077839">
-    <w:abstractNumId w:val="28"/>
+  <w:num w:numId="14" w16cid:durableId="1679113107">
+    <w:abstractNumId w:val="13"/>
   </w:num>
-  <w:num w:numId="10" w16cid:durableId="2012563223">
+  <w:num w:numId="15" w16cid:durableId="337394579">
+    <w:abstractNumId w:val="9"/>
+  </w:num>
+  <w:num w:numId="16" w16cid:durableId="1040325212">
+    <w:abstractNumId w:val="10"/>
+  </w:num>
+  <w:num w:numId="17" w16cid:durableId="31469489">
+    <w:abstractNumId w:val="32"/>
+  </w:num>
+  <w:num w:numId="18" w16cid:durableId="1734506965">
+    <w:abstractNumId w:val="29"/>
+  </w:num>
+  <w:num w:numId="19" w16cid:durableId="1543328689">
+    <w:abstractNumId w:val="33"/>
+  </w:num>
+  <w:num w:numId="20" w16cid:durableId="1654064576">
     <w:abstractNumId w:val="25"/>
   </w:num>
-  <w:num w:numId="11" w16cid:durableId="1983927857">
-    <w:abstractNumId w:val="10"/>
+  <w:num w:numId="21" w16cid:durableId="485513725">
+    <w:abstractNumId w:val="27"/>
   </w:num>
-  <w:num w:numId="12" w16cid:durableId="677004949">
-    <w:abstractNumId w:val="33"/>
+  <w:num w:numId="22" w16cid:durableId="1194686380">
+    <w:abstractNumId w:val="16"/>
   </w:num>
-  <w:num w:numId="13" w16cid:durableId="149450418">
-    <w:abstractNumId w:val="13"/>
+  <w:num w:numId="23" w16cid:durableId="99109470">
+    <w:abstractNumId w:val="19"/>
   </w:num>
-  <w:num w:numId="14" w16cid:durableId="1679113107">
-    <w:abstractNumId w:val="11"/>
-  </w:num>
-  <w:num w:numId="15" w16cid:durableId="337394579">
-    <w:abstractNumId w:val="7"/>
-  </w:num>
-  <w:num w:numId="16" w16cid:durableId="1040325212">
-    <w:abstractNumId w:val="8"/>
-  </w:num>
-  <w:num w:numId="17" w16cid:durableId="31469489">
-    <w:abstractNumId w:val="29"/>
-  </w:num>
-  <w:num w:numId="18" w16cid:durableId="1734506965">
+  <w:num w:numId="24" w16cid:durableId="780993424">
     <w:abstractNumId w:val="26"/>
   </w:num>
-  <w:num w:numId="19" w16cid:durableId="1543328689">
-    <w:abstractNumId w:val="30"/>
-  </w:num>
-  <w:num w:numId="20" w16cid:durableId="1654064576">
-    <w:abstractNumId w:val="22"/>
-  </w:num>
-  <w:num w:numId="21" w16cid:durableId="485513725">
-    <w:abstractNumId w:val="24"/>
-  </w:num>
-  <w:num w:numId="22" w16cid:durableId="1194686380">
-    <w:abstractNumId w:val="14"/>
-  </w:num>
-  <w:num w:numId="23" w16cid:durableId="99109470">
-    <w:abstractNumId w:val="17"/>
-  </w:num>
-  <w:num w:numId="24" w16cid:durableId="780993424">
-    <w:abstractNumId w:val="23"/>
-  </w:num>
   <w:num w:numId="25" w16cid:durableId="578103108">
-    <w:abstractNumId w:val="3"/>
+    <w:abstractNumId w:val="4"/>
   </w:num>
   <w:num w:numId="26" w16cid:durableId="471947418">
     <w:abstractNumId w:val="0"/>
   </w:num>
   <w:num w:numId="27" w16cid:durableId="525753874">
+    <w:abstractNumId w:val="7"/>
+  </w:num>
+  <w:num w:numId="28" w16cid:durableId="2030795667">
+    <w:abstractNumId w:val="36"/>
+  </w:num>
+  <w:num w:numId="29" w16cid:durableId="1503812365">
+    <w:abstractNumId w:val="21"/>
+  </w:num>
+  <w:num w:numId="30" w16cid:durableId="1034383239">
+    <w:abstractNumId w:val="30"/>
+  </w:num>
+  <w:num w:numId="31" w16cid:durableId="1500846972">
     <w:abstractNumId w:val="6"/>
   </w:num>
-  <w:num w:numId="28" w16cid:durableId="2030795667">
-    <w:abstractNumId w:val="32"/>
-  </w:num>
-  <w:num w:numId="29" w16cid:durableId="1503812365">
-    <w:abstractNumId w:val="19"/>
-  </w:num>
-  <w:num w:numId="30" w16cid:durableId="1034383239">
-    <w:abstractNumId w:val="27"/>
-  </w:num>
-  <w:num w:numId="31" w16cid:durableId="1500846972">
-    <w:abstractNumId w:val="5"/>
-  </w:num>
   <w:num w:numId="32" w16cid:durableId="328405588">
-    <w:abstractNumId w:val="20"/>
+    <w:abstractNumId w:val="22"/>
   </w:num>
   <w:num w:numId="33" w16cid:durableId="1782336223">
-    <w:abstractNumId w:val="9"/>
+    <w:abstractNumId w:val="11"/>
   </w:num>
   <w:num w:numId="34" w16cid:durableId="185560824">
-    <w:abstractNumId w:val="31"/>
+    <w:abstractNumId w:val="34"/>
+  </w:num>
+  <w:num w:numId="35" w16cid:durableId="1447192804">
+    <w:abstractNumId w:val="24"/>
+  </w:num>
+  <w:num w:numId="36" w16cid:durableId="148134180">
+    <w:abstractNumId w:val="35"/>
+  </w:num>
+  <w:num w:numId="37" w16cid:durableId="535578501">
+    <w:abstractNumId w:val="2"/>
+  </w:num>
+  <w:num w:numId="38" w16cid:durableId="649095895">
+    <w:abstractNumId w:val="8"/>
   </w:num>
   <w:numIdMacAtCleanup w:val="32"/>
 </w:numbering>
@@ -33459,7 +34544,6 @@
   <w:style w:type="character" w:default="1" w:styleId="DefaultParagraphFont">
     <w:name w:val="Default Paragraph Font"/>
     <w:uiPriority w:val="1"/>
-    <w:semiHidden/>
     <w:unhideWhenUsed/>
   </w:style>
   <w:style w:type="table" w:default="1" w:styleId="TableNormal">
@@ -34733,7 +35817,7 @@
 </file>
 
 <file path=word/glossary/document.xml><?xml version="1.0" encoding="utf-8"?>
-<w:glossaryDocument xmlns:wpc="http://schemas.microsoft.com/office/word/2010/wordprocessingCanvas" xmlns:cx="http://schemas.microsoft.com/office/drawing/2014/chartex" xmlns:cx1="http://schemas.microsoft.com/office/drawing/2015/9/8/chartex" xmlns:cx2="http://schemas.microsoft.com/office/drawing/2015/10/21/chartex" xmlns:cx3="http://schemas.microsoft.com/office/drawing/2016/5/9/chartex" xmlns:cx4="http://schemas.microsoft.com/office/drawing/2016/5/10/chartex" xmlns:cx5="http://schemas.microsoft.com/office/drawing/2016/5/11/chartex" xmlns:cx6="http://schemas.microsoft.com/office/drawing/2016/5/12/chartex" xmlns:cx7="http://schemas.microsoft.com/office/drawing/2016/5/13/chartex" xmlns:cx8="http://schemas.microsoft.com/office/drawing/2016/5/14/chartex" xmlns:mc="http://schemas.openxmlformats.org/markup-compatibility/2006" xmlns:aink="http://schemas.microsoft.com/office/drawing/2016/ink" xmlns:am3d="http://schemas.microsoft.com/office/drawing/2017/model3d" xmlns:o="urn:schemas-microsoft-com:office:office" xmlns:oel="http://schemas.microsoft.com/office/2019/extlst" xmlns:r="http://schemas.openxmlformats.org/officeDocument/2006/relationships" xmlns:m="http://schemas.openxmlformats.org/officeDocument/2006/math" xmlns:v="urn:schemas-microsoft-com:vml" xmlns:wp14="http://schemas.microsoft.com/office/word/2010/wordprocessingDrawing" xmlns:wp="http://schemas.openxmlformats.org/drawingml/2006/wordprocessingDrawing" xmlns:w10="urn:schemas-microsoft-com:office:word" xmlns:w="http://schemas.openxmlformats.org/wordprocessingml/2006/main" xmlns:w14="http://schemas.microsoft.com/office/word/2010/wordml" xmlns:w15="http://schemas.microsoft.com/office/word/2012/wordml" xmlns:w16cex="http://schemas.microsoft.com/office/word/2018/wordml/cex" xmlns:w16cid="http://schemas.microsoft.com/office/word/2016/wordml/cid" xmlns:w16="http://schemas.microsoft.com/office/word/2018/wordml" xmlns:w16du="http://schemas.microsoft.com/office/word/2023/wordml/word16du" xmlns:w16sdtdh="http://schemas.microsoft.com/office/word/2020/wordml/sdtdatahash" xmlns:w16sdtfl="http://schemas.microsoft.com/office/word/2024/wordml/sdtformatlock" xmlns:w16se="http://schemas.microsoft.com/office/word/2015/wordml/symex" xmlns:wpg="http://schemas.microsoft.com/office/word/2010/wordprocessingGroup" xmlns:wpi="http://schemas.microsoft.com/office/word/2010/wordprocessingInk" xmlns:wne="http://schemas.microsoft.com/office/word/2006/wordml" xmlns:wps="http://schemas.microsoft.com/office/word/2010/wordprocessingShape" mc:Ignorable="w14 w15 w16se w16cid w16 w16cex w16sdtdh w16sdtfl w16du wp14">
+<w:glossaryDocument xmlns:wpc="http://schemas.microsoft.com/office/word/2010/wordprocessingCanvas" xmlns:cx="http://schemas.microsoft.com/office/drawing/2014/chartex" xmlns:cx1="http://schemas.microsoft.com/office/drawing/2015/9/8/chartex" xmlns:cx2="http://schemas.microsoft.com/office/drawing/2015/10/21/chartex" xmlns:cx3="http://schemas.microsoft.com/office/drawing/2016/5/9/chartex" xmlns:cx4="http://schemas.microsoft.com/office/drawing/2016/5/10/chartex" xmlns:cx5="http://schemas.microsoft.com/office/drawing/2016/5/11/chartex" xmlns:cx6="http://schemas.microsoft.com/office/drawing/2016/5/12/chartex" xmlns:cx7="http://schemas.microsoft.com/office/drawing/2016/5/13/chartex" xmlns:cx8="http://schemas.microsoft.com/office/drawing/2016/5/14/chartex" xmlns:mc="http://schemas.openxmlformats.org/markup-compatibility/2006" xmlns:aink="http://schemas.microsoft.com/office/drawing/2016/ink" xmlns:am3d="http://schemas.microsoft.com/office/drawing/2017/model3d" xmlns:o="urn:schemas-microsoft-com:office:office" xmlns:oel="http://schemas.microsoft.com/office/2019/extlst" xmlns:r="http://schemas.openxmlformats.org/officeDocument/2006/relationships" xmlns:m="http://schemas.openxmlformats.org/officeDocument/2006/math" xmlns:v="urn:schemas-microsoft-com:vml" xmlns:wp14="http://schemas.microsoft.com/office/word/2010/wordprocessingDrawing" xmlns:wp="http://schemas.openxmlformats.org/drawingml/2006/wordprocessingDrawing" xmlns:w10="urn:schemas-microsoft-com:office:word" xmlns:w="http://schemas.openxmlformats.org/wordprocessingml/2006/main" xmlns:w14="http://schemas.microsoft.com/office/word/2010/wordml" xmlns:w15="http://schemas.microsoft.com/office/word/2012/wordml" xmlns:w16cei="http://schemas.microsoft.com/office/word/2026/wordml/cei" xmlns:w16cex="http://schemas.microsoft.com/office/word/2018/wordml/cex" xmlns:w16cid="http://schemas.microsoft.com/office/word/2016/wordml/cid" xmlns:w16="http://schemas.microsoft.com/office/word/2018/wordml" xmlns:w16du="http://schemas.microsoft.com/office/word/2023/wordml/word16du" xmlns:w16sdtdh="http://schemas.microsoft.com/office/word/2020/wordml/sdtdatahash" xmlns:w16sdtfl="http://schemas.microsoft.com/office/word/2024/wordml/sdtformatlock" xmlns:w16se="http://schemas.microsoft.com/office/word/2015/wordml/symex" xmlns:wpg="http://schemas.microsoft.com/office/word/2010/wordprocessingGroup" xmlns:wpi="http://schemas.microsoft.com/office/word/2010/wordprocessingInk" xmlns:wne="http://schemas.microsoft.com/office/word/2006/wordml" xmlns:wps="http://schemas.microsoft.com/office/word/2010/wordprocessingShape" mc:Ignorable="w14 w15 w16se w16cid w16 w16cex w16sdtdh w16sdtfl w16du wp14">
   <w:docParts>
     <w:docPart>
       <w:docPartPr>
@@ -34911,17 +35995,23 @@
     <w:rsid w:val="00071E3B"/>
     <w:rsid w:val="00074F92"/>
     <w:rsid w:val="001A0513"/>
+    <w:rsid w:val="00267789"/>
     <w:rsid w:val="00297F10"/>
     <w:rsid w:val="002B0BA0"/>
     <w:rsid w:val="003564D5"/>
     <w:rsid w:val="00384720"/>
     <w:rsid w:val="00444674"/>
+    <w:rsid w:val="004460A3"/>
     <w:rsid w:val="00482973"/>
     <w:rsid w:val="004D0FC9"/>
     <w:rsid w:val="0051098A"/>
     <w:rsid w:val="006306B9"/>
+    <w:rsid w:val="006873BD"/>
     <w:rsid w:val="00733D78"/>
+    <w:rsid w:val="008235E4"/>
     <w:rsid w:val="008239FB"/>
+    <w:rsid w:val="008301BD"/>
+    <w:rsid w:val="0089604E"/>
     <w:rsid w:val="009F1064"/>
     <w:rsid w:val="00A10618"/>
     <w:rsid w:val="00B21A8D"/>
